--- a/LIFE748_assignment.docx
+++ b/LIFE748_assignment.docx
@@ -2391,15 +2391,7 @@
           <w:sz w:val="22"/>
           <w:szCs w:val="22"/>
         </w:rPr>
-        <w:t xml:space="preserve"> </w:t>
-      </w:r>
-      <w:r>
-        <w:rPr>
-          <w:rFonts w:ascii="Calibri" w:hAnsi="Calibri" w:cs="Calibri"/>
-          <w:sz w:val="22"/>
-          <w:szCs w:val="22"/>
-        </w:rPr>
-        <w:t>DNA</w:t>
+        <w:t xml:space="preserve"> DNA</w:t>
       </w:r>
       <w:r>
         <w:rPr>
@@ -3782,9 +3774,9 @@
           <w:szCs w:val="22"/>
         </w:rPr>
         <w:drawing>
-          <wp:inline distT="0" distB="0" distL="0" distR="0" wp14:anchorId="3CB5F4AD" wp14:editId="2B7872A1">
-            <wp:extent cx="2111794" cy="3143250"/>
-            <wp:effectExtent l="0" t="0" r="3175" b="0"/>
+          <wp:inline distT="0" distB="0" distL="0" distR="0" wp14:anchorId="3CB5F4AD" wp14:editId="013CB606">
+            <wp:extent cx="2759103" cy="4106723"/>
+            <wp:effectExtent l="0" t="0" r="3175" b="8255"/>
             <wp:docPr id="1914350023" name="Picture 1"/>
             <wp:cNvGraphicFramePr>
               <a:graphicFrameLocks xmlns:a="http://schemas.openxmlformats.org/drawingml/2006/main" noChangeAspect="1"/>
@@ -3805,7 +3797,7 @@
                   <pic:spPr>
                     <a:xfrm>
                       <a:off x="0" y="0"/>
-                      <a:ext cx="2117743" cy="3152105"/>
+                      <a:ext cx="2778895" cy="4136182"/>
                     </a:xfrm>
                     <a:prstGeom prst="rect">
                       <a:avLst/>
@@ -4024,39 +4016,7 @@
           <w:sz w:val="22"/>
           <w:szCs w:val="22"/>
         </w:rPr>
-        <w:t xml:space="preserve">Higher diversity and noise were evident in the right cluster </w:t>
-      </w:r>
-      <w:r>
-        <w:rPr>
-          <w:rFonts w:ascii="Calibri" w:hAnsi="Calibri" w:cs="Calibri"/>
-          <w:sz w:val="22"/>
-          <w:szCs w:val="22"/>
-        </w:rPr>
-        <w:t>with</w:t>
-      </w:r>
-      <w:r>
-        <w:rPr>
-          <w:rFonts w:ascii="Calibri" w:hAnsi="Calibri" w:cs="Calibri"/>
-          <w:sz w:val="22"/>
-          <w:szCs w:val="22"/>
-        </w:rPr>
-        <w:t xml:space="preserve"> </w:t>
-      </w:r>
-      <w:r>
-        <w:rPr>
-          <w:rFonts w:ascii="Calibri" w:hAnsi="Calibri" w:cs="Calibri"/>
-          <w:sz w:val="22"/>
-          <w:szCs w:val="22"/>
-        </w:rPr>
-        <w:t>more</w:t>
-      </w:r>
-      <w:r>
-        <w:rPr>
-          <w:rFonts w:ascii="Calibri" w:hAnsi="Calibri" w:cs="Calibri"/>
-          <w:sz w:val="22"/>
-          <w:szCs w:val="22"/>
-        </w:rPr>
-        <w:t xml:space="preserve"> sub-clustering and varying branch heights.</w:t>
+        <w:t>Higher diversity and noise were evident in the right cluster with more sub-clustering and varying branch heights.</w:t>
       </w:r>
       <w:r>
         <w:rPr>
@@ -4286,6 +4246,77 @@
           <w:szCs w:val="22"/>
         </w:rPr>
       </w:pPr>
+      <w:r>
+        <w:rPr>
+          <w:noProof/>
+        </w:rPr>
+        <mc:AlternateContent>
+          <mc:Choice Requires="wps">
+            <w:drawing>
+              <wp:inline distT="0" distB="0" distL="0" distR="0" wp14:anchorId="3137E1F1" wp14:editId="40FCC522">
+                <wp:extent cx="326390" cy="326390"/>
+                <wp:effectExtent l="0" t="0" r="0" b="0"/>
+                <wp:docPr id="1694722777" name="Rectangle 1"/>
+                <wp:cNvGraphicFramePr>
+                  <a:graphicFrameLocks xmlns:a="http://schemas.openxmlformats.org/drawingml/2006/main" noChangeAspect="1"/>
+                </wp:cNvGraphicFramePr>
+                <a:graphic xmlns:a="http://schemas.openxmlformats.org/drawingml/2006/main">
+                  <a:graphicData uri="http://schemas.microsoft.com/office/word/2010/wordprocessingShape">
+                    <wps:wsp>
+                      <wps:cNvSpPr>
+                        <a:spLocks noChangeAspect="1" noChangeArrowheads="1"/>
+                      </wps:cNvSpPr>
+                      <wps:spPr bwMode="auto">
+                        <a:xfrm>
+                          <a:off x="0" y="0"/>
+                          <a:ext cx="326390" cy="326390"/>
+                        </a:xfrm>
+                        <a:prstGeom prst="rect">
+                          <a:avLst/>
+                        </a:prstGeom>
+                        <a:noFill/>
+                        <a:ln>
+                          <a:noFill/>
+                        </a:ln>
+                        <a:extLst>
+                          <a:ext uri="{909E8E84-426E-40DD-AFC4-6F175D3DCCD1}">
+                            <a14:hiddenFill xmlns:a14="http://schemas.microsoft.com/office/drawing/2010/main">
+                              <a:solidFill>
+                                <a:srgbClr val="FFFFFF"/>
+                              </a:solidFill>
+                            </a14:hiddenFill>
+                          </a:ext>
+                          <a:ext uri="{91240B29-F687-4F45-9708-019B960494DF}">
+                            <a14:hiddenLine xmlns:a14="http://schemas.microsoft.com/office/drawing/2010/main" w="9525">
+                              <a:solidFill>
+                                <a:srgbClr val="000000"/>
+                              </a:solidFill>
+                              <a:miter lim="800000"/>
+                              <a:headEnd/>
+                              <a:tailEnd/>
+                            </a14:hiddenLine>
+                          </a:ext>
+                        </a:extLst>
+                      </wps:spPr>
+                      <wps:bodyPr rot="0" vert="horz" wrap="square" lIns="91440" tIns="45720" rIns="91440" bIns="45720" anchor="t" anchorCtr="0" upright="1">
+                        <a:noAutofit/>
+                      </wps:bodyPr>
+                    </wps:wsp>
+                  </a:graphicData>
+                </a:graphic>
+              </wp:inline>
+            </w:drawing>
+          </mc:Choice>
+          <mc:Fallback>
+            <w:pict>
+              <v:rect w14:anchorId="2C40A409" id="Rectangle 1" o:spid="_x0000_s1026" style="width:25.7pt;height:25.7pt;visibility:visible;mso-wrap-style:square;mso-left-percent:-10001;mso-top-percent:-10001;mso-position-horizontal:absolute;mso-position-horizontal-relative:char;mso-position-vertical:absolute;mso-position-vertical-relative:line;mso-left-percent:-10001;mso-top-percent:-10001;v-text-anchor:top" o:gfxdata="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" filled="f" stroked="f">
+                <o:lock v:ext="edit" aspectratio="t"/>
+                <w10:anchorlock/>
+              </v:rect>
+            </w:pict>
+          </mc:Fallback>
+        </mc:AlternateContent>
+      </w:r>
       <w:r>
         <w:rPr>
           <w:rFonts w:ascii="Calibri" w:hAnsi="Calibri" w:cs="Calibri"/>
@@ -4473,9 +4504,20 @@
           <w:szCs w:val="22"/>
         </w:rPr>
       </w:pPr>
-      <w:r>
-        <w:rPr>
-          <w:rFonts w:ascii="Calibri" w:hAnsi="Calibri" w:cs="Calibri"/>
+    </w:p>
+    <w:p>
+      <w:pPr>
+        <w:jc w:val="center"/>
+        <w:rPr>
+          <w:rFonts w:ascii="Calibri" w:hAnsi="Calibri" w:cs="Calibri"/>
+          <w:sz w:val="22"/>
+          <w:szCs w:val="22"/>
+        </w:rPr>
+      </w:pPr>
+      <w:r>
+        <w:rPr>
+          <w:rFonts w:ascii="Calibri" w:hAnsi="Calibri" w:cs="Calibri"/>
+          <w:noProof/>
           <w:sz w:val="22"/>
           <w:szCs w:val="22"/>
         </w:rPr>
@@ -4600,7 +4642,147 @@
           <w:sz w:val="22"/>
           <w:szCs w:val="22"/>
         </w:rPr>
-        <w:t>For supervised clustering, initial training revealed the LDA classifier demonstrate</w:t>
+        <w:t xml:space="preserve">For supervised </w:t>
+      </w:r>
+      <w:r>
+        <w:rPr>
+          <w:rFonts w:ascii="Calibri" w:hAnsi="Calibri" w:cs="Calibri"/>
+          <w:sz w:val="22"/>
+          <w:szCs w:val="22"/>
+        </w:rPr>
+        <w:t>classification</w:t>
+      </w:r>
+      <w:r>
+        <w:rPr>
+          <w:rFonts w:ascii="Calibri" w:hAnsi="Calibri" w:cs="Calibri"/>
+          <w:sz w:val="22"/>
+          <w:szCs w:val="22"/>
+        </w:rPr>
+        <w:t xml:space="preserve">, initial training revealed </w:t>
+      </w:r>
+      <w:r>
+        <w:rPr>
+          <w:rFonts w:ascii="Calibri" w:hAnsi="Calibri" w:cs="Calibri"/>
+          <w:sz w:val="22"/>
+          <w:szCs w:val="22"/>
+        </w:rPr>
+        <w:t xml:space="preserve">near-perfect performance of SVM using the linear </w:t>
+      </w:r>
+      <w:proofErr w:type="spellStart"/>
+      <w:r>
+        <w:rPr>
+          <w:rFonts w:ascii="Calibri" w:hAnsi="Calibri" w:cs="Calibri"/>
+          <w:sz w:val="22"/>
+          <w:szCs w:val="22"/>
+        </w:rPr>
+        <w:t>kernal</w:t>
+      </w:r>
+      <w:proofErr w:type="spellEnd"/>
+      <w:r>
+        <w:rPr>
+          <w:rFonts w:ascii="Calibri" w:hAnsi="Calibri" w:cs="Calibri"/>
+          <w:sz w:val="22"/>
+          <w:szCs w:val="22"/>
+        </w:rPr>
+        <w:t xml:space="preserve"> </w:t>
+      </w:r>
+      <w:r>
+        <w:rPr>
+          <w:rFonts w:ascii="Calibri" w:hAnsi="Calibri" w:cs="Calibri"/>
+          <w:sz w:val="22"/>
+          <w:szCs w:val="22"/>
+        </w:rPr>
+        <w:t xml:space="preserve">(accuracy = </w:t>
+      </w:r>
+      <w:proofErr w:type="gramStart"/>
+      <w:r>
+        <w:rPr>
+          <w:rFonts w:ascii="Calibri" w:hAnsi="Calibri" w:cs="Calibri"/>
+          <w:sz w:val="22"/>
+          <w:szCs w:val="22"/>
+        </w:rPr>
+        <w:t xml:space="preserve">1.00 </w:t>
+      </w:r>
+      <w:r>
+        <w:rPr>
+          <w:rFonts w:ascii="Calibri" w:hAnsi="Calibri" w:cs="Calibri"/>
+          <w:sz w:val="22"/>
+          <w:szCs w:val="22"/>
+        </w:rPr>
+        <w:t>,</w:t>
+      </w:r>
+      <w:proofErr w:type="gramEnd"/>
+      <w:r>
+        <w:rPr>
+          <w:rFonts w:ascii="Calibri" w:hAnsi="Calibri" w:cs="Calibri"/>
+          <w:sz w:val="22"/>
+          <w:szCs w:val="22"/>
+        </w:rPr>
+        <w:t xml:space="preserve"> p-value = </w:t>
+      </w:r>
+      <w:r>
+        <w:rPr>
+          <w:rFonts w:ascii="Calibri" w:hAnsi="Calibri" w:cs="Calibri"/>
+          <w:sz w:val="22"/>
+          <w:szCs w:val="22"/>
+        </w:rPr>
+        <w:t>6.104e-05</w:t>
+      </w:r>
+      <w:r>
+        <w:rPr>
+          <w:rFonts w:ascii="Calibri" w:hAnsi="Calibri" w:cs="Calibri"/>
+          <w:sz w:val="22"/>
+          <w:szCs w:val="22"/>
+        </w:rPr>
+        <w:t xml:space="preserve">, sensitivity = </w:t>
+      </w:r>
+      <w:r>
+        <w:rPr>
+          <w:rFonts w:ascii="Calibri" w:hAnsi="Calibri" w:cs="Calibri"/>
+          <w:sz w:val="22"/>
+          <w:szCs w:val="22"/>
+        </w:rPr>
+        <w:t>1.00</w:t>
+      </w:r>
+      <w:r>
+        <w:rPr>
+          <w:rFonts w:ascii="Calibri" w:hAnsi="Calibri" w:cs="Calibri"/>
+          <w:sz w:val="22"/>
+          <w:szCs w:val="22"/>
+        </w:rPr>
+        <w:t>, specificity = 1.0</w:t>
+      </w:r>
+      <w:r>
+        <w:rPr>
+          <w:rFonts w:ascii="Calibri" w:hAnsi="Calibri" w:cs="Calibri"/>
+          <w:sz w:val="22"/>
+          <w:szCs w:val="22"/>
+        </w:rPr>
+        <w:t>0</w:t>
+      </w:r>
+      <w:r>
+        <w:rPr>
+          <w:rFonts w:ascii="Calibri" w:hAnsi="Calibri" w:cs="Calibri"/>
+          <w:sz w:val="22"/>
+          <w:szCs w:val="22"/>
+        </w:rPr>
+        <w:t xml:space="preserve">). </w:t>
+      </w:r>
+      <w:r>
+        <w:rPr>
+          <w:rFonts w:ascii="Calibri" w:hAnsi="Calibri" w:cs="Calibri"/>
+          <w:sz w:val="22"/>
+          <w:szCs w:val="22"/>
+        </w:rPr>
+        <w:t>T</w:t>
+      </w:r>
+      <w:r>
+        <w:rPr>
+          <w:rFonts w:ascii="Calibri" w:hAnsi="Calibri" w:cs="Calibri"/>
+          <w:sz w:val="22"/>
+          <w:szCs w:val="22"/>
+        </w:rPr>
+        <w:t>he LDA classifier demonstrate</w:t>
       </w:r>
       <w:r>
         <w:rPr>
@@ -4616,84 +4798,6 @@
           <w:sz w:val="22"/>
           <w:szCs w:val="22"/>
         </w:rPr>
-        <w:t xml:space="preserve"> higher accuracy and sensitivity (accuracy = 0.929, p-value = 0.000916, sensitivity = 1.00, specificity = 0.874, </w:t>
-      </w:r>
-      <w:proofErr w:type="spellStart"/>
-      <w:r>
-        <w:rPr>
-          <w:rFonts w:ascii="Calibri" w:hAnsi="Calibri" w:cs="Calibri"/>
-          <w:sz w:val="22"/>
-          <w:szCs w:val="22"/>
-        </w:rPr>
-        <w:t>mcnemar’s</w:t>
-      </w:r>
-      <w:proofErr w:type="spellEnd"/>
-      <w:r>
-        <w:rPr>
-          <w:rFonts w:ascii="Calibri" w:hAnsi="Calibri" w:cs="Calibri"/>
-          <w:sz w:val="22"/>
-          <w:szCs w:val="22"/>
-        </w:rPr>
-        <w:t xml:space="preserve"> = 1.00) while SVM had </w:t>
-      </w:r>
-      <w:r>
-        <w:rPr>
-          <w:rFonts w:ascii="Calibri" w:hAnsi="Calibri" w:cs="Calibri"/>
-          <w:sz w:val="22"/>
-          <w:szCs w:val="22"/>
-        </w:rPr>
-        <w:t>superior</w:t>
-      </w:r>
-      <w:r>
-        <w:rPr>
-          <w:rFonts w:ascii="Calibri" w:hAnsi="Calibri" w:cs="Calibri"/>
-          <w:sz w:val="22"/>
-          <w:szCs w:val="22"/>
-        </w:rPr>
-        <w:t xml:space="preserve"> specificity (accuracy = 0.857, p-value = 0.00647, sensitivity = 0.714, specificity = 1.00, </w:t>
-      </w:r>
-      <w:proofErr w:type="spellStart"/>
-      <w:r>
-        <w:rPr>
-          <w:rFonts w:ascii="Calibri" w:hAnsi="Calibri" w:cs="Calibri"/>
-          <w:sz w:val="22"/>
-          <w:szCs w:val="22"/>
-        </w:rPr>
-        <w:t>mcnemar’s</w:t>
-      </w:r>
-      <w:proofErr w:type="spellEnd"/>
-      <w:r>
-        <w:rPr>
-          <w:rFonts w:ascii="Calibri" w:hAnsi="Calibri" w:cs="Calibri"/>
-          <w:sz w:val="22"/>
-          <w:szCs w:val="22"/>
-        </w:rPr>
-        <w:t xml:space="preserve"> = 0.480). Logistic regression underperformed in all aspects (accuracy =0.7857, p-value = 0.0267, sensitivity = 0.714, specificity = 0.857, </w:t>
-      </w:r>
-      <w:proofErr w:type="spellStart"/>
-      <w:r>
-        <w:rPr>
-          <w:rFonts w:ascii="Calibri" w:hAnsi="Calibri" w:cs="Calibri"/>
-          <w:sz w:val="22"/>
-          <w:szCs w:val="22"/>
-        </w:rPr>
-        <w:t>mcnemar’s</w:t>
-      </w:r>
-      <w:proofErr w:type="spellEnd"/>
-      <w:r>
-        <w:rPr>
-          <w:rFonts w:ascii="Calibri" w:hAnsi="Calibri" w:cs="Calibri"/>
-          <w:sz w:val="22"/>
-          <w:szCs w:val="22"/>
-        </w:rPr>
-        <w:t xml:space="preserve"> = 1). However, under K-fold cross validation, SVM outperformed LDA in terms of predictive power and reproducibility. SVM consistently had </w:t>
-      </w:r>
-      <w:r>
-        <w:rPr>
-          <w:rFonts w:ascii="Calibri" w:hAnsi="Calibri" w:cs="Calibri"/>
-          <w:sz w:val="22"/>
-          <w:szCs w:val="22"/>
-        </w:rPr>
         <w:t xml:space="preserve"> </w:t>
       </w:r>
       <w:r>
@@ -4702,7 +4806,295 @@
           <w:sz w:val="22"/>
           <w:szCs w:val="22"/>
         </w:rPr>
-        <w:t xml:space="preserve"> higher accuracy and stability (accuracy = 0.878, kappa = 0.753)</w:t>
+        <w:t>comparable sensitivity but lacked in other metrics</w:t>
+      </w:r>
+      <w:r>
+        <w:rPr>
+          <w:rFonts w:ascii="Calibri" w:hAnsi="Calibri" w:cs="Calibri"/>
+          <w:sz w:val="22"/>
+          <w:szCs w:val="22"/>
+        </w:rPr>
+        <w:t xml:space="preserve"> (accuracy = 0.929, p-value = 0.000916, sensitivity = 1.00, specificity = 0.874)</w:t>
+      </w:r>
+      <w:r>
+        <w:rPr>
+          <w:rFonts w:ascii="Calibri" w:hAnsi="Calibri" w:cs="Calibri"/>
+          <w:sz w:val="22"/>
+          <w:szCs w:val="22"/>
+        </w:rPr>
+        <w:t xml:space="preserve">. </w:t>
+      </w:r>
+      <w:r>
+        <w:rPr>
+          <w:rFonts w:ascii="Calibri" w:hAnsi="Calibri" w:cs="Calibri"/>
+          <w:sz w:val="22"/>
+          <w:szCs w:val="22"/>
+        </w:rPr>
+        <w:t>Logistic regression underperformed in all aspects (accuracy =0.7857, p-value = 0.02</w:t>
+      </w:r>
+      <w:r>
+        <w:rPr>
+          <w:rFonts w:ascii="Calibri" w:hAnsi="Calibri" w:cs="Calibri"/>
+          <w:sz w:val="22"/>
+          <w:szCs w:val="22"/>
+        </w:rPr>
+        <w:t>87</w:t>
+      </w:r>
+      <w:r>
+        <w:rPr>
+          <w:rFonts w:ascii="Calibri" w:hAnsi="Calibri" w:cs="Calibri"/>
+          <w:sz w:val="22"/>
+          <w:szCs w:val="22"/>
+        </w:rPr>
+        <w:t>, sensitivity = 0.714, specificity = 0.857). However, under K-fold cross validation</w:t>
+      </w:r>
+      <w:r>
+        <w:rPr>
+          <w:rFonts w:ascii="Calibri" w:hAnsi="Calibri" w:cs="Calibri"/>
+          <w:sz w:val="22"/>
+          <w:szCs w:val="22"/>
+        </w:rPr>
+        <w:t>, the linear SVM was the most robust and reproducible</w:t>
+      </w:r>
+      <w:r>
+        <w:rPr>
+          <w:rFonts w:ascii="Calibri" w:hAnsi="Calibri" w:cs="Calibri"/>
+          <w:sz w:val="22"/>
+          <w:szCs w:val="22"/>
+        </w:rPr>
+        <w:t xml:space="preserve"> which</w:t>
+      </w:r>
+      <w:r>
+        <w:rPr>
+          <w:rFonts w:ascii="Calibri" w:hAnsi="Calibri" w:cs="Calibri"/>
+          <w:sz w:val="22"/>
+          <w:szCs w:val="22"/>
+        </w:rPr>
+        <w:t xml:space="preserve"> consistently had higher accuracy</w:t>
+      </w:r>
+      <w:r>
+        <w:rPr>
+          <w:rFonts w:ascii="Calibri" w:hAnsi="Calibri" w:cs="Calibri"/>
+          <w:sz w:val="22"/>
+          <w:szCs w:val="22"/>
+        </w:rPr>
+        <w:t xml:space="preserve"> (0.918), sensitivity (0.900), specificity</w:t>
+      </w:r>
+      <w:r>
+        <w:rPr>
+          <w:rFonts w:ascii="Calibri" w:hAnsi="Calibri" w:cs="Calibri"/>
+          <w:sz w:val="22"/>
+          <w:szCs w:val="22"/>
+        </w:rPr>
+        <w:t xml:space="preserve"> </w:t>
+      </w:r>
+      <w:r>
+        <w:rPr>
+          <w:rFonts w:ascii="Calibri" w:hAnsi="Calibri" w:cs="Calibri"/>
+          <w:sz w:val="22"/>
+          <w:szCs w:val="22"/>
+        </w:rPr>
+        <w:t xml:space="preserve">(0.976) and </w:t>
+      </w:r>
+      <w:r>
+        <w:rPr>
+          <w:rFonts w:ascii="Calibri" w:hAnsi="Calibri" w:cs="Calibri"/>
+          <w:sz w:val="22"/>
+          <w:szCs w:val="22"/>
+        </w:rPr>
+        <w:t>stability</w:t>
+      </w:r>
+      <w:r>
+        <w:rPr>
+          <w:rFonts w:ascii="Calibri" w:hAnsi="Calibri" w:cs="Calibri"/>
+          <w:sz w:val="22"/>
+          <w:szCs w:val="22"/>
+        </w:rPr>
+        <w:t xml:space="preserve"> (0.818). </w:t>
+      </w:r>
+      <w:r>
+        <w:rPr>
+          <w:rFonts w:ascii="Calibri" w:hAnsi="Calibri" w:cs="Calibri"/>
+          <w:sz w:val="22"/>
+          <w:szCs w:val="22"/>
+        </w:rPr>
+        <w:t xml:space="preserve">LDA had fluctuating performances with </w:t>
+      </w:r>
+      <w:r>
+        <w:rPr>
+          <w:rFonts w:ascii="Calibri" w:hAnsi="Calibri" w:cs="Calibri"/>
+          <w:sz w:val="22"/>
+          <w:szCs w:val="22"/>
+        </w:rPr>
+        <w:t>significantly degraded</w:t>
+      </w:r>
+      <w:r>
+        <w:rPr>
+          <w:rFonts w:ascii="Calibri" w:hAnsi="Calibri" w:cs="Calibri"/>
+          <w:sz w:val="22"/>
+          <w:szCs w:val="22"/>
+        </w:rPr>
+        <w:t xml:space="preserve"> </w:t>
+      </w:r>
+      <w:r>
+        <w:rPr>
+          <w:rFonts w:ascii="Calibri" w:hAnsi="Calibri" w:cs="Calibri"/>
+          <w:sz w:val="22"/>
+          <w:szCs w:val="22"/>
+        </w:rPr>
+        <w:t>metrics</w:t>
+      </w:r>
+      <w:r>
+        <w:rPr>
+          <w:rFonts w:ascii="Calibri" w:hAnsi="Calibri" w:cs="Calibri"/>
+          <w:sz w:val="22"/>
+          <w:szCs w:val="22"/>
+        </w:rPr>
+        <w:t xml:space="preserve"> (accuracy = 0.</w:t>
+      </w:r>
+      <w:r>
+        <w:rPr>
+          <w:rFonts w:ascii="Calibri" w:hAnsi="Calibri" w:cs="Calibri"/>
+          <w:sz w:val="22"/>
+          <w:szCs w:val="22"/>
+        </w:rPr>
+        <w:t>801</w:t>
+      </w:r>
+      <w:r>
+        <w:rPr>
+          <w:rFonts w:ascii="Calibri" w:hAnsi="Calibri" w:cs="Calibri"/>
+          <w:sz w:val="22"/>
+          <w:szCs w:val="22"/>
+        </w:rPr>
+        <w:t>,</w:t>
+      </w:r>
+      <w:r>
+        <w:rPr>
+          <w:rFonts w:ascii="Calibri" w:hAnsi="Calibri" w:cs="Calibri"/>
+          <w:sz w:val="22"/>
+          <w:szCs w:val="22"/>
+        </w:rPr>
+        <w:t xml:space="preserve"> specificity = 0.729,</w:t>
+      </w:r>
+      <w:r>
+        <w:rPr>
+          <w:rFonts w:ascii="Calibri" w:hAnsi="Calibri" w:cs="Calibri"/>
+          <w:sz w:val="22"/>
+          <w:szCs w:val="22"/>
+        </w:rPr>
+        <w:t xml:space="preserve"> </w:t>
+      </w:r>
+      <w:r>
+        <w:rPr>
+          <w:rFonts w:ascii="Calibri" w:hAnsi="Calibri" w:cs="Calibri"/>
+          <w:sz w:val="22"/>
+          <w:szCs w:val="22"/>
+        </w:rPr>
+        <w:t xml:space="preserve">sensitivity = 0.833, </w:t>
+      </w:r>
+      <w:r>
+        <w:rPr>
+          <w:rFonts w:ascii="Calibri" w:hAnsi="Calibri" w:cs="Calibri"/>
+          <w:sz w:val="22"/>
+          <w:szCs w:val="22"/>
+        </w:rPr>
+        <w:t>kappa = 0.</w:t>
+      </w:r>
+      <w:r>
+        <w:rPr>
+          <w:rFonts w:ascii="Calibri" w:hAnsi="Calibri" w:cs="Calibri"/>
+          <w:sz w:val="22"/>
+          <w:szCs w:val="22"/>
+        </w:rPr>
+        <w:t>510</w:t>
+      </w:r>
+      <w:r>
+        <w:rPr>
+          <w:rFonts w:ascii="Calibri" w:hAnsi="Calibri" w:cs="Calibri"/>
+          <w:sz w:val="22"/>
+          <w:szCs w:val="22"/>
+        </w:rPr>
+        <w:t>)</w:t>
+      </w:r>
+      <w:r>
+        <w:rPr>
+          <w:rFonts w:ascii="Calibri" w:hAnsi="Calibri" w:cs="Calibri"/>
+          <w:sz w:val="22"/>
+          <w:szCs w:val="22"/>
+        </w:rPr>
+        <w:t xml:space="preserve">, indicating initial </w:t>
+      </w:r>
+      <w:r>
+        <w:rPr>
+          <w:rFonts w:ascii="Calibri" w:hAnsi="Calibri" w:cs="Calibri"/>
+          <w:sz w:val="22"/>
+          <w:szCs w:val="22"/>
+        </w:rPr>
+        <w:t xml:space="preserve">over-fitting </w:t>
+      </w:r>
+      <w:r>
+        <w:rPr>
+          <w:rFonts w:ascii="Calibri" w:hAnsi="Calibri" w:cs="Calibri"/>
+          <w:sz w:val="22"/>
+          <w:szCs w:val="22"/>
+        </w:rPr>
+        <w:t xml:space="preserve">due </w:t>
+      </w:r>
+      <w:r>
+        <w:rPr>
+          <w:rFonts w:ascii="Calibri" w:hAnsi="Calibri" w:cs="Calibri"/>
+          <w:sz w:val="22"/>
+          <w:szCs w:val="22"/>
+        </w:rPr>
+        <w:t xml:space="preserve">to its generative nature. This </w:t>
+      </w:r>
+      <w:r>
+        <w:rPr>
+          <w:rFonts w:ascii="Calibri" w:hAnsi="Calibri" w:cs="Calibri"/>
+          <w:sz w:val="22"/>
+          <w:szCs w:val="22"/>
+        </w:rPr>
+        <w:t>aligns with literature</w:t>
+      </w:r>
+      <w:r>
+        <w:rPr>
+          <w:rFonts w:ascii="Calibri" w:hAnsi="Calibri" w:cs="Calibri"/>
+          <w:sz w:val="22"/>
+          <w:szCs w:val="22"/>
+        </w:rPr>
+        <w:t xml:space="preserve"> where SVM </w:t>
+      </w:r>
+      <w:r>
+        <w:rPr>
+          <w:rFonts w:ascii="Calibri" w:hAnsi="Calibri" w:cs="Calibri"/>
+          <w:sz w:val="22"/>
+          <w:szCs w:val="22"/>
+        </w:rPr>
+        <w:t xml:space="preserve">using the linear kernel </w:t>
+      </w:r>
+      <w:r>
+        <w:rPr>
+          <w:rFonts w:ascii="Calibri" w:hAnsi="Calibri" w:cs="Calibri"/>
+          <w:sz w:val="22"/>
+          <w:szCs w:val="22"/>
+        </w:rPr>
+        <w:t>is highly robust in noisy and high-dimensional data whereas LDA is easily skewed by outliers and is vulnerable to over-fitting</w:t>
+      </w:r>
+      <w:r>
+        <w:rPr>
+          <w:rFonts w:ascii="Calibri" w:hAnsi="Calibri" w:cs="Calibri"/>
+          <w:sz w:val="22"/>
+          <w:szCs w:val="22"/>
+        </w:rPr>
+        <w:t xml:space="preserve"> (</w:t>
+      </w:r>
+      <w:r>
+        <w:rPr>
+          <w:rFonts w:ascii="Calibri" w:hAnsi="Calibri" w:cs="Calibri"/>
+          <w:sz w:val="22"/>
+          <w:szCs w:val="22"/>
+        </w:rPr>
+        <w:t>Brown et al., 2000)</w:t>
       </w:r>
       <w:r>
         <w:rPr>
@@ -4718,139 +5110,1189 @@
           <w:sz w:val="22"/>
           <w:szCs w:val="22"/>
         </w:rPr>
-        <w:t xml:space="preserve"> LDA had fluctuating performances with lower accuracy (accuracy = 0.663, kappa = 0.307)</w:t>
-      </w:r>
-      <w:r>
-        <w:rPr>
-          <w:rFonts w:ascii="Calibri" w:hAnsi="Calibri" w:cs="Calibri"/>
-          <w:sz w:val="22"/>
-          <w:szCs w:val="22"/>
-        </w:rPr>
-        <w:t xml:space="preserve">, indicating initial </w:t>
-      </w:r>
-      <w:r>
-        <w:rPr>
-          <w:rFonts w:ascii="Calibri" w:hAnsi="Calibri" w:cs="Calibri"/>
-          <w:sz w:val="22"/>
-          <w:szCs w:val="22"/>
-        </w:rPr>
-        <w:t xml:space="preserve">over-fitting </w:t>
-      </w:r>
-      <w:r>
-        <w:rPr>
-          <w:rFonts w:ascii="Calibri" w:hAnsi="Calibri" w:cs="Calibri"/>
-          <w:sz w:val="22"/>
-          <w:szCs w:val="22"/>
-        </w:rPr>
-        <w:t xml:space="preserve">due </w:t>
-      </w:r>
-      <w:r>
-        <w:rPr>
-          <w:rFonts w:ascii="Calibri" w:hAnsi="Calibri" w:cs="Calibri"/>
-          <w:sz w:val="22"/>
-          <w:szCs w:val="22"/>
-        </w:rPr>
-        <w:t xml:space="preserve">to its generative nature. This </w:t>
-      </w:r>
-      <w:r>
-        <w:rPr>
-          <w:rFonts w:ascii="Calibri" w:hAnsi="Calibri" w:cs="Calibri"/>
-          <w:sz w:val="22"/>
-          <w:szCs w:val="22"/>
-        </w:rPr>
-        <w:t>aligns with literature</w:t>
-      </w:r>
-      <w:r>
-        <w:rPr>
-          <w:rFonts w:ascii="Calibri" w:hAnsi="Calibri" w:cs="Calibri"/>
-          <w:sz w:val="22"/>
-          <w:szCs w:val="22"/>
-        </w:rPr>
-        <w:t xml:space="preserve"> where SVM is highly robust in noisy and high-dimensional data whereas LDA is easily skewed by outliers and is vulnerable to over-fitting</w:t>
-      </w:r>
-      <w:r>
-        <w:rPr>
-          <w:rFonts w:ascii="Calibri" w:hAnsi="Calibri" w:cs="Calibri"/>
-          <w:sz w:val="22"/>
-          <w:szCs w:val="22"/>
-        </w:rPr>
-        <w:t xml:space="preserve"> (</w:t>
-      </w:r>
-      <w:r>
-        <w:rPr>
-          <w:rFonts w:ascii="Calibri" w:hAnsi="Calibri" w:cs="Calibri"/>
-          <w:sz w:val="22"/>
-          <w:szCs w:val="22"/>
-        </w:rPr>
-        <w:t>Brown et al., 2000)</w:t>
-      </w:r>
-      <w:r>
-        <w:rPr>
-          <w:rFonts w:ascii="Calibri" w:hAnsi="Calibri" w:cs="Calibri"/>
-          <w:sz w:val="22"/>
-          <w:szCs w:val="22"/>
-        </w:rPr>
-        <w:t>.</w:t>
-      </w:r>
-      <w:r>
-        <w:rPr>
-          <w:rFonts w:ascii="Calibri" w:hAnsi="Calibri" w:cs="Calibri"/>
-          <w:sz w:val="22"/>
-          <w:szCs w:val="22"/>
-        </w:rPr>
-        <w:t xml:space="preserve"> Logistic regression performance improved significantly after cross-fold validation, with accuracy reaching 0.847 (kappa = 0.694). </w:t>
-      </w:r>
-      <w:r>
-        <w:rPr>
-          <w:rFonts w:ascii="Calibri" w:hAnsi="Calibri" w:cs="Calibri"/>
-          <w:sz w:val="22"/>
-          <w:szCs w:val="22"/>
-        </w:rPr>
-        <w:t>C</w:t>
-      </w:r>
-      <w:r>
-        <w:rPr>
-          <w:rFonts w:ascii="Calibri" w:hAnsi="Calibri" w:cs="Calibri"/>
-          <w:sz w:val="22"/>
-          <w:szCs w:val="22"/>
-        </w:rPr>
-        <w:t xml:space="preserve">omparable kappa score between logistic regression and the other methods </w:t>
-      </w:r>
-      <w:r>
-        <w:rPr>
-          <w:rFonts w:ascii="Calibri" w:hAnsi="Calibri" w:cs="Calibri"/>
-          <w:sz w:val="22"/>
-          <w:szCs w:val="22"/>
-        </w:rPr>
-        <w:t xml:space="preserve">validates </w:t>
-      </w:r>
-      <w:r>
-        <w:rPr>
-          <w:rFonts w:ascii="Calibri" w:hAnsi="Calibri" w:cs="Calibri"/>
-          <w:sz w:val="22"/>
-          <w:szCs w:val="22"/>
-        </w:rPr>
-        <w:t>the predictive power of the top five</w:t>
-      </w:r>
-      <w:r>
-        <w:rPr>
-          <w:rFonts w:ascii="Calibri" w:hAnsi="Calibri" w:cs="Calibri"/>
-          <w:sz w:val="22"/>
-          <w:szCs w:val="22"/>
-        </w:rPr>
-        <w:t xml:space="preserve"> selected</w:t>
-      </w:r>
-      <w:r>
-        <w:rPr>
-          <w:rFonts w:ascii="Calibri" w:hAnsi="Calibri" w:cs="Calibri"/>
-          <w:sz w:val="22"/>
-          <w:szCs w:val="22"/>
-        </w:rPr>
-        <w:t xml:space="preserve"> genes.</w:t>
-      </w:r>
-    </w:p>
-    <w:p>
-      <w:pPr>
+        <w:t xml:space="preserve"> </w:t>
+      </w:r>
+      <w:r>
+        <w:rPr>
+          <w:rFonts w:ascii="Calibri" w:hAnsi="Calibri" w:cs="Calibri"/>
+          <w:sz w:val="22"/>
+          <w:szCs w:val="22"/>
+        </w:rPr>
+        <w:t>Interestingly, l</w:t>
+      </w:r>
+      <w:r>
+        <w:rPr>
+          <w:rFonts w:ascii="Calibri" w:hAnsi="Calibri" w:cs="Calibri"/>
+          <w:sz w:val="22"/>
+          <w:szCs w:val="22"/>
+        </w:rPr>
+        <w:t>ogistic regression performance improved significantly after cross-fold validation, with accuracy reaching 0.8</w:t>
+      </w:r>
+      <w:r>
+        <w:rPr>
+          <w:rFonts w:ascii="Calibri" w:hAnsi="Calibri" w:cs="Calibri"/>
+          <w:sz w:val="22"/>
+          <w:szCs w:val="22"/>
+        </w:rPr>
+        <w:t>27</w:t>
+      </w:r>
+      <w:r>
+        <w:rPr>
+          <w:rFonts w:ascii="Calibri" w:hAnsi="Calibri" w:cs="Calibri"/>
+          <w:sz w:val="22"/>
+          <w:szCs w:val="22"/>
+        </w:rPr>
+        <w:t xml:space="preserve"> (kappa = 0.6</w:t>
+      </w:r>
+      <w:r>
+        <w:rPr>
+          <w:rFonts w:ascii="Calibri" w:hAnsi="Calibri" w:cs="Calibri"/>
+          <w:sz w:val="22"/>
+          <w:szCs w:val="22"/>
+        </w:rPr>
+        <w:t>53</w:t>
+      </w:r>
+      <w:r>
+        <w:rPr>
+          <w:rFonts w:ascii="Calibri" w:hAnsi="Calibri" w:cs="Calibri"/>
+          <w:sz w:val="22"/>
+          <w:szCs w:val="22"/>
+        </w:rPr>
+        <w:t>)</w:t>
+      </w:r>
+      <w:r>
+        <w:rPr>
+          <w:rFonts w:ascii="Calibri" w:hAnsi="Calibri" w:cs="Calibri"/>
+          <w:sz w:val="22"/>
+          <w:szCs w:val="22"/>
+        </w:rPr>
+        <w:t xml:space="preserve"> and the highest specificity out of all models</w:t>
+      </w:r>
+      <w:r>
+        <w:rPr>
+          <w:rFonts w:ascii="Calibri" w:hAnsi="Calibri" w:cs="Calibri"/>
+          <w:sz w:val="22"/>
+          <w:szCs w:val="22"/>
+        </w:rPr>
+        <w:t xml:space="preserve">. </w:t>
+      </w:r>
+      <w:r>
+        <w:rPr>
+          <w:rFonts w:ascii="Calibri" w:hAnsi="Calibri" w:cs="Calibri"/>
+          <w:sz w:val="22"/>
+          <w:szCs w:val="22"/>
+        </w:rPr>
+        <w:t xml:space="preserve">This solid performance, particularly given that the </w:t>
+      </w:r>
+      <w:r>
+        <w:rPr>
+          <w:rFonts w:ascii="Calibri" w:hAnsi="Calibri" w:cs="Calibri"/>
+          <w:sz w:val="22"/>
+          <w:szCs w:val="22"/>
+        </w:rPr>
+        <w:t>l</w:t>
+      </w:r>
+      <w:r>
+        <w:rPr>
+          <w:rFonts w:ascii="Calibri" w:hAnsi="Calibri" w:cs="Calibri"/>
+          <w:sz w:val="22"/>
+          <w:szCs w:val="22"/>
+        </w:rPr>
+        <w:t xml:space="preserve">ogistic </w:t>
+      </w:r>
+      <w:r>
+        <w:rPr>
+          <w:rFonts w:ascii="Calibri" w:hAnsi="Calibri" w:cs="Calibri"/>
+          <w:sz w:val="22"/>
+          <w:szCs w:val="22"/>
+        </w:rPr>
+        <w:t>r</w:t>
+      </w:r>
+      <w:r>
+        <w:rPr>
+          <w:rFonts w:ascii="Calibri" w:hAnsi="Calibri" w:cs="Calibri"/>
+          <w:sz w:val="22"/>
+          <w:szCs w:val="22"/>
+        </w:rPr>
+        <w:t>egression model was restricted to a subset of features, validates the strong predictive power of the top five selected genes.</w:t>
+      </w:r>
+    </w:p>
+    <w:tbl>
+      <w:tblPr>
+        <w:tblStyle w:val="TableGrid"/>
+        <w:tblW w:w="6744" w:type="dxa"/>
+        <w:jc w:val="center"/>
+        <w:tblLook w:val="04A0" w:firstRow="1" w:lastRow="0" w:firstColumn="1" w:lastColumn="0" w:noHBand="0" w:noVBand="1"/>
+      </w:tblPr>
+      <w:tblGrid>
+        <w:gridCol w:w="1980"/>
+        <w:gridCol w:w="1191"/>
+        <w:gridCol w:w="1191"/>
+        <w:gridCol w:w="1191"/>
+        <w:gridCol w:w="1191"/>
+      </w:tblGrid>
+      <w:tr>
+        <w:trPr>
+          <w:jc w:val="center"/>
+        </w:trPr>
+        <w:tc>
+          <w:tcPr>
+            <w:tcW w:w="1980" w:type="dxa"/>
+            <w:noWrap/>
+            <w:hideMark/>
+          </w:tcPr>
+          <w:p>
+            <w:pPr>
+              <w:spacing w:after="160" w:line="278" w:lineRule="auto"/>
+              <w:rPr>
+                <w:rFonts w:ascii="Calibri" w:hAnsi="Calibri" w:cs="Calibri"/>
+                <w:sz w:val="22"/>
+                <w:szCs w:val="22"/>
+              </w:rPr>
+            </w:pPr>
+          </w:p>
+        </w:tc>
+        <w:tc>
+          <w:tcPr>
+            <w:tcW w:w="1191" w:type="dxa"/>
+            <w:noWrap/>
+            <w:hideMark/>
+          </w:tcPr>
+          <w:p>
+            <w:pPr>
+              <w:spacing w:after="160" w:line="278" w:lineRule="auto"/>
+              <w:rPr>
+                <w:rFonts w:ascii="Calibri" w:hAnsi="Calibri" w:cs="Calibri"/>
+                <w:b/>
+                <w:bCs/>
+                <w:sz w:val="22"/>
+                <w:szCs w:val="22"/>
+              </w:rPr>
+            </w:pPr>
+            <w:r>
+              <w:rPr>
+                <w:rFonts w:ascii="Calibri" w:hAnsi="Calibri" w:cs="Calibri"/>
+                <w:b/>
+                <w:bCs/>
+                <w:sz w:val="22"/>
+                <w:szCs w:val="22"/>
+              </w:rPr>
+              <w:t>Accuracy</w:t>
+            </w:r>
+          </w:p>
+        </w:tc>
+        <w:tc>
+          <w:tcPr>
+            <w:tcW w:w="1191" w:type="dxa"/>
+            <w:noWrap/>
+            <w:hideMark/>
+          </w:tcPr>
+          <w:p>
+            <w:pPr>
+              <w:spacing w:after="160" w:line="278" w:lineRule="auto"/>
+              <w:rPr>
+                <w:rFonts w:ascii="Calibri" w:hAnsi="Calibri" w:cs="Calibri"/>
+                <w:b/>
+                <w:bCs/>
+                <w:sz w:val="22"/>
+                <w:szCs w:val="22"/>
+              </w:rPr>
+            </w:pPr>
+            <w:r>
+              <w:rPr>
+                <w:rFonts w:ascii="Calibri" w:hAnsi="Calibri" w:cs="Calibri"/>
+                <w:b/>
+                <w:bCs/>
+                <w:sz w:val="22"/>
+                <w:szCs w:val="22"/>
+              </w:rPr>
+              <w:t>Specificity</w:t>
+            </w:r>
+          </w:p>
+        </w:tc>
+        <w:tc>
+          <w:tcPr>
+            <w:tcW w:w="1191" w:type="dxa"/>
+            <w:noWrap/>
+            <w:hideMark/>
+          </w:tcPr>
+          <w:p>
+            <w:pPr>
+              <w:spacing w:after="160" w:line="278" w:lineRule="auto"/>
+              <w:rPr>
+                <w:rFonts w:ascii="Calibri" w:hAnsi="Calibri" w:cs="Calibri"/>
+                <w:b/>
+                <w:bCs/>
+                <w:sz w:val="22"/>
+                <w:szCs w:val="22"/>
+              </w:rPr>
+            </w:pPr>
+            <w:r>
+              <w:rPr>
+                <w:rFonts w:ascii="Calibri" w:hAnsi="Calibri" w:cs="Calibri"/>
+                <w:b/>
+                <w:bCs/>
+                <w:sz w:val="22"/>
+                <w:szCs w:val="22"/>
+              </w:rPr>
+              <w:t>Sensitivity</w:t>
+            </w:r>
+          </w:p>
+          <w:p>
+            <w:pPr>
+              <w:spacing w:after="160" w:line="278" w:lineRule="auto"/>
+              <w:rPr>
+                <w:rFonts w:ascii="Calibri" w:hAnsi="Calibri" w:cs="Calibri"/>
+                <w:sz w:val="22"/>
+                <w:szCs w:val="22"/>
+              </w:rPr>
+            </w:pPr>
+          </w:p>
+        </w:tc>
+        <w:tc>
+          <w:tcPr>
+            <w:tcW w:w="1191" w:type="dxa"/>
+            <w:noWrap/>
+            <w:hideMark/>
+          </w:tcPr>
+          <w:p>
+            <w:pPr>
+              <w:spacing w:after="160" w:line="278" w:lineRule="auto"/>
+              <w:rPr>
+                <w:rFonts w:ascii="Calibri" w:hAnsi="Calibri" w:cs="Calibri"/>
+                <w:b/>
+                <w:bCs/>
+                <w:sz w:val="22"/>
+                <w:szCs w:val="22"/>
+              </w:rPr>
+            </w:pPr>
+            <w:r>
+              <w:rPr>
+                <w:rFonts w:ascii="Calibri" w:hAnsi="Calibri" w:cs="Calibri"/>
+                <w:b/>
+                <w:bCs/>
+                <w:sz w:val="22"/>
+                <w:szCs w:val="22"/>
+              </w:rPr>
+              <w:t>Kappa</w:t>
+            </w:r>
+          </w:p>
+        </w:tc>
+      </w:tr>
+      <w:tr>
+        <w:trPr>
+          <w:jc w:val="center"/>
+        </w:trPr>
+        <w:tc>
+          <w:tcPr>
+            <w:tcW w:w="1980" w:type="dxa"/>
+            <w:noWrap/>
+            <w:hideMark/>
+          </w:tcPr>
+          <w:p>
+            <w:pPr>
+              <w:spacing w:after="160" w:line="278" w:lineRule="auto"/>
+              <w:rPr>
+                <w:rFonts w:ascii="Calibri" w:hAnsi="Calibri" w:cs="Calibri"/>
+                <w:sz w:val="22"/>
+                <w:szCs w:val="22"/>
+              </w:rPr>
+            </w:pPr>
+            <w:r>
+              <w:rPr>
+                <w:rFonts w:ascii="Calibri" w:hAnsi="Calibri" w:cs="Calibri"/>
+                <w:sz w:val="22"/>
+                <w:szCs w:val="22"/>
+              </w:rPr>
+              <w:t>Logistic Regression</w:t>
+            </w:r>
+          </w:p>
+        </w:tc>
+        <w:tc>
+          <w:tcPr>
+            <w:tcW w:w="1191" w:type="dxa"/>
+            <w:noWrap/>
+            <w:hideMark/>
+          </w:tcPr>
+          <w:p>
+            <w:pPr>
+              <w:spacing w:after="160" w:line="278" w:lineRule="auto"/>
+              <w:rPr>
+                <w:rFonts w:ascii="Calibri" w:hAnsi="Calibri" w:cs="Calibri"/>
+                <w:sz w:val="22"/>
+                <w:szCs w:val="22"/>
+              </w:rPr>
+            </w:pPr>
+            <w:r>
+              <w:rPr>
+                <w:rFonts w:ascii="Calibri" w:hAnsi="Calibri" w:cs="Calibri"/>
+                <w:sz w:val="22"/>
+                <w:szCs w:val="22"/>
+              </w:rPr>
+              <w:t>0.8265306</w:t>
+            </w:r>
+          </w:p>
+        </w:tc>
+        <w:tc>
+          <w:tcPr>
+            <w:tcW w:w="1191" w:type="dxa"/>
+            <w:noWrap/>
+            <w:hideMark/>
+          </w:tcPr>
+          <w:p>
+            <w:pPr>
+              <w:spacing w:after="160" w:line="278" w:lineRule="auto"/>
+              <w:rPr>
+                <w:rFonts w:ascii="Calibri" w:hAnsi="Calibri" w:cs="Calibri"/>
+                <w:b/>
+                <w:bCs/>
+                <w:sz w:val="22"/>
+                <w:szCs w:val="22"/>
+              </w:rPr>
+            </w:pPr>
+            <w:r>
+              <w:rPr>
+                <w:rFonts w:ascii="Calibri" w:hAnsi="Calibri" w:cs="Calibri"/>
+                <w:b/>
+                <w:bCs/>
+                <w:sz w:val="22"/>
+                <w:szCs w:val="22"/>
+              </w:rPr>
+              <w:t>0.9387755</w:t>
+            </w:r>
+          </w:p>
+        </w:tc>
+        <w:tc>
+          <w:tcPr>
+            <w:tcW w:w="1191" w:type="dxa"/>
+            <w:noWrap/>
+            <w:hideMark/>
+          </w:tcPr>
+          <w:p>
+            <w:pPr>
+              <w:spacing w:after="160" w:line="278" w:lineRule="auto"/>
+              <w:rPr>
+                <w:rFonts w:ascii="Calibri" w:hAnsi="Calibri" w:cs="Calibri"/>
+                <w:sz w:val="22"/>
+                <w:szCs w:val="22"/>
+              </w:rPr>
+            </w:pPr>
+            <w:r>
+              <w:rPr>
+                <w:rFonts w:ascii="Calibri" w:hAnsi="Calibri" w:cs="Calibri"/>
+                <w:sz w:val="22"/>
+                <w:szCs w:val="22"/>
+              </w:rPr>
+              <w:t>0.7142857</w:t>
+            </w:r>
+          </w:p>
+        </w:tc>
+        <w:tc>
+          <w:tcPr>
+            <w:tcW w:w="1191" w:type="dxa"/>
+            <w:noWrap/>
+            <w:hideMark/>
+          </w:tcPr>
+          <w:p>
+            <w:pPr>
+              <w:spacing w:after="160" w:line="278" w:lineRule="auto"/>
+              <w:rPr>
+                <w:rFonts w:ascii="Calibri" w:hAnsi="Calibri" w:cs="Calibri"/>
+                <w:sz w:val="22"/>
+                <w:szCs w:val="22"/>
+              </w:rPr>
+            </w:pPr>
+            <w:r>
+              <w:rPr>
+                <w:rFonts w:ascii="Calibri" w:hAnsi="Calibri" w:cs="Calibri"/>
+                <w:sz w:val="22"/>
+                <w:szCs w:val="22"/>
+              </w:rPr>
+              <w:t>0.6530612</w:t>
+            </w:r>
+          </w:p>
+        </w:tc>
+      </w:tr>
+      <w:tr>
+        <w:trPr>
+          <w:jc w:val="center"/>
+        </w:trPr>
+        <w:tc>
+          <w:tcPr>
+            <w:tcW w:w="1980" w:type="dxa"/>
+            <w:noWrap/>
+            <w:hideMark/>
+          </w:tcPr>
+          <w:p>
+            <w:pPr>
+              <w:spacing w:after="160" w:line="278" w:lineRule="auto"/>
+              <w:rPr>
+                <w:rFonts w:ascii="Calibri" w:hAnsi="Calibri" w:cs="Calibri"/>
+                <w:sz w:val="22"/>
+                <w:szCs w:val="22"/>
+              </w:rPr>
+            </w:pPr>
+            <w:r>
+              <w:rPr>
+                <w:rFonts w:ascii="Calibri" w:hAnsi="Calibri" w:cs="Calibri"/>
+                <w:sz w:val="22"/>
+                <w:szCs w:val="22"/>
+              </w:rPr>
+              <w:t>LDA</w:t>
+            </w:r>
+          </w:p>
+        </w:tc>
+        <w:tc>
+          <w:tcPr>
+            <w:tcW w:w="1191" w:type="dxa"/>
+            <w:noWrap/>
+            <w:hideMark/>
+          </w:tcPr>
+          <w:p>
+            <w:pPr>
+              <w:spacing w:after="160" w:line="278" w:lineRule="auto"/>
+              <w:rPr>
+                <w:rFonts w:ascii="Calibri" w:hAnsi="Calibri" w:cs="Calibri"/>
+                <w:sz w:val="22"/>
+                <w:szCs w:val="22"/>
+              </w:rPr>
+            </w:pPr>
+            <w:r>
+              <w:rPr>
+                <w:rFonts w:ascii="Calibri" w:hAnsi="Calibri" w:cs="Calibri"/>
+                <w:sz w:val="22"/>
+                <w:szCs w:val="22"/>
+              </w:rPr>
+              <w:t>0.8010204</w:t>
+            </w:r>
+          </w:p>
+        </w:tc>
+        <w:tc>
+          <w:tcPr>
+            <w:tcW w:w="1191" w:type="dxa"/>
+            <w:noWrap/>
+            <w:hideMark/>
+          </w:tcPr>
+          <w:p>
+            <w:pPr>
+              <w:spacing w:after="160" w:line="278" w:lineRule="auto"/>
+              <w:rPr>
+                <w:rFonts w:ascii="Calibri" w:hAnsi="Calibri" w:cs="Calibri"/>
+                <w:sz w:val="22"/>
+                <w:szCs w:val="22"/>
+              </w:rPr>
+            </w:pPr>
+            <w:r>
+              <w:rPr>
+                <w:rFonts w:ascii="Calibri" w:hAnsi="Calibri" w:cs="Calibri"/>
+                <w:sz w:val="22"/>
+                <w:szCs w:val="22"/>
+              </w:rPr>
+              <w:t>0.7285714</w:t>
+            </w:r>
+          </w:p>
+        </w:tc>
+        <w:tc>
+          <w:tcPr>
+            <w:tcW w:w="1191" w:type="dxa"/>
+            <w:noWrap/>
+            <w:hideMark/>
+          </w:tcPr>
+          <w:p>
+            <w:pPr>
+              <w:spacing w:after="160" w:line="278" w:lineRule="auto"/>
+              <w:rPr>
+                <w:rFonts w:ascii="Calibri" w:hAnsi="Calibri" w:cs="Calibri"/>
+                <w:sz w:val="22"/>
+                <w:szCs w:val="22"/>
+              </w:rPr>
+            </w:pPr>
+            <w:r>
+              <w:rPr>
+                <w:rFonts w:ascii="Calibri" w:hAnsi="Calibri" w:cs="Calibri"/>
+                <w:sz w:val="22"/>
+                <w:szCs w:val="22"/>
+              </w:rPr>
+              <w:t>0.8333333</w:t>
+            </w:r>
+          </w:p>
+        </w:tc>
+        <w:tc>
+          <w:tcPr>
+            <w:tcW w:w="1191" w:type="dxa"/>
+            <w:noWrap/>
+            <w:hideMark/>
+          </w:tcPr>
+          <w:p>
+            <w:pPr>
+              <w:spacing w:after="160" w:line="278" w:lineRule="auto"/>
+              <w:rPr>
+                <w:rFonts w:ascii="Calibri" w:hAnsi="Calibri" w:cs="Calibri"/>
+                <w:sz w:val="22"/>
+                <w:szCs w:val="22"/>
+              </w:rPr>
+            </w:pPr>
+            <w:r>
+              <w:rPr>
+                <w:rFonts w:ascii="Calibri" w:hAnsi="Calibri" w:cs="Calibri"/>
+                <w:sz w:val="22"/>
+                <w:szCs w:val="22"/>
+              </w:rPr>
+              <w:t>0.5098373</w:t>
+            </w:r>
+          </w:p>
+        </w:tc>
+      </w:tr>
+      <w:tr>
+        <w:trPr>
+          <w:jc w:val="center"/>
+        </w:trPr>
+        <w:tc>
+          <w:tcPr>
+            <w:tcW w:w="1980" w:type="dxa"/>
+            <w:noWrap/>
+            <w:hideMark/>
+          </w:tcPr>
+          <w:p>
+            <w:pPr>
+              <w:spacing w:after="160" w:line="278" w:lineRule="auto"/>
+              <w:rPr>
+                <w:rFonts w:ascii="Calibri" w:hAnsi="Calibri" w:cs="Calibri"/>
+                <w:sz w:val="22"/>
+                <w:szCs w:val="22"/>
+              </w:rPr>
+            </w:pPr>
+            <w:r>
+              <w:rPr>
+                <w:rFonts w:ascii="Calibri" w:hAnsi="Calibri" w:cs="Calibri"/>
+                <w:sz w:val="22"/>
+                <w:szCs w:val="22"/>
+              </w:rPr>
+              <w:t>SVM</w:t>
+            </w:r>
+            <w:r>
+              <w:rPr>
+                <w:rFonts w:ascii="Calibri" w:hAnsi="Calibri" w:cs="Calibri"/>
+                <w:sz w:val="22"/>
+                <w:szCs w:val="22"/>
+              </w:rPr>
+              <w:t xml:space="preserve"> (</w:t>
+            </w:r>
+            <w:r>
+              <w:rPr>
+                <w:rFonts w:ascii="Calibri" w:hAnsi="Calibri" w:cs="Calibri"/>
+                <w:sz w:val="22"/>
+                <w:szCs w:val="22"/>
+              </w:rPr>
+              <w:t>radial</w:t>
+            </w:r>
+            <w:r>
+              <w:rPr>
+                <w:rFonts w:ascii="Calibri" w:hAnsi="Calibri" w:cs="Calibri"/>
+                <w:sz w:val="22"/>
+                <w:szCs w:val="22"/>
+              </w:rPr>
+              <w:t>)</w:t>
+            </w:r>
+          </w:p>
+        </w:tc>
+        <w:tc>
+          <w:tcPr>
+            <w:tcW w:w="1191" w:type="dxa"/>
+            <w:noWrap/>
+            <w:hideMark/>
+          </w:tcPr>
+          <w:p>
+            <w:pPr>
+              <w:spacing w:after="160" w:line="278" w:lineRule="auto"/>
+              <w:rPr>
+                <w:rFonts w:ascii="Calibri" w:hAnsi="Calibri" w:cs="Calibri"/>
+                <w:sz w:val="22"/>
+                <w:szCs w:val="22"/>
+              </w:rPr>
+            </w:pPr>
+            <w:r>
+              <w:rPr>
+                <w:rFonts w:ascii="Calibri" w:hAnsi="Calibri" w:cs="Calibri"/>
+                <w:sz w:val="22"/>
+                <w:szCs w:val="22"/>
+              </w:rPr>
+              <w:t>0.8801020</w:t>
+            </w:r>
+          </w:p>
+        </w:tc>
+        <w:tc>
+          <w:tcPr>
+            <w:tcW w:w="1191" w:type="dxa"/>
+            <w:noWrap/>
+            <w:hideMark/>
+          </w:tcPr>
+          <w:p>
+            <w:pPr>
+              <w:spacing w:after="160" w:line="278" w:lineRule="auto"/>
+              <w:rPr>
+                <w:rFonts w:ascii="Calibri" w:hAnsi="Calibri" w:cs="Calibri"/>
+                <w:sz w:val="22"/>
+                <w:szCs w:val="22"/>
+              </w:rPr>
+            </w:pPr>
+            <w:r>
+              <w:rPr>
+                <w:rFonts w:ascii="Calibri" w:hAnsi="Calibri" w:cs="Calibri"/>
+                <w:sz w:val="22"/>
+                <w:szCs w:val="22"/>
+              </w:rPr>
+              <w:t>0.9000000</w:t>
+            </w:r>
+          </w:p>
+        </w:tc>
+        <w:tc>
+          <w:tcPr>
+            <w:tcW w:w="1191" w:type="dxa"/>
+            <w:noWrap/>
+            <w:hideMark/>
+          </w:tcPr>
+          <w:p>
+            <w:pPr>
+              <w:spacing w:after="160" w:line="278" w:lineRule="auto"/>
+              <w:rPr>
+                <w:rFonts w:ascii="Calibri" w:hAnsi="Calibri" w:cs="Calibri"/>
+                <w:sz w:val="22"/>
+                <w:szCs w:val="22"/>
+              </w:rPr>
+            </w:pPr>
+            <w:r>
+              <w:rPr>
+                <w:rFonts w:ascii="Calibri" w:hAnsi="Calibri" w:cs="Calibri"/>
+                <w:sz w:val="22"/>
+                <w:szCs w:val="22"/>
+              </w:rPr>
+              <w:t>0.8761905</w:t>
+            </w:r>
+          </w:p>
+        </w:tc>
+        <w:tc>
+          <w:tcPr>
+            <w:tcW w:w="1191" w:type="dxa"/>
+            <w:noWrap/>
+            <w:hideMark/>
+          </w:tcPr>
+          <w:p>
+            <w:pPr>
+              <w:spacing w:after="160" w:line="278" w:lineRule="auto"/>
+              <w:rPr>
+                <w:rFonts w:ascii="Calibri" w:hAnsi="Calibri" w:cs="Calibri"/>
+                <w:sz w:val="22"/>
+                <w:szCs w:val="22"/>
+              </w:rPr>
+            </w:pPr>
+            <w:r>
+              <w:rPr>
+                <w:rFonts w:ascii="Calibri" w:hAnsi="Calibri" w:cs="Calibri"/>
+                <w:sz w:val="22"/>
+                <w:szCs w:val="22"/>
+              </w:rPr>
+              <w:t>0.7231604</w:t>
+            </w:r>
+          </w:p>
+        </w:tc>
+      </w:tr>
+      <w:tr>
+        <w:trPr>
+          <w:jc w:val="center"/>
+        </w:trPr>
+        <w:tc>
+          <w:tcPr>
+            <w:tcW w:w="1980" w:type="dxa"/>
+            <w:noWrap/>
+            <w:hideMark/>
+          </w:tcPr>
+          <w:p>
+            <w:pPr>
+              <w:spacing w:after="160" w:line="278" w:lineRule="auto"/>
+              <w:rPr>
+                <w:rFonts w:ascii="Calibri" w:hAnsi="Calibri" w:cs="Calibri"/>
+                <w:sz w:val="22"/>
+                <w:szCs w:val="22"/>
+              </w:rPr>
+            </w:pPr>
+            <w:r>
+              <w:rPr>
+                <w:rFonts w:ascii="Calibri" w:hAnsi="Calibri" w:cs="Calibri"/>
+                <w:sz w:val="22"/>
+                <w:szCs w:val="22"/>
+              </w:rPr>
+              <w:t>SVM</w:t>
+            </w:r>
+            <w:r>
+              <w:rPr>
+                <w:rFonts w:ascii="Calibri" w:hAnsi="Calibri" w:cs="Calibri"/>
+                <w:sz w:val="22"/>
+                <w:szCs w:val="22"/>
+              </w:rPr>
+              <w:t xml:space="preserve"> (</w:t>
+            </w:r>
+            <w:r>
+              <w:rPr>
+                <w:rFonts w:ascii="Calibri" w:hAnsi="Calibri" w:cs="Calibri"/>
+                <w:sz w:val="22"/>
+                <w:szCs w:val="22"/>
+              </w:rPr>
+              <w:t>linear</w:t>
+            </w:r>
+            <w:r>
+              <w:rPr>
+                <w:rFonts w:ascii="Calibri" w:hAnsi="Calibri" w:cs="Calibri"/>
+                <w:sz w:val="22"/>
+                <w:szCs w:val="22"/>
+              </w:rPr>
+              <w:t>)</w:t>
+            </w:r>
+          </w:p>
+        </w:tc>
+        <w:tc>
+          <w:tcPr>
+            <w:tcW w:w="1191" w:type="dxa"/>
+            <w:noWrap/>
+            <w:hideMark/>
+          </w:tcPr>
+          <w:p>
+            <w:pPr>
+              <w:spacing w:after="160" w:line="278" w:lineRule="auto"/>
+              <w:rPr>
+                <w:rFonts w:ascii="Calibri" w:hAnsi="Calibri" w:cs="Calibri"/>
+                <w:b/>
+                <w:bCs/>
+                <w:sz w:val="22"/>
+                <w:szCs w:val="22"/>
+              </w:rPr>
+            </w:pPr>
+            <w:r>
+              <w:rPr>
+                <w:rFonts w:ascii="Calibri" w:hAnsi="Calibri" w:cs="Calibri"/>
+                <w:b/>
+                <w:bCs/>
+                <w:sz w:val="22"/>
+                <w:szCs w:val="22"/>
+              </w:rPr>
+              <w:t>0.9183673</w:t>
+            </w:r>
+          </w:p>
+        </w:tc>
+        <w:tc>
+          <w:tcPr>
+            <w:tcW w:w="1191" w:type="dxa"/>
+            <w:noWrap/>
+            <w:hideMark/>
+          </w:tcPr>
+          <w:p>
+            <w:pPr>
+              <w:spacing w:after="160" w:line="278" w:lineRule="auto"/>
+              <w:rPr>
+                <w:rFonts w:ascii="Calibri" w:hAnsi="Calibri" w:cs="Calibri"/>
+                <w:sz w:val="22"/>
+                <w:szCs w:val="22"/>
+              </w:rPr>
+            </w:pPr>
+            <w:r>
+              <w:rPr>
+                <w:rFonts w:ascii="Calibri" w:hAnsi="Calibri" w:cs="Calibri"/>
+                <w:sz w:val="22"/>
+                <w:szCs w:val="22"/>
+              </w:rPr>
+              <w:t>0.9000000</w:t>
+            </w:r>
+          </w:p>
+        </w:tc>
+        <w:tc>
+          <w:tcPr>
+            <w:tcW w:w="1191" w:type="dxa"/>
+            <w:noWrap/>
+            <w:hideMark/>
+          </w:tcPr>
+          <w:p>
+            <w:pPr>
+              <w:spacing w:after="160" w:line="278" w:lineRule="auto"/>
+              <w:rPr>
+                <w:rFonts w:ascii="Calibri" w:hAnsi="Calibri" w:cs="Calibri"/>
+                <w:b/>
+                <w:bCs/>
+                <w:sz w:val="22"/>
+                <w:szCs w:val="22"/>
+              </w:rPr>
+            </w:pPr>
+            <w:r>
+              <w:rPr>
+                <w:rFonts w:ascii="Calibri" w:hAnsi="Calibri" w:cs="Calibri"/>
+                <w:b/>
+                <w:bCs/>
+                <w:sz w:val="22"/>
+                <w:szCs w:val="22"/>
+              </w:rPr>
+              <w:t>0.9761905</w:t>
+            </w:r>
+          </w:p>
+        </w:tc>
+        <w:tc>
+          <w:tcPr>
+            <w:tcW w:w="1191" w:type="dxa"/>
+            <w:noWrap/>
+            <w:hideMark/>
+          </w:tcPr>
+          <w:p>
+            <w:pPr>
+              <w:spacing w:after="160" w:line="278" w:lineRule="auto"/>
+              <w:rPr>
+                <w:rFonts w:ascii="Calibri" w:hAnsi="Calibri" w:cs="Calibri"/>
+                <w:b/>
+                <w:bCs/>
+                <w:sz w:val="22"/>
+                <w:szCs w:val="22"/>
+              </w:rPr>
+            </w:pPr>
+            <w:r>
+              <w:rPr>
+                <w:rFonts w:ascii="Calibri" w:hAnsi="Calibri" w:cs="Calibri"/>
+                <w:b/>
+                <w:bCs/>
+                <w:sz w:val="22"/>
+                <w:szCs w:val="22"/>
+              </w:rPr>
+              <w:t>0.8176982</w:t>
+            </w:r>
+          </w:p>
+        </w:tc>
+      </w:tr>
+      <w:tr>
+        <w:trPr>
+          <w:jc w:val="center"/>
+        </w:trPr>
+        <w:tc>
+          <w:tcPr>
+            <w:tcW w:w="1980" w:type="dxa"/>
+            <w:noWrap/>
+            <w:hideMark/>
+          </w:tcPr>
+          <w:p>
+            <w:pPr>
+              <w:spacing w:after="160" w:line="278" w:lineRule="auto"/>
+              <w:rPr>
+                <w:rFonts w:ascii="Calibri" w:hAnsi="Calibri" w:cs="Calibri"/>
+                <w:sz w:val="22"/>
+                <w:szCs w:val="22"/>
+              </w:rPr>
+            </w:pPr>
+            <w:r>
+              <w:rPr>
+                <w:rFonts w:ascii="Calibri" w:hAnsi="Calibri" w:cs="Calibri"/>
+                <w:sz w:val="22"/>
+                <w:szCs w:val="22"/>
+              </w:rPr>
+              <w:t>SV</w:t>
+            </w:r>
+            <w:r>
+              <w:rPr>
+                <w:rFonts w:ascii="Calibri" w:hAnsi="Calibri" w:cs="Calibri"/>
+                <w:sz w:val="22"/>
+                <w:szCs w:val="22"/>
+              </w:rPr>
+              <w:t>M (</w:t>
+            </w:r>
+            <w:r>
+              <w:rPr>
+                <w:rFonts w:ascii="Calibri" w:hAnsi="Calibri" w:cs="Calibri"/>
+                <w:sz w:val="22"/>
+                <w:szCs w:val="22"/>
+              </w:rPr>
+              <w:t>polynomia</w:t>
+            </w:r>
+            <w:r>
+              <w:rPr>
+                <w:rFonts w:ascii="Calibri" w:hAnsi="Calibri" w:cs="Calibri"/>
+                <w:sz w:val="22"/>
+                <w:szCs w:val="22"/>
+              </w:rPr>
+              <w:t>l)</w:t>
+            </w:r>
+          </w:p>
+        </w:tc>
+        <w:tc>
+          <w:tcPr>
+            <w:tcW w:w="1191" w:type="dxa"/>
+            <w:noWrap/>
+            <w:hideMark/>
+          </w:tcPr>
+          <w:p>
+            <w:pPr>
+              <w:spacing w:after="160" w:line="278" w:lineRule="auto"/>
+              <w:rPr>
+                <w:rFonts w:ascii="Calibri" w:hAnsi="Calibri" w:cs="Calibri"/>
+                <w:sz w:val="22"/>
+                <w:szCs w:val="22"/>
+              </w:rPr>
+            </w:pPr>
+            <w:r>
+              <w:rPr>
+                <w:rFonts w:ascii="Calibri" w:hAnsi="Calibri" w:cs="Calibri"/>
+                <w:sz w:val="22"/>
+                <w:szCs w:val="22"/>
+              </w:rPr>
+              <w:t>0.7372449</w:t>
+            </w:r>
+          </w:p>
+        </w:tc>
+        <w:tc>
+          <w:tcPr>
+            <w:tcW w:w="1191" w:type="dxa"/>
+            <w:noWrap/>
+            <w:hideMark/>
+          </w:tcPr>
+          <w:p>
+            <w:pPr>
+              <w:spacing w:after="160" w:line="278" w:lineRule="auto"/>
+              <w:rPr>
+                <w:rFonts w:ascii="Calibri" w:hAnsi="Calibri" w:cs="Calibri"/>
+                <w:sz w:val="22"/>
+                <w:szCs w:val="22"/>
+              </w:rPr>
+            </w:pPr>
+            <w:r>
+              <w:rPr>
+                <w:rFonts w:ascii="Calibri" w:hAnsi="Calibri" w:cs="Calibri"/>
+                <w:sz w:val="22"/>
+                <w:szCs w:val="22"/>
+              </w:rPr>
+              <w:t>0.6785714</w:t>
+            </w:r>
+          </w:p>
+        </w:tc>
+        <w:tc>
+          <w:tcPr>
+            <w:tcW w:w="1191" w:type="dxa"/>
+            <w:noWrap/>
+            <w:hideMark/>
+          </w:tcPr>
+          <w:p>
+            <w:pPr>
+              <w:spacing w:after="160" w:line="278" w:lineRule="auto"/>
+              <w:rPr>
+                <w:rFonts w:ascii="Calibri" w:hAnsi="Calibri" w:cs="Calibri"/>
+                <w:sz w:val="22"/>
+                <w:szCs w:val="22"/>
+              </w:rPr>
+            </w:pPr>
+            <w:r>
+              <w:rPr>
+                <w:rFonts w:ascii="Calibri" w:hAnsi="Calibri" w:cs="Calibri"/>
+                <w:sz w:val="22"/>
+                <w:szCs w:val="22"/>
+              </w:rPr>
+              <w:t>0.9238095</w:t>
+            </w:r>
+          </w:p>
+        </w:tc>
+        <w:tc>
+          <w:tcPr>
+            <w:tcW w:w="1191" w:type="dxa"/>
+            <w:noWrap/>
+            <w:hideMark/>
+          </w:tcPr>
+          <w:p>
+            <w:pPr>
+              <w:spacing w:after="160" w:line="278" w:lineRule="auto"/>
+              <w:rPr>
+                <w:rFonts w:ascii="Calibri" w:hAnsi="Calibri" w:cs="Calibri"/>
+                <w:sz w:val="22"/>
+                <w:szCs w:val="22"/>
+              </w:rPr>
+            </w:pPr>
+            <w:r>
+              <w:rPr>
+                <w:rFonts w:ascii="Calibri" w:hAnsi="Calibri" w:cs="Calibri"/>
+                <w:sz w:val="22"/>
+                <w:szCs w:val="22"/>
+              </w:rPr>
+              <w:t>0.5101481</w:t>
+            </w:r>
+          </w:p>
+        </w:tc>
+      </w:tr>
+      <w:tr>
+        <w:trPr>
+          <w:jc w:val="center"/>
+        </w:trPr>
+        <w:tc>
+          <w:tcPr>
+            <w:tcW w:w="1980" w:type="dxa"/>
+            <w:noWrap/>
+            <w:hideMark/>
+          </w:tcPr>
+          <w:p>
+            <w:pPr>
+              <w:spacing w:after="160" w:line="278" w:lineRule="auto"/>
+              <w:rPr>
+                <w:rFonts w:ascii="Calibri" w:hAnsi="Calibri" w:cs="Calibri"/>
+                <w:sz w:val="22"/>
+                <w:szCs w:val="22"/>
+              </w:rPr>
+            </w:pPr>
+            <w:r>
+              <w:rPr>
+                <w:rFonts w:ascii="Calibri" w:hAnsi="Calibri" w:cs="Calibri"/>
+                <w:sz w:val="22"/>
+                <w:szCs w:val="22"/>
+              </w:rPr>
+              <w:t>SVM</w:t>
+            </w:r>
+            <w:r>
+              <w:rPr>
+                <w:rFonts w:ascii="Calibri" w:hAnsi="Calibri" w:cs="Calibri"/>
+                <w:sz w:val="22"/>
+                <w:szCs w:val="22"/>
+              </w:rPr>
+              <w:t xml:space="preserve"> (</w:t>
+            </w:r>
+            <w:r>
+              <w:rPr>
+                <w:rFonts w:ascii="Calibri" w:hAnsi="Calibri" w:cs="Calibri"/>
+                <w:sz w:val="22"/>
+                <w:szCs w:val="22"/>
+              </w:rPr>
+              <w:t>sigmoid</w:t>
+            </w:r>
+            <w:r>
+              <w:rPr>
+                <w:rFonts w:ascii="Calibri" w:hAnsi="Calibri" w:cs="Calibri"/>
+                <w:sz w:val="22"/>
+                <w:szCs w:val="22"/>
+              </w:rPr>
+              <w:t>)</w:t>
+            </w:r>
+          </w:p>
+        </w:tc>
+        <w:tc>
+          <w:tcPr>
+            <w:tcW w:w="1191" w:type="dxa"/>
+            <w:noWrap/>
+            <w:hideMark/>
+          </w:tcPr>
+          <w:p>
+            <w:pPr>
+              <w:spacing w:after="160" w:line="278" w:lineRule="auto"/>
+              <w:rPr>
+                <w:rFonts w:ascii="Calibri" w:hAnsi="Calibri" w:cs="Calibri"/>
+                <w:sz w:val="22"/>
+                <w:szCs w:val="22"/>
+              </w:rPr>
+            </w:pPr>
+            <w:r>
+              <w:rPr>
+                <w:rFonts w:ascii="Calibri" w:hAnsi="Calibri" w:cs="Calibri"/>
+                <w:sz w:val="22"/>
+                <w:szCs w:val="22"/>
+              </w:rPr>
+              <w:t>0.8801020</w:t>
+            </w:r>
+          </w:p>
+        </w:tc>
+        <w:tc>
+          <w:tcPr>
+            <w:tcW w:w="1191" w:type="dxa"/>
+            <w:noWrap/>
+            <w:hideMark/>
+          </w:tcPr>
+          <w:p>
+            <w:pPr>
+              <w:spacing w:after="160" w:line="278" w:lineRule="auto"/>
+              <w:rPr>
+                <w:rFonts w:ascii="Calibri" w:hAnsi="Calibri" w:cs="Calibri"/>
+                <w:sz w:val="22"/>
+                <w:szCs w:val="22"/>
+              </w:rPr>
+            </w:pPr>
+            <w:r>
+              <w:rPr>
+                <w:rFonts w:ascii="Calibri" w:hAnsi="Calibri" w:cs="Calibri"/>
+                <w:sz w:val="22"/>
+                <w:szCs w:val="22"/>
+              </w:rPr>
+              <w:t>0.9000000</w:t>
+            </w:r>
+          </w:p>
+        </w:tc>
+        <w:tc>
+          <w:tcPr>
+            <w:tcW w:w="1191" w:type="dxa"/>
+            <w:noWrap/>
+            <w:hideMark/>
+          </w:tcPr>
+          <w:p>
+            <w:pPr>
+              <w:spacing w:after="160" w:line="278" w:lineRule="auto"/>
+              <w:rPr>
+                <w:rFonts w:ascii="Calibri" w:hAnsi="Calibri" w:cs="Calibri"/>
+                <w:sz w:val="22"/>
+                <w:szCs w:val="22"/>
+              </w:rPr>
+            </w:pPr>
+            <w:r>
+              <w:rPr>
+                <w:rFonts w:ascii="Calibri" w:hAnsi="Calibri" w:cs="Calibri"/>
+                <w:sz w:val="22"/>
+                <w:szCs w:val="22"/>
+              </w:rPr>
+              <w:t>0.8761905</w:t>
+            </w:r>
+          </w:p>
+        </w:tc>
+        <w:tc>
+          <w:tcPr>
+            <w:tcW w:w="1191" w:type="dxa"/>
+            <w:noWrap/>
+            <w:hideMark/>
+          </w:tcPr>
+          <w:p>
+            <w:pPr>
+              <w:spacing w:after="160" w:line="278" w:lineRule="auto"/>
+              <w:rPr>
+                <w:rFonts w:ascii="Calibri" w:hAnsi="Calibri" w:cs="Calibri"/>
+                <w:sz w:val="22"/>
+                <w:szCs w:val="22"/>
+              </w:rPr>
+            </w:pPr>
+            <w:r>
+              <w:rPr>
+                <w:rFonts w:ascii="Calibri" w:hAnsi="Calibri" w:cs="Calibri"/>
+                <w:sz w:val="22"/>
+                <w:szCs w:val="22"/>
+              </w:rPr>
+              <w:t>0.7231604</w:t>
+            </w:r>
+          </w:p>
+        </w:tc>
+      </w:tr>
+    </w:tbl>
+    <w:p>
+      <w:pPr>
+        <w:jc w:val="center"/>
+        <w:rPr>
+          <w:rFonts w:ascii="Calibri" w:hAnsi="Calibri" w:cs="Calibri"/>
+          <w:sz w:val="22"/>
+          <w:szCs w:val="22"/>
+        </w:rPr>
+      </w:pPr>
+      <w:r>
+        <w:rPr>
+          <w:rFonts w:ascii="Calibri" w:hAnsi="Calibri" w:cs="Calibri"/>
+          <w:sz w:val="22"/>
+          <w:szCs w:val="22"/>
+        </w:rPr>
+        <w:t>Table 2: Summary statistics of unsupervised learning performances under cross-validation</w:t>
+      </w:r>
+    </w:p>
+    <w:p>
+      <w:pPr>
+        <w:jc w:val="center"/>
         <w:rPr>
           <w:rFonts w:ascii="Calibri" w:hAnsi="Calibri" w:cs="Calibri"/>
           <w:sz w:val="22"/>
@@ -4943,15 +6385,7 @@
           <w:sz w:val="22"/>
           <w:szCs w:val="22"/>
         </w:rPr>
-        <w:t xml:space="preserve"> (</w:t>
-      </w:r>
-      <w:r>
-        <w:rPr>
-          <w:rFonts w:ascii="Calibri" w:hAnsi="Calibri" w:cs="Calibri"/>
-          <w:sz w:val="22"/>
-          <w:szCs w:val="22"/>
-        </w:rPr>
-        <w:t>b1747</w:t>
+        <w:t xml:space="preserve"> (b1747</w:t>
       </w:r>
       <w:r>
         <w:rPr>
@@ -4993,15 +6427,7 @@
           <w:sz w:val="22"/>
           <w:szCs w:val="22"/>
         </w:rPr>
-        <w:t xml:space="preserve"> (</w:t>
-      </w:r>
-      <w:r>
-        <w:rPr>
-          <w:rFonts w:ascii="Calibri" w:hAnsi="Calibri" w:cs="Calibri"/>
-          <w:sz w:val="22"/>
-          <w:szCs w:val="22"/>
-        </w:rPr>
-        <w:t>b2471</w:t>
+        <w:t xml:space="preserve"> (b2471</w:t>
       </w:r>
       <w:r>
         <w:rPr>
@@ -5073,7 +6499,7 @@
           <w:sz w:val="22"/>
           <w:szCs w:val="22"/>
         </w:rPr>
-        <w:t xml:space="preserve">he common top genes </w:t>
+        <w:t xml:space="preserve">he common top gene </w:t>
       </w:r>
       <w:r>
         <w:rPr>
@@ -5097,85 +6523,34 @@
           <w:sz w:val="22"/>
           <w:szCs w:val="22"/>
         </w:rPr>
-        <w:t xml:space="preserve">, </w:t>
-      </w:r>
-      <w:proofErr w:type="spellStart"/>
-      <w:r>
-        <w:rPr>
-          <w:rFonts w:ascii="Calibri" w:hAnsi="Calibri" w:cs="Calibri"/>
-          <w:sz w:val="22"/>
-          <w:szCs w:val="22"/>
-        </w:rPr>
-        <w:t>clpP</w:t>
-      </w:r>
-      <w:proofErr w:type="spellEnd"/>
-      <w:r>
-        <w:rPr>
-          <w:rFonts w:ascii="Calibri" w:hAnsi="Calibri" w:cs="Calibri"/>
-          <w:sz w:val="22"/>
-          <w:szCs w:val="22"/>
-        </w:rPr>
-        <w:t xml:space="preserve"> (b0437) and </w:t>
-      </w:r>
-      <w:proofErr w:type="spellStart"/>
-      <w:r>
-        <w:rPr>
-          <w:rFonts w:ascii="Calibri" w:hAnsi="Calibri" w:cs="Calibri"/>
-          <w:sz w:val="22"/>
-          <w:szCs w:val="22"/>
-        </w:rPr>
-        <w:t>malY</w:t>
-      </w:r>
-      <w:proofErr w:type="spellEnd"/>
-      <w:r>
-        <w:rPr>
-          <w:rFonts w:ascii="Calibri" w:hAnsi="Calibri" w:cs="Calibri"/>
-          <w:sz w:val="22"/>
-          <w:szCs w:val="22"/>
-        </w:rPr>
-        <w:t xml:space="preserve"> (b1622)</w:t>
-      </w:r>
-      <w:r>
-        <w:rPr>
-          <w:rFonts w:ascii="Calibri" w:hAnsi="Calibri" w:cs="Calibri"/>
-          <w:sz w:val="22"/>
-          <w:szCs w:val="22"/>
-        </w:rPr>
-        <w:t>,</w:t>
-      </w:r>
-      <w:r>
-        <w:rPr>
-          <w:rFonts w:ascii="Calibri" w:hAnsi="Calibri" w:cs="Calibri"/>
-          <w:sz w:val="22"/>
-          <w:szCs w:val="22"/>
-        </w:rPr>
-        <w:t xml:space="preserve"> are involved in unfolding damaged proteins and carbon source shift for metabolism. T</w:t>
-      </w:r>
-      <w:r>
-        <w:rPr>
-          <w:rFonts w:ascii="Calibri" w:hAnsi="Calibri" w:cs="Calibri"/>
-          <w:sz w:val="22"/>
-          <w:szCs w:val="22"/>
-        </w:rPr>
-        <w:t xml:space="preserve"> </w:t>
-      </w:r>
-      <w:r>
-        <w:rPr>
-          <w:rFonts w:ascii="Calibri" w:hAnsi="Calibri" w:cs="Calibri"/>
-          <w:sz w:val="22"/>
-          <w:szCs w:val="22"/>
-        </w:rPr>
-        <w:t>Unsupervised learning prioritized high-variance markers, whereas supervised learning identified markers with stable classification power.</w:t>
-      </w:r>
-    </w:p>
-    <w:p>
-      <w:pPr>
-        <w:rPr>
-          <w:rFonts w:ascii="Calibri" w:hAnsi="Calibri" w:cs="Calibri"/>
-          <w:sz w:val="22"/>
-          <w:szCs w:val="22"/>
-        </w:rPr>
-      </w:pPr>
+        <w:t xml:space="preserve"> is </w:t>
+      </w:r>
+      <w:proofErr w:type="spellStart"/>
+      <w:r>
+        <w:rPr>
+          <w:rFonts w:ascii="Calibri" w:hAnsi="Calibri" w:cs="Calibri"/>
+          <w:sz w:val="22"/>
+          <w:szCs w:val="22"/>
+        </w:rPr>
+        <w:t>nikA</w:t>
+      </w:r>
+      <w:proofErr w:type="spellEnd"/>
+      <w:r>
+        <w:rPr>
+          <w:rFonts w:ascii="Calibri" w:hAnsi="Calibri" w:cs="Calibri"/>
+          <w:sz w:val="22"/>
+          <w:szCs w:val="22"/>
+        </w:rPr>
+        <w:t xml:space="preserve"> (b3476), which is involved in nickel uptake.</w:t>
+      </w:r>
+      <w:r>
+        <w:rPr>
+          <w:rFonts w:ascii="Calibri" w:hAnsi="Calibri" w:cs="Calibri"/>
+          <w:sz w:val="22"/>
+          <w:szCs w:val="22"/>
+        </w:rPr>
+        <w:t xml:space="preserve"> Unsupervised learning prioritized high-variance markers, whereas supervised learning identified markers with stable classification power.</w:t>
+      </w:r>
     </w:p>
     <w:p>
       <w:pPr>
@@ -5308,27 +6683,6 @@
           <w:sz w:val="22"/>
           <w:szCs w:val="22"/>
         </w:rPr>
-        <w:br w:type="page"/>
-      </w:r>
-    </w:p>
-    <w:p>
-      <w:pPr>
-        <w:rPr>
-          <w:rFonts w:ascii="Calibri" w:hAnsi="Calibri" w:cs="Calibri"/>
-          <w:b/>
-          <w:bCs/>
-          <w:sz w:val="22"/>
-          <w:szCs w:val="22"/>
-        </w:rPr>
-      </w:pPr>
-      <w:r>
-        <w:rPr>
-          <w:rFonts w:ascii="Calibri" w:hAnsi="Calibri" w:cs="Calibri"/>
-          <w:b/>
-          <w:bCs/>
-          <w:sz w:val="22"/>
-          <w:szCs w:val="22"/>
-        </w:rPr>
         <w:lastRenderedPageBreak/>
         <w:t>Part 3 – Structural Bioinformatics of Differentially Expressed Genes</w:t>
       </w:r>
@@ -5466,15 +6820,7 @@
           <w:sz w:val="22"/>
           <w:szCs w:val="22"/>
         </w:rPr>
-        <w:t>(Figure 12b)</w:t>
-      </w:r>
-      <w:r>
-        <w:rPr>
-          <w:rFonts w:ascii="Calibri" w:hAnsi="Calibri" w:cs="Calibri"/>
-          <w:sz w:val="22"/>
-          <w:szCs w:val="22"/>
-        </w:rPr>
-        <w:t xml:space="preserve"> </w:t>
+        <w:t xml:space="preserve">(Figure 12b) </w:t>
       </w:r>
       <w:r>
         <w:rPr>
@@ -6177,7 +7523,7 @@
           <w:szCs w:val="22"/>
         </w:rPr>
         <w:drawing>
-          <wp:inline distT="0" distB="0" distL="0" distR="0" wp14:anchorId="2580CE7C" wp14:editId="6A5BF0E9">
+          <wp:inline distT="0" distB="0" distL="0" distR="0" wp14:anchorId="2580CE7C" wp14:editId="0FE95576">
             <wp:extent cx="2057400" cy="1574800"/>
             <wp:effectExtent l="0" t="0" r="0" b="6350"/>
             <wp:docPr id="464707823" name="Picture 14"/>
@@ -9204,7 +10550,7 @@
                 <w:szCs w:val="22"/>
               </w:rPr>
               <w:drawing>
-                <wp:inline distT="0" distB="0" distL="0" distR="0" wp14:anchorId="46ACBBEE" wp14:editId="2A110790">
+                <wp:inline distT="0" distB="0" distL="0" distR="0" wp14:anchorId="46ACBBEE" wp14:editId="320549B4">
                   <wp:extent cx="1854200" cy="1016000"/>
                   <wp:effectExtent l="0" t="0" r="0" b="0"/>
                   <wp:docPr id="805917642" name="Picture 15"/>
@@ -9300,7 +10646,7 @@
                 <w:szCs w:val="22"/>
               </w:rPr>
               <w:drawing>
-                <wp:inline distT="0" distB="0" distL="0" distR="0" wp14:anchorId="3A5F873A" wp14:editId="01E7861F">
+                <wp:inline distT="0" distB="0" distL="0" distR="0" wp14:anchorId="3A5F873A" wp14:editId="505D9AB7">
                   <wp:extent cx="2222500" cy="1686560"/>
                   <wp:effectExtent l="0" t="0" r="6350" b="8890"/>
                   <wp:docPr id="1621839792" name="Picture 16"/>
@@ -9406,7 +10752,7 @@
                 <w:szCs w:val="22"/>
               </w:rPr>
               <w:drawing>
-                <wp:inline distT="0" distB="0" distL="0" distR="0" wp14:anchorId="3A6CCED5" wp14:editId="21101AF9">
+                <wp:inline distT="0" distB="0" distL="0" distR="0" wp14:anchorId="3A6CCED5" wp14:editId="3887E4B4">
                   <wp:extent cx="2228850" cy="1498600"/>
                   <wp:effectExtent l="0" t="0" r="0" b="6350"/>
                   <wp:docPr id="1540233185" name="Picture 19"/>
@@ -9482,7 +10828,7 @@
                 <w:szCs w:val="22"/>
               </w:rPr>
               <w:drawing>
-                <wp:inline distT="0" distB="0" distL="0" distR="0" wp14:anchorId="04E1079B" wp14:editId="2596B0FA">
+                <wp:inline distT="0" distB="0" distL="0" distR="0" wp14:anchorId="04E1079B" wp14:editId="2ADE985D">
                   <wp:extent cx="2451100" cy="1764030"/>
                   <wp:effectExtent l="0" t="0" r="6350" b="7620"/>
                   <wp:docPr id="945638046" name="Picture 17"/>
@@ -9638,23 +10984,7 @@
                 <w:sz w:val="22"/>
                 <w:szCs w:val="22"/>
               </w:rPr>
-              <w:t>I use</w:t>
-            </w:r>
-            <w:r>
-              <w:rPr>
-                <w:rFonts w:ascii="Calibri" w:hAnsi="Calibri" w:cs="Calibri"/>
-                <w:sz w:val="22"/>
-                <w:szCs w:val="22"/>
-              </w:rPr>
-              <w:t>d</w:t>
-            </w:r>
-            <w:r>
-              <w:rPr>
-                <w:rFonts w:ascii="Calibri" w:hAnsi="Calibri" w:cs="Calibri"/>
-                <w:sz w:val="22"/>
-                <w:szCs w:val="22"/>
-              </w:rPr>
-              <w:t xml:space="preserve"> GenAI tools in the preparation of this work</w:t>
+              <w:t>I used GenAI tools in the preparation of this work</w:t>
             </w:r>
           </w:p>
         </w:tc>

--- a/LIFE748_assignment.docx
+++ b/LIFE748_assignment.docx
@@ -35,133 +35,7 @@
           <w:sz w:val="22"/>
           <w:szCs w:val="22"/>
         </w:rPr>
-        <w:t xml:space="preserve">Rapid advancements in bioinformatics necessitate rigorous benchmarking of prominent tools. Using PacBio HiFi long-read E. coli sequencing data, this study evaluated genome assembly and annotation, machine learning and structural functional modelling tools. Flye produced highly contiguous and complete assemblies (N50 = 5.25 Mbp in 4 contigs), outperforming </w:t>
-      </w:r>
-      <w:proofErr w:type="spellStart"/>
-      <w:r>
-        <w:rPr>
-          <w:rFonts w:ascii="Calibri" w:hAnsi="Calibri" w:cs="Calibri"/>
-          <w:sz w:val="22"/>
-          <w:szCs w:val="22"/>
-        </w:rPr>
-        <w:t>SPAdes</w:t>
-      </w:r>
-      <w:proofErr w:type="spellEnd"/>
-      <w:r>
-        <w:rPr>
-          <w:rFonts w:ascii="Calibri" w:hAnsi="Calibri" w:cs="Calibri"/>
-          <w:sz w:val="22"/>
-          <w:szCs w:val="22"/>
-        </w:rPr>
-        <w:t xml:space="preserve"> (N50 = 0.40 Mbp in 25 contigs) in efficiency and structural integrity. Bakta provided a 94% functional annotation with fewer hypothetical assignments than </w:t>
-      </w:r>
-      <w:proofErr w:type="spellStart"/>
-      <w:r>
-        <w:rPr>
-          <w:rFonts w:ascii="Calibri" w:hAnsi="Calibri" w:cs="Calibri"/>
-          <w:sz w:val="22"/>
-          <w:szCs w:val="22"/>
-        </w:rPr>
-        <w:t>Prokka</w:t>
-      </w:r>
-      <w:proofErr w:type="spellEnd"/>
-      <w:r>
-        <w:rPr>
-          <w:rFonts w:ascii="Calibri" w:hAnsi="Calibri" w:cs="Calibri"/>
-          <w:sz w:val="22"/>
-          <w:szCs w:val="22"/>
-        </w:rPr>
-        <w:t xml:space="preserve"> despite its shorter read length. Unsupervised K-means and hierarchical clustering discriminated experimental conditions similarly, while stratified cross-validation of SVM demonstrated superior accuracy and reproducibility (88% accuracy, kappa = 0.75) compared to LDA. Structural modelling via AlphaFold2 produced highly confident predictions with supported functional roles of catalytic pockets in </w:t>
-      </w:r>
-      <w:proofErr w:type="spellStart"/>
-      <w:r>
-        <w:rPr>
-          <w:rFonts w:ascii="Calibri" w:hAnsi="Calibri" w:cs="Calibri"/>
-          <w:sz w:val="22"/>
-          <w:szCs w:val="22"/>
-        </w:rPr>
-        <w:t>arsC</w:t>
-      </w:r>
-      <w:proofErr w:type="spellEnd"/>
-      <w:r>
-        <w:rPr>
-          <w:rFonts w:ascii="Calibri" w:hAnsi="Calibri" w:cs="Calibri"/>
-          <w:sz w:val="22"/>
-          <w:szCs w:val="22"/>
-        </w:rPr>
-        <w:t xml:space="preserve"> and nickel-binding loops in </w:t>
-      </w:r>
-      <w:proofErr w:type="spellStart"/>
-      <w:r>
-        <w:rPr>
-          <w:rFonts w:ascii="Calibri" w:hAnsi="Calibri" w:cs="Calibri"/>
-          <w:sz w:val="22"/>
-          <w:szCs w:val="22"/>
-        </w:rPr>
-        <w:t>nikA</w:t>
-      </w:r>
-      <w:proofErr w:type="spellEnd"/>
-      <w:r>
-        <w:rPr>
-          <w:rFonts w:ascii="Calibri" w:hAnsi="Calibri" w:cs="Calibri"/>
-          <w:sz w:val="22"/>
-          <w:szCs w:val="22"/>
-        </w:rPr>
-        <w:t xml:space="preserve">, alongside positively charged dipoles in </w:t>
-      </w:r>
-      <w:proofErr w:type="spellStart"/>
-      <w:r>
-        <w:rPr>
-          <w:rFonts w:ascii="Calibri" w:hAnsi="Calibri" w:cs="Calibri"/>
-          <w:sz w:val="22"/>
-          <w:szCs w:val="22"/>
-        </w:rPr>
-        <w:t>lrp</w:t>
-      </w:r>
-      <w:proofErr w:type="spellEnd"/>
-      <w:r>
-        <w:rPr>
-          <w:rFonts w:ascii="Calibri" w:hAnsi="Calibri" w:cs="Calibri"/>
-          <w:sz w:val="22"/>
-          <w:szCs w:val="22"/>
-        </w:rPr>
-        <w:t xml:space="preserve">, </w:t>
-      </w:r>
-      <w:proofErr w:type="spellStart"/>
-      <w:r>
-        <w:rPr>
-          <w:rFonts w:ascii="Calibri" w:hAnsi="Calibri" w:cs="Calibri"/>
-          <w:sz w:val="22"/>
-          <w:szCs w:val="22"/>
-        </w:rPr>
-        <w:t>argR</w:t>
-      </w:r>
-      <w:proofErr w:type="spellEnd"/>
-      <w:r>
-        <w:rPr>
-          <w:rFonts w:ascii="Calibri" w:hAnsi="Calibri" w:cs="Calibri"/>
-          <w:sz w:val="22"/>
-          <w:szCs w:val="22"/>
-        </w:rPr>
-        <w:t xml:space="preserve"> and </w:t>
-      </w:r>
-      <w:proofErr w:type="spellStart"/>
-      <w:r>
-        <w:rPr>
-          <w:rFonts w:ascii="Calibri" w:hAnsi="Calibri" w:cs="Calibri"/>
-          <w:sz w:val="22"/>
-          <w:szCs w:val="22"/>
-        </w:rPr>
-        <w:t>stpA</w:t>
-      </w:r>
-      <w:proofErr w:type="spellEnd"/>
-      <w:r>
-        <w:rPr>
-          <w:rFonts w:ascii="Calibri" w:hAnsi="Calibri" w:cs="Calibri"/>
-          <w:sz w:val="22"/>
-          <w:szCs w:val="22"/>
-        </w:rPr>
-        <w:t xml:space="preserve"> DNA-binding domains. The findings provide an optimised, integrated framework for genomics analysis and structural bioinformatics.</w:t>
+        <w:t>Rapid advancements in bioinformatics necessitate rigorous benchmarking of prominent tools. Using PacBio HiFi long-read E. coli sequencing data, this study evaluated genome assembly and annotation, machine learning and structural functional modelling tools. Flye produced highly contiguous and complete assemblies (N50 = 5.25 Mbp in 4 contigs), outperforming SPAdes (N50 = 0.40 Mbp in 25 contigs) in efficiency and structural integrity. Bakta provided a 94% functional annotation with fewer hypothetical assignments than Prokka despite its shorter read length. Unsupervised K-means and hierarchical clustering discriminated experimental conditions similarly, while stratified cross-validation of SVM demonstrated superior accuracy and reproducibility (88% accuracy, kappa = 0.75) compared to LDA. Structural modelling via AlphaFold2 produced highly confident predictions with supported functional roles of catalytic pockets in arsC and nickel-binding loops in nikA, alongside positively charged dipoles in lrp, argR and stpA DNA-binding domains. The findings provide an optimised, integrated framework for genomics analysis and structural bioinformatics.</w:t>
       </w:r>
       <w:r>
         <w:rPr>
@@ -206,114 +80,24 @@
           <w:sz w:val="22"/>
           <w:szCs w:val="22"/>
         </w:rPr>
-        <w:t xml:space="preserve">To evaluate leading genome assembly and annotation benchmarking methods, DNA obtained from a E. coli septic patient is isolated using the Qiagen Power Max Soil Kit. Sequel Ile machine is used for sequencing and base-calling is performed by SMRT LINK V13.0, resulting in a 30-fold coverage sequencing read data of the Escherichia coli (E. coli) genome. Genome assembly was first performed using the default settings of Flye (v2.9.6) in </w:t>
-      </w:r>
-      <w:proofErr w:type="spellStart"/>
-      <w:r>
-        <w:rPr>
-          <w:rFonts w:ascii="Calibri" w:hAnsi="Calibri" w:cs="Calibri"/>
-          <w:sz w:val="22"/>
-          <w:szCs w:val="22"/>
-        </w:rPr>
-        <w:t>pacbio-hifi</w:t>
-      </w:r>
-      <w:proofErr w:type="spellEnd"/>
-      <w:r>
-        <w:rPr>
-          <w:rFonts w:ascii="Calibri" w:hAnsi="Calibri" w:cs="Calibri"/>
-          <w:sz w:val="22"/>
-          <w:szCs w:val="22"/>
-        </w:rPr>
-        <w:t xml:space="preserve"> mode, then </w:t>
-      </w:r>
-      <w:proofErr w:type="spellStart"/>
-      <w:r>
-        <w:rPr>
-          <w:rFonts w:ascii="Calibri" w:hAnsi="Calibri" w:cs="Calibri"/>
-          <w:sz w:val="22"/>
-          <w:szCs w:val="22"/>
-        </w:rPr>
-        <w:t>SPAdes</w:t>
-      </w:r>
-      <w:proofErr w:type="spellEnd"/>
-      <w:r>
-        <w:rPr>
-          <w:rFonts w:ascii="Calibri" w:hAnsi="Calibri" w:cs="Calibri"/>
-          <w:sz w:val="22"/>
-          <w:szCs w:val="22"/>
-        </w:rPr>
-        <w:t xml:space="preserve"> (v4.2.0) with the read error correction stage skipped for efficiency and optimisation for high-coverage bacterial isolates as the data is non-single-cell with uniform coverage. QUAST (v5.3.0) was run on both assemblies with reference to the K12 E coli. genome. Next, genome annotation was performed using the </w:t>
-      </w:r>
-      <w:proofErr w:type="spellStart"/>
-      <w:r>
-        <w:rPr>
-          <w:rFonts w:ascii="Calibri" w:hAnsi="Calibri" w:cs="Calibri"/>
-          <w:sz w:val="22"/>
-          <w:szCs w:val="22"/>
-        </w:rPr>
-        <w:t>Prokka</w:t>
-      </w:r>
-      <w:proofErr w:type="spellEnd"/>
-      <w:r>
-        <w:rPr>
-          <w:rFonts w:ascii="Calibri" w:hAnsi="Calibri" w:cs="Calibri"/>
-          <w:sz w:val="22"/>
-          <w:szCs w:val="22"/>
-        </w:rPr>
-        <w:t xml:space="preserve"> (v1.13) and Bakta (version 1.12.0) pipelines. The resulting statistics were analysed in R with summary graphs produced for comparison and analysis.</w:t>
-      </w:r>
-    </w:p>
-    <w:p>
-      <w:pPr>
-        <w:rPr>
-          <w:rFonts w:ascii="Calibri" w:hAnsi="Calibri" w:cs="Calibri"/>
-          <w:sz w:val="22"/>
-          <w:szCs w:val="22"/>
-        </w:rPr>
-      </w:pPr>
-      <w:r>
-        <w:rPr>
-          <w:rFonts w:ascii="Calibri" w:hAnsi="Calibri" w:cs="Calibri"/>
-          <w:sz w:val="22"/>
-          <w:szCs w:val="22"/>
-        </w:rPr>
-        <w:t>Secondly, the performance of unsupervised and supervised machine learning approaches in discriminating between experimental condition of the E coli. gene expression profiles were investigated. An elbow test was first run to determine the optimal number of clusters. K-means clustering (</w:t>
-      </w:r>
-      <w:proofErr w:type="spellStart"/>
-      <w:r>
-        <w:rPr>
-          <w:rFonts w:ascii="Calibri" w:hAnsi="Calibri" w:cs="Calibri"/>
-          <w:sz w:val="22"/>
-          <w:szCs w:val="22"/>
-        </w:rPr>
-        <w:t>nstart</w:t>
-      </w:r>
-      <w:proofErr w:type="spellEnd"/>
-      <w:r>
-        <w:rPr>
-          <w:rFonts w:ascii="Calibri" w:hAnsi="Calibri" w:cs="Calibri"/>
-          <w:sz w:val="22"/>
-          <w:szCs w:val="22"/>
-        </w:rPr>
-        <w:t xml:space="preserve"> = 20) was performed on the transposed and normalised dataset with PCA analysis. Graphs were then plotted for visualization of the clustering with centres identified. Hierarchical clustering is also performed using Euclidean distance and </w:t>
-      </w:r>
-      <w:proofErr w:type="gramStart"/>
-      <w:r>
-        <w:rPr>
-          <w:rFonts w:ascii="Calibri" w:hAnsi="Calibri" w:cs="Calibri"/>
-          <w:sz w:val="22"/>
-          <w:szCs w:val="22"/>
-        </w:rPr>
-        <w:t>ward.D</w:t>
-      </w:r>
-      <w:proofErr w:type="gramEnd"/>
-      <w:r>
-        <w:rPr>
-          <w:rFonts w:ascii="Calibri" w:hAnsi="Calibri" w:cs="Calibri"/>
-          <w:sz w:val="22"/>
-          <w:szCs w:val="22"/>
-        </w:rPr>
-        <w:t xml:space="preserve">2 linkage method. A heatmap was produced to compare the predictions of these two unsupervised methods against the ground truth. As for supervised learning, data was split randomly into training and testing subsets in a 7:3 ratio. Linear discriminant analysis (LDA) and support vector machines (SVM) were used to perform classification. To avoid overfitting, logistic regression was performed with feature selection of the top 5 significant genes with the largest log2 fold change. These were then repeated with stratified 7-fold cross validation to ensure robustness. Model performance was evaluated using Cohen’s Kappa and balanced accuracy to account for the potential imbalanced distribution in binary conditions. Finally, biologically important markers were selected by extracting the top gene that contributed to each k-means cluster. The common genes among the top 10 with the highest weights in the LDA and SVM methods were extracted for biological interpretation. </w:t>
+        <w:t>To evaluate leading genome assembly and annotation benchmarking methods, DNA obtained from a E. coli septic patient is isolated using the Qiagen Power Max Soil Kit. Sequel Ile machine is used for sequencing and base-calling is performed by SMRT LINK V13.0, resulting in a 30-fold coverage sequencing read data of the Escherichia coli (E. coli) genome. Genome assembly was first performed using the default settings of Flye (v2.9.6) in pacbio-hifi mode, then SPAdes (v4.2.0) with the read error correction stage skipped for efficiency and optimisation for high-coverage bacterial isolates as the data is non-single-cell with uniform coverage. QUAST (v5.3.0) was run on both assemblies with reference to the K12 E coli. genome. Next, genome annotation was performed using the Prokka (v1.13) and Bakta (version 1.12.0) pipelines. The resulting statistics were analysed in R with summary graphs produced for comparison and analysis.</w:t>
+      </w:r>
+    </w:p>
+    <w:p>
+      <w:pPr>
+        <w:rPr>
+          <w:rFonts w:ascii="Calibri" w:hAnsi="Calibri" w:cs="Calibri"/>
+          <w:sz w:val="22"/>
+          <w:szCs w:val="22"/>
+        </w:rPr>
+      </w:pPr>
+      <w:r>
+        <w:rPr>
+          <w:rFonts w:ascii="Calibri" w:hAnsi="Calibri" w:cs="Calibri"/>
+          <w:sz w:val="22"/>
+          <w:szCs w:val="22"/>
+        </w:rPr>
+        <w:t xml:space="preserve">Secondly, the performance of unsupervised and supervised machine learning approaches in discriminating between experimental condition of the E coli. gene expression profiles were investigated. An elbow test was first run to determine the optimal number of clusters. K-means clustering (nstart = 20) was performed on the transposed and normalised dataset with PCA analysis. Graphs were then plotted for visualization of the clustering with centres identified. Hierarchical clustering is also performed using Euclidean distance and ward.D2 linkage method. A heatmap was produced to compare the predictions of these two unsupervised methods against the ground truth. As for supervised learning, data was split randomly into training and testing subsets in a 7:3 ratio. Linear discriminant analysis (LDA) and support vector machines (SVM) were used to perform classification. To avoid overfitting, logistic regression was performed with feature selection of the top 5 significant genes with the largest log2 fold change. These were then repeated with stratified 7-fold cross validation to ensure robustness. Model performance was evaluated using Cohen’s Kappa and balanced accuracy to account for the potential imbalanced distribution in binary conditions. Finally, biologically important markers were selected by extracting the top gene that contributed to each k-means cluster. The common genes among the top 10 with the highest weights in the LDA and SVM methods were extracted for biological interpretation. </w:t>
       </w:r>
     </w:p>
     <w:p>
@@ -354,43 +138,15 @@
           <w:sz w:val="22"/>
           <w:szCs w:val="22"/>
         </w:rPr>
-        <w:t xml:space="preserve">IDs of significant fold change with their names and GO terms using the </w:t>
-      </w:r>
-      <w:proofErr w:type="spellStart"/>
-      <w:r>
-        <w:rPr>
-          <w:rFonts w:ascii="Calibri" w:hAnsi="Calibri" w:cs="Calibri"/>
-          <w:sz w:val="22"/>
-          <w:szCs w:val="22"/>
-        </w:rPr>
-        <w:t>EcoCyc</w:t>
-      </w:r>
-      <w:proofErr w:type="spellEnd"/>
-      <w:r>
-        <w:rPr>
-          <w:rFonts w:ascii="Calibri" w:hAnsi="Calibri" w:cs="Calibri"/>
-          <w:sz w:val="22"/>
-          <w:szCs w:val="22"/>
-        </w:rPr>
-        <w:t xml:space="preserve"> Escherichia coli K-12 </w:t>
-      </w:r>
-      <w:proofErr w:type="spellStart"/>
-      <w:r>
-        <w:rPr>
-          <w:rFonts w:ascii="Calibri" w:hAnsi="Calibri" w:cs="Calibri"/>
-          <w:sz w:val="22"/>
-          <w:szCs w:val="22"/>
-        </w:rPr>
-        <w:t>substr</w:t>
-      </w:r>
-      <w:proofErr w:type="spellEnd"/>
-      <w:r>
-        <w:rPr>
-          <w:rFonts w:ascii="Calibri" w:hAnsi="Calibri" w:cs="Calibri"/>
-          <w:sz w:val="22"/>
-          <w:szCs w:val="22"/>
-        </w:rPr>
-        <w:t xml:space="preserve">. MG1655 reference genome </w:t>
+        <w:t>IDs of significant fold change with their names and GO terms using the EcoCyc</w:t>
+      </w:r>
+      <w:r>
+        <w:rPr>
+          <w:rFonts w:ascii="Calibri" w:hAnsi="Calibri" w:cs="Calibri"/>
+          <w:sz w:val="22"/>
+          <w:szCs w:val="22"/>
+        </w:rPr>
+        <w:t xml:space="preserve"> Escherichia coli K-12 substr. MG1655 reference genome </w:t>
       </w:r>
       <w:r>
         <w:rPr>
@@ -406,25 +162,7 @@
           <w:sz w:val="22"/>
           <w:szCs w:val="22"/>
         </w:rPr>
-        <w:t xml:space="preserve">This includes </w:t>
-      </w:r>
-      <w:proofErr w:type="spellStart"/>
-      <w:r>
-        <w:rPr>
-          <w:rFonts w:ascii="Calibri" w:hAnsi="Calibri" w:cs="Calibri"/>
-          <w:sz w:val="22"/>
-          <w:szCs w:val="22"/>
-        </w:rPr>
-        <w:t>lrp</w:t>
-      </w:r>
-      <w:proofErr w:type="spellEnd"/>
-      <w:r>
-        <w:rPr>
-          <w:rFonts w:ascii="Calibri" w:hAnsi="Calibri" w:cs="Calibri"/>
-          <w:sz w:val="22"/>
-          <w:szCs w:val="22"/>
-        </w:rPr>
-        <w:t xml:space="preserve"> (log</w:t>
+        <w:t>This includes lrp (log</w:t>
       </w:r>
       <w:r>
         <w:rPr>
@@ -441,25 +179,7 @@
           <w:sz w:val="22"/>
           <w:szCs w:val="22"/>
         </w:rPr>
-        <w:t xml:space="preserve">FC = -2.07) that controls over a third of gene expression related to nutrient availability adaptation (Kroner et al., 2019); </w:t>
-      </w:r>
-      <w:proofErr w:type="spellStart"/>
-      <w:r>
-        <w:rPr>
-          <w:rFonts w:ascii="Calibri" w:hAnsi="Calibri" w:cs="Calibri"/>
-          <w:sz w:val="22"/>
-          <w:szCs w:val="22"/>
-        </w:rPr>
-        <w:t>argR</w:t>
-      </w:r>
-      <w:proofErr w:type="spellEnd"/>
-      <w:r>
-        <w:rPr>
-          <w:rFonts w:ascii="Calibri" w:hAnsi="Calibri" w:cs="Calibri"/>
-          <w:sz w:val="22"/>
-          <w:szCs w:val="22"/>
-        </w:rPr>
-        <w:t xml:space="preserve"> (log</w:t>
+        <w:t>FC = -2.07) that controls over a third of gene expression related to nutrient availability adaptation (Kroner et al., 2019); argR (log</w:t>
       </w:r>
       <w:r>
         <w:rPr>
@@ -492,25 +212,7 @@
           <w:sz w:val="22"/>
           <w:szCs w:val="22"/>
         </w:rPr>
-        <w:t xml:space="preserve"> (Iyer et al., 2003); </w:t>
-      </w:r>
-      <w:proofErr w:type="spellStart"/>
-      <w:r>
-        <w:rPr>
-          <w:rFonts w:ascii="Calibri" w:hAnsi="Calibri" w:cs="Calibri"/>
-          <w:sz w:val="22"/>
-          <w:szCs w:val="22"/>
-        </w:rPr>
-        <w:t>stpA</w:t>
-      </w:r>
-      <w:proofErr w:type="spellEnd"/>
-      <w:r>
-        <w:rPr>
-          <w:rFonts w:ascii="Calibri" w:hAnsi="Calibri" w:cs="Calibri"/>
-          <w:sz w:val="22"/>
-          <w:szCs w:val="22"/>
-        </w:rPr>
-        <w:t xml:space="preserve"> (log</w:t>
+        <w:t xml:space="preserve"> (Iyer et al., 2003); stpA (log</w:t>
       </w:r>
       <w:r>
         <w:rPr>
@@ -527,25 +229,7 @@
           <w:sz w:val="22"/>
           <w:szCs w:val="22"/>
         </w:rPr>
-        <w:t xml:space="preserve">FC = -1.97) that suppresses DNA-binding and transcription to control stress responses (Zhang et al., 1996). To investigate toxicity and resistance, </w:t>
-      </w:r>
-      <w:proofErr w:type="spellStart"/>
-      <w:r>
-        <w:rPr>
-          <w:rFonts w:ascii="Calibri" w:hAnsi="Calibri" w:cs="Calibri"/>
-          <w:sz w:val="22"/>
-          <w:szCs w:val="22"/>
-        </w:rPr>
-        <w:t>arsC</w:t>
-      </w:r>
-      <w:proofErr w:type="spellEnd"/>
-      <w:r>
-        <w:rPr>
-          <w:rFonts w:ascii="Calibri" w:hAnsi="Calibri" w:cs="Calibri"/>
-          <w:sz w:val="22"/>
-          <w:szCs w:val="22"/>
-        </w:rPr>
-        <w:t xml:space="preserve"> (log</w:t>
+        <w:t>FC = -1.97) that suppresses DNA-binding and transcription to control stress responses (Zhang et al., 1996). To investigate toxicity and resistance, arsC (log</w:t>
       </w:r>
       <w:r>
         <w:rPr>
@@ -562,25 +246,7 @@
           <w:sz w:val="22"/>
           <w:szCs w:val="22"/>
         </w:rPr>
-        <w:t xml:space="preserve">FC = 1.71) with arsenic detoxifying mechanisms and </w:t>
-      </w:r>
-      <w:proofErr w:type="spellStart"/>
-      <w:r>
-        <w:rPr>
-          <w:rFonts w:ascii="Calibri" w:hAnsi="Calibri" w:cs="Calibri"/>
-          <w:sz w:val="22"/>
-          <w:szCs w:val="22"/>
-        </w:rPr>
-        <w:t>nikA</w:t>
-      </w:r>
-      <w:proofErr w:type="spellEnd"/>
-      <w:r>
-        <w:rPr>
-          <w:rFonts w:ascii="Calibri" w:hAnsi="Calibri" w:cs="Calibri"/>
-          <w:sz w:val="22"/>
-          <w:szCs w:val="22"/>
-        </w:rPr>
-        <w:t xml:space="preserve"> (log</w:t>
+        <w:t>FC = 1.71) with arsenic detoxifying mechanisms and nikA (log</w:t>
       </w:r>
       <w:r>
         <w:rPr>
@@ -613,97 +279,23 @@
           <w:sz w:val="22"/>
           <w:szCs w:val="22"/>
         </w:rPr>
-        <w:t xml:space="preserve"> conditions were chosen (</w:t>
-      </w:r>
-      <w:proofErr w:type="spellStart"/>
-      <w:r>
-        <w:rPr>
-          <w:rFonts w:ascii="Calibri" w:hAnsi="Calibri" w:cs="Calibri"/>
-          <w:sz w:val="22"/>
-          <w:szCs w:val="22"/>
-        </w:rPr>
-        <w:t>DeMel</w:t>
-      </w:r>
-      <w:proofErr w:type="spellEnd"/>
-      <w:r>
-        <w:rPr>
-          <w:rFonts w:ascii="Calibri" w:hAnsi="Calibri" w:cs="Calibri"/>
-          <w:sz w:val="22"/>
-          <w:szCs w:val="22"/>
-        </w:rPr>
-        <w:t xml:space="preserve"> et al., 2004; </w:t>
-      </w:r>
-      <w:proofErr w:type="spellStart"/>
-      <w:r>
-        <w:rPr>
-          <w:rFonts w:ascii="Calibri" w:hAnsi="Calibri" w:cs="Calibri"/>
-          <w:sz w:val="22"/>
-          <w:szCs w:val="22"/>
-        </w:rPr>
-        <w:t>Sebastiampillai</w:t>
-      </w:r>
-      <w:proofErr w:type="spellEnd"/>
-      <w:r>
-        <w:rPr>
-          <w:rFonts w:ascii="Calibri" w:hAnsi="Calibri" w:cs="Calibri"/>
-          <w:sz w:val="22"/>
-          <w:szCs w:val="22"/>
-        </w:rPr>
-        <w:t xml:space="preserve"> &amp; Nitz, 2025). Protein sequences for these genes were extracted from the previous genome annotation and the </w:t>
-      </w:r>
-      <w:proofErr w:type="spellStart"/>
-      <w:r>
-        <w:rPr>
-          <w:rFonts w:ascii="Calibri" w:hAnsi="Calibri" w:cs="Calibri"/>
-          <w:sz w:val="22"/>
-          <w:szCs w:val="22"/>
-        </w:rPr>
-        <w:t>ColabFold</w:t>
-      </w:r>
-      <w:proofErr w:type="spellEnd"/>
-      <w:r>
-        <w:rPr>
-          <w:rFonts w:ascii="Calibri" w:hAnsi="Calibri" w:cs="Calibri"/>
-          <w:sz w:val="22"/>
-          <w:szCs w:val="22"/>
-        </w:rPr>
-        <w:t xml:space="preserve"> v1.5.5 implementation of AlphaFold2 was used for structural prediction. The highest-ranked model was selected bas on the higher </w:t>
-      </w:r>
-      <w:proofErr w:type="spellStart"/>
-      <w:r>
-        <w:rPr>
-          <w:rFonts w:ascii="Calibri" w:hAnsi="Calibri" w:cs="Calibri"/>
-          <w:sz w:val="22"/>
-          <w:szCs w:val="22"/>
-        </w:rPr>
-        <w:t>pLDDT</w:t>
-      </w:r>
-      <w:proofErr w:type="spellEnd"/>
-      <w:r>
-        <w:rPr>
-          <w:rFonts w:ascii="Calibri" w:hAnsi="Calibri" w:cs="Calibri"/>
-          <w:sz w:val="22"/>
-          <w:szCs w:val="22"/>
-        </w:rPr>
-        <w:t xml:space="preserve"> score. A </w:t>
-      </w:r>
-      <w:proofErr w:type="spellStart"/>
-      <w:r>
-        <w:rPr>
-          <w:rFonts w:ascii="Calibri" w:hAnsi="Calibri" w:cs="Calibri"/>
-          <w:sz w:val="22"/>
-          <w:szCs w:val="22"/>
-        </w:rPr>
-        <w:t>foldseek</w:t>
-      </w:r>
-      <w:proofErr w:type="spellEnd"/>
-      <w:r>
-        <w:rPr>
-          <w:rFonts w:ascii="Calibri" w:hAnsi="Calibri" w:cs="Calibri"/>
-          <w:sz w:val="22"/>
-          <w:szCs w:val="22"/>
-        </w:rPr>
-        <w:t xml:space="preserve"> search (3DiAA mode) was then performed for each top model to </w:t>
+        <w:t xml:space="preserve"> conditions were chosen (DeMel et al., 2004; Sebastiampillai &amp; Nitz, 2025). Protein sequences for these genes were extracted from the previous genome annotation and the ColabFold v1.5.5 implementation of AlphaFold2 was used for structural prediction. The highest-ranked model was selected bas on the higher pLDDT score. A </w:t>
+      </w:r>
+      <w:r>
+        <w:rPr>
+          <w:rFonts w:ascii="Calibri" w:hAnsi="Calibri" w:cs="Calibri"/>
+          <w:sz w:val="22"/>
+          <w:szCs w:val="22"/>
+        </w:rPr>
+        <w:t>F</w:t>
+      </w:r>
+      <w:r>
+        <w:rPr>
+          <w:rFonts w:ascii="Calibri" w:hAnsi="Calibri" w:cs="Calibri"/>
+          <w:sz w:val="22"/>
+          <w:szCs w:val="22"/>
+        </w:rPr>
+        <w:t xml:space="preserve">oldseek search (3DiAA mode) was then performed for each top model to </w:t>
       </w:r>
       <w:r>
         <w:rPr>
@@ -729,61 +321,7 @@
           <w:sz w:val="22"/>
           <w:szCs w:val="22"/>
         </w:rPr>
-        <w:t xml:space="preserve">. The top model and the similar structural neighbour are both loaded into </w:t>
-      </w:r>
-      <w:proofErr w:type="spellStart"/>
-      <w:r>
-        <w:rPr>
-          <w:rFonts w:ascii="Calibri" w:hAnsi="Calibri" w:cs="Calibri"/>
-          <w:sz w:val="22"/>
-          <w:szCs w:val="22"/>
-        </w:rPr>
-        <w:t>PyMOL</w:t>
-      </w:r>
-      <w:proofErr w:type="spellEnd"/>
-      <w:r>
-        <w:rPr>
-          <w:rFonts w:ascii="Calibri" w:hAnsi="Calibri" w:cs="Calibri"/>
-          <w:sz w:val="22"/>
-          <w:szCs w:val="22"/>
-        </w:rPr>
-        <w:t xml:space="preserve"> (v3.1) for sequence-informed alignment to identify similarities in functional sites and domains. Functions are also investigated and confirmed using annotation entries on </w:t>
-      </w:r>
-      <w:proofErr w:type="spellStart"/>
-      <w:r>
-        <w:rPr>
-          <w:rFonts w:ascii="Calibri" w:hAnsi="Calibri" w:cs="Calibri"/>
-          <w:sz w:val="22"/>
-          <w:szCs w:val="22"/>
-        </w:rPr>
-        <w:t>InterPro</w:t>
-      </w:r>
-      <w:proofErr w:type="spellEnd"/>
-      <w:r>
-        <w:rPr>
-          <w:rFonts w:ascii="Calibri" w:hAnsi="Calibri" w:cs="Calibri"/>
-          <w:sz w:val="22"/>
-          <w:szCs w:val="22"/>
-        </w:rPr>
-        <w:t xml:space="preserve">. Furthermore, electrostatic surfaces are also calculated in </w:t>
-      </w:r>
-      <w:proofErr w:type="spellStart"/>
-      <w:r>
-        <w:rPr>
-          <w:rFonts w:ascii="Calibri" w:hAnsi="Calibri" w:cs="Calibri"/>
-          <w:sz w:val="22"/>
-          <w:szCs w:val="22"/>
-        </w:rPr>
-        <w:t>PyMOL</w:t>
-      </w:r>
-      <w:proofErr w:type="spellEnd"/>
-      <w:r>
-        <w:rPr>
-          <w:rFonts w:ascii="Calibri" w:hAnsi="Calibri" w:cs="Calibri"/>
-          <w:sz w:val="22"/>
-          <w:szCs w:val="22"/>
-        </w:rPr>
-        <w:t xml:space="preserve"> to confirm DNA-binding sites.</w:t>
+        <w:t>. The top model and the similar structural neighbour are both loaded into PyMOL (v3.1) for sequence-informed alignment to identify similarities in functional sites and domains. Functions are also investigated and confirmed using annotation entries on InterPro. Furthermore, electrostatic surfaces are also calculated in PyMOL to confirm DNA-binding sites.</w:t>
       </w:r>
       <w:r>
         <w:rPr>
@@ -853,29 +391,7 @@
           <w:sz w:val="22"/>
           <w:szCs w:val="22"/>
         </w:rPr>
-        <w:t xml:space="preserve">Genome Assembly (Flye vs </w:t>
-      </w:r>
-      <w:proofErr w:type="spellStart"/>
-      <w:r>
-        <w:rPr>
-          <w:rFonts w:ascii="Calibri" w:hAnsi="Calibri" w:cs="Calibri"/>
-          <w:i/>
-          <w:iCs/>
-          <w:sz w:val="22"/>
-          <w:szCs w:val="22"/>
-        </w:rPr>
-        <w:t>SPAdes</w:t>
-      </w:r>
-      <w:proofErr w:type="spellEnd"/>
-      <w:r>
-        <w:rPr>
-          <w:rFonts w:ascii="Calibri" w:hAnsi="Calibri" w:cs="Calibri"/>
-          <w:i/>
-          <w:iCs/>
-          <w:sz w:val="22"/>
-          <w:szCs w:val="22"/>
-        </w:rPr>
-        <w:t>) performance analysis</w:t>
+        <w:t>Genome Assembly (Flye vs SPAdes) performance analysis</w:t>
       </w:r>
     </w:p>
     <w:tbl>
@@ -964,23 +480,13 @@
                 <w:szCs w:val="22"/>
               </w:rPr>
             </w:pPr>
-            <w:proofErr w:type="spellStart"/>
             <w:r>
               <w:rPr>
                 <w:rFonts w:ascii="Calibri" w:hAnsi="Calibri" w:cs="Calibri"/>
                 <w:sz w:val="22"/>
                 <w:szCs w:val="22"/>
               </w:rPr>
-              <w:t>SPAdes</w:t>
-            </w:r>
-            <w:proofErr w:type="spellEnd"/>
-            <w:r>
-              <w:rPr>
-                <w:rFonts w:ascii="Calibri" w:hAnsi="Calibri" w:cs="Calibri"/>
-                <w:sz w:val="22"/>
-                <w:szCs w:val="22"/>
-              </w:rPr>
-              <w:t xml:space="preserve"> </w:t>
+              <w:t xml:space="preserve">SPAdes </w:t>
             </w:r>
           </w:p>
         </w:tc>
@@ -1520,18 +1026,8 @@
                 <w:sz w:val="22"/>
                 <w:szCs w:val="22"/>
               </w:rPr>
-              <w:t xml:space="preserve">Mismatches per 100 </w:t>
+              <w:t>Mismatches per 100 kbp</w:t>
             </w:r>
-            <w:proofErr w:type="spellStart"/>
-            <w:r>
-              <w:rPr>
-                <w:rFonts w:ascii="Calibri" w:hAnsi="Calibri" w:cs="Calibri"/>
-                <w:sz w:val="22"/>
-                <w:szCs w:val="22"/>
-              </w:rPr>
-              <w:t>kbp</w:t>
-            </w:r>
-            <w:proofErr w:type="spellEnd"/>
           </w:p>
         </w:tc>
         <w:tc>
@@ -1603,25 +1099,7 @@
           <w:sz w:val="22"/>
           <w:szCs w:val="22"/>
         </w:rPr>
-        <w:t xml:space="preserve">Table 1: Condensed summary statistics of QUAST report on Flye and </w:t>
-      </w:r>
-      <w:proofErr w:type="spellStart"/>
-      <w:r>
-        <w:rPr>
-          <w:rFonts w:ascii="Calibri" w:hAnsi="Calibri" w:cs="Calibri"/>
-          <w:sz w:val="22"/>
-          <w:szCs w:val="22"/>
-        </w:rPr>
-        <w:t>SPAdes</w:t>
-      </w:r>
-      <w:proofErr w:type="spellEnd"/>
-      <w:r>
-        <w:rPr>
-          <w:rFonts w:ascii="Calibri" w:hAnsi="Calibri" w:cs="Calibri"/>
-          <w:sz w:val="22"/>
-          <w:szCs w:val="22"/>
-        </w:rPr>
-        <w:t xml:space="preserve"> assembly</w:t>
+        <w:t>Table 1: Condensed summary statistics of QUAST report on Flye and SPAdes assembly</w:t>
       </w:r>
     </w:p>
     <w:p>
@@ -1648,51 +1126,15 @@
           <w:sz w:val="22"/>
           <w:szCs w:val="22"/>
         </w:rPr>
-        <w:t xml:space="preserve">Both Flye and </w:t>
-      </w:r>
-      <w:proofErr w:type="spellStart"/>
-      <w:r>
-        <w:rPr>
-          <w:rFonts w:ascii="Calibri" w:hAnsi="Calibri" w:cs="Calibri"/>
-          <w:sz w:val="22"/>
-          <w:szCs w:val="22"/>
-        </w:rPr>
-        <w:t>SPAdes</w:t>
-      </w:r>
-      <w:proofErr w:type="spellEnd"/>
-      <w:r>
-        <w:rPr>
-          <w:rFonts w:ascii="Calibri" w:hAnsi="Calibri" w:cs="Calibri"/>
-          <w:sz w:val="22"/>
-          <w:szCs w:val="22"/>
-        </w:rPr>
-        <w:t xml:space="preserve"> reached a similar genome fraction (89.3%) alignment. </w:t>
-      </w:r>
-      <w:r>
-        <w:rPr>
-          <w:rFonts w:ascii="Calibri" w:hAnsi="Calibri" w:cs="Calibri"/>
-          <w:sz w:val="22"/>
-          <w:szCs w:val="22"/>
-        </w:rPr>
-        <w:t xml:space="preserve">Flye’s N50 (5.25 Mbp) was significantly higher than </w:t>
-      </w:r>
-      <w:proofErr w:type="spellStart"/>
-      <w:r>
-        <w:rPr>
-          <w:rFonts w:ascii="Calibri" w:hAnsi="Calibri" w:cs="Calibri"/>
-          <w:sz w:val="22"/>
-          <w:szCs w:val="22"/>
-        </w:rPr>
-        <w:t>SPAdes’</w:t>
-      </w:r>
-      <w:proofErr w:type="spellEnd"/>
-      <w:r>
-        <w:rPr>
-          <w:rFonts w:ascii="Calibri" w:hAnsi="Calibri" w:cs="Calibri"/>
-          <w:sz w:val="22"/>
-          <w:szCs w:val="22"/>
-        </w:rPr>
-        <w:t xml:space="preserve"> (0.40 Mbp), proving superior contiguity. </w:t>
+        <w:t xml:space="preserve">Both Flye and SPAdes reached a similar genome fraction (89.3%) alignment. </w:t>
+      </w:r>
+      <w:r>
+        <w:rPr>
+          <w:rFonts w:ascii="Calibri" w:hAnsi="Calibri" w:cs="Calibri"/>
+          <w:sz w:val="22"/>
+          <w:szCs w:val="22"/>
+        </w:rPr>
+        <w:t xml:space="preserve">Flye’s N50 (5.25 Mbp) was significantly higher than SPAdes’ (0.40 Mbp), proving superior contiguity. </w:t>
       </w:r>
       <w:r>
         <w:rPr>
@@ -1756,43 +1198,15 @@
           <w:sz w:val="22"/>
           <w:szCs w:val="22"/>
         </w:rPr>
-        <w:t xml:space="preserve"> </w:t>
-      </w:r>
-      <w:proofErr w:type="spellStart"/>
-      <w:r>
-        <w:rPr>
-          <w:rFonts w:ascii="Calibri" w:hAnsi="Calibri" w:cs="Calibri"/>
-          <w:sz w:val="22"/>
-          <w:szCs w:val="22"/>
-        </w:rPr>
-        <w:t>misassemblies</w:t>
-      </w:r>
-      <w:proofErr w:type="spellEnd"/>
-      <w:r>
-        <w:rPr>
-          <w:rFonts w:ascii="Calibri" w:hAnsi="Calibri" w:cs="Calibri"/>
-          <w:sz w:val="22"/>
-          <w:szCs w:val="22"/>
-        </w:rPr>
-        <w:t xml:space="preserve"> (Phillippy et al., 2008). The sharp incline of Flye reveals its strength in capturing long-read contiguous assemblies within fewer contigs, ensuring genes remain intact and detectable (Kolmogorov et al, 2019). The gradual curve of </w:t>
-      </w:r>
-      <w:proofErr w:type="spellStart"/>
-      <w:r>
-        <w:rPr>
-          <w:rFonts w:ascii="Calibri" w:hAnsi="Calibri" w:cs="Calibri"/>
-          <w:sz w:val="22"/>
-          <w:szCs w:val="22"/>
-        </w:rPr>
-        <w:t>SPAdes</w:t>
-      </w:r>
-      <w:proofErr w:type="spellEnd"/>
-      <w:r>
-        <w:rPr>
-          <w:rFonts w:ascii="Calibri" w:hAnsi="Calibri" w:cs="Calibri"/>
-          <w:sz w:val="22"/>
-          <w:szCs w:val="22"/>
-        </w:rPr>
-        <w:t xml:space="preserve"> demonstrates </w:t>
+        <w:t xml:space="preserve"> misassemblies</w:t>
+      </w:r>
+      <w:r>
+        <w:rPr>
+          <w:rFonts w:ascii="Calibri" w:hAnsi="Calibri" w:cs="Calibri"/>
+          <w:sz w:val="22"/>
+          <w:szCs w:val="22"/>
+        </w:rPr>
+        <w:t xml:space="preserve"> (Phillippy et al., 2008). The sharp incline of Flye reveals its strength in capturing long-read contiguous assemblies within fewer contigs, ensuring genes remain intact and detectable (Kolmogorov et al, 2019). The gradual curve of SPAdes demonstrates </w:t>
       </w:r>
       <w:r>
         <w:rPr>
@@ -1808,25 +1222,7 @@
           <w:sz w:val="22"/>
           <w:szCs w:val="22"/>
         </w:rPr>
-        <w:t>, requiring over 10 contigs to reach reference length (</w:t>
-      </w:r>
-      <w:proofErr w:type="spellStart"/>
-      <w:r>
-        <w:rPr>
-          <w:rFonts w:ascii="Calibri" w:hAnsi="Calibri" w:cs="Calibri"/>
-          <w:sz w:val="22"/>
-          <w:szCs w:val="22"/>
-        </w:rPr>
-        <w:t>Banevich</w:t>
-      </w:r>
-      <w:proofErr w:type="spellEnd"/>
-      <w:r>
-        <w:rPr>
-          <w:rFonts w:ascii="Calibri" w:hAnsi="Calibri" w:cs="Calibri"/>
-          <w:sz w:val="22"/>
-          <w:szCs w:val="22"/>
-        </w:rPr>
-        <w:t xml:space="preserve">, 2012). </w:t>
+        <w:t xml:space="preserve">, requiring over 10 contigs to reach reference length (Banevich, 2012). </w:t>
       </w:r>
       <w:r>
         <w:rPr>
@@ -1842,25 +1238,7 @@
           <w:sz w:val="22"/>
           <w:szCs w:val="22"/>
         </w:rPr>
-        <w:t xml:space="preserve"> </w:t>
-      </w:r>
-      <w:proofErr w:type="spellStart"/>
-      <w:r>
-        <w:rPr>
-          <w:rFonts w:ascii="Calibri" w:hAnsi="Calibri" w:cs="Calibri"/>
-          <w:sz w:val="22"/>
-          <w:szCs w:val="22"/>
-        </w:rPr>
-        <w:t>NGx</w:t>
-      </w:r>
-      <w:proofErr w:type="spellEnd"/>
-      <w:r>
-        <w:rPr>
-          <w:rFonts w:ascii="Calibri" w:hAnsi="Calibri" w:cs="Calibri"/>
-          <w:sz w:val="22"/>
-          <w:szCs w:val="22"/>
-        </w:rPr>
-        <w:t xml:space="preserve"> plot (Figure 2) </w:t>
+        <w:t xml:space="preserve"> NGx plot (Figure 2) </w:t>
       </w:r>
       <w:r>
         <w:rPr>
@@ -1924,43 +1302,7 @@
           <w:sz w:val="22"/>
           <w:szCs w:val="22"/>
         </w:rPr>
-        <w:t xml:space="preserve">reference genome, whereas </w:t>
-      </w:r>
-      <w:proofErr w:type="spellStart"/>
-      <w:r>
-        <w:rPr>
-          <w:rFonts w:ascii="Calibri" w:hAnsi="Calibri" w:cs="Calibri"/>
-          <w:sz w:val="22"/>
-          <w:szCs w:val="22"/>
-        </w:rPr>
-        <w:t>SPAdes</w:t>
-      </w:r>
-      <w:proofErr w:type="spellEnd"/>
-      <w:r>
-        <w:rPr>
-          <w:rFonts w:ascii="Calibri" w:hAnsi="Calibri" w:cs="Calibri"/>
-          <w:sz w:val="22"/>
-          <w:szCs w:val="22"/>
-        </w:rPr>
-        <w:t xml:space="preserve"> </w:t>
-      </w:r>
-      <w:proofErr w:type="gramStart"/>
-      <w:r>
-        <w:rPr>
-          <w:rFonts w:ascii="Calibri" w:hAnsi="Calibri" w:cs="Calibri"/>
-          <w:sz w:val="22"/>
-          <w:szCs w:val="22"/>
-        </w:rPr>
-        <w:t>remains</w:t>
-      </w:r>
-      <w:proofErr w:type="gramEnd"/>
-      <w:r>
-        <w:rPr>
-          <w:rFonts w:ascii="Calibri" w:hAnsi="Calibri" w:cs="Calibri"/>
-          <w:sz w:val="22"/>
-          <w:szCs w:val="22"/>
-        </w:rPr>
-        <w:t xml:space="preserve"> significantly fragmented.</w:t>
+        <w:t>reference genome, whereas SPAdes remains significantly fragmented.</w:t>
       </w:r>
     </w:p>
     <w:p>
@@ -2040,25 +1382,7 @@
           <w:sz w:val="22"/>
           <w:szCs w:val="22"/>
         </w:rPr>
-        <w:t xml:space="preserve">Figure 1: Cumulative length plot of Flye and </w:t>
-      </w:r>
-      <w:proofErr w:type="spellStart"/>
-      <w:r>
-        <w:rPr>
-          <w:rFonts w:ascii="Calibri" w:hAnsi="Calibri" w:cs="Calibri"/>
-          <w:sz w:val="22"/>
-          <w:szCs w:val="22"/>
-        </w:rPr>
-        <w:t>SPAdes</w:t>
-      </w:r>
-      <w:proofErr w:type="spellEnd"/>
-      <w:r>
-        <w:rPr>
-          <w:rFonts w:ascii="Calibri" w:hAnsi="Calibri" w:cs="Calibri"/>
-          <w:sz w:val="22"/>
-          <w:szCs w:val="22"/>
-        </w:rPr>
-        <w:t xml:space="preserve"> assembly</w:t>
+        <w:t>Figure 1: Cumulative length plot of Flye and SPAdes assembly</w:t>
       </w:r>
     </w:p>
     <w:p>
@@ -2130,27 +1454,139 @@
           <w:sz w:val="22"/>
           <w:szCs w:val="22"/>
         </w:rPr>
-        <w:t xml:space="preserve">Figure 2: </w:t>
-      </w:r>
-      <w:proofErr w:type="spellStart"/>
-      <w:r>
-        <w:rPr>
-          <w:rFonts w:ascii="Calibri" w:hAnsi="Calibri" w:cs="Calibri"/>
-          <w:sz w:val="22"/>
-          <w:szCs w:val="22"/>
-        </w:rPr>
-        <w:t>NGx</w:t>
-      </w:r>
-      <w:proofErr w:type="spellEnd"/>
-      <w:r>
-        <w:rPr>
-          <w:rFonts w:ascii="Calibri" w:hAnsi="Calibri" w:cs="Calibri"/>
-          <w:sz w:val="22"/>
-          <w:szCs w:val="22"/>
-        </w:rPr>
-        <w:t xml:space="preserve"> plot of Flye and </w:t>
-      </w:r>
-      <w:proofErr w:type="spellStart"/>
+        <w:t>Figure 2: NGx plot of Flye and SPAdes assembly</w:t>
+      </w:r>
+    </w:p>
+    <w:p>
+      <w:pPr>
+        <w:jc w:val="center"/>
+        <w:rPr>
+          <w:rFonts w:ascii="Calibri" w:hAnsi="Calibri" w:cs="Calibri"/>
+          <w:sz w:val="22"/>
+          <w:szCs w:val="22"/>
+        </w:rPr>
+      </w:pPr>
+    </w:p>
+    <w:p>
+      <w:pPr>
+        <w:rPr>
+          <w:rFonts w:ascii="Calibri" w:hAnsi="Calibri" w:cs="Calibri"/>
+          <w:sz w:val="22"/>
+          <w:szCs w:val="22"/>
+        </w:rPr>
+      </w:pPr>
+      <w:r>
+        <w:rPr>
+          <w:rFonts w:ascii="Calibri" w:hAnsi="Calibri" w:cs="Calibri"/>
+          <w:sz w:val="22"/>
+          <w:szCs w:val="22"/>
+        </w:rPr>
+        <w:t>Both assemblies exhibited high structural discrepancy compared to the reference</w:t>
+      </w:r>
+      <w:r>
+        <w:rPr>
+          <w:rFonts w:ascii="Calibri" w:hAnsi="Calibri" w:cs="Calibri"/>
+          <w:sz w:val="22"/>
+          <w:szCs w:val="22"/>
+        </w:rPr>
+        <w:t>,</w:t>
+      </w:r>
+      <w:r>
+        <w:rPr>
+          <w:rFonts w:ascii="Calibri" w:hAnsi="Calibri" w:cs="Calibri"/>
+          <w:sz w:val="22"/>
+          <w:szCs w:val="22"/>
+        </w:rPr>
+        <w:t xml:space="preserve"> </w:t>
+      </w:r>
+      <w:r>
+        <w:rPr>
+          <w:rFonts w:ascii="Calibri" w:hAnsi="Calibri" w:cs="Calibri"/>
+          <w:sz w:val="22"/>
+          <w:szCs w:val="22"/>
+        </w:rPr>
+        <w:t xml:space="preserve">with a mismatch rate near 2100 per 100 kbp. </w:t>
+      </w:r>
+      <w:r>
+        <w:rPr>
+          <w:rFonts w:ascii="Calibri" w:hAnsi="Calibri" w:cs="Calibri"/>
+          <w:sz w:val="22"/>
+          <w:szCs w:val="22"/>
+        </w:rPr>
+        <w:t>The significant number of relocations (174 for SPAdes, 187 for Flye) likely reflect</w:t>
+      </w:r>
+      <w:r>
+        <w:rPr>
+          <w:rFonts w:ascii="Calibri" w:hAnsi="Calibri" w:cs="Calibri"/>
+          <w:sz w:val="22"/>
+          <w:szCs w:val="22"/>
+        </w:rPr>
+        <w:t>s</w:t>
+      </w:r>
+      <w:r>
+        <w:rPr>
+          <w:rFonts w:ascii="Calibri" w:hAnsi="Calibri" w:cs="Calibri"/>
+          <w:sz w:val="22"/>
+          <w:szCs w:val="22"/>
+        </w:rPr>
+        <w:t xml:space="preserve"> repetitive elements challenging to handle</w:t>
+      </w:r>
+      <w:r>
+        <w:rPr>
+          <w:rFonts w:ascii="Calibri" w:hAnsi="Calibri" w:cs="Calibri"/>
+          <w:sz w:val="22"/>
+          <w:szCs w:val="22"/>
+        </w:rPr>
+        <w:t xml:space="preserve"> for l</w:t>
+      </w:r>
+      <w:r>
+        <w:rPr>
+          <w:rFonts w:ascii="Calibri" w:hAnsi="Calibri" w:cs="Calibri"/>
+          <w:sz w:val="22"/>
+          <w:szCs w:val="22"/>
+        </w:rPr>
+        <w:t>inear reference</w:t>
+      </w:r>
+      <w:r>
+        <w:rPr>
+          <w:rFonts w:ascii="Calibri" w:hAnsi="Calibri" w:cs="Calibri"/>
+          <w:sz w:val="22"/>
+          <w:szCs w:val="22"/>
+        </w:rPr>
+        <w:t>s</w:t>
+      </w:r>
+      <w:r>
+        <w:rPr>
+          <w:rFonts w:ascii="Calibri" w:hAnsi="Calibri" w:cs="Calibri"/>
+          <w:sz w:val="22"/>
+          <w:szCs w:val="22"/>
+        </w:rPr>
+        <w:t xml:space="preserve">. However, only </w:t>
+      </w:r>
+      <w:r>
+        <w:rPr>
+          <w:rFonts w:ascii="Calibri" w:hAnsi="Calibri" w:cs="Calibri"/>
+          <w:sz w:val="22"/>
+          <w:szCs w:val="22"/>
+        </w:rPr>
+        <w:t>one</w:t>
+      </w:r>
+      <w:r>
+        <w:rPr>
+          <w:rFonts w:ascii="Calibri" w:hAnsi="Calibri" w:cs="Calibri"/>
+          <w:sz w:val="22"/>
+          <w:szCs w:val="22"/>
+        </w:rPr>
+        <w:t xml:space="preserve"> Flye contig was misassembled compared to around half of </w:t>
+      </w:r>
+      <w:r>
+        <w:rPr>
+          <w:rFonts w:ascii="Calibri" w:hAnsi="Calibri" w:cs="Calibri"/>
+          <w:sz w:val="22"/>
+          <w:szCs w:val="22"/>
+        </w:rPr>
+        <w:t xml:space="preserve">the </w:t>
+      </w:r>
       <w:r>
         <w:rPr>
           <w:rFonts w:ascii="Calibri" w:hAnsi="Calibri" w:cs="Calibri"/>
@@ -2159,49 +1595,61 @@
         </w:rPr>
         <w:t>SPAdes</w:t>
       </w:r>
-      <w:proofErr w:type="spellEnd"/>
-      <w:r>
-        <w:rPr>
-          <w:rFonts w:ascii="Calibri" w:hAnsi="Calibri" w:cs="Calibri"/>
-          <w:sz w:val="22"/>
-          <w:szCs w:val="22"/>
-        </w:rPr>
-        <w:t xml:space="preserve"> assembly</w:t>
-      </w:r>
-    </w:p>
-    <w:p>
-      <w:pPr>
-        <w:jc w:val="center"/>
-        <w:rPr>
-          <w:rFonts w:ascii="Calibri" w:hAnsi="Calibri" w:cs="Calibri"/>
-          <w:sz w:val="22"/>
-          <w:szCs w:val="22"/>
-        </w:rPr>
-      </w:pPr>
-    </w:p>
-    <w:p>
-      <w:pPr>
-        <w:rPr>
-          <w:rFonts w:ascii="Calibri" w:hAnsi="Calibri" w:cs="Calibri"/>
-          <w:sz w:val="22"/>
-          <w:szCs w:val="22"/>
-        </w:rPr>
-      </w:pPr>
-      <w:r>
-        <w:rPr>
-          <w:rFonts w:ascii="Calibri" w:hAnsi="Calibri" w:cs="Calibri"/>
-          <w:sz w:val="22"/>
-          <w:szCs w:val="22"/>
-        </w:rPr>
-        <w:t>Both assemblies exhibited high structural discrepancy compared to the reference</w:t>
-      </w:r>
-      <w:r>
-        <w:rPr>
-          <w:rFonts w:ascii="Calibri" w:hAnsi="Calibri" w:cs="Calibri"/>
-          <w:sz w:val="22"/>
-          <w:szCs w:val="22"/>
-        </w:rPr>
-        <w:t>,</w:t>
+      <w:r>
+        <w:rPr>
+          <w:rFonts w:ascii="Calibri" w:hAnsi="Calibri" w:cs="Calibri"/>
+          <w:sz w:val="22"/>
+          <w:szCs w:val="22"/>
+        </w:rPr>
+        <w:t xml:space="preserve"> contigs</w:t>
+      </w:r>
+      <w:r>
+        <w:rPr>
+          <w:rFonts w:ascii="Calibri" w:hAnsi="Calibri" w:cs="Calibri"/>
+          <w:sz w:val="22"/>
+          <w:szCs w:val="22"/>
+        </w:rPr>
+        <w:t>, proving Flye</w:t>
+      </w:r>
+      <w:r>
+        <w:rPr>
+          <w:rFonts w:ascii="Calibri" w:hAnsi="Calibri" w:cs="Calibri"/>
+          <w:sz w:val="22"/>
+          <w:szCs w:val="22"/>
+        </w:rPr>
+        <w:t xml:space="preserve"> excels in </w:t>
+      </w:r>
+      <w:r>
+        <w:rPr>
+          <w:rFonts w:ascii="Calibri" w:hAnsi="Calibri" w:cs="Calibri"/>
+          <w:sz w:val="22"/>
+          <w:szCs w:val="22"/>
+        </w:rPr>
+        <w:t xml:space="preserve">maintaining </w:t>
+      </w:r>
+      <w:r>
+        <w:rPr>
+          <w:rFonts w:ascii="Calibri" w:hAnsi="Calibri" w:cs="Calibri"/>
+          <w:sz w:val="22"/>
+          <w:szCs w:val="22"/>
+        </w:rPr>
+        <w:t>physical</w:t>
+      </w:r>
+      <w:r>
+        <w:rPr>
+          <w:rFonts w:ascii="Calibri" w:hAnsi="Calibri" w:cs="Calibri"/>
+          <w:sz w:val="22"/>
+          <w:szCs w:val="22"/>
+        </w:rPr>
+        <w:t xml:space="preserve"> DNA</w:t>
+      </w:r>
+      <w:r>
+        <w:rPr>
+          <w:rFonts w:ascii="Calibri" w:hAnsi="Calibri" w:cs="Calibri"/>
+          <w:sz w:val="22"/>
+          <w:szCs w:val="22"/>
+        </w:rPr>
+        <w:t xml:space="preserve"> structure</w:t>
       </w:r>
       <w:r>
         <w:rPr>
@@ -2217,204 +1665,6 @@
           <w:sz w:val="22"/>
           <w:szCs w:val="22"/>
         </w:rPr>
-        <w:t xml:space="preserve">with a mismatch rate near 2100 per 100 </w:t>
-      </w:r>
-      <w:proofErr w:type="spellStart"/>
-      <w:r>
-        <w:rPr>
-          <w:rFonts w:ascii="Calibri" w:hAnsi="Calibri" w:cs="Calibri"/>
-          <w:sz w:val="22"/>
-          <w:szCs w:val="22"/>
-        </w:rPr>
-        <w:t>kbp</w:t>
-      </w:r>
-      <w:proofErr w:type="spellEnd"/>
-      <w:r>
-        <w:rPr>
-          <w:rFonts w:ascii="Calibri" w:hAnsi="Calibri" w:cs="Calibri"/>
-          <w:sz w:val="22"/>
-          <w:szCs w:val="22"/>
-        </w:rPr>
-        <w:t xml:space="preserve">. </w:t>
-      </w:r>
-      <w:r>
-        <w:rPr>
-          <w:rFonts w:ascii="Calibri" w:hAnsi="Calibri" w:cs="Calibri"/>
-          <w:sz w:val="22"/>
-          <w:szCs w:val="22"/>
-        </w:rPr>
-        <w:t xml:space="preserve">The significant number of relocations (174 for </w:t>
-      </w:r>
-      <w:proofErr w:type="spellStart"/>
-      <w:r>
-        <w:rPr>
-          <w:rFonts w:ascii="Calibri" w:hAnsi="Calibri" w:cs="Calibri"/>
-          <w:sz w:val="22"/>
-          <w:szCs w:val="22"/>
-        </w:rPr>
-        <w:t>SPAdes</w:t>
-      </w:r>
-      <w:proofErr w:type="spellEnd"/>
-      <w:r>
-        <w:rPr>
-          <w:rFonts w:ascii="Calibri" w:hAnsi="Calibri" w:cs="Calibri"/>
-          <w:sz w:val="22"/>
-          <w:szCs w:val="22"/>
-        </w:rPr>
-        <w:t>, 187 for Flye) likely reflect</w:t>
-      </w:r>
-      <w:r>
-        <w:rPr>
-          <w:rFonts w:ascii="Calibri" w:hAnsi="Calibri" w:cs="Calibri"/>
-          <w:sz w:val="22"/>
-          <w:szCs w:val="22"/>
-        </w:rPr>
-        <w:t>s</w:t>
-      </w:r>
-      <w:r>
-        <w:rPr>
-          <w:rFonts w:ascii="Calibri" w:hAnsi="Calibri" w:cs="Calibri"/>
-          <w:sz w:val="22"/>
-          <w:szCs w:val="22"/>
-        </w:rPr>
-        <w:t xml:space="preserve"> repetitive elements challenging to handle</w:t>
-      </w:r>
-      <w:r>
-        <w:rPr>
-          <w:rFonts w:ascii="Calibri" w:hAnsi="Calibri" w:cs="Calibri"/>
-          <w:sz w:val="22"/>
-          <w:szCs w:val="22"/>
-        </w:rPr>
-        <w:t xml:space="preserve"> for l</w:t>
-      </w:r>
-      <w:r>
-        <w:rPr>
-          <w:rFonts w:ascii="Calibri" w:hAnsi="Calibri" w:cs="Calibri"/>
-          <w:sz w:val="22"/>
-          <w:szCs w:val="22"/>
-        </w:rPr>
-        <w:t>inear reference</w:t>
-      </w:r>
-      <w:r>
-        <w:rPr>
-          <w:rFonts w:ascii="Calibri" w:hAnsi="Calibri" w:cs="Calibri"/>
-          <w:sz w:val="22"/>
-          <w:szCs w:val="22"/>
-        </w:rPr>
-        <w:t>s</w:t>
-      </w:r>
-      <w:r>
-        <w:rPr>
-          <w:rFonts w:ascii="Calibri" w:hAnsi="Calibri" w:cs="Calibri"/>
-          <w:sz w:val="22"/>
-          <w:szCs w:val="22"/>
-        </w:rPr>
-        <w:t xml:space="preserve">. However, only </w:t>
-      </w:r>
-      <w:r>
-        <w:rPr>
-          <w:rFonts w:ascii="Calibri" w:hAnsi="Calibri" w:cs="Calibri"/>
-          <w:sz w:val="22"/>
-          <w:szCs w:val="22"/>
-        </w:rPr>
-        <w:t>one</w:t>
-      </w:r>
-      <w:r>
-        <w:rPr>
-          <w:rFonts w:ascii="Calibri" w:hAnsi="Calibri" w:cs="Calibri"/>
-          <w:sz w:val="22"/>
-          <w:szCs w:val="22"/>
-        </w:rPr>
-        <w:t xml:space="preserve"> Flye contig was misassembled compared to around half of </w:t>
-      </w:r>
-      <w:r>
-        <w:rPr>
-          <w:rFonts w:ascii="Calibri" w:hAnsi="Calibri" w:cs="Calibri"/>
-          <w:sz w:val="22"/>
-          <w:szCs w:val="22"/>
-        </w:rPr>
-        <w:t xml:space="preserve">the </w:t>
-      </w:r>
-      <w:proofErr w:type="spellStart"/>
-      <w:r>
-        <w:rPr>
-          <w:rFonts w:ascii="Calibri" w:hAnsi="Calibri" w:cs="Calibri"/>
-          <w:sz w:val="22"/>
-          <w:szCs w:val="22"/>
-        </w:rPr>
-        <w:t>SPAdes</w:t>
-      </w:r>
-      <w:proofErr w:type="spellEnd"/>
-      <w:r>
-        <w:rPr>
-          <w:rFonts w:ascii="Calibri" w:hAnsi="Calibri" w:cs="Calibri"/>
-          <w:sz w:val="22"/>
-          <w:szCs w:val="22"/>
-        </w:rPr>
-        <w:t xml:space="preserve"> contigs</w:t>
-      </w:r>
-      <w:r>
-        <w:rPr>
-          <w:rFonts w:ascii="Calibri" w:hAnsi="Calibri" w:cs="Calibri"/>
-          <w:sz w:val="22"/>
-          <w:szCs w:val="22"/>
-        </w:rPr>
-        <w:t>, proving Flye</w:t>
-      </w:r>
-      <w:r>
-        <w:rPr>
-          <w:rFonts w:ascii="Calibri" w:hAnsi="Calibri" w:cs="Calibri"/>
-          <w:sz w:val="22"/>
-          <w:szCs w:val="22"/>
-        </w:rPr>
-        <w:t xml:space="preserve"> excels in </w:t>
-      </w:r>
-      <w:r>
-        <w:rPr>
-          <w:rFonts w:ascii="Calibri" w:hAnsi="Calibri" w:cs="Calibri"/>
-          <w:sz w:val="22"/>
-          <w:szCs w:val="22"/>
-        </w:rPr>
-        <w:t xml:space="preserve">maintaining </w:t>
-      </w:r>
-      <w:r>
-        <w:rPr>
-          <w:rFonts w:ascii="Calibri" w:hAnsi="Calibri" w:cs="Calibri"/>
-          <w:sz w:val="22"/>
-          <w:szCs w:val="22"/>
-        </w:rPr>
-        <w:t>physical</w:t>
-      </w:r>
-      <w:r>
-        <w:rPr>
-          <w:rFonts w:ascii="Calibri" w:hAnsi="Calibri" w:cs="Calibri"/>
-          <w:sz w:val="22"/>
-          <w:szCs w:val="22"/>
-        </w:rPr>
-        <w:t xml:space="preserve"> DNA</w:t>
-      </w:r>
-      <w:r>
-        <w:rPr>
-          <w:rFonts w:ascii="Calibri" w:hAnsi="Calibri" w:cs="Calibri"/>
-          <w:sz w:val="22"/>
-          <w:szCs w:val="22"/>
-        </w:rPr>
-        <w:t xml:space="preserve"> structure</w:t>
-      </w:r>
-      <w:r>
-        <w:rPr>
-          <w:rFonts w:ascii="Calibri" w:hAnsi="Calibri" w:cs="Calibri"/>
-          <w:sz w:val="22"/>
-          <w:szCs w:val="22"/>
-        </w:rPr>
-        <w:t xml:space="preserve"> </w:t>
-      </w:r>
-      <w:r>
-        <w:rPr>
-          <w:rFonts w:ascii="Calibri" w:hAnsi="Calibri" w:cs="Calibri"/>
-          <w:sz w:val="22"/>
-          <w:szCs w:val="22"/>
-        </w:rPr>
         <w:t>despite</w:t>
       </w:r>
       <w:r>
@@ -2449,23 +1699,13 @@
         </w:rPr>
         <w:t xml:space="preserve">Computationally, </w:t>
       </w:r>
-      <w:proofErr w:type="spellStart"/>
-      <w:r>
-        <w:rPr>
-          <w:rFonts w:ascii="Calibri" w:hAnsi="Calibri" w:cs="Calibri"/>
-          <w:sz w:val="22"/>
-          <w:szCs w:val="22"/>
-        </w:rPr>
-        <w:t>SPAdes</w:t>
-      </w:r>
-      <w:proofErr w:type="spellEnd"/>
-      <w:r>
-        <w:rPr>
-          <w:rFonts w:ascii="Calibri" w:hAnsi="Calibri" w:cs="Calibri"/>
-          <w:sz w:val="22"/>
-          <w:szCs w:val="22"/>
-        </w:rPr>
-        <w:t xml:space="preserve"> assembly took triple the time </w:t>
+      <w:r>
+        <w:rPr>
+          <w:rFonts w:ascii="Calibri" w:hAnsi="Calibri" w:cs="Calibri"/>
+          <w:sz w:val="22"/>
+          <w:szCs w:val="22"/>
+        </w:rPr>
+        <w:t xml:space="preserve">SPAdes assembly took triple the time </w:t>
       </w:r>
       <w:r>
         <w:rPr>
@@ -2561,25 +1801,7 @@
           <w:sz w:val="22"/>
           <w:szCs w:val="22"/>
         </w:rPr>
-        <w:t xml:space="preserve">Figure 3: GC Content Plot of Flye and </w:t>
-      </w:r>
-      <w:proofErr w:type="spellStart"/>
-      <w:r>
-        <w:rPr>
-          <w:rFonts w:ascii="Calibri" w:hAnsi="Calibri" w:cs="Calibri"/>
-          <w:sz w:val="22"/>
-          <w:szCs w:val="22"/>
-        </w:rPr>
-        <w:t>SPAdes</w:t>
-      </w:r>
-      <w:proofErr w:type="spellEnd"/>
-      <w:r>
-        <w:rPr>
-          <w:rFonts w:ascii="Calibri" w:hAnsi="Calibri" w:cs="Calibri"/>
-          <w:sz w:val="22"/>
-          <w:szCs w:val="22"/>
-        </w:rPr>
-        <w:t xml:space="preserve"> assembly</w:t>
+        <w:t>Figure 3: GC Content Plot of Flye and SPAdes assembly</w:t>
       </w:r>
     </w:p>
     <w:p>
@@ -2601,64 +1823,24 @@
           <w:szCs w:val="22"/>
         </w:rPr>
         <w:lastRenderedPageBreak/>
-        <w:t>Genome Annotation (</w:t>
-      </w:r>
-      <w:proofErr w:type="spellStart"/>
-      <w:r>
-        <w:rPr>
-          <w:rFonts w:ascii="Calibri" w:hAnsi="Calibri" w:cs="Calibri"/>
-          <w:i/>
-          <w:iCs/>
-          <w:sz w:val="22"/>
-          <w:szCs w:val="22"/>
-        </w:rPr>
-        <w:t>Prokka</w:t>
-      </w:r>
-      <w:proofErr w:type="spellEnd"/>
-      <w:r>
-        <w:rPr>
-          <w:rFonts w:ascii="Calibri" w:hAnsi="Calibri" w:cs="Calibri"/>
-          <w:i/>
-          <w:iCs/>
-          <w:sz w:val="22"/>
-          <w:szCs w:val="22"/>
-        </w:rPr>
-        <w:t xml:space="preserve"> vs Bakta) Analysis</w:t>
-      </w:r>
-    </w:p>
-    <w:p>
-      <w:pPr>
-        <w:rPr>
-          <w:rFonts w:ascii="Calibri" w:hAnsi="Calibri" w:cs="Calibri"/>
-          <w:sz w:val="22"/>
-          <w:szCs w:val="22"/>
-        </w:rPr>
-      </w:pPr>
-      <w:r>
-        <w:rPr>
-          <w:rFonts w:ascii="Calibri" w:hAnsi="Calibri" w:cs="Calibri"/>
-          <w:sz w:val="22"/>
-          <w:szCs w:val="22"/>
-        </w:rPr>
-        <w:t xml:space="preserve">For </w:t>
-      </w:r>
-      <w:proofErr w:type="spellStart"/>
-      <w:r>
-        <w:rPr>
-          <w:rFonts w:ascii="Calibri" w:hAnsi="Calibri" w:cs="Calibri"/>
-          <w:sz w:val="22"/>
-          <w:szCs w:val="22"/>
-        </w:rPr>
-        <w:t>Prokka</w:t>
-      </w:r>
-      <w:proofErr w:type="spellEnd"/>
-      <w:r>
-        <w:rPr>
-          <w:rFonts w:ascii="Calibri" w:hAnsi="Calibri" w:cs="Calibri"/>
-          <w:sz w:val="22"/>
-          <w:szCs w:val="22"/>
-        </w:rPr>
-        <w:t xml:space="preserve"> and Bakta, CDS counts (Figure 4) increases linearly with assembly</w:t>
+        <w:t>Genome Annotation (Prokka vs Bakta) Analysis</w:t>
+      </w:r>
+    </w:p>
+    <w:p>
+      <w:pPr>
+        <w:rPr>
+          <w:rFonts w:ascii="Calibri" w:hAnsi="Calibri" w:cs="Calibri"/>
+          <w:sz w:val="22"/>
+          <w:szCs w:val="22"/>
+        </w:rPr>
+      </w:pPr>
+      <w:r>
+        <w:rPr>
+          <w:rFonts w:ascii="Calibri" w:hAnsi="Calibri" w:cs="Calibri"/>
+          <w:sz w:val="22"/>
+          <w:szCs w:val="22"/>
+        </w:rPr>
+        <w:t>For Prokka and Bakta, CDS counts (Figure 4) increases linearly with assembly</w:t>
       </w:r>
       <w:r>
         <w:rPr>
@@ -2706,25 +1888,7 @@
           <w:sz w:val="22"/>
           <w:szCs w:val="22"/>
         </w:rPr>
-        <w:t xml:space="preserve"> annotation sensitivity, </w:t>
-      </w:r>
-      <w:proofErr w:type="spellStart"/>
-      <w:r>
-        <w:rPr>
-          <w:rFonts w:ascii="Calibri" w:hAnsi="Calibri" w:cs="Calibri"/>
-          <w:sz w:val="22"/>
-          <w:szCs w:val="22"/>
-        </w:rPr>
-        <w:t>Prokka</w:t>
-      </w:r>
-      <w:proofErr w:type="spellEnd"/>
-      <w:r>
-        <w:rPr>
-          <w:rFonts w:ascii="Calibri" w:hAnsi="Calibri" w:cs="Calibri"/>
-          <w:sz w:val="22"/>
-          <w:szCs w:val="22"/>
-        </w:rPr>
-        <w:t xml:space="preserve"> demonstrated more permissive gene calling with consistently higher CDS count than Bakta. Quantitative feature comparison (Figure 5) revealed Flye detected </w:t>
+        <w:t xml:space="preserve"> annotation sensitivity, Prokka demonstrated more permissive gene calling with consistently higher CDS count than Bakta. Quantitative feature comparison (Figure 5) revealed Flye detected </w:t>
       </w:r>
       <w:r>
         <w:rPr>
@@ -2740,25 +1904,7 @@
           <w:sz w:val="22"/>
           <w:szCs w:val="22"/>
         </w:rPr>
-        <w:t xml:space="preserve"> CDS compared to </w:t>
-      </w:r>
-      <w:proofErr w:type="spellStart"/>
-      <w:r>
-        <w:rPr>
-          <w:rFonts w:ascii="Calibri" w:hAnsi="Calibri" w:cs="Calibri"/>
-          <w:sz w:val="22"/>
-          <w:szCs w:val="22"/>
-        </w:rPr>
-        <w:t>SPAdes</w:t>
-      </w:r>
-      <w:proofErr w:type="spellEnd"/>
-      <w:r>
-        <w:rPr>
-          <w:rFonts w:ascii="Calibri" w:hAnsi="Calibri" w:cs="Calibri"/>
-          <w:sz w:val="22"/>
-          <w:szCs w:val="22"/>
-        </w:rPr>
-        <w:t>, further proving</w:t>
+        <w:t xml:space="preserve"> CDS compared to SPAdes, further proving</w:t>
       </w:r>
       <w:r>
         <w:rPr>
@@ -2931,25 +2077,7 @@
           <w:sz w:val="22"/>
           <w:szCs w:val="22"/>
         </w:rPr>
-        <w:t xml:space="preserve">Figure 4: Line plot of correlation between assembly size and CDS count in Bakta and </w:t>
-      </w:r>
-      <w:proofErr w:type="spellStart"/>
-      <w:r>
-        <w:rPr>
-          <w:rFonts w:ascii="Calibri" w:hAnsi="Calibri" w:cs="Calibri"/>
-          <w:sz w:val="22"/>
-          <w:szCs w:val="22"/>
-        </w:rPr>
-        <w:t>Prokka</w:t>
-      </w:r>
-      <w:proofErr w:type="spellEnd"/>
-      <w:r>
-        <w:rPr>
-          <w:rFonts w:ascii="Calibri" w:hAnsi="Calibri" w:cs="Calibri"/>
-          <w:sz w:val="22"/>
-          <w:szCs w:val="22"/>
-        </w:rPr>
-        <w:t xml:space="preserve"> </w:t>
+        <w:t xml:space="preserve">Figure 4: Line plot of correlation between assembly size and CDS count in Bakta and Prokka </w:t>
       </w:r>
     </w:p>
     <w:p>
@@ -3020,61 +2148,7 @@
           <w:sz w:val="22"/>
           <w:szCs w:val="22"/>
         </w:rPr>
-        <w:t xml:space="preserve">Figure 5: </w:t>
-      </w:r>
-      <w:proofErr w:type="spellStart"/>
-      <w:r>
-        <w:rPr>
-          <w:rFonts w:ascii="Calibri" w:hAnsi="Calibri" w:cs="Calibri"/>
-          <w:sz w:val="22"/>
-          <w:szCs w:val="22"/>
-        </w:rPr>
-        <w:t>Barchart</w:t>
-      </w:r>
-      <w:proofErr w:type="spellEnd"/>
-      <w:r>
-        <w:rPr>
-          <w:rFonts w:ascii="Calibri" w:hAnsi="Calibri" w:cs="Calibri"/>
-          <w:sz w:val="22"/>
-          <w:szCs w:val="22"/>
-        </w:rPr>
-        <w:t xml:space="preserve"> of CDS, rRNA and tRNA counts in Bakta vs </w:t>
-      </w:r>
-      <w:proofErr w:type="spellStart"/>
-      <w:r>
-        <w:rPr>
-          <w:rFonts w:ascii="Calibri" w:hAnsi="Calibri" w:cs="Calibri"/>
-          <w:sz w:val="22"/>
-          <w:szCs w:val="22"/>
-        </w:rPr>
-        <w:t>Prokka</w:t>
-      </w:r>
-      <w:proofErr w:type="spellEnd"/>
-      <w:r>
-        <w:rPr>
-          <w:rFonts w:ascii="Calibri" w:hAnsi="Calibri" w:cs="Calibri"/>
-          <w:sz w:val="22"/>
-          <w:szCs w:val="22"/>
-        </w:rPr>
-        <w:t xml:space="preserve"> annotation in Flye and </w:t>
-      </w:r>
-      <w:proofErr w:type="spellStart"/>
-      <w:r>
-        <w:rPr>
-          <w:rFonts w:ascii="Calibri" w:hAnsi="Calibri" w:cs="Calibri"/>
-          <w:sz w:val="22"/>
-          <w:szCs w:val="22"/>
-        </w:rPr>
-        <w:t>SPAdes</w:t>
-      </w:r>
-      <w:proofErr w:type="spellEnd"/>
-      <w:r>
-        <w:rPr>
-          <w:rFonts w:ascii="Calibri" w:hAnsi="Calibri" w:cs="Calibri"/>
-          <w:sz w:val="22"/>
-          <w:szCs w:val="22"/>
-        </w:rPr>
-        <w:t xml:space="preserve"> assembly</w:t>
+        <w:t>Figure 5: Barchart of CDS, rRNA and tRNA counts in Bakta vs Prokka annotation in Flye and SPAdes assembly</w:t>
       </w:r>
     </w:p>
     <w:p>
@@ -3108,25 +2182,7 @@
           <w:sz w:val="22"/>
           <w:szCs w:val="22"/>
         </w:rPr>
-        <w:t xml:space="preserve">nearly a quarter of </w:t>
-      </w:r>
-      <w:proofErr w:type="spellStart"/>
-      <w:r>
-        <w:rPr>
-          <w:rFonts w:ascii="Calibri" w:hAnsi="Calibri" w:cs="Calibri"/>
-          <w:sz w:val="22"/>
-          <w:szCs w:val="22"/>
-        </w:rPr>
-        <w:t>Prokka’s</w:t>
-      </w:r>
-      <w:proofErr w:type="spellEnd"/>
-      <w:r>
-        <w:rPr>
-          <w:rFonts w:ascii="Calibri" w:hAnsi="Calibri" w:cs="Calibri"/>
-          <w:sz w:val="22"/>
-          <w:szCs w:val="22"/>
-        </w:rPr>
-        <w:t xml:space="preserve"> were hypothetical</w:t>
+        <w:t>nearly a quarter of Prokka’s were hypothetical</w:t>
       </w:r>
       <w:r>
         <w:rPr>
@@ -3230,43 +2286,7 @@
           <w:sz w:val="22"/>
           <w:szCs w:val="22"/>
         </w:rPr>
-        <w:t xml:space="preserve"> coli analysis (</w:t>
-      </w:r>
-      <w:proofErr w:type="spellStart"/>
-      <w:r>
-        <w:rPr>
-          <w:rFonts w:ascii="Calibri" w:hAnsi="Calibri" w:cs="Calibri"/>
-          <w:sz w:val="22"/>
-          <w:szCs w:val="22"/>
-        </w:rPr>
-        <w:t>Schwengers</w:t>
-      </w:r>
-      <w:proofErr w:type="spellEnd"/>
-      <w:r>
-        <w:rPr>
-          <w:rFonts w:ascii="Calibri" w:hAnsi="Calibri" w:cs="Calibri"/>
-          <w:sz w:val="22"/>
-          <w:szCs w:val="22"/>
-        </w:rPr>
-        <w:t xml:space="preserve"> et al., 2021). Contrastingly, </w:t>
-      </w:r>
-      <w:proofErr w:type="spellStart"/>
-      <w:r>
-        <w:rPr>
-          <w:rFonts w:ascii="Calibri" w:hAnsi="Calibri" w:cs="Calibri"/>
-          <w:sz w:val="22"/>
-          <w:szCs w:val="22"/>
-        </w:rPr>
-        <w:t>Prokka’s</w:t>
-      </w:r>
-      <w:proofErr w:type="spellEnd"/>
-      <w:r>
-        <w:rPr>
-          <w:rFonts w:ascii="Calibri" w:hAnsi="Calibri" w:cs="Calibri"/>
-          <w:sz w:val="22"/>
-          <w:szCs w:val="22"/>
-        </w:rPr>
-        <w:t xml:space="preserve"> higher hypothetical prediction </w:t>
+        <w:t xml:space="preserve"> coli analysis (Schwengers et al., 2021). Contrastingly, Prokka’s higher hypothetical prediction </w:t>
       </w:r>
       <w:r>
         <w:rPr>
@@ -3487,18 +2507,8 @@
           <w:sz w:val="22"/>
           <w:szCs w:val="22"/>
         </w:rPr>
-        <w:t xml:space="preserve">Figure 6: Functional annotation coverage bar chart of Bakta vs </w:t>
-      </w:r>
-      <w:proofErr w:type="spellStart"/>
-      <w:r>
-        <w:rPr>
-          <w:rFonts w:ascii="Calibri" w:hAnsi="Calibri" w:cs="Calibri"/>
-          <w:sz w:val="22"/>
-          <w:szCs w:val="22"/>
-        </w:rPr>
-        <w:t>Prokka</w:t>
-      </w:r>
-      <w:proofErr w:type="spellEnd"/>
+        <w:t>Figure 6: Functional annotation coverage bar chart of Bakta vs Prokka</w:t>
+      </w:r>
     </w:p>
     <w:p>
       <w:pPr>
@@ -3556,43 +2566,7 @@
           <w:sz w:val="22"/>
           <w:szCs w:val="22"/>
         </w:rPr>
-        <w:t xml:space="preserve"> Coli data compared to </w:t>
-      </w:r>
-      <w:proofErr w:type="spellStart"/>
-      <w:r>
-        <w:rPr>
-          <w:rFonts w:ascii="Calibri" w:hAnsi="Calibri" w:cs="Calibri"/>
-          <w:sz w:val="22"/>
-          <w:szCs w:val="22"/>
-        </w:rPr>
-        <w:t>SPAdes</w:t>
-      </w:r>
-      <w:proofErr w:type="spellEnd"/>
-      <w:r>
-        <w:rPr>
-          <w:rFonts w:ascii="Calibri" w:hAnsi="Calibri" w:cs="Calibri"/>
-          <w:sz w:val="22"/>
-          <w:szCs w:val="22"/>
-        </w:rPr>
-        <w:t xml:space="preserve">, designed to handle short-read data. While </w:t>
-      </w:r>
-      <w:proofErr w:type="spellStart"/>
-      <w:r>
-        <w:rPr>
-          <w:rFonts w:ascii="Calibri" w:hAnsi="Calibri" w:cs="Calibri"/>
-          <w:sz w:val="22"/>
-          <w:szCs w:val="22"/>
-        </w:rPr>
-        <w:t>Prokka</w:t>
-      </w:r>
-      <w:proofErr w:type="spellEnd"/>
-      <w:r>
-        <w:rPr>
-          <w:rFonts w:ascii="Calibri" w:hAnsi="Calibri" w:cs="Calibri"/>
-          <w:sz w:val="22"/>
-          <w:szCs w:val="22"/>
-        </w:rPr>
-        <w:t xml:space="preserve"> predicted slightly more CDS, Bakta provided superior biological utility with its better functional annotation rate.</w:t>
+        <w:t xml:space="preserve"> Coli data compared to SPAdes, designed to handle short-read data. While Prokka predicted slightly more CDS, Bakta provided superior biological utility with its better functional annotation rate.</w:t>
       </w:r>
     </w:p>
     <w:p>
@@ -4666,25 +3640,7 @@
           <w:sz w:val="22"/>
           <w:szCs w:val="22"/>
         </w:rPr>
-        <w:t xml:space="preserve">near-perfect performance of SVM using the linear </w:t>
-      </w:r>
-      <w:proofErr w:type="spellStart"/>
-      <w:r>
-        <w:rPr>
-          <w:rFonts w:ascii="Calibri" w:hAnsi="Calibri" w:cs="Calibri"/>
-          <w:sz w:val="22"/>
-          <w:szCs w:val="22"/>
-        </w:rPr>
-        <w:t>kernal</w:t>
-      </w:r>
-      <w:proofErr w:type="spellEnd"/>
-      <w:r>
-        <w:rPr>
-          <w:rFonts w:ascii="Calibri" w:hAnsi="Calibri" w:cs="Calibri"/>
-          <w:sz w:val="22"/>
-          <w:szCs w:val="22"/>
-        </w:rPr>
-        <w:t xml:space="preserve"> </w:t>
+        <w:t xml:space="preserve">near-perfect performance of SVM using the linear kernal </w:t>
       </w:r>
       <w:r>
         <w:rPr>
@@ -4694,7 +3650,6 @@
         </w:rPr>
         <w:t xml:space="preserve">(accuracy = </w:t>
       </w:r>
-      <w:proofErr w:type="gramStart"/>
       <w:r>
         <w:rPr>
           <w:rFonts w:ascii="Calibri" w:hAnsi="Calibri" w:cs="Calibri"/>
@@ -4709,16 +3664,7 @@
           <w:sz w:val="22"/>
           <w:szCs w:val="22"/>
         </w:rPr>
-        <w:t>,</w:t>
-      </w:r>
-      <w:proofErr w:type="gramEnd"/>
-      <w:r>
-        <w:rPr>
-          <w:rFonts w:ascii="Calibri" w:hAnsi="Calibri" w:cs="Calibri"/>
-          <w:sz w:val="22"/>
-          <w:szCs w:val="22"/>
-        </w:rPr>
-        <w:t xml:space="preserve"> p-value = </w:t>
+        <w:t xml:space="preserve">, p-value = </w:t>
       </w:r>
       <w:r>
         <w:rPr>
@@ -5219,7 +4165,7 @@
     </w:p>
     <w:tbl>
       <w:tblPr>
-        <w:tblStyle w:val="TableGrid"/>
+        <w:tblStyle w:val="PlainTable1"/>
         <w:tblW w:w="6744" w:type="dxa"/>
         <w:jc w:val="center"/>
         <w:tblLook w:val="04A0" w:firstRow="1" w:lastRow="0" w:firstColumn="1" w:lastColumn="0" w:noHBand="0" w:noVBand="1"/>
@@ -5233,10 +4179,12 @@
       </w:tblGrid>
       <w:tr>
         <w:trPr>
+          <w:cnfStyle w:val="100000000000" w:firstRow="1" w:lastRow="0" w:firstColumn="0" w:lastColumn="0" w:oddVBand="0" w:evenVBand="0" w:oddHBand="0" w:evenHBand="0" w:firstRowFirstColumn="0" w:firstRowLastColumn="0" w:lastRowFirstColumn="0" w:lastRowLastColumn="0"/>
           <w:jc w:val="center"/>
         </w:trPr>
         <w:tc>
           <w:tcPr>
+            <w:cnfStyle w:val="001000000000" w:firstRow="0" w:lastRow="0" w:firstColumn="1" w:lastColumn="0" w:oddVBand="0" w:evenVBand="0" w:oddHBand="0" w:evenHBand="0" w:firstRowFirstColumn="0" w:firstRowLastColumn="0" w:lastRowFirstColumn="0" w:lastRowLastColumn="0"/>
             <w:tcW w:w="1980" w:type="dxa"/>
             <w:noWrap/>
             <w:hideMark/>
@@ -5261,10 +4209,11 @@
           <w:p>
             <w:pPr>
               <w:spacing w:after="160" w:line="278" w:lineRule="auto"/>
-              <w:rPr>
-                <w:rFonts w:ascii="Calibri" w:hAnsi="Calibri" w:cs="Calibri"/>
-                <w:b/>
-                <w:bCs/>
+              <w:cnfStyle w:val="100000000000" w:firstRow="1" w:lastRow="0" w:firstColumn="0" w:lastColumn="0" w:oddVBand="0" w:evenVBand="0" w:oddHBand="0" w:evenHBand="0" w:firstRowFirstColumn="0" w:firstRowLastColumn="0" w:lastRowFirstColumn="0" w:lastRowLastColumn="0"/>
+              <w:rPr>
+                <w:rFonts w:ascii="Calibri" w:hAnsi="Calibri" w:cs="Calibri"/>
+                <w:b w:val="0"/>
+                <w:bCs w:val="0"/>
                 <w:sz w:val="22"/>
                 <w:szCs w:val="22"/>
               </w:rPr>
@@ -5272,8 +4221,6 @@
             <w:r>
               <w:rPr>
                 <w:rFonts w:ascii="Calibri" w:hAnsi="Calibri" w:cs="Calibri"/>
-                <w:b/>
-                <w:bCs/>
                 <w:sz w:val="22"/>
                 <w:szCs w:val="22"/>
               </w:rPr>
@@ -5290,10 +4237,11 @@
           <w:p>
             <w:pPr>
               <w:spacing w:after="160" w:line="278" w:lineRule="auto"/>
-              <w:rPr>
-                <w:rFonts w:ascii="Calibri" w:hAnsi="Calibri" w:cs="Calibri"/>
-                <w:b/>
-                <w:bCs/>
+              <w:cnfStyle w:val="100000000000" w:firstRow="1" w:lastRow="0" w:firstColumn="0" w:lastColumn="0" w:oddVBand="0" w:evenVBand="0" w:oddHBand="0" w:evenHBand="0" w:firstRowFirstColumn="0" w:firstRowLastColumn="0" w:lastRowFirstColumn="0" w:lastRowLastColumn="0"/>
+              <w:rPr>
+                <w:rFonts w:ascii="Calibri" w:hAnsi="Calibri" w:cs="Calibri"/>
+                <w:b w:val="0"/>
+                <w:bCs w:val="0"/>
                 <w:sz w:val="22"/>
                 <w:szCs w:val="22"/>
               </w:rPr>
@@ -5301,8 +4249,6 @@
             <w:r>
               <w:rPr>
                 <w:rFonts w:ascii="Calibri" w:hAnsi="Calibri" w:cs="Calibri"/>
-                <w:b/>
-                <w:bCs/>
                 <w:sz w:val="22"/>
                 <w:szCs w:val="22"/>
               </w:rPr>
@@ -5319,10 +4265,11 @@
           <w:p>
             <w:pPr>
               <w:spacing w:after="160" w:line="278" w:lineRule="auto"/>
-              <w:rPr>
-                <w:rFonts w:ascii="Calibri" w:hAnsi="Calibri" w:cs="Calibri"/>
-                <w:b/>
-                <w:bCs/>
+              <w:cnfStyle w:val="100000000000" w:firstRow="1" w:lastRow="0" w:firstColumn="0" w:lastColumn="0" w:oddVBand="0" w:evenVBand="0" w:oddHBand="0" w:evenHBand="0" w:firstRowFirstColumn="0" w:firstRowLastColumn="0" w:lastRowFirstColumn="0" w:lastRowLastColumn="0"/>
+              <w:rPr>
+                <w:rFonts w:ascii="Calibri" w:hAnsi="Calibri" w:cs="Calibri"/>
+                <w:b w:val="0"/>
+                <w:bCs w:val="0"/>
                 <w:sz w:val="22"/>
                 <w:szCs w:val="22"/>
               </w:rPr>
@@ -5330,8 +4277,6 @@
             <w:r>
               <w:rPr>
                 <w:rFonts w:ascii="Calibri" w:hAnsi="Calibri" w:cs="Calibri"/>
-                <w:b/>
-                <w:bCs/>
                 <w:sz w:val="22"/>
                 <w:szCs w:val="22"/>
               </w:rPr>
@@ -5341,6 +4286,7 @@
           <w:p>
             <w:pPr>
               <w:spacing w:after="160" w:line="278" w:lineRule="auto"/>
+              <w:cnfStyle w:val="100000000000" w:firstRow="1" w:lastRow="0" w:firstColumn="0" w:lastColumn="0" w:oddVBand="0" w:evenVBand="0" w:oddHBand="0" w:evenHBand="0" w:firstRowFirstColumn="0" w:firstRowLastColumn="0" w:lastRowFirstColumn="0" w:lastRowLastColumn="0"/>
               <w:rPr>
                 <w:rFonts w:ascii="Calibri" w:hAnsi="Calibri" w:cs="Calibri"/>
                 <w:sz w:val="22"/>
@@ -5358,10 +4304,11 @@
           <w:p>
             <w:pPr>
               <w:spacing w:after="160" w:line="278" w:lineRule="auto"/>
-              <w:rPr>
-                <w:rFonts w:ascii="Calibri" w:hAnsi="Calibri" w:cs="Calibri"/>
-                <w:b/>
-                <w:bCs/>
+              <w:cnfStyle w:val="100000000000" w:firstRow="1" w:lastRow="0" w:firstColumn="0" w:lastColumn="0" w:oddVBand="0" w:evenVBand="0" w:oddHBand="0" w:evenHBand="0" w:firstRowFirstColumn="0" w:firstRowLastColumn="0" w:lastRowFirstColumn="0" w:lastRowLastColumn="0"/>
+              <w:rPr>
+                <w:rFonts w:ascii="Calibri" w:hAnsi="Calibri" w:cs="Calibri"/>
+                <w:b w:val="0"/>
+                <w:bCs w:val="0"/>
                 <w:sz w:val="22"/>
                 <w:szCs w:val="22"/>
               </w:rPr>
@@ -5369,8 +4316,6 @@
             <w:r>
               <w:rPr>
                 <w:rFonts w:ascii="Calibri" w:hAnsi="Calibri" w:cs="Calibri"/>
-                <w:b/>
-                <w:bCs/>
                 <w:sz w:val="22"/>
                 <w:szCs w:val="22"/>
               </w:rPr>
@@ -5381,10 +4326,12 @@
       </w:tr>
       <w:tr>
         <w:trPr>
+          <w:cnfStyle w:val="000000100000" w:firstRow="0" w:lastRow="0" w:firstColumn="0" w:lastColumn="0" w:oddVBand="0" w:evenVBand="0" w:oddHBand="1" w:evenHBand="0" w:firstRowFirstColumn="0" w:firstRowLastColumn="0" w:lastRowFirstColumn="0" w:lastRowLastColumn="0"/>
           <w:jc w:val="center"/>
         </w:trPr>
         <w:tc>
           <w:tcPr>
+            <w:cnfStyle w:val="001000000000" w:firstRow="0" w:lastRow="0" w:firstColumn="1" w:lastColumn="0" w:oddVBand="0" w:evenVBand="0" w:oddHBand="0" w:evenHBand="0" w:firstRowFirstColumn="0" w:firstRowLastColumn="0" w:lastRowFirstColumn="0" w:lastRowLastColumn="0"/>
             <w:tcW w:w="1980" w:type="dxa"/>
             <w:noWrap/>
             <w:hideMark/>
@@ -5417,6 +4364,7 @@
           <w:p>
             <w:pPr>
               <w:spacing w:after="160" w:line="278" w:lineRule="auto"/>
+              <w:cnfStyle w:val="000000100000" w:firstRow="0" w:lastRow="0" w:firstColumn="0" w:lastColumn="0" w:oddVBand="0" w:evenVBand="0" w:oddHBand="1" w:evenHBand="0" w:firstRowFirstColumn="0" w:firstRowLastColumn="0" w:lastRowFirstColumn="0" w:lastRowLastColumn="0"/>
               <w:rPr>
                 <w:rFonts w:ascii="Calibri" w:hAnsi="Calibri" w:cs="Calibri"/>
                 <w:sz w:val="22"/>
@@ -5442,6 +4390,7 @@
           <w:p>
             <w:pPr>
               <w:spacing w:after="160" w:line="278" w:lineRule="auto"/>
+              <w:cnfStyle w:val="000000100000" w:firstRow="0" w:lastRow="0" w:firstColumn="0" w:lastColumn="0" w:oddVBand="0" w:evenVBand="0" w:oddHBand="1" w:evenHBand="0" w:firstRowFirstColumn="0" w:firstRowLastColumn="0" w:lastRowFirstColumn="0" w:lastRowLastColumn="0"/>
               <w:rPr>
                 <w:rFonts w:ascii="Calibri" w:hAnsi="Calibri" w:cs="Calibri"/>
                 <w:b/>
@@ -5471,6 +4420,7 @@
           <w:p>
             <w:pPr>
               <w:spacing w:after="160" w:line="278" w:lineRule="auto"/>
+              <w:cnfStyle w:val="000000100000" w:firstRow="0" w:lastRow="0" w:firstColumn="0" w:lastColumn="0" w:oddVBand="0" w:evenVBand="0" w:oddHBand="1" w:evenHBand="0" w:firstRowFirstColumn="0" w:firstRowLastColumn="0" w:lastRowFirstColumn="0" w:lastRowLastColumn="0"/>
               <w:rPr>
                 <w:rFonts w:ascii="Calibri" w:hAnsi="Calibri" w:cs="Calibri"/>
                 <w:sz w:val="22"/>
@@ -5496,6 +4446,7 @@
           <w:p>
             <w:pPr>
               <w:spacing w:after="160" w:line="278" w:lineRule="auto"/>
+              <w:cnfStyle w:val="000000100000" w:firstRow="0" w:lastRow="0" w:firstColumn="0" w:lastColumn="0" w:oddVBand="0" w:evenVBand="0" w:oddHBand="1" w:evenHBand="0" w:firstRowFirstColumn="0" w:firstRowLastColumn="0" w:lastRowFirstColumn="0" w:lastRowLastColumn="0"/>
               <w:rPr>
                 <w:rFonts w:ascii="Calibri" w:hAnsi="Calibri" w:cs="Calibri"/>
                 <w:sz w:val="22"/>
@@ -5519,6 +4470,7 @@
         </w:trPr>
         <w:tc>
           <w:tcPr>
+            <w:cnfStyle w:val="001000000000" w:firstRow="0" w:lastRow="0" w:firstColumn="1" w:lastColumn="0" w:oddVBand="0" w:evenVBand="0" w:oddHBand="0" w:evenHBand="0" w:firstRowFirstColumn="0" w:firstRowLastColumn="0" w:lastRowFirstColumn="0" w:lastRowLastColumn="0"/>
             <w:tcW w:w="1980" w:type="dxa"/>
             <w:noWrap/>
             <w:hideMark/>
@@ -5551,6 +4503,7 @@
           <w:p>
             <w:pPr>
               <w:spacing w:after="160" w:line="278" w:lineRule="auto"/>
+              <w:cnfStyle w:val="000000000000" w:firstRow="0" w:lastRow="0" w:firstColumn="0" w:lastColumn="0" w:oddVBand="0" w:evenVBand="0" w:oddHBand="0" w:evenHBand="0" w:firstRowFirstColumn="0" w:firstRowLastColumn="0" w:lastRowFirstColumn="0" w:lastRowLastColumn="0"/>
               <w:rPr>
                 <w:rFonts w:ascii="Calibri" w:hAnsi="Calibri" w:cs="Calibri"/>
                 <w:sz w:val="22"/>
@@ -5576,6 +4529,7 @@
           <w:p>
             <w:pPr>
               <w:spacing w:after="160" w:line="278" w:lineRule="auto"/>
+              <w:cnfStyle w:val="000000000000" w:firstRow="0" w:lastRow="0" w:firstColumn="0" w:lastColumn="0" w:oddVBand="0" w:evenVBand="0" w:oddHBand="0" w:evenHBand="0" w:firstRowFirstColumn="0" w:firstRowLastColumn="0" w:lastRowFirstColumn="0" w:lastRowLastColumn="0"/>
               <w:rPr>
                 <w:rFonts w:ascii="Calibri" w:hAnsi="Calibri" w:cs="Calibri"/>
                 <w:sz w:val="22"/>
@@ -5601,6 +4555,7 @@
           <w:p>
             <w:pPr>
               <w:spacing w:after="160" w:line="278" w:lineRule="auto"/>
+              <w:cnfStyle w:val="000000000000" w:firstRow="0" w:lastRow="0" w:firstColumn="0" w:lastColumn="0" w:oddVBand="0" w:evenVBand="0" w:oddHBand="0" w:evenHBand="0" w:firstRowFirstColumn="0" w:firstRowLastColumn="0" w:lastRowFirstColumn="0" w:lastRowLastColumn="0"/>
               <w:rPr>
                 <w:rFonts w:ascii="Calibri" w:hAnsi="Calibri" w:cs="Calibri"/>
                 <w:sz w:val="22"/>
@@ -5626,6 +4581,7 @@
           <w:p>
             <w:pPr>
               <w:spacing w:after="160" w:line="278" w:lineRule="auto"/>
+              <w:cnfStyle w:val="000000000000" w:firstRow="0" w:lastRow="0" w:firstColumn="0" w:lastColumn="0" w:oddVBand="0" w:evenVBand="0" w:oddHBand="0" w:evenHBand="0" w:firstRowFirstColumn="0" w:firstRowLastColumn="0" w:lastRowFirstColumn="0" w:lastRowLastColumn="0"/>
               <w:rPr>
                 <w:rFonts w:ascii="Calibri" w:hAnsi="Calibri" w:cs="Calibri"/>
                 <w:sz w:val="22"/>
@@ -5645,10 +4601,12 @@
       </w:tr>
       <w:tr>
         <w:trPr>
+          <w:cnfStyle w:val="000000100000" w:firstRow="0" w:lastRow="0" w:firstColumn="0" w:lastColumn="0" w:oddVBand="0" w:evenVBand="0" w:oddHBand="1" w:evenHBand="0" w:firstRowFirstColumn="0" w:firstRowLastColumn="0" w:lastRowFirstColumn="0" w:lastRowLastColumn="0"/>
           <w:jc w:val="center"/>
         </w:trPr>
         <w:tc>
           <w:tcPr>
+            <w:cnfStyle w:val="001000000000" w:firstRow="0" w:lastRow="0" w:firstColumn="1" w:lastColumn="0" w:oddVBand="0" w:evenVBand="0" w:oddHBand="0" w:evenHBand="0" w:firstRowFirstColumn="0" w:firstRowLastColumn="0" w:lastRowFirstColumn="0" w:lastRowLastColumn="0"/>
             <w:tcW w:w="1980" w:type="dxa"/>
             <w:noWrap/>
             <w:hideMark/>
@@ -5705,6 +4663,7 @@
           <w:p>
             <w:pPr>
               <w:spacing w:after="160" w:line="278" w:lineRule="auto"/>
+              <w:cnfStyle w:val="000000100000" w:firstRow="0" w:lastRow="0" w:firstColumn="0" w:lastColumn="0" w:oddVBand="0" w:evenVBand="0" w:oddHBand="1" w:evenHBand="0" w:firstRowFirstColumn="0" w:firstRowLastColumn="0" w:lastRowFirstColumn="0" w:lastRowLastColumn="0"/>
               <w:rPr>
                 <w:rFonts w:ascii="Calibri" w:hAnsi="Calibri" w:cs="Calibri"/>
                 <w:sz w:val="22"/>
@@ -5730,6 +4689,7 @@
           <w:p>
             <w:pPr>
               <w:spacing w:after="160" w:line="278" w:lineRule="auto"/>
+              <w:cnfStyle w:val="000000100000" w:firstRow="0" w:lastRow="0" w:firstColumn="0" w:lastColumn="0" w:oddVBand="0" w:evenVBand="0" w:oddHBand="1" w:evenHBand="0" w:firstRowFirstColumn="0" w:firstRowLastColumn="0" w:lastRowFirstColumn="0" w:lastRowLastColumn="0"/>
               <w:rPr>
                 <w:rFonts w:ascii="Calibri" w:hAnsi="Calibri" w:cs="Calibri"/>
                 <w:sz w:val="22"/>
@@ -5755,6 +4715,7 @@
           <w:p>
             <w:pPr>
               <w:spacing w:after="160" w:line="278" w:lineRule="auto"/>
+              <w:cnfStyle w:val="000000100000" w:firstRow="0" w:lastRow="0" w:firstColumn="0" w:lastColumn="0" w:oddVBand="0" w:evenVBand="0" w:oddHBand="1" w:evenHBand="0" w:firstRowFirstColumn="0" w:firstRowLastColumn="0" w:lastRowFirstColumn="0" w:lastRowLastColumn="0"/>
               <w:rPr>
                 <w:rFonts w:ascii="Calibri" w:hAnsi="Calibri" w:cs="Calibri"/>
                 <w:sz w:val="22"/>
@@ -5780,6 +4741,7 @@
           <w:p>
             <w:pPr>
               <w:spacing w:after="160" w:line="278" w:lineRule="auto"/>
+              <w:cnfStyle w:val="000000100000" w:firstRow="0" w:lastRow="0" w:firstColumn="0" w:lastColumn="0" w:oddVBand="0" w:evenVBand="0" w:oddHBand="1" w:evenHBand="0" w:firstRowFirstColumn="0" w:firstRowLastColumn="0" w:lastRowFirstColumn="0" w:lastRowLastColumn="0"/>
               <w:rPr>
                 <w:rFonts w:ascii="Calibri" w:hAnsi="Calibri" w:cs="Calibri"/>
                 <w:sz w:val="22"/>
@@ -5803,6 +4765,7 @@
         </w:trPr>
         <w:tc>
           <w:tcPr>
+            <w:cnfStyle w:val="001000000000" w:firstRow="0" w:lastRow="0" w:firstColumn="1" w:lastColumn="0" w:oddVBand="0" w:evenVBand="0" w:oddHBand="0" w:evenHBand="0" w:firstRowFirstColumn="0" w:firstRowLastColumn="0" w:lastRowFirstColumn="0" w:lastRowLastColumn="0"/>
             <w:tcW w:w="1980" w:type="dxa"/>
             <w:noWrap/>
             <w:hideMark/>
@@ -5859,6 +4822,7 @@
           <w:p>
             <w:pPr>
               <w:spacing w:after="160" w:line="278" w:lineRule="auto"/>
+              <w:cnfStyle w:val="000000000000" w:firstRow="0" w:lastRow="0" w:firstColumn="0" w:lastColumn="0" w:oddVBand="0" w:evenVBand="0" w:oddHBand="0" w:evenHBand="0" w:firstRowFirstColumn="0" w:firstRowLastColumn="0" w:lastRowFirstColumn="0" w:lastRowLastColumn="0"/>
               <w:rPr>
                 <w:rFonts w:ascii="Calibri" w:hAnsi="Calibri" w:cs="Calibri"/>
                 <w:b/>
@@ -5888,6 +4852,7 @@
           <w:p>
             <w:pPr>
               <w:spacing w:after="160" w:line="278" w:lineRule="auto"/>
+              <w:cnfStyle w:val="000000000000" w:firstRow="0" w:lastRow="0" w:firstColumn="0" w:lastColumn="0" w:oddVBand="0" w:evenVBand="0" w:oddHBand="0" w:evenHBand="0" w:firstRowFirstColumn="0" w:firstRowLastColumn="0" w:lastRowFirstColumn="0" w:lastRowLastColumn="0"/>
               <w:rPr>
                 <w:rFonts w:ascii="Calibri" w:hAnsi="Calibri" w:cs="Calibri"/>
                 <w:sz w:val="22"/>
@@ -5913,6 +4878,7 @@
           <w:p>
             <w:pPr>
               <w:spacing w:after="160" w:line="278" w:lineRule="auto"/>
+              <w:cnfStyle w:val="000000000000" w:firstRow="0" w:lastRow="0" w:firstColumn="0" w:lastColumn="0" w:oddVBand="0" w:evenVBand="0" w:oddHBand="0" w:evenHBand="0" w:firstRowFirstColumn="0" w:firstRowLastColumn="0" w:lastRowFirstColumn="0" w:lastRowLastColumn="0"/>
               <w:rPr>
                 <w:rFonts w:ascii="Calibri" w:hAnsi="Calibri" w:cs="Calibri"/>
                 <w:b/>
@@ -5942,6 +4908,7 @@
           <w:p>
             <w:pPr>
               <w:spacing w:after="160" w:line="278" w:lineRule="auto"/>
+              <w:cnfStyle w:val="000000000000" w:firstRow="0" w:lastRow="0" w:firstColumn="0" w:lastColumn="0" w:oddVBand="0" w:evenVBand="0" w:oddHBand="0" w:evenHBand="0" w:firstRowFirstColumn="0" w:firstRowLastColumn="0" w:lastRowFirstColumn="0" w:lastRowLastColumn="0"/>
               <w:rPr>
                 <w:rFonts w:ascii="Calibri" w:hAnsi="Calibri" w:cs="Calibri"/>
                 <w:b/>
@@ -5965,10 +4932,12 @@
       </w:tr>
       <w:tr>
         <w:trPr>
+          <w:cnfStyle w:val="000000100000" w:firstRow="0" w:lastRow="0" w:firstColumn="0" w:lastColumn="0" w:oddVBand="0" w:evenVBand="0" w:oddHBand="1" w:evenHBand="0" w:firstRowFirstColumn="0" w:firstRowLastColumn="0" w:lastRowFirstColumn="0" w:lastRowLastColumn="0"/>
           <w:jc w:val="center"/>
         </w:trPr>
         <w:tc>
           <w:tcPr>
+            <w:cnfStyle w:val="001000000000" w:firstRow="0" w:lastRow="0" w:firstColumn="1" w:lastColumn="0" w:oddVBand="0" w:evenVBand="0" w:oddHBand="0" w:evenHBand="0" w:firstRowFirstColumn="0" w:firstRowLastColumn="0" w:lastRowFirstColumn="0" w:lastRowLastColumn="0"/>
             <w:tcW w:w="1980" w:type="dxa"/>
             <w:noWrap/>
             <w:hideMark/>
@@ -6025,6 +4994,7 @@
           <w:p>
             <w:pPr>
               <w:spacing w:after="160" w:line="278" w:lineRule="auto"/>
+              <w:cnfStyle w:val="000000100000" w:firstRow="0" w:lastRow="0" w:firstColumn="0" w:lastColumn="0" w:oddVBand="0" w:evenVBand="0" w:oddHBand="1" w:evenHBand="0" w:firstRowFirstColumn="0" w:firstRowLastColumn="0" w:lastRowFirstColumn="0" w:lastRowLastColumn="0"/>
               <w:rPr>
                 <w:rFonts w:ascii="Calibri" w:hAnsi="Calibri" w:cs="Calibri"/>
                 <w:sz w:val="22"/>
@@ -6050,6 +5020,7 @@
           <w:p>
             <w:pPr>
               <w:spacing w:after="160" w:line="278" w:lineRule="auto"/>
+              <w:cnfStyle w:val="000000100000" w:firstRow="0" w:lastRow="0" w:firstColumn="0" w:lastColumn="0" w:oddVBand="0" w:evenVBand="0" w:oddHBand="1" w:evenHBand="0" w:firstRowFirstColumn="0" w:firstRowLastColumn="0" w:lastRowFirstColumn="0" w:lastRowLastColumn="0"/>
               <w:rPr>
                 <w:rFonts w:ascii="Calibri" w:hAnsi="Calibri" w:cs="Calibri"/>
                 <w:sz w:val="22"/>
@@ -6075,6 +5046,7 @@
           <w:p>
             <w:pPr>
               <w:spacing w:after="160" w:line="278" w:lineRule="auto"/>
+              <w:cnfStyle w:val="000000100000" w:firstRow="0" w:lastRow="0" w:firstColumn="0" w:lastColumn="0" w:oddVBand="0" w:evenVBand="0" w:oddHBand="1" w:evenHBand="0" w:firstRowFirstColumn="0" w:firstRowLastColumn="0" w:lastRowFirstColumn="0" w:lastRowLastColumn="0"/>
               <w:rPr>
                 <w:rFonts w:ascii="Calibri" w:hAnsi="Calibri" w:cs="Calibri"/>
                 <w:sz w:val="22"/>
@@ -6100,6 +5072,7 @@
           <w:p>
             <w:pPr>
               <w:spacing w:after="160" w:line="278" w:lineRule="auto"/>
+              <w:cnfStyle w:val="000000100000" w:firstRow="0" w:lastRow="0" w:firstColumn="0" w:lastColumn="0" w:oddVBand="0" w:evenVBand="0" w:oddHBand="1" w:evenHBand="0" w:firstRowFirstColumn="0" w:firstRowLastColumn="0" w:lastRowFirstColumn="0" w:lastRowLastColumn="0"/>
               <w:rPr>
                 <w:rFonts w:ascii="Calibri" w:hAnsi="Calibri" w:cs="Calibri"/>
                 <w:sz w:val="22"/>
@@ -6123,6 +5096,7 @@
         </w:trPr>
         <w:tc>
           <w:tcPr>
+            <w:cnfStyle w:val="001000000000" w:firstRow="0" w:lastRow="0" w:firstColumn="1" w:lastColumn="0" w:oddVBand="0" w:evenVBand="0" w:oddHBand="0" w:evenHBand="0" w:firstRowFirstColumn="0" w:firstRowLastColumn="0" w:lastRowFirstColumn="0" w:lastRowLastColumn="0"/>
             <w:tcW w:w="1980" w:type="dxa"/>
             <w:noWrap/>
             <w:hideMark/>
@@ -6179,6 +5153,7 @@
           <w:p>
             <w:pPr>
               <w:spacing w:after="160" w:line="278" w:lineRule="auto"/>
+              <w:cnfStyle w:val="000000000000" w:firstRow="0" w:lastRow="0" w:firstColumn="0" w:lastColumn="0" w:oddVBand="0" w:evenVBand="0" w:oddHBand="0" w:evenHBand="0" w:firstRowFirstColumn="0" w:firstRowLastColumn="0" w:lastRowFirstColumn="0" w:lastRowLastColumn="0"/>
               <w:rPr>
                 <w:rFonts w:ascii="Calibri" w:hAnsi="Calibri" w:cs="Calibri"/>
                 <w:sz w:val="22"/>
@@ -6204,6 +5179,7 @@
           <w:p>
             <w:pPr>
               <w:spacing w:after="160" w:line="278" w:lineRule="auto"/>
+              <w:cnfStyle w:val="000000000000" w:firstRow="0" w:lastRow="0" w:firstColumn="0" w:lastColumn="0" w:oddVBand="0" w:evenVBand="0" w:oddHBand="0" w:evenHBand="0" w:firstRowFirstColumn="0" w:firstRowLastColumn="0" w:lastRowFirstColumn="0" w:lastRowLastColumn="0"/>
               <w:rPr>
                 <w:rFonts w:ascii="Calibri" w:hAnsi="Calibri" w:cs="Calibri"/>
                 <w:sz w:val="22"/>
@@ -6229,6 +5205,7 @@
           <w:p>
             <w:pPr>
               <w:spacing w:after="160" w:line="278" w:lineRule="auto"/>
+              <w:cnfStyle w:val="000000000000" w:firstRow="0" w:lastRow="0" w:firstColumn="0" w:lastColumn="0" w:oddVBand="0" w:evenVBand="0" w:oddHBand="0" w:evenHBand="0" w:firstRowFirstColumn="0" w:firstRowLastColumn="0" w:lastRowFirstColumn="0" w:lastRowLastColumn="0"/>
               <w:rPr>
                 <w:rFonts w:ascii="Calibri" w:hAnsi="Calibri" w:cs="Calibri"/>
                 <w:sz w:val="22"/>
@@ -6254,6 +5231,7 @@
           <w:p>
             <w:pPr>
               <w:spacing w:after="160" w:line="278" w:lineRule="auto"/>
+              <w:cnfStyle w:val="000000000000" w:firstRow="0" w:lastRow="0" w:firstColumn="0" w:lastColumn="0" w:oddVBand="0" w:evenVBand="0" w:oddHBand="0" w:evenHBand="0" w:firstRowFirstColumn="0" w:firstRowLastColumn="0" w:lastRowFirstColumn="0" w:lastRowLastColumn="0"/>
               <w:rPr>
                 <w:rFonts w:ascii="Calibri" w:hAnsi="Calibri" w:cs="Calibri"/>
                 <w:sz w:val="22"/>
@@ -6367,92 +5345,72 @@
           <w:sz w:val="22"/>
           <w:szCs w:val="22"/>
         </w:rPr>
+        <w:t xml:space="preserve"> astA</w:t>
+      </w:r>
+      <w:r>
+        <w:rPr>
+          <w:rFonts w:ascii="Calibri" w:hAnsi="Calibri" w:cs="Calibri"/>
+          <w:sz w:val="22"/>
+          <w:szCs w:val="22"/>
+        </w:rPr>
+        <w:t xml:space="preserve"> (b1747</w:t>
+      </w:r>
+      <w:r>
+        <w:rPr>
+          <w:rFonts w:ascii="Calibri" w:hAnsi="Calibri" w:cs="Calibri"/>
+          <w:sz w:val="22"/>
+          <w:szCs w:val="22"/>
+        </w:rPr>
+        <w:t>)</w:t>
+      </w:r>
+      <w:r>
+        <w:rPr>
+          <w:rFonts w:ascii="Calibri" w:hAnsi="Calibri" w:cs="Calibri"/>
+          <w:sz w:val="22"/>
+          <w:szCs w:val="22"/>
+        </w:rPr>
+        <w:t xml:space="preserve">, </w:t>
+      </w:r>
+      <w:r>
+        <w:rPr>
+          <w:rFonts w:ascii="Calibri" w:hAnsi="Calibri" w:cs="Calibri"/>
+          <w:sz w:val="22"/>
+          <w:szCs w:val="22"/>
+        </w:rPr>
+        <w:t>active in nitrogen limited conditions and yffB</w:t>
+      </w:r>
+      <w:r>
+        <w:rPr>
+          <w:rFonts w:ascii="Calibri" w:hAnsi="Calibri" w:cs="Calibri"/>
+          <w:sz w:val="22"/>
+          <w:szCs w:val="22"/>
+        </w:rPr>
+        <w:t xml:space="preserve"> (b2471</w:t>
+      </w:r>
+      <w:r>
+        <w:rPr>
+          <w:rFonts w:ascii="Calibri" w:hAnsi="Calibri" w:cs="Calibri"/>
+          <w:sz w:val="22"/>
+          <w:szCs w:val="22"/>
+        </w:rPr>
+        <w:t>)</w:t>
+      </w:r>
+      <w:r>
+        <w:rPr>
+          <w:rFonts w:ascii="Calibri" w:hAnsi="Calibri" w:cs="Calibri"/>
+          <w:sz w:val="22"/>
+          <w:szCs w:val="22"/>
+        </w:rPr>
+        <w:t>,</w:t>
+      </w:r>
+      <w:r>
+        <w:rPr>
+          <w:rFonts w:ascii="Calibri" w:hAnsi="Calibri" w:cs="Calibri"/>
+          <w:sz w:val="22"/>
+          <w:szCs w:val="22"/>
+        </w:rPr>
         <w:t xml:space="preserve"> </w:t>
       </w:r>
-      <w:proofErr w:type="spellStart"/>
-      <w:r>
-        <w:rPr>
-          <w:rFonts w:ascii="Calibri" w:hAnsi="Calibri" w:cs="Calibri"/>
-          <w:sz w:val="22"/>
-          <w:szCs w:val="22"/>
-        </w:rPr>
-        <w:t>astA</w:t>
-      </w:r>
-      <w:proofErr w:type="spellEnd"/>
-      <w:r>
-        <w:rPr>
-          <w:rFonts w:ascii="Calibri" w:hAnsi="Calibri" w:cs="Calibri"/>
-          <w:sz w:val="22"/>
-          <w:szCs w:val="22"/>
-        </w:rPr>
-        <w:t xml:space="preserve"> (b1747</w:t>
-      </w:r>
-      <w:r>
-        <w:rPr>
-          <w:rFonts w:ascii="Calibri" w:hAnsi="Calibri" w:cs="Calibri"/>
-          <w:sz w:val="22"/>
-          <w:szCs w:val="22"/>
-        </w:rPr>
-        <w:t>)</w:t>
-      </w:r>
-      <w:r>
-        <w:rPr>
-          <w:rFonts w:ascii="Calibri" w:hAnsi="Calibri" w:cs="Calibri"/>
-          <w:sz w:val="22"/>
-          <w:szCs w:val="22"/>
-        </w:rPr>
-        <w:t xml:space="preserve">, </w:t>
-      </w:r>
-      <w:r>
-        <w:rPr>
-          <w:rFonts w:ascii="Calibri" w:hAnsi="Calibri" w:cs="Calibri"/>
-          <w:sz w:val="22"/>
-          <w:szCs w:val="22"/>
-        </w:rPr>
-        <w:t xml:space="preserve">active in nitrogen limited conditions and </w:t>
-      </w:r>
-      <w:proofErr w:type="spellStart"/>
-      <w:r>
-        <w:rPr>
-          <w:rFonts w:ascii="Calibri" w:hAnsi="Calibri" w:cs="Calibri"/>
-          <w:sz w:val="22"/>
-          <w:szCs w:val="22"/>
-        </w:rPr>
-        <w:t>yffB</w:t>
-      </w:r>
-      <w:proofErr w:type="spellEnd"/>
-      <w:r>
-        <w:rPr>
-          <w:rFonts w:ascii="Calibri" w:hAnsi="Calibri" w:cs="Calibri"/>
-          <w:sz w:val="22"/>
-          <w:szCs w:val="22"/>
-        </w:rPr>
-        <w:t xml:space="preserve"> (b2471</w:t>
-      </w:r>
-      <w:r>
-        <w:rPr>
-          <w:rFonts w:ascii="Calibri" w:hAnsi="Calibri" w:cs="Calibri"/>
-          <w:sz w:val="22"/>
-          <w:szCs w:val="22"/>
-        </w:rPr>
-        <w:t>)</w:t>
-      </w:r>
-      <w:r>
-        <w:rPr>
-          <w:rFonts w:ascii="Calibri" w:hAnsi="Calibri" w:cs="Calibri"/>
-          <w:sz w:val="22"/>
-          <w:szCs w:val="22"/>
-        </w:rPr>
-        <w:t>,</w:t>
-      </w:r>
-      <w:r>
-        <w:rPr>
-          <w:rFonts w:ascii="Calibri" w:hAnsi="Calibri" w:cs="Calibri"/>
-          <w:sz w:val="22"/>
-          <w:szCs w:val="22"/>
-        </w:rPr>
-        <w:t xml:space="preserve"> </w:t>
-      </w:r>
       <w:r>
         <w:rPr>
           <w:rFonts w:ascii="Calibri" w:hAnsi="Calibri" w:cs="Calibri"/>
@@ -6523,25 +5481,7 @@
           <w:sz w:val="22"/>
           <w:szCs w:val="22"/>
         </w:rPr>
-        <w:t xml:space="preserve"> is </w:t>
-      </w:r>
-      <w:proofErr w:type="spellStart"/>
-      <w:r>
-        <w:rPr>
-          <w:rFonts w:ascii="Calibri" w:hAnsi="Calibri" w:cs="Calibri"/>
-          <w:sz w:val="22"/>
-          <w:szCs w:val="22"/>
-        </w:rPr>
-        <w:t>nikA</w:t>
-      </w:r>
-      <w:proofErr w:type="spellEnd"/>
-      <w:r>
-        <w:rPr>
-          <w:rFonts w:ascii="Calibri" w:hAnsi="Calibri" w:cs="Calibri"/>
-          <w:sz w:val="22"/>
-          <w:szCs w:val="22"/>
-        </w:rPr>
-        <w:t xml:space="preserve"> (b3476), which is involved in nickel uptake.</w:t>
+        <w:t xml:space="preserve"> is nikA (b3476), which is involved in nickel uptake.</w:t>
       </w:r>
       <w:r>
         <w:rPr>
@@ -6590,72 +5530,8 @@
           <w:sz w:val="22"/>
           <w:szCs w:val="22"/>
         </w:rPr>
-        <w:t xml:space="preserve"> </w:t>
-      </w:r>
-      <w:proofErr w:type="spellStart"/>
-      <w:r>
-        <w:rPr>
-          <w:rFonts w:ascii="Calibri" w:hAnsi="Calibri" w:cs="Calibri"/>
-          <w:sz w:val="22"/>
-          <w:szCs w:val="22"/>
-        </w:rPr>
-        <w:t>astA</w:t>
-      </w:r>
-      <w:proofErr w:type="spellEnd"/>
-      <w:r>
-        <w:rPr>
-          <w:rFonts w:ascii="Calibri" w:hAnsi="Calibri" w:cs="Calibri"/>
-          <w:sz w:val="22"/>
-          <w:szCs w:val="22"/>
-        </w:rPr>
-        <w:t xml:space="preserve">, </w:t>
-      </w:r>
-      <w:proofErr w:type="spellStart"/>
-      <w:r>
-        <w:rPr>
-          <w:rFonts w:ascii="Calibri" w:hAnsi="Calibri" w:cs="Calibri"/>
-          <w:sz w:val="22"/>
-          <w:szCs w:val="22"/>
-        </w:rPr>
-        <w:t>yffB</w:t>
-      </w:r>
-      <w:proofErr w:type="spellEnd"/>
-      <w:r>
-        <w:rPr>
-          <w:rFonts w:ascii="Calibri" w:hAnsi="Calibri" w:cs="Calibri"/>
-          <w:sz w:val="22"/>
-          <w:szCs w:val="22"/>
-        </w:rPr>
-        <w:t xml:space="preserve">, </w:t>
-      </w:r>
-      <w:proofErr w:type="spellStart"/>
-      <w:r>
-        <w:rPr>
-          <w:rFonts w:ascii="Calibri" w:hAnsi="Calibri" w:cs="Calibri"/>
-          <w:sz w:val="22"/>
-          <w:szCs w:val="22"/>
-        </w:rPr>
-        <w:t>clpP</w:t>
-      </w:r>
-      <w:proofErr w:type="spellEnd"/>
-      <w:r>
-        <w:rPr>
-          <w:rFonts w:ascii="Calibri" w:hAnsi="Calibri" w:cs="Calibri"/>
-          <w:sz w:val="22"/>
-          <w:szCs w:val="22"/>
-        </w:rPr>
-        <w:t xml:space="preserve"> and </w:t>
-      </w:r>
-      <w:proofErr w:type="spellStart"/>
-      <w:r>
-        <w:rPr>
-          <w:rFonts w:ascii="Calibri" w:hAnsi="Calibri" w:cs="Calibri"/>
-          <w:sz w:val="22"/>
-          <w:szCs w:val="22"/>
-        </w:rPr>
-        <w:t>malY</w:t>
-      </w:r>
-      <w:proofErr w:type="spellEnd"/>
+        <w:t xml:space="preserve"> astA, yffB, clpP and malY</w:t>
+      </w:r>
       <w:r>
         <w:rPr>
           <w:rFonts w:ascii="Calibri" w:hAnsi="Calibri" w:cs="Calibri"/>
@@ -6722,97 +5598,7 @@
           <w:sz w:val="22"/>
           <w:szCs w:val="22"/>
         </w:rPr>
-        <w:t xml:space="preserve">AlphaFold plots (Appendix A) revealed high-confidence predictions for </w:t>
-      </w:r>
-      <w:proofErr w:type="spellStart"/>
-      <w:r>
-        <w:rPr>
-          <w:rFonts w:ascii="Calibri" w:hAnsi="Calibri" w:cs="Calibri"/>
-          <w:sz w:val="22"/>
-          <w:szCs w:val="22"/>
-        </w:rPr>
-        <w:t>nikA</w:t>
-      </w:r>
-      <w:proofErr w:type="spellEnd"/>
-      <w:r>
-        <w:rPr>
-          <w:rFonts w:ascii="Calibri" w:hAnsi="Calibri" w:cs="Calibri"/>
-          <w:sz w:val="22"/>
-          <w:szCs w:val="22"/>
-        </w:rPr>
-        <w:t xml:space="preserve">, </w:t>
-      </w:r>
-      <w:proofErr w:type="spellStart"/>
-      <w:r>
-        <w:rPr>
-          <w:rFonts w:ascii="Calibri" w:hAnsi="Calibri" w:cs="Calibri"/>
-          <w:sz w:val="22"/>
-          <w:szCs w:val="22"/>
-        </w:rPr>
-        <w:t>arsC</w:t>
-      </w:r>
-      <w:proofErr w:type="spellEnd"/>
-      <w:r>
-        <w:rPr>
-          <w:rFonts w:ascii="Calibri" w:hAnsi="Calibri" w:cs="Calibri"/>
-          <w:sz w:val="22"/>
-          <w:szCs w:val="22"/>
-        </w:rPr>
-        <w:t xml:space="preserve"> and </w:t>
-      </w:r>
-      <w:proofErr w:type="spellStart"/>
-      <w:r>
-        <w:rPr>
-          <w:rFonts w:ascii="Calibri" w:hAnsi="Calibri" w:cs="Calibri"/>
-          <w:sz w:val="22"/>
-          <w:szCs w:val="22"/>
-        </w:rPr>
-        <w:t>lrp</w:t>
-      </w:r>
-      <w:proofErr w:type="spellEnd"/>
-      <w:r>
-        <w:rPr>
-          <w:rFonts w:ascii="Calibri" w:hAnsi="Calibri" w:cs="Calibri"/>
-          <w:sz w:val="22"/>
-          <w:szCs w:val="22"/>
-        </w:rPr>
-        <w:t xml:space="preserve"> with high predicted IDDT and sequence coverage (Figure 12a). </w:t>
-      </w:r>
-      <w:proofErr w:type="spellStart"/>
-      <w:r>
-        <w:rPr>
-          <w:rFonts w:ascii="Calibri" w:hAnsi="Calibri" w:cs="Calibri"/>
-          <w:sz w:val="22"/>
-          <w:szCs w:val="22"/>
-        </w:rPr>
-        <w:t>argR</w:t>
-      </w:r>
-      <w:proofErr w:type="spellEnd"/>
-      <w:r>
-        <w:rPr>
-          <w:rFonts w:ascii="Calibri" w:hAnsi="Calibri" w:cs="Calibri"/>
-          <w:sz w:val="22"/>
-          <w:szCs w:val="22"/>
-        </w:rPr>
-        <w:t xml:space="preserve"> and </w:t>
-      </w:r>
-      <w:proofErr w:type="spellStart"/>
-      <w:r>
-        <w:rPr>
-          <w:rFonts w:ascii="Calibri" w:hAnsi="Calibri" w:cs="Calibri"/>
-          <w:sz w:val="22"/>
-          <w:szCs w:val="22"/>
-        </w:rPr>
-        <w:t>stpA</w:t>
-      </w:r>
-      <w:proofErr w:type="spellEnd"/>
-      <w:r>
-        <w:rPr>
-          <w:rFonts w:ascii="Calibri" w:hAnsi="Calibri" w:cs="Calibri"/>
-          <w:sz w:val="22"/>
-          <w:szCs w:val="22"/>
-        </w:rPr>
-        <w:t xml:space="preserve"> predictions struggled in predicted IDDT score with a large drop in the middle </w:t>
+        <w:t xml:space="preserve">AlphaFold plots (Appendix A) revealed high-confidence predictions for nikA, arsC and lrp with high predicted IDDT and sequence coverage (Figure 12a). argR and stpA predictions struggled in predicted IDDT score with a large drop in the middle </w:t>
       </w:r>
       <w:r>
         <w:rPr>
@@ -6982,18 +5768,8 @@
                 <w:sz w:val="22"/>
                 <w:szCs w:val="22"/>
               </w:rPr>
-              <w:t xml:space="preserve">Figure 12a: Predicted IDDT plot of </w:t>
+              <w:t>Figure 12a: Predicted IDDT plot of lrp</w:t>
             </w:r>
-            <w:proofErr w:type="spellStart"/>
-            <w:r>
-              <w:rPr>
-                <w:rFonts w:ascii="Calibri" w:hAnsi="Calibri" w:cs="Calibri"/>
-                <w:sz w:val="22"/>
-                <w:szCs w:val="22"/>
-              </w:rPr>
-              <w:t>lrp</w:t>
-            </w:r>
-            <w:proofErr w:type="spellEnd"/>
           </w:p>
         </w:tc>
         <w:tc>
@@ -7088,18 +5864,8 @@
                 <w:sz w:val="22"/>
                 <w:szCs w:val="22"/>
               </w:rPr>
-              <w:t xml:space="preserve">Figure 12b: Predicted IDDT plot of </w:t>
+              <w:t>Figure 12b: Predicted IDDT plot of stpA</w:t>
             </w:r>
-            <w:proofErr w:type="spellStart"/>
-            <w:r>
-              <w:rPr>
-                <w:rFonts w:ascii="Calibri" w:hAnsi="Calibri" w:cs="Calibri"/>
-                <w:sz w:val="22"/>
-                <w:szCs w:val="22"/>
-              </w:rPr>
-              <w:t>stpA</w:t>
-            </w:r>
-            <w:proofErr w:type="spellEnd"/>
           </w:p>
         </w:tc>
       </w:tr>
@@ -7201,18 +5967,8 @@
           <w:sz w:val="22"/>
           <w:szCs w:val="22"/>
         </w:rPr>
-        <w:t xml:space="preserve">Figure 13: Predicted align error heatmap of </w:t>
-      </w:r>
-      <w:proofErr w:type="spellStart"/>
-      <w:r>
-        <w:rPr>
-          <w:rFonts w:ascii="Calibri" w:hAnsi="Calibri" w:cs="Calibri"/>
-          <w:sz w:val="22"/>
-          <w:szCs w:val="22"/>
-        </w:rPr>
-        <w:t>argR</w:t>
-      </w:r>
-      <w:proofErr w:type="spellEnd"/>
+        <w:t>Figure 13: Predicted align error heatmap of argR</w:t>
+      </w:r>
     </w:p>
     <w:p>
       <w:pPr>
@@ -7259,79 +6015,7 @@
           <w:sz w:val="22"/>
           <w:szCs w:val="22"/>
         </w:rPr>
-        <w:t xml:space="preserve">The structural functional characterization of </w:t>
-      </w:r>
-      <w:proofErr w:type="spellStart"/>
-      <w:r>
-        <w:rPr>
-          <w:rFonts w:ascii="Calibri" w:hAnsi="Calibri" w:cs="Calibri"/>
-          <w:sz w:val="22"/>
-          <w:szCs w:val="22"/>
-        </w:rPr>
-        <w:t>lrp</w:t>
-      </w:r>
-      <w:proofErr w:type="spellEnd"/>
-      <w:r>
-        <w:rPr>
-          <w:rFonts w:ascii="Calibri" w:hAnsi="Calibri" w:cs="Calibri"/>
-          <w:sz w:val="22"/>
-          <w:szCs w:val="22"/>
-        </w:rPr>
-        <w:t xml:space="preserve">, </w:t>
-      </w:r>
-      <w:proofErr w:type="spellStart"/>
-      <w:r>
-        <w:rPr>
-          <w:rFonts w:ascii="Calibri" w:hAnsi="Calibri" w:cs="Calibri"/>
-          <w:sz w:val="22"/>
-          <w:szCs w:val="22"/>
-        </w:rPr>
-        <w:t>argR</w:t>
-      </w:r>
-      <w:proofErr w:type="spellEnd"/>
-      <w:r>
-        <w:rPr>
-          <w:rFonts w:ascii="Calibri" w:hAnsi="Calibri" w:cs="Calibri"/>
-          <w:sz w:val="22"/>
-          <w:szCs w:val="22"/>
-        </w:rPr>
-        <w:t xml:space="preserve"> and </w:t>
-      </w:r>
-      <w:proofErr w:type="spellStart"/>
-      <w:r>
-        <w:rPr>
-          <w:rFonts w:ascii="Calibri" w:hAnsi="Calibri" w:cs="Calibri"/>
-          <w:sz w:val="22"/>
-          <w:szCs w:val="22"/>
-        </w:rPr>
-        <w:t>stpA</w:t>
-      </w:r>
-      <w:proofErr w:type="spellEnd"/>
-      <w:r>
-        <w:rPr>
-          <w:rFonts w:ascii="Calibri" w:hAnsi="Calibri" w:cs="Calibri"/>
-          <w:sz w:val="22"/>
-          <w:szCs w:val="22"/>
-        </w:rPr>
-        <w:t xml:space="preserve"> models against experimental database validations demonstrates AlphaFold’s ability to decode complex regulatory networks and bridge the gaps in crystallography.  </w:t>
-      </w:r>
-      <w:proofErr w:type="spellStart"/>
-      <w:r>
-        <w:rPr>
-          <w:rFonts w:ascii="Calibri" w:hAnsi="Calibri" w:cs="Calibri"/>
-          <w:sz w:val="22"/>
-          <w:szCs w:val="22"/>
-        </w:rPr>
-        <w:t>Lrp</w:t>
-      </w:r>
-      <w:proofErr w:type="spellEnd"/>
-      <w:r>
-        <w:rPr>
-          <w:rFonts w:ascii="Calibri" w:hAnsi="Calibri" w:cs="Calibri"/>
-          <w:sz w:val="22"/>
-          <w:szCs w:val="22"/>
-        </w:rPr>
-        <w:t xml:space="preserve"> retained a perfectly aligned N-terminal Helix-Turn-Helix motif (yellow in Figure 14) with a highly concentrated positive charge coupled with an adjacent negative dipole in vacuum electrostatic surface analysis (Figure 14), proving its DNA-recognition</w:t>
+        <w:t>The structural functional characterization of lrp, argR and stpA models against experimental database validations demonstrates AlphaFold’s ability to decode complex regulatory networks and bridge the gaps in crystallography.  Lrp retained a perfectly aligned N-terminal Helix-Turn-Helix motif (yellow in Figure 14) with a highly concentrated positive charge coupled with an adjacent negative dipole in vacuum electrostatic surface analysis (Figure 14), proving its DNA-recognition</w:t>
       </w:r>
       <w:r>
         <w:rPr>
@@ -7347,43 +6031,7 @@
           <w:sz w:val="22"/>
           <w:szCs w:val="22"/>
         </w:rPr>
-        <w:t xml:space="preserve"> as transcription factor. Similarly for other genes (Appendix B), positive charge concentration is localised to the predicted DNA-binding motif in the C-terminal of </w:t>
-      </w:r>
-      <w:proofErr w:type="spellStart"/>
-      <w:r>
-        <w:rPr>
-          <w:rFonts w:ascii="Calibri" w:hAnsi="Calibri" w:cs="Calibri"/>
-          <w:sz w:val="22"/>
-          <w:szCs w:val="22"/>
-        </w:rPr>
-        <w:t>stpA</w:t>
-      </w:r>
-      <w:proofErr w:type="spellEnd"/>
-      <w:r>
-        <w:rPr>
-          <w:rFonts w:ascii="Calibri" w:hAnsi="Calibri" w:cs="Calibri"/>
-          <w:sz w:val="22"/>
-          <w:szCs w:val="22"/>
-        </w:rPr>
-        <w:t xml:space="preserve"> and was well-aligned with the 2lrx reference, providing structural support to its role in non-specific binding to double-stranded DNA as a transcriptional repressor. The right domain is unaligned as it is highly dynamic and its lack of positive charge indicates that it is not involved in DNA-binding, but rather to interact with other proteins for oligomerization. The </w:t>
-      </w:r>
-      <w:proofErr w:type="spellStart"/>
-      <w:r>
-        <w:rPr>
-          <w:rFonts w:ascii="Calibri" w:hAnsi="Calibri" w:cs="Calibri"/>
-          <w:sz w:val="22"/>
-          <w:szCs w:val="22"/>
-        </w:rPr>
-        <w:t>argR</w:t>
-      </w:r>
-      <w:proofErr w:type="spellEnd"/>
-      <w:r>
-        <w:rPr>
-          <w:rFonts w:ascii="Calibri" w:hAnsi="Calibri" w:cs="Calibri"/>
-          <w:sz w:val="22"/>
-          <w:szCs w:val="22"/>
-        </w:rPr>
-        <w:t xml:space="preserve"> model’s DNA-binding domain (coloured in yellow</w:t>
+        <w:t xml:space="preserve"> as transcription factor. Similarly for other genes (Appendix B), positive charge concentration is localised to the predicted DNA-binding motif in the C-terminal of stpA and was well-aligned with the 2lrx reference, providing structural support to its role in non-specific binding to double-stranded DNA as a transcriptional repressor. The right domain is unaligned as it is highly dynamic and its lack of positive charge indicates that it is not involved in DNA-binding, but rather to interact with other proteins for oligomerization. The argR model’s DNA-binding domain (coloured in yellow</w:t>
       </w:r>
       <w:r>
         <w:rPr>
@@ -7415,25 +6063,7 @@
           <w:sz w:val="22"/>
           <w:szCs w:val="22"/>
         </w:rPr>
-        <w:t xml:space="preserve"> in the experimental structure as it may omitted due to inherent flexibility or truncated fragments. In these cases, AlphaFold allows full visualization of these domains, albeit with a lower </w:t>
-      </w:r>
-      <w:proofErr w:type="spellStart"/>
-      <w:r>
-        <w:rPr>
-          <w:rFonts w:ascii="Calibri" w:hAnsi="Calibri" w:cs="Calibri"/>
-          <w:sz w:val="22"/>
-          <w:szCs w:val="22"/>
-        </w:rPr>
-        <w:t>pLDDT</w:t>
-      </w:r>
-      <w:proofErr w:type="spellEnd"/>
-      <w:r>
-        <w:rPr>
-          <w:rFonts w:ascii="Calibri" w:hAnsi="Calibri" w:cs="Calibri"/>
-          <w:sz w:val="22"/>
-          <w:szCs w:val="22"/>
-        </w:rPr>
-        <w:t xml:space="preserve"> score, with structural context. This provides valuable computational hypothesis for the DNA-binding mechanism. </w:t>
+        <w:t xml:space="preserve"> in the experimental structure as it may omitted due to inherent flexibility or truncated fragments. In these cases, AlphaFold allows full visualization of these domains, albeit with a lower pLDDT score, with structural context. This provides valuable computational hypothesis for the DNA-binding mechanism. </w:t>
       </w:r>
     </w:p>
     <w:p>
@@ -7523,7 +6153,7 @@
           <w:szCs w:val="22"/>
         </w:rPr>
         <w:drawing>
-          <wp:inline distT="0" distB="0" distL="0" distR="0" wp14:anchorId="2580CE7C" wp14:editId="0FE95576">
+          <wp:inline distT="0" distB="0" distL="0" distR="0" wp14:anchorId="2580CE7C" wp14:editId="3E26C171">
             <wp:extent cx="2057400" cy="1574800"/>
             <wp:effectExtent l="0" t="0" r="0" b="6350"/>
             <wp:docPr id="464707823" name="Picture 14"/>
@@ -7592,25 +6222,7 @@
           <w:sz w:val="22"/>
           <w:szCs w:val="22"/>
         </w:rPr>
-        <w:t xml:space="preserve">Figure 14: Functionally annotated structural alignment of AlphaFold </w:t>
-      </w:r>
-      <w:proofErr w:type="spellStart"/>
-      <w:r>
-        <w:rPr>
-          <w:rFonts w:ascii="Calibri" w:hAnsi="Calibri" w:cs="Calibri"/>
-          <w:sz w:val="22"/>
-          <w:szCs w:val="22"/>
-        </w:rPr>
-        <w:t>lrp</w:t>
-      </w:r>
-      <w:proofErr w:type="spellEnd"/>
-      <w:r>
-        <w:rPr>
-          <w:rFonts w:ascii="Calibri" w:hAnsi="Calibri" w:cs="Calibri"/>
-          <w:sz w:val="22"/>
-          <w:szCs w:val="22"/>
-        </w:rPr>
-        <w:t xml:space="preserve"> model (cyan) against reference structure (grey) with electrostatic surface analysis</w:t>
+        <w:t>Figure 14: Functionally annotated structural alignment of AlphaFold lrp model (cyan) against reference structure (grey) with electrostatic surface analysis</w:t>
       </w:r>
     </w:p>
     <w:p>
@@ -7657,25 +6269,7 @@
           <w:sz w:val="22"/>
           <w:szCs w:val="22"/>
         </w:rPr>
-        <w:t xml:space="preserve">In the </w:t>
-      </w:r>
-      <w:proofErr w:type="spellStart"/>
-      <w:r>
-        <w:rPr>
-          <w:rFonts w:ascii="Calibri" w:hAnsi="Calibri" w:cs="Calibri"/>
-          <w:sz w:val="22"/>
-          <w:szCs w:val="22"/>
-        </w:rPr>
-        <w:t>arsC</w:t>
-      </w:r>
-      <w:proofErr w:type="spellEnd"/>
-      <w:r>
-        <w:rPr>
-          <w:rFonts w:ascii="Calibri" w:hAnsi="Calibri" w:cs="Calibri"/>
-          <w:sz w:val="22"/>
-          <w:szCs w:val="22"/>
-        </w:rPr>
-        <w:t xml:space="preserve"> model (Figure 15), the loop wrapping around the active site of substrate spheres align</w:t>
+        <w:t>In the arsC model (Figure 15), the loop wrapping around the active site of substrate spheres align</w:t>
       </w:r>
       <w:r>
         <w:rPr>
@@ -7691,25 +6285,7 @@
           <w:sz w:val="22"/>
           <w:szCs w:val="22"/>
         </w:rPr>
-        <w:t xml:space="preserve"> perfectly with the reference model. This is the catalytic pocket (coloured in orange) with cysteines (coloured in yellow) where reduction of toxic arsenate occurs, proving the gene function of detoxification and providing a mechanistic explanation for its upregulation in part 2 analysis, confirming a coordinated resistance response. Lastly, the </w:t>
-      </w:r>
-      <w:proofErr w:type="spellStart"/>
-      <w:r>
-        <w:rPr>
-          <w:rFonts w:ascii="Calibri" w:hAnsi="Calibri" w:cs="Calibri"/>
-          <w:sz w:val="22"/>
-          <w:szCs w:val="22"/>
-        </w:rPr>
-        <w:t>nikA</w:t>
-      </w:r>
-      <w:proofErr w:type="spellEnd"/>
-      <w:r>
-        <w:rPr>
-          <w:rFonts w:ascii="Calibri" w:hAnsi="Calibri" w:cs="Calibri"/>
-          <w:sz w:val="22"/>
-          <w:szCs w:val="22"/>
-        </w:rPr>
-        <w:t xml:space="preserve"> model (Figure 16) also demonstrates the presence of an aligned loop (coloured in orange) around the nickel ion (</w:t>
+        <w:t xml:space="preserve"> perfectly with the reference model. This is the catalytic pocket (coloured in orange) with cysteines (coloured in yellow) where reduction of toxic arsenate occurs, proving the gene function of detoxification and providing a mechanistic explanation for its upregulation in part 2 analysis, confirming a coordinated resistance response. Lastly, the nikA model (Figure 16) also demonstrates the presence of an aligned loop (coloured in orange) around the nickel ion (</w:t>
       </w:r>
       <w:r>
         <w:rPr>
@@ -7725,25 +6301,7 @@
           <w:sz w:val="22"/>
           <w:szCs w:val="22"/>
         </w:rPr>
-        <w:t xml:space="preserve">green), indicating </w:t>
-      </w:r>
-      <w:proofErr w:type="spellStart"/>
-      <w:r>
-        <w:rPr>
-          <w:rFonts w:ascii="Calibri" w:hAnsi="Calibri" w:cs="Calibri"/>
-          <w:sz w:val="22"/>
-          <w:szCs w:val="22"/>
-        </w:rPr>
-        <w:t>MppA</w:t>
-      </w:r>
-      <w:proofErr w:type="spellEnd"/>
-      <w:r>
-        <w:rPr>
-          <w:rFonts w:ascii="Calibri" w:hAnsi="Calibri" w:cs="Calibri"/>
-          <w:sz w:val="22"/>
-          <w:szCs w:val="22"/>
-        </w:rPr>
-        <w:t xml:space="preserve">-type nickel-binding property of this gene. Its strong up-regulation further proves the toxicity </w:t>
+        <w:t xml:space="preserve">green), indicating MppA-type nickel-binding property of this gene. Its strong up-regulation further proves the toxicity </w:t>
       </w:r>
       <w:r>
         <w:rPr>
@@ -7880,25 +6438,7 @@
           <w:sz w:val="22"/>
           <w:szCs w:val="22"/>
         </w:rPr>
-        <w:t xml:space="preserve">Figure 15: Functionally annotated structural alignment of AlphaFold </w:t>
-      </w:r>
-      <w:proofErr w:type="spellStart"/>
-      <w:r>
-        <w:rPr>
-          <w:rFonts w:ascii="Calibri" w:hAnsi="Calibri" w:cs="Calibri"/>
-          <w:sz w:val="22"/>
-          <w:szCs w:val="22"/>
-        </w:rPr>
-        <w:t>arsC</w:t>
-      </w:r>
-      <w:proofErr w:type="spellEnd"/>
-      <w:r>
-        <w:rPr>
-          <w:rFonts w:ascii="Calibri" w:hAnsi="Calibri" w:cs="Calibri"/>
-          <w:sz w:val="22"/>
-          <w:szCs w:val="22"/>
-        </w:rPr>
-        <w:t xml:space="preserve"> model (cyan) against reference structure (grey)</w:t>
+        <w:t>Figure 15: Functionally annotated structural alignment of AlphaFold arsC model (cyan) against reference structure (grey)</w:t>
       </w:r>
     </w:p>
     <w:p>
@@ -7987,25 +6527,7 @@
           <w:sz w:val="22"/>
           <w:szCs w:val="22"/>
         </w:rPr>
-        <w:t xml:space="preserve">Figure 16: Functionally annotated structural alignment of AlphaFold </w:t>
-      </w:r>
-      <w:proofErr w:type="spellStart"/>
-      <w:r>
-        <w:rPr>
-          <w:rFonts w:ascii="Calibri" w:hAnsi="Calibri" w:cs="Calibri"/>
-          <w:sz w:val="22"/>
-          <w:szCs w:val="22"/>
-        </w:rPr>
-        <w:t>nikA</w:t>
-      </w:r>
-      <w:proofErr w:type="spellEnd"/>
-      <w:r>
-        <w:rPr>
-          <w:rFonts w:ascii="Calibri" w:hAnsi="Calibri" w:cs="Calibri"/>
-          <w:sz w:val="22"/>
-          <w:szCs w:val="22"/>
-        </w:rPr>
-        <w:t xml:space="preserve"> model (cyan) against reference structure (grey)</w:t>
+        <w:t>Figure 16: Functionally annotated structural alignment of AlphaFold nikA model (cyan) against reference structure (grey)</w:t>
       </w:r>
     </w:p>
     <w:p>
@@ -8119,95 +6641,13 @@
           <w:szCs w:val="22"/>
         </w:rPr>
       </w:pPr>
-      <w:proofErr w:type="spellStart"/>
-      <w:r>
-        <w:rPr>
-          <w:rFonts w:ascii="Calibri" w:hAnsi="Calibri" w:cs="Calibri"/>
-          <w:sz w:val="22"/>
-          <w:szCs w:val="22"/>
-        </w:rPr>
-        <w:t>Bankevich</w:t>
-      </w:r>
-      <w:proofErr w:type="spellEnd"/>
-      <w:r>
-        <w:rPr>
-          <w:rFonts w:ascii="Calibri" w:hAnsi="Calibri" w:cs="Calibri"/>
-          <w:sz w:val="22"/>
-          <w:szCs w:val="22"/>
-        </w:rPr>
-        <w:t xml:space="preserve">, A., Nurk, S., Antipov, D., Gurevich, A.A., Dvorkin, M., Kulikov, A.S., Lesin, V.M., Nikolenko, S.I., Pham, S., </w:t>
-      </w:r>
-      <w:proofErr w:type="spellStart"/>
-      <w:r>
-        <w:rPr>
-          <w:rFonts w:ascii="Calibri" w:hAnsi="Calibri" w:cs="Calibri"/>
-          <w:sz w:val="22"/>
-          <w:szCs w:val="22"/>
-        </w:rPr>
-        <w:t>Prjibelski</w:t>
-      </w:r>
-      <w:proofErr w:type="spellEnd"/>
-      <w:r>
-        <w:rPr>
-          <w:rFonts w:ascii="Calibri" w:hAnsi="Calibri" w:cs="Calibri"/>
-          <w:sz w:val="22"/>
-          <w:szCs w:val="22"/>
-        </w:rPr>
-        <w:t xml:space="preserve">, A.D., </w:t>
-      </w:r>
-      <w:proofErr w:type="spellStart"/>
-      <w:r>
-        <w:rPr>
-          <w:rFonts w:ascii="Calibri" w:hAnsi="Calibri" w:cs="Calibri"/>
-          <w:sz w:val="22"/>
-          <w:szCs w:val="22"/>
-        </w:rPr>
-        <w:t>Pyshkin</w:t>
-      </w:r>
-      <w:proofErr w:type="spellEnd"/>
-      <w:r>
-        <w:rPr>
-          <w:rFonts w:ascii="Calibri" w:hAnsi="Calibri" w:cs="Calibri"/>
-          <w:sz w:val="22"/>
-          <w:szCs w:val="22"/>
-        </w:rPr>
-        <w:t xml:space="preserve">, A.V., Sirotkin, A.V., </w:t>
-      </w:r>
-      <w:proofErr w:type="spellStart"/>
-      <w:r>
-        <w:rPr>
-          <w:rFonts w:ascii="Calibri" w:hAnsi="Calibri" w:cs="Calibri"/>
-          <w:sz w:val="22"/>
-          <w:szCs w:val="22"/>
-        </w:rPr>
-        <w:t>Vyahhi</w:t>
-      </w:r>
-      <w:proofErr w:type="spellEnd"/>
-      <w:r>
-        <w:rPr>
-          <w:rFonts w:ascii="Calibri" w:hAnsi="Calibri" w:cs="Calibri"/>
-          <w:sz w:val="22"/>
-          <w:szCs w:val="22"/>
-        </w:rPr>
-        <w:t>, N., Tesler, G., Alekseyev, M.A. and Pevzner, P.A. (2012) '</w:t>
-      </w:r>
-      <w:proofErr w:type="spellStart"/>
-      <w:r>
-        <w:rPr>
-          <w:rFonts w:ascii="Calibri" w:hAnsi="Calibri" w:cs="Calibri"/>
-          <w:sz w:val="22"/>
-          <w:szCs w:val="22"/>
-        </w:rPr>
-        <w:t>SPAdes</w:t>
-      </w:r>
-      <w:proofErr w:type="spellEnd"/>
-      <w:r>
-        <w:rPr>
-          <w:rFonts w:ascii="Calibri" w:hAnsi="Calibri" w:cs="Calibri"/>
-          <w:sz w:val="22"/>
-          <w:szCs w:val="22"/>
-        </w:rPr>
-        <w:t>: A new genome assembly algorithm and its applications to single-cell sequencing', Journal of Computational Biology, 19(5), pp. 455–477. https://doi.org/10.1089/cmb.2012.0021</w:t>
+      <w:r>
+        <w:rPr>
+          <w:rFonts w:ascii="Calibri" w:hAnsi="Calibri" w:cs="Calibri"/>
+          <w:sz w:val="22"/>
+          <w:szCs w:val="22"/>
+        </w:rPr>
+        <w:t>Bankevich, A., Nurk, S., Antipov, D., Gurevich, A.A., Dvorkin, M., Kulikov, A.S., Lesin, V.M., Nikolenko, S.I., Pham, S., Prjibelski, A.D., Pyshkin, A.V., Sirotkin, A.V., Vyahhi, N., Tesler, G., Alekseyev, M.A. and Pevzner, P.A. (2012) 'SPAdes: A new genome assembly algorithm and its applications to single-cell sequencing', Journal of Computational Biology, 19(5), pp. 455–477. https://doi.org/10.1089/cmb.2012.0021</w:t>
       </w:r>
       <w:r>
         <w:rPr>
@@ -8227,41 +6667,13 @@
           <w:szCs w:val="22"/>
         </w:rPr>
       </w:pPr>
-      <w:proofErr w:type="spellStart"/>
-      <w:r>
-        <w:rPr>
-          <w:rFonts w:ascii="Calibri" w:hAnsi="Calibri" w:cs="Calibri"/>
-          <w:sz w:val="22"/>
-          <w:szCs w:val="22"/>
-        </w:rPr>
-        <w:t>Blighe</w:t>
-      </w:r>
-      <w:proofErr w:type="spellEnd"/>
-      <w:r>
-        <w:rPr>
-          <w:rFonts w:ascii="Calibri" w:hAnsi="Calibri" w:cs="Calibri"/>
-          <w:sz w:val="22"/>
-          <w:szCs w:val="22"/>
-        </w:rPr>
-        <w:t xml:space="preserve">, K., Rana, S. and Lewis, M. (2018) </w:t>
-      </w:r>
-      <w:proofErr w:type="spellStart"/>
-      <w:r>
-        <w:rPr>
-          <w:rFonts w:ascii="Calibri" w:hAnsi="Calibri" w:cs="Calibri"/>
-          <w:sz w:val="22"/>
-          <w:szCs w:val="22"/>
-        </w:rPr>
-        <w:t>EnhancedVolcano</w:t>
-      </w:r>
-      <w:proofErr w:type="spellEnd"/>
-      <w:r>
-        <w:rPr>
-          <w:rFonts w:ascii="Calibri" w:hAnsi="Calibri" w:cs="Calibri"/>
-          <w:sz w:val="22"/>
-          <w:szCs w:val="22"/>
-        </w:rPr>
-        <w:t>: Publication-ready variance stabilizing transformation and gene ranking. R package version 1.20.0.</w:t>
+      <w:r>
+        <w:rPr>
+          <w:rFonts w:ascii="Calibri" w:hAnsi="Calibri" w:cs="Calibri"/>
+          <w:sz w:val="22"/>
+          <w:szCs w:val="22"/>
+        </w:rPr>
+        <w:t>Blighe, K., Rana, S. and Lewis, M. (2018) EnhancedVolcano: Publication-ready variance stabilizing transformation and gene ranking. R package version 1.20.0.</w:t>
       </w:r>
     </w:p>
     <w:p>
@@ -8279,43 +6691,7 @@
           <w:sz w:val="22"/>
           <w:szCs w:val="22"/>
         </w:rPr>
-        <w:t xml:space="preserve">Brown, M.P.S., Grundy, W.N., Lin, D., </w:t>
-      </w:r>
-      <w:proofErr w:type="spellStart"/>
-      <w:r>
-        <w:rPr>
-          <w:rFonts w:ascii="Calibri" w:hAnsi="Calibri" w:cs="Calibri"/>
-          <w:sz w:val="22"/>
-          <w:szCs w:val="22"/>
-        </w:rPr>
-        <w:t>Cristianini</w:t>
-      </w:r>
-      <w:proofErr w:type="spellEnd"/>
-      <w:r>
-        <w:rPr>
-          <w:rFonts w:ascii="Calibri" w:hAnsi="Calibri" w:cs="Calibri"/>
-          <w:sz w:val="22"/>
-          <w:szCs w:val="22"/>
-        </w:rPr>
-        <w:t xml:space="preserve">, N., </w:t>
-      </w:r>
-      <w:proofErr w:type="spellStart"/>
-      <w:r>
-        <w:rPr>
-          <w:rFonts w:ascii="Calibri" w:hAnsi="Calibri" w:cs="Calibri"/>
-          <w:sz w:val="22"/>
-          <w:szCs w:val="22"/>
-        </w:rPr>
-        <w:t>Sugnet</w:t>
-      </w:r>
-      <w:proofErr w:type="spellEnd"/>
-      <w:r>
-        <w:rPr>
-          <w:rFonts w:ascii="Calibri" w:hAnsi="Calibri" w:cs="Calibri"/>
-          <w:sz w:val="22"/>
-          <w:szCs w:val="22"/>
-        </w:rPr>
-        <w:t>, C.W., Furey, T.S., Ares, M. and Haussler, D. (2000) 'Knowledge-based analysis of microarray gene expression data by using support vector machines', Proceedings of the National Academy of Sciences, 97(1), pp. 262–267. https://doi.org/10.1073/pnas.97.1.262</w:t>
+        <w:t>Brown, M.P.S., Grundy, W.N., Lin, D., Cristianini, N., Sugnet, C.W., Furey, T.S., Ares, M. and Haussler, D. (2000) 'Knowledge-based analysis of microarray gene expression data by using support vector machines', Proceedings of the National Academy of Sciences, 97(1), pp. 262–267. https://doi.org/10.1073/pnas.97.1.262</w:t>
       </w:r>
       <w:r>
         <w:rPr>
@@ -8335,59 +6711,13 @@
           <w:szCs w:val="22"/>
         </w:rPr>
       </w:pPr>
-      <w:proofErr w:type="spellStart"/>
-      <w:r>
-        <w:rPr>
-          <w:rFonts w:ascii="Calibri" w:hAnsi="Calibri" w:cs="Calibri"/>
-          <w:sz w:val="22"/>
-          <w:szCs w:val="22"/>
-        </w:rPr>
-        <w:t>DeMel</w:t>
-      </w:r>
-      <w:proofErr w:type="spellEnd"/>
-      <w:r>
-        <w:rPr>
-          <w:rFonts w:ascii="Calibri" w:hAnsi="Calibri" w:cs="Calibri"/>
-          <w:sz w:val="22"/>
-          <w:szCs w:val="22"/>
-        </w:rPr>
-        <w:t xml:space="preserve">, S., Shi, J., Martin, P., Rosen, B.P. and Edwards, B.F.P. (2004) 'Arginine 60 in the </w:t>
-      </w:r>
-      <w:proofErr w:type="spellStart"/>
-      <w:r>
-        <w:rPr>
-          <w:rFonts w:ascii="Calibri" w:hAnsi="Calibri" w:cs="Calibri"/>
-          <w:sz w:val="22"/>
-          <w:szCs w:val="22"/>
-        </w:rPr>
-        <w:t>ArsC</w:t>
-      </w:r>
-      <w:proofErr w:type="spellEnd"/>
-      <w:r>
-        <w:rPr>
-          <w:rFonts w:ascii="Calibri" w:hAnsi="Calibri" w:cs="Calibri"/>
-          <w:sz w:val="22"/>
-          <w:szCs w:val="22"/>
-        </w:rPr>
-        <w:t xml:space="preserve"> arsenate reductase of E. coli plasmid R773 determines the chemical nature of the bound </w:t>
-      </w:r>
-      <w:proofErr w:type="gramStart"/>
-      <w:r>
-        <w:rPr>
-          <w:rFonts w:ascii="Calibri" w:hAnsi="Calibri" w:cs="Calibri"/>
-          <w:sz w:val="22"/>
-          <w:szCs w:val="22"/>
-        </w:rPr>
-        <w:t>As(</w:t>
-      </w:r>
-      <w:proofErr w:type="gramEnd"/>
-      <w:r>
-        <w:rPr>
-          <w:rFonts w:ascii="Calibri" w:hAnsi="Calibri" w:cs="Calibri"/>
-          <w:sz w:val="22"/>
-          <w:szCs w:val="22"/>
-        </w:rPr>
-        <w:t>III) product', Protein Science, 13(9), pp. 2330–2340. https://doi.org/10.1110/ps.04787204</w:t>
+      <w:r>
+        <w:rPr>
+          <w:rFonts w:ascii="Calibri" w:hAnsi="Calibri" w:cs="Calibri"/>
+          <w:sz w:val="22"/>
+          <w:szCs w:val="22"/>
+        </w:rPr>
+        <w:t>DeMel, S., Shi, J., Martin, P., Rosen, B.P. and Edwards, B.F.P. (2004) 'Arginine 60 in the ArsC arsenate reductase of E. coli plasmid R773 determines the chemical nature of the bound As(III) product', Protein Science, 13(9), pp. 2330–2340. https://doi.org/10.1110/ps.04787204</w:t>
       </w:r>
     </w:p>
     <w:p>
@@ -8449,79 +6779,7 @@
           <w:sz w:val="22"/>
           <w:szCs w:val="22"/>
         </w:rPr>
-        <w:t xml:space="preserve">Jumper, J., Evans, R., Pritzel, A., Green, T., Figurnov, M., Ronneberger, O., </w:t>
-      </w:r>
-      <w:proofErr w:type="spellStart"/>
-      <w:r>
-        <w:rPr>
-          <w:rFonts w:ascii="Calibri" w:hAnsi="Calibri" w:cs="Calibri"/>
-          <w:sz w:val="22"/>
-          <w:szCs w:val="22"/>
-        </w:rPr>
-        <w:t>Tunyasuvunakool</w:t>
-      </w:r>
-      <w:proofErr w:type="spellEnd"/>
-      <w:r>
-        <w:rPr>
-          <w:rFonts w:ascii="Calibri" w:hAnsi="Calibri" w:cs="Calibri"/>
-          <w:sz w:val="22"/>
-          <w:szCs w:val="22"/>
-        </w:rPr>
-        <w:t xml:space="preserve">, K., Bates, R., </w:t>
-      </w:r>
-      <w:proofErr w:type="spellStart"/>
-      <w:r>
-        <w:rPr>
-          <w:rFonts w:ascii="Calibri" w:hAnsi="Calibri" w:cs="Calibri"/>
-          <w:sz w:val="22"/>
-          <w:szCs w:val="22"/>
-        </w:rPr>
-        <w:t>Žídek</w:t>
-      </w:r>
-      <w:proofErr w:type="spellEnd"/>
-      <w:r>
-        <w:rPr>
-          <w:rFonts w:ascii="Calibri" w:hAnsi="Calibri" w:cs="Calibri"/>
-          <w:sz w:val="22"/>
-          <w:szCs w:val="22"/>
-        </w:rPr>
-        <w:t xml:space="preserve">, A., Potapenko, A., </w:t>
-      </w:r>
-      <w:proofErr w:type="spellStart"/>
-      <w:r>
-        <w:rPr>
-          <w:rFonts w:ascii="Calibri" w:hAnsi="Calibri" w:cs="Calibri"/>
-          <w:sz w:val="22"/>
-          <w:szCs w:val="22"/>
-        </w:rPr>
-        <w:t>Bridgland</w:t>
-      </w:r>
-      <w:proofErr w:type="spellEnd"/>
-      <w:r>
-        <w:rPr>
-          <w:rFonts w:ascii="Calibri" w:hAnsi="Calibri" w:cs="Calibri"/>
-          <w:sz w:val="22"/>
-          <w:szCs w:val="22"/>
-        </w:rPr>
-        <w:t xml:space="preserve">, A., Meyer, C., Kohl, S.A.A., Ballard, A.J., Cowie, A., Romera-Paredes, B., Nikolov, S., Jain, R., Adler, J. and Back, T. (2021). Highly Accurate Protein Structure Prediction with </w:t>
-      </w:r>
-      <w:proofErr w:type="spellStart"/>
-      <w:r>
-        <w:rPr>
-          <w:rFonts w:ascii="Calibri" w:hAnsi="Calibri" w:cs="Calibri"/>
-          <w:sz w:val="22"/>
-          <w:szCs w:val="22"/>
-        </w:rPr>
-        <w:t>Alphafold</w:t>
-      </w:r>
-      <w:proofErr w:type="spellEnd"/>
-      <w:r>
-        <w:rPr>
-          <w:rFonts w:ascii="Calibri" w:hAnsi="Calibri" w:cs="Calibri"/>
-          <w:sz w:val="22"/>
-          <w:szCs w:val="22"/>
-        </w:rPr>
-        <w:t xml:space="preserve">. </w:t>
+        <w:t xml:space="preserve">Jumper, J., Evans, R., Pritzel, A., Green, T., Figurnov, M., Ronneberger, O., Tunyasuvunakool, K., Bates, R., Žídek, A., Potapenko, A., Bridgland, A., Meyer, C., Kohl, S.A.A., Ballard, A.J., Cowie, A., Romera-Paredes, B., Nikolov, S., Jain, R., Adler, J. and Back, T. (2021). Highly Accurate Protein Structure Prediction with Alphafold. </w:t>
       </w:r>
       <w:r>
         <w:rPr>
@@ -8539,35 +6797,7 @@
           <w:sz w:val="22"/>
           <w:szCs w:val="22"/>
         </w:rPr>
-        <w:t xml:space="preserve">, [online] 596(7873), pp.583–589. </w:t>
-      </w:r>
-      <w:proofErr w:type="spellStart"/>
-      <w:proofErr w:type="gramStart"/>
-      <w:r>
-        <w:rPr>
-          <w:rFonts w:ascii="Calibri" w:hAnsi="Calibri" w:cs="Calibri"/>
-          <w:sz w:val="22"/>
-          <w:szCs w:val="22"/>
-        </w:rPr>
-        <w:t>doi:https</w:t>
-      </w:r>
-      <w:proofErr w:type="spellEnd"/>
-      <w:r>
-        <w:rPr>
-          <w:rFonts w:ascii="Calibri" w:hAnsi="Calibri" w:cs="Calibri"/>
-          <w:sz w:val="22"/>
-          <w:szCs w:val="22"/>
-        </w:rPr>
-        <w:t>://doi.org/10.1038/s41586-021-03819-2</w:t>
-      </w:r>
-      <w:proofErr w:type="gramEnd"/>
-      <w:r>
-        <w:rPr>
-          <w:rFonts w:ascii="Calibri" w:hAnsi="Calibri" w:cs="Calibri"/>
-          <w:sz w:val="22"/>
-          <w:szCs w:val="22"/>
-        </w:rPr>
-        <w:t>.</w:t>
+        <w:t>, [online] 596(7873), pp.583–589. doi:https://doi.org/10.1038/s41586-021-03819-2.</w:t>
       </w:r>
     </w:p>
     <w:p>
@@ -8579,23 +6809,13 @@
           <w:szCs w:val="22"/>
         </w:rPr>
       </w:pPr>
-      <w:proofErr w:type="spellStart"/>
-      <w:r>
-        <w:rPr>
-          <w:rFonts w:ascii="Calibri" w:hAnsi="Calibri" w:cs="Calibri"/>
-          <w:sz w:val="22"/>
-          <w:szCs w:val="22"/>
-        </w:rPr>
-        <w:t>Jurrus</w:t>
-      </w:r>
-      <w:proofErr w:type="spellEnd"/>
-      <w:r>
-        <w:rPr>
-          <w:rFonts w:ascii="Calibri" w:hAnsi="Calibri" w:cs="Calibri"/>
-          <w:sz w:val="22"/>
-          <w:szCs w:val="22"/>
-        </w:rPr>
-        <w:t xml:space="preserve">, E., Engel, D., Star, K., Monson, K., Brandi, J., Felberg, L.E., Brookes, D.H., Wilson, L., Chen, J., Liles, K., Chun, M., Li, P., Gohara, D.W., Dolinsky, T., Konecny, R., Koes, D.R., Nielsen, J.E., Head-Gordon, T., Geng, W. and Krasny, R. (2017). Improvements to the APBS biomolecular solvation software suite. </w:t>
+      <w:r>
+        <w:rPr>
+          <w:rFonts w:ascii="Calibri" w:hAnsi="Calibri" w:cs="Calibri"/>
+          <w:sz w:val="22"/>
+          <w:szCs w:val="22"/>
+        </w:rPr>
+        <w:t xml:space="preserve">Jurrus, E., Engel, D., Star, K., Monson, K., Brandi, J., Felberg, L.E., Brookes, D.H., Wilson, L., Chen, J., Liles, K., Chun, M., Li, P., Gohara, D.W., Dolinsky, T., Konecny, R., Koes, D.R., Nielsen, J.E., Head-Gordon, T., Geng, W. and Krasny, R. (2017). Improvements to the APBS biomolecular solvation software suite. </w:t>
       </w:r>
       <w:r>
         <w:rPr>
@@ -8613,28 +6833,26 @@
           <w:sz w:val="22"/>
           <w:szCs w:val="22"/>
         </w:rPr>
-        <w:t xml:space="preserve">, 27(1), pp.112–128. </w:t>
-      </w:r>
-      <w:proofErr w:type="spellStart"/>
-      <w:proofErr w:type="gramStart"/>
-      <w:r>
-        <w:rPr>
-          <w:rFonts w:ascii="Calibri" w:hAnsi="Calibri" w:cs="Calibri"/>
-          <w:sz w:val="22"/>
-          <w:szCs w:val="22"/>
-        </w:rPr>
-        <w:t>doi:https</w:t>
-      </w:r>
-      <w:proofErr w:type="spellEnd"/>
-      <w:r>
-        <w:rPr>
-          <w:rFonts w:ascii="Calibri" w:hAnsi="Calibri" w:cs="Calibri"/>
-          <w:sz w:val="22"/>
-          <w:szCs w:val="22"/>
-        </w:rPr>
-        <w:t>://doi.org/10.1002/pro.3280</w:t>
-      </w:r>
-      <w:proofErr w:type="gramEnd"/>
+        <w:t>, 27(1), pp.112–128. doi:https://doi.org/10.1002/pro.3280.</w:t>
+      </w:r>
+    </w:p>
+    <w:p>
+      <w:pPr>
+        <w:ind w:left="720" w:hanging="720"/>
+        <w:rPr>
+          <w:rFonts w:ascii="Calibri" w:hAnsi="Calibri" w:cs="Calibri"/>
+          <w:sz w:val="22"/>
+          <w:szCs w:val="22"/>
+        </w:rPr>
+      </w:pPr>
+      <w:r>
+        <w:rPr>
+          <w:rFonts w:ascii="Calibri" w:hAnsi="Calibri" w:cs="Calibri"/>
+          <w:sz w:val="22"/>
+          <w:szCs w:val="22"/>
+        </w:rPr>
+        <w:t>Keseler, I.M., Gama-Castro, S., Mackie, A., Billington, R., Bonavides-Martínez, C., Caspi, R., Kothari, A., Krummenacker, M., Midford, P.E., Muñiz-Rascado, L., Ong, W.K., Paley, S., Santos-Zavaleta, A., Subhraveti, P., Tierrafría, V.H., Wolfe, A.J., Collado-Vides, J., Paulsen, I.T. and Karp, P.D. (2021) 'The EcoCyc Database in 2021', Frontiers in Microbiology, 12. https://doi.org/10.3389/fmicb.2021.711077</w:t>
+      </w:r>
       <w:r>
         <w:rPr>
           <w:rFonts w:ascii="Calibri" w:hAnsi="Calibri" w:cs="Calibri"/>
@@ -8659,159 +6877,7 @@
           <w:sz w:val="22"/>
           <w:szCs w:val="22"/>
         </w:rPr>
-        <w:t xml:space="preserve">Keseler, I.M., Gama-Castro, S., Mackie, A., Billington, R., Bonavides-Martínez, C., Caspi, R., Kothari, A., </w:t>
-      </w:r>
-      <w:proofErr w:type="spellStart"/>
-      <w:r>
-        <w:rPr>
-          <w:rFonts w:ascii="Calibri" w:hAnsi="Calibri" w:cs="Calibri"/>
-          <w:sz w:val="22"/>
-          <w:szCs w:val="22"/>
-        </w:rPr>
-        <w:t>Krummenacker</w:t>
-      </w:r>
-      <w:proofErr w:type="spellEnd"/>
-      <w:r>
-        <w:rPr>
-          <w:rFonts w:ascii="Calibri" w:hAnsi="Calibri" w:cs="Calibri"/>
-          <w:sz w:val="22"/>
-          <w:szCs w:val="22"/>
-        </w:rPr>
-        <w:t>, M., Midford, P.E., Muñiz-</w:t>
-      </w:r>
-      <w:proofErr w:type="spellStart"/>
-      <w:r>
-        <w:rPr>
-          <w:rFonts w:ascii="Calibri" w:hAnsi="Calibri" w:cs="Calibri"/>
-          <w:sz w:val="22"/>
-          <w:szCs w:val="22"/>
-        </w:rPr>
-        <w:t>Rascado</w:t>
-      </w:r>
-      <w:proofErr w:type="spellEnd"/>
-      <w:r>
-        <w:rPr>
-          <w:rFonts w:ascii="Calibri" w:hAnsi="Calibri" w:cs="Calibri"/>
-          <w:sz w:val="22"/>
-          <w:szCs w:val="22"/>
-        </w:rPr>
-        <w:t xml:space="preserve">, L., Ong, W.K., Paley, S., Santos-Zavaleta, A., </w:t>
-      </w:r>
-      <w:proofErr w:type="spellStart"/>
-      <w:r>
-        <w:rPr>
-          <w:rFonts w:ascii="Calibri" w:hAnsi="Calibri" w:cs="Calibri"/>
-          <w:sz w:val="22"/>
-          <w:szCs w:val="22"/>
-        </w:rPr>
-        <w:t>Subhraveti</w:t>
-      </w:r>
-      <w:proofErr w:type="spellEnd"/>
-      <w:r>
-        <w:rPr>
-          <w:rFonts w:ascii="Calibri" w:hAnsi="Calibri" w:cs="Calibri"/>
-          <w:sz w:val="22"/>
-          <w:szCs w:val="22"/>
-        </w:rPr>
-        <w:t xml:space="preserve">, P., </w:t>
-      </w:r>
-      <w:proofErr w:type="spellStart"/>
-      <w:r>
-        <w:rPr>
-          <w:rFonts w:ascii="Calibri" w:hAnsi="Calibri" w:cs="Calibri"/>
-          <w:sz w:val="22"/>
-          <w:szCs w:val="22"/>
-        </w:rPr>
-        <w:t>Tierrafría</w:t>
-      </w:r>
-      <w:proofErr w:type="spellEnd"/>
-      <w:r>
-        <w:rPr>
-          <w:rFonts w:ascii="Calibri" w:hAnsi="Calibri" w:cs="Calibri"/>
-          <w:sz w:val="22"/>
-          <w:szCs w:val="22"/>
-        </w:rPr>
-        <w:t>, V.H., Wolfe, A.J., Collado-</w:t>
-      </w:r>
-      <w:proofErr w:type="spellStart"/>
-      <w:r>
-        <w:rPr>
-          <w:rFonts w:ascii="Calibri" w:hAnsi="Calibri" w:cs="Calibri"/>
-          <w:sz w:val="22"/>
-          <w:szCs w:val="22"/>
-        </w:rPr>
-        <w:t>Vides</w:t>
-      </w:r>
-      <w:proofErr w:type="spellEnd"/>
-      <w:r>
-        <w:rPr>
-          <w:rFonts w:ascii="Calibri" w:hAnsi="Calibri" w:cs="Calibri"/>
-          <w:sz w:val="22"/>
-          <w:szCs w:val="22"/>
-        </w:rPr>
-        <w:t xml:space="preserve">, J., Paulsen, I.T. and Karp, P.D. (2021) 'The </w:t>
-      </w:r>
-      <w:proofErr w:type="spellStart"/>
-      <w:r>
-        <w:rPr>
-          <w:rFonts w:ascii="Calibri" w:hAnsi="Calibri" w:cs="Calibri"/>
-          <w:sz w:val="22"/>
-          <w:szCs w:val="22"/>
-        </w:rPr>
-        <w:t>EcoCyc</w:t>
-      </w:r>
-      <w:proofErr w:type="spellEnd"/>
-      <w:r>
-        <w:rPr>
-          <w:rFonts w:ascii="Calibri" w:hAnsi="Calibri" w:cs="Calibri"/>
-          <w:sz w:val="22"/>
-          <w:szCs w:val="22"/>
-        </w:rPr>
-        <w:t xml:space="preserve"> Database in 2021', Frontiers in Microbiology, 12. https://doi.org/10.3389/fmicb.2021.711077</w:t>
-      </w:r>
-      <w:r>
-        <w:rPr>
-          <w:rFonts w:ascii="Calibri" w:hAnsi="Calibri" w:cs="Calibri"/>
-          <w:sz w:val="22"/>
-          <w:szCs w:val="22"/>
-        </w:rPr>
-        <w:t>.</w:t>
-      </w:r>
-    </w:p>
-    <w:p>
-      <w:pPr>
-        <w:ind w:left="720" w:hanging="720"/>
-        <w:rPr>
-          <w:rFonts w:ascii="Calibri" w:hAnsi="Calibri" w:cs="Calibri"/>
-          <w:sz w:val="22"/>
-          <w:szCs w:val="22"/>
-        </w:rPr>
-      </w:pPr>
-      <w:r>
-        <w:rPr>
-          <w:rFonts w:ascii="Calibri" w:hAnsi="Calibri" w:cs="Calibri"/>
-          <w:sz w:val="22"/>
-          <w:szCs w:val="22"/>
-        </w:rPr>
-        <w:t xml:space="preserve">Kolde, R. (2019) </w:t>
-      </w:r>
-      <w:proofErr w:type="spellStart"/>
-      <w:r>
-        <w:rPr>
-          <w:rFonts w:ascii="Calibri" w:hAnsi="Calibri" w:cs="Calibri"/>
-          <w:sz w:val="22"/>
-          <w:szCs w:val="22"/>
-        </w:rPr>
-        <w:t>pheatmap</w:t>
-      </w:r>
-      <w:proofErr w:type="spellEnd"/>
-      <w:r>
-        <w:rPr>
-          <w:rFonts w:ascii="Calibri" w:hAnsi="Calibri" w:cs="Calibri"/>
-          <w:sz w:val="22"/>
-          <w:szCs w:val="22"/>
-        </w:rPr>
-        <w:t>: Pretty Heatmaps. R package version 1.0.12.</w:t>
+        <w:t>Kolde, R. (2019) pheatmap: Pretty Heatmaps. R package version 1.0.12.</w:t>
       </w:r>
     </w:p>
     <w:p>
@@ -8866,25 +6932,7 @@
           <w:sz w:val="22"/>
           <w:szCs w:val="22"/>
         </w:rPr>
-        <w:t xml:space="preserve">Kroner, G.M., Wolfe, M.B. and Freddolino, P.L. (2018) 'Escherichia coli </w:t>
-      </w:r>
-      <w:proofErr w:type="spellStart"/>
-      <w:r>
-        <w:rPr>
-          <w:rFonts w:ascii="Calibri" w:hAnsi="Calibri" w:cs="Calibri"/>
-          <w:sz w:val="22"/>
-          <w:szCs w:val="22"/>
-        </w:rPr>
-        <w:t>Lrp</w:t>
-      </w:r>
-      <w:proofErr w:type="spellEnd"/>
-      <w:r>
-        <w:rPr>
-          <w:rFonts w:ascii="Calibri" w:hAnsi="Calibri" w:cs="Calibri"/>
-          <w:sz w:val="22"/>
-          <w:szCs w:val="22"/>
-        </w:rPr>
-        <w:t xml:space="preserve"> regulates one-third of the genome via direct, cooperative, and indirect routes', Journal of Bacteriology, 201(3). https://doi.org/10.1128/jb.00411-18</w:t>
+        <w:t>Kroner, G.M., Wolfe, M.B. and Freddolino, P.L. (2018) 'Escherichia coli Lrp regulates one-third of the genome via direct, cooperative, and indirect routes', Journal of Bacteriology, 201(3). https://doi.org/10.1128/jb.00411-18</w:t>
       </w:r>
       <w:r>
         <w:rPr>
@@ -8936,25 +6984,7 @@
           <w:sz w:val="22"/>
           <w:szCs w:val="22"/>
         </w:rPr>
-        <w:t>Love, M.I., Huber, W. and Anders, S. (2014) 'Moderated estimation of fold change and dispersion for RNA-</w:t>
-      </w:r>
-      <w:proofErr w:type="spellStart"/>
-      <w:r>
-        <w:rPr>
-          <w:rFonts w:ascii="Calibri" w:hAnsi="Calibri" w:cs="Calibri"/>
-          <w:sz w:val="22"/>
-          <w:szCs w:val="22"/>
-        </w:rPr>
-        <w:t>seq</w:t>
-      </w:r>
-      <w:proofErr w:type="spellEnd"/>
-      <w:r>
-        <w:rPr>
-          <w:rFonts w:ascii="Calibri" w:hAnsi="Calibri" w:cs="Calibri"/>
-          <w:sz w:val="22"/>
-          <w:szCs w:val="22"/>
-        </w:rPr>
-        <w:t xml:space="preserve"> data with DESeq2', Genome Biology, 15(12), p. 550. https://doi.org/10.1186/s13059-014-0550-8</w:t>
+        <w:t>Love, M.I., Huber, W. and Anders, S. (2014) 'Moderated estimation of fold change and dispersion for RNA-seq data with DESeq2', Genome Biology, 15(12), p. 550. https://doi.org/10.1186/s13059-014-0550-8</w:t>
       </w:r>
       <w:r>
         <w:rPr>
@@ -8980,25 +7010,7 @@
           <w:sz w:val="22"/>
           <w:szCs w:val="22"/>
         </w:rPr>
-        <w:t xml:space="preserve">Maeda, M., Shimada, T. and </w:t>
-      </w:r>
-      <w:proofErr w:type="spellStart"/>
-      <w:r>
-        <w:rPr>
-          <w:rFonts w:ascii="Calibri" w:hAnsi="Calibri" w:cs="Calibri"/>
-          <w:sz w:val="22"/>
-          <w:szCs w:val="22"/>
-        </w:rPr>
-        <w:t>Ishihama</w:t>
-      </w:r>
-      <w:proofErr w:type="spellEnd"/>
-      <w:r>
-        <w:rPr>
-          <w:rFonts w:ascii="Calibri" w:hAnsi="Calibri" w:cs="Calibri"/>
-          <w:sz w:val="22"/>
-          <w:szCs w:val="22"/>
-        </w:rPr>
-        <w:t>, A. (2015) 'Strength and regulation of seven rRNA promoters in Escherichia coli', PLOS ONE, 10(12), p. e0144697. https://doi.org/10.1371/journal.pone.0144697</w:t>
+        <w:t>Maeda, M., Shimada, T. and Ishihama, A. (2015) 'Strength and regulation of seven rRNA promoters in Escherichia coli', PLOS ONE, 10(12), p. e0144697. https://doi.org/10.1371/journal.pone.0144697</w:t>
       </w:r>
       <w:r>
         <w:rPr>
@@ -9024,43 +7036,7 @@
           <w:sz w:val="22"/>
           <w:szCs w:val="22"/>
         </w:rPr>
-        <w:t xml:space="preserve">Meyer, D., Dimitriadou, E., Hornik, K., </w:t>
-      </w:r>
-      <w:proofErr w:type="spellStart"/>
-      <w:r>
-        <w:rPr>
-          <w:rFonts w:ascii="Calibri" w:hAnsi="Calibri" w:cs="Calibri"/>
-          <w:sz w:val="22"/>
-          <w:szCs w:val="22"/>
-        </w:rPr>
-        <w:t>Weingessel</w:t>
-      </w:r>
-      <w:proofErr w:type="spellEnd"/>
-      <w:r>
-        <w:rPr>
-          <w:rFonts w:ascii="Calibri" w:hAnsi="Calibri" w:cs="Calibri"/>
-          <w:sz w:val="22"/>
-          <w:szCs w:val="22"/>
-        </w:rPr>
-        <w:t xml:space="preserve">, A., &amp; Leisch, F. (2023) e1071: </w:t>
-      </w:r>
-      <w:proofErr w:type="spellStart"/>
-      <w:r>
-        <w:rPr>
-          <w:rFonts w:ascii="Calibri" w:hAnsi="Calibri" w:cs="Calibri"/>
-          <w:sz w:val="22"/>
-          <w:szCs w:val="22"/>
-        </w:rPr>
-        <w:t>Misc</w:t>
-      </w:r>
-      <w:proofErr w:type="spellEnd"/>
-      <w:r>
-        <w:rPr>
-          <w:rFonts w:ascii="Calibri" w:hAnsi="Calibri" w:cs="Calibri"/>
-          <w:sz w:val="22"/>
-          <w:szCs w:val="22"/>
-        </w:rPr>
-        <w:t xml:space="preserve"> Functions of the Department of Statistics, Probability Theory Group. R package version 1.7-13.</w:t>
+        <w:t>Meyer, D., Dimitriadou, E., Hornik, K., Weingessel, A., &amp; Leisch, F. (2023) e1071: Misc Functions of the Department of Statistics, Probability Theory Group. R package version 1.7-13.</w:t>
       </w:r>
     </w:p>
     <w:p>
@@ -9078,79 +7054,7 @@
           <w:sz w:val="22"/>
           <w:szCs w:val="22"/>
         </w:rPr>
-        <w:t xml:space="preserve">Michel van Kempen, Kim, S., </w:t>
-      </w:r>
-      <w:proofErr w:type="spellStart"/>
-      <w:r>
-        <w:rPr>
-          <w:rFonts w:ascii="Calibri" w:hAnsi="Calibri" w:cs="Calibri"/>
-          <w:sz w:val="22"/>
-          <w:szCs w:val="22"/>
-        </w:rPr>
-        <w:t>Tumescheit</w:t>
-      </w:r>
-      <w:proofErr w:type="spellEnd"/>
-      <w:r>
-        <w:rPr>
-          <w:rFonts w:ascii="Calibri" w:hAnsi="Calibri" w:cs="Calibri"/>
-          <w:sz w:val="22"/>
-          <w:szCs w:val="22"/>
-        </w:rPr>
-        <w:t xml:space="preserve">, C., Milot Mirdita, Lee, J., Cameron, Johannes </w:t>
-      </w:r>
-      <w:proofErr w:type="spellStart"/>
-      <w:r>
-        <w:rPr>
-          <w:rFonts w:ascii="Calibri" w:hAnsi="Calibri" w:cs="Calibri"/>
-          <w:sz w:val="22"/>
-          <w:szCs w:val="22"/>
-        </w:rPr>
-        <w:t>Söding</w:t>
-      </w:r>
-      <w:proofErr w:type="spellEnd"/>
-      <w:r>
-        <w:rPr>
-          <w:rFonts w:ascii="Calibri" w:hAnsi="Calibri" w:cs="Calibri"/>
-          <w:sz w:val="22"/>
-          <w:szCs w:val="22"/>
-        </w:rPr>
-        <w:t xml:space="preserve"> and </w:t>
-      </w:r>
-      <w:proofErr w:type="spellStart"/>
-      <w:r>
-        <w:rPr>
-          <w:rFonts w:ascii="Calibri" w:hAnsi="Calibri" w:cs="Calibri"/>
-          <w:sz w:val="22"/>
-          <w:szCs w:val="22"/>
-        </w:rPr>
-        <w:t>Steinegger</w:t>
-      </w:r>
-      <w:proofErr w:type="spellEnd"/>
-      <w:r>
-        <w:rPr>
-          <w:rFonts w:ascii="Calibri" w:hAnsi="Calibri" w:cs="Calibri"/>
-          <w:sz w:val="22"/>
-          <w:szCs w:val="22"/>
-        </w:rPr>
-        <w:t xml:space="preserve">, M. (2023). Fast and accurate protein structure search with </w:t>
-      </w:r>
-      <w:proofErr w:type="spellStart"/>
-      <w:r>
-        <w:rPr>
-          <w:rFonts w:ascii="Calibri" w:hAnsi="Calibri" w:cs="Calibri"/>
-          <w:sz w:val="22"/>
-          <w:szCs w:val="22"/>
-        </w:rPr>
-        <w:t>Foldseek</w:t>
-      </w:r>
-      <w:proofErr w:type="spellEnd"/>
-      <w:r>
-        <w:rPr>
-          <w:rFonts w:ascii="Calibri" w:hAnsi="Calibri" w:cs="Calibri"/>
-          <w:sz w:val="22"/>
-          <w:szCs w:val="22"/>
-        </w:rPr>
-        <w:t xml:space="preserve">. </w:t>
+        <w:t xml:space="preserve">Michel van Kempen, Kim, S., Tumescheit, C., Milot Mirdita, Lee, J., Cameron, Johannes Söding and Steinegger, M. (2023). Fast and accurate protein structure search with Foldseek. </w:t>
       </w:r>
       <w:r>
         <w:rPr>
@@ -9168,35 +7072,7 @@
           <w:sz w:val="22"/>
           <w:szCs w:val="22"/>
         </w:rPr>
-        <w:t xml:space="preserve">, 42. </w:t>
-      </w:r>
-      <w:proofErr w:type="spellStart"/>
-      <w:proofErr w:type="gramStart"/>
-      <w:r>
-        <w:rPr>
-          <w:rFonts w:ascii="Calibri" w:hAnsi="Calibri" w:cs="Calibri"/>
-          <w:sz w:val="22"/>
-          <w:szCs w:val="22"/>
-        </w:rPr>
-        <w:t>doi:https</w:t>
-      </w:r>
-      <w:proofErr w:type="spellEnd"/>
-      <w:r>
-        <w:rPr>
-          <w:rFonts w:ascii="Calibri" w:hAnsi="Calibri" w:cs="Calibri"/>
-          <w:sz w:val="22"/>
-          <w:szCs w:val="22"/>
-        </w:rPr>
-        <w:t>://doi.org/10.1038/s41587-023-01773-0</w:t>
-      </w:r>
-      <w:proofErr w:type="gramEnd"/>
-      <w:r>
-        <w:rPr>
-          <w:rFonts w:ascii="Calibri" w:hAnsi="Calibri" w:cs="Calibri"/>
-          <w:sz w:val="22"/>
-          <w:szCs w:val="22"/>
-        </w:rPr>
-        <w:t>.</w:t>
+        <w:t>, 42. doi:https://doi.org/10.1038/s41587-023-01773-0.</w:t>
       </w:r>
     </w:p>
     <w:p>
@@ -9208,59 +7084,13 @@
           <w:szCs w:val="22"/>
         </w:rPr>
       </w:pPr>
-      <w:proofErr w:type="spellStart"/>
-      <w:r>
-        <w:rPr>
-          <w:rFonts w:ascii="Calibri" w:hAnsi="Calibri" w:cs="Calibri"/>
-          <w:sz w:val="22"/>
-          <w:szCs w:val="22"/>
-        </w:rPr>
-        <w:t>Mirdita</w:t>
-      </w:r>
-      <w:proofErr w:type="spellEnd"/>
-      <w:r>
-        <w:rPr>
-          <w:rFonts w:ascii="Calibri" w:hAnsi="Calibri" w:cs="Calibri"/>
-          <w:sz w:val="22"/>
-          <w:szCs w:val="22"/>
-        </w:rPr>
-        <w:t xml:space="preserve">, M., Schütze, K., Moriwaki, Y., Heo, L., Ovchinnikov, S. and </w:t>
-      </w:r>
-      <w:proofErr w:type="spellStart"/>
-      <w:r>
-        <w:rPr>
-          <w:rFonts w:ascii="Calibri" w:hAnsi="Calibri" w:cs="Calibri"/>
-          <w:sz w:val="22"/>
-          <w:szCs w:val="22"/>
-        </w:rPr>
-        <w:t>Steinegger</w:t>
-      </w:r>
-      <w:proofErr w:type="spellEnd"/>
-      <w:r>
-        <w:rPr>
-          <w:rFonts w:ascii="Calibri" w:hAnsi="Calibri" w:cs="Calibri"/>
-          <w:sz w:val="22"/>
-          <w:szCs w:val="22"/>
-        </w:rPr>
-        <w:t xml:space="preserve">, M. (2022). </w:t>
-      </w:r>
-      <w:proofErr w:type="spellStart"/>
-      <w:r>
-        <w:rPr>
-          <w:rFonts w:ascii="Calibri" w:hAnsi="Calibri" w:cs="Calibri"/>
-          <w:sz w:val="22"/>
-          <w:szCs w:val="22"/>
-        </w:rPr>
-        <w:t>ColabFold</w:t>
-      </w:r>
-      <w:proofErr w:type="spellEnd"/>
-      <w:r>
-        <w:rPr>
-          <w:rFonts w:ascii="Calibri" w:hAnsi="Calibri" w:cs="Calibri"/>
-          <w:sz w:val="22"/>
-          <w:szCs w:val="22"/>
-        </w:rPr>
-        <w:t xml:space="preserve">: making protein folding accessible to all. </w:t>
+      <w:r>
+        <w:rPr>
+          <w:rFonts w:ascii="Calibri" w:hAnsi="Calibri" w:cs="Calibri"/>
+          <w:sz w:val="22"/>
+          <w:szCs w:val="22"/>
+        </w:rPr>
+        <w:t xml:space="preserve">Mirdita, M., Schütze, K., Moriwaki, Y., Heo, L., Ovchinnikov, S. and Steinegger, M. (2022). ColabFold: making protein folding accessible to all. </w:t>
       </w:r>
       <w:r>
         <w:rPr>
@@ -9278,35 +7108,7 @@
           <w:sz w:val="22"/>
           <w:szCs w:val="22"/>
         </w:rPr>
-        <w:t xml:space="preserve">, [online] 19(6), pp.1–4. </w:t>
-      </w:r>
-      <w:proofErr w:type="spellStart"/>
-      <w:proofErr w:type="gramStart"/>
-      <w:r>
-        <w:rPr>
-          <w:rFonts w:ascii="Calibri" w:hAnsi="Calibri" w:cs="Calibri"/>
-          <w:sz w:val="22"/>
-          <w:szCs w:val="22"/>
-        </w:rPr>
-        <w:t>doi:https</w:t>
-      </w:r>
-      <w:proofErr w:type="spellEnd"/>
-      <w:r>
-        <w:rPr>
-          <w:rFonts w:ascii="Calibri" w:hAnsi="Calibri" w:cs="Calibri"/>
-          <w:sz w:val="22"/>
-          <w:szCs w:val="22"/>
-        </w:rPr>
-        <w:t>://doi.org/10.1038/s41592-022-01488-1</w:t>
-      </w:r>
-      <w:proofErr w:type="gramEnd"/>
-      <w:r>
-        <w:rPr>
-          <w:rFonts w:ascii="Calibri" w:hAnsi="Calibri" w:cs="Calibri"/>
-          <w:sz w:val="22"/>
-          <w:szCs w:val="22"/>
-        </w:rPr>
-        <w:t>.</w:t>
+        <w:t>, [online] 19(6), pp.1–4. doi:https://doi.org/10.1038/s41592-022-01488-1.</w:t>
       </w:r>
     </w:p>
     <w:p>
@@ -9342,61 +7144,7 @@
           <w:sz w:val="22"/>
           <w:szCs w:val="22"/>
         </w:rPr>
-        <w:t xml:space="preserve">Paysan-Lafosse, T., Blum, M., Chuguransky, S., Grego, T., Pinto, B.L., Salazar, G., Bileschi, M., Bork, P., Bridge, A., Colwell, L., Gough, J., Haft, D., </w:t>
-      </w:r>
-      <w:proofErr w:type="spellStart"/>
-      <w:r>
-        <w:rPr>
-          <w:rFonts w:ascii="Calibri" w:hAnsi="Calibri" w:cs="Calibri"/>
-          <w:sz w:val="22"/>
-          <w:szCs w:val="22"/>
-        </w:rPr>
-        <w:t>Letunić</w:t>
-      </w:r>
-      <w:proofErr w:type="spellEnd"/>
-      <w:r>
-        <w:rPr>
-          <w:rFonts w:ascii="Calibri" w:hAnsi="Calibri" w:cs="Calibri"/>
-          <w:sz w:val="22"/>
-          <w:szCs w:val="22"/>
-        </w:rPr>
-        <w:t xml:space="preserve">, I., </w:t>
-      </w:r>
-      <w:proofErr w:type="spellStart"/>
-      <w:r>
-        <w:rPr>
-          <w:rFonts w:ascii="Calibri" w:hAnsi="Calibri" w:cs="Calibri"/>
-          <w:sz w:val="22"/>
-          <w:szCs w:val="22"/>
-        </w:rPr>
-        <w:t>Marchler</w:t>
-      </w:r>
-      <w:proofErr w:type="spellEnd"/>
-      <w:r>
-        <w:rPr>
-          <w:rFonts w:ascii="Calibri" w:hAnsi="Calibri" w:cs="Calibri"/>
-          <w:sz w:val="22"/>
-          <w:szCs w:val="22"/>
-        </w:rPr>
-        <w:t xml:space="preserve">-Bauer, A., Mi, H., Natale, D., Orengo, C., Pandurangan, A., Rivoire, C. and Sigrist, C.J.A. (2022). </w:t>
-      </w:r>
-      <w:proofErr w:type="spellStart"/>
-      <w:r>
-        <w:rPr>
-          <w:rFonts w:ascii="Calibri" w:hAnsi="Calibri" w:cs="Calibri"/>
-          <w:sz w:val="22"/>
-          <w:szCs w:val="22"/>
-        </w:rPr>
-        <w:t>InterPro</w:t>
-      </w:r>
-      <w:proofErr w:type="spellEnd"/>
-      <w:r>
-        <w:rPr>
-          <w:rFonts w:ascii="Calibri" w:hAnsi="Calibri" w:cs="Calibri"/>
-          <w:sz w:val="22"/>
-          <w:szCs w:val="22"/>
-        </w:rPr>
-        <w:t xml:space="preserve"> in 2022. </w:t>
+        <w:t xml:space="preserve">Paysan-Lafosse, T., Blum, M., Chuguransky, S., Grego, T., Pinto, B.L., Salazar, G., Bileschi, M., Bork, P., Bridge, A., Colwell, L., Gough, J., Haft, D., Letunić, I., Marchler-Bauer, A., Mi, H., Natale, D., Orengo, C., Pandurangan, A., Rivoire, C. and Sigrist, C.J.A. (2022). InterPro in 2022. </w:t>
       </w:r>
       <w:r>
         <w:rPr>
@@ -9458,25 +7206,7 @@
           <w:sz w:val="22"/>
           <w:szCs w:val="22"/>
         </w:rPr>
-        <w:t xml:space="preserve">Schrödinger, LLC (2025) The </w:t>
-      </w:r>
-      <w:proofErr w:type="spellStart"/>
-      <w:r>
-        <w:rPr>
-          <w:rFonts w:ascii="Calibri" w:hAnsi="Calibri" w:cs="Calibri"/>
-          <w:sz w:val="22"/>
-          <w:szCs w:val="22"/>
-        </w:rPr>
-        <w:t>PyMOL</w:t>
-      </w:r>
-      <w:proofErr w:type="spellEnd"/>
-      <w:r>
-        <w:rPr>
-          <w:rFonts w:ascii="Calibri" w:hAnsi="Calibri" w:cs="Calibri"/>
-          <w:sz w:val="22"/>
-          <w:szCs w:val="22"/>
-        </w:rPr>
-        <w:t xml:space="preserve"> Molecular Graphics System, Version 3.1. Available at: https://www.pymol.org/ (Accessed: 3 April 2026).</w:t>
+        <w:t>Schrödinger, LLC (2025) The PyMOL Molecular Graphics System, Version 3.1. Available at: https://www.pymol.org/ (Accessed: 3 April 2026).</w:t>
       </w:r>
     </w:p>
     <w:p>
@@ -9488,41 +7218,13 @@
           <w:szCs w:val="22"/>
         </w:rPr>
       </w:pPr>
-      <w:proofErr w:type="spellStart"/>
-      <w:r>
-        <w:rPr>
-          <w:rFonts w:ascii="Calibri" w:hAnsi="Calibri" w:cs="Calibri"/>
-          <w:sz w:val="22"/>
-          <w:szCs w:val="22"/>
-        </w:rPr>
-        <w:t>Schwengers</w:t>
-      </w:r>
-      <w:proofErr w:type="spellEnd"/>
-      <w:r>
-        <w:rPr>
-          <w:rFonts w:ascii="Calibri" w:hAnsi="Calibri" w:cs="Calibri"/>
-          <w:sz w:val="22"/>
-          <w:szCs w:val="22"/>
-        </w:rPr>
-        <w:t xml:space="preserve">, O., Jelonek, L., Dieckmann, M.A., </w:t>
-      </w:r>
-      <w:proofErr w:type="spellStart"/>
-      <w:r>
-        <w:rPr>
-          <w:rFonts w:ascii="Calibri" w:hAnsi="Calibri" w:cs="Calibri"/>
-          <w:sz w:val="22"/>
-          <w:szCs w:val="22"/>
-        </w:rPr>
-        <w:t>Beyvers</w:t>
-      </w:r>
-      <w:proofErr w:type="spellEnd"/>
-      <w:r>
-        <w:rPr>
-          <w:rFonts w:ascii="Calibri" w:hAnsi="Calibri" w:cs="Calibri"/>
-          <w:sz w:val="22"/>
-          <w:szCs w:val="22"/>
-        </w:rPr>
-        <w:t xml:space="preserve">, S., Blom, J. and Goesmann, A. (2021) 'Bakta: rapid and standardized annotation of bacterial genomes via alignment-free </w:t>
+      <w:r>
+        <w:rPr>
+          <w:rFonts w:ascii="Calibri" w:hAnsi="Calibri" w:cs="Calibri"/>
+          <w:sz w:val="22"/>
+          <w:szCs w:val="22"/>
+        </w:rPr>
+        <w:t xml:space="preserve">Schwengers, O., Jelonek, L., Dieckmann, M.A., Beyvers, S., Blom, J. and Goesmann, A. (2021) 'Bakta: rapid and standardized annotation of bacterial genomes via alignment-free </w:t>
       </w:r>
       <w:r>
         <w:rPr>
@@ -9557,25 +7259,7 @@
           <w:sz w:val="22"/>
           <w:szCs w:val="22"/>
         </w:rPr>
-        <w:t>Seemann, T. (2014) '</w:t>
-      </w:r>
-      <w:proofErr w:type="spellStart"/>
-      <w:r>
-        <w:rPr>
-          <w:rFonts w:ascii="Calibri" w:hAnsi="Calibri" w:cs="Calibri"/>
-          <w:sz w:val="22"/>
-          <w:szCs w:val="22"/>
-        </w:rPr>
-        <w:t>Prokka</w:t>
-      </w:r>
-      <w:proofErr w:type="spellEnd"/>
-      <w:r>
-        <w:rPr>
-          <w:rFonts w:ascii="Calibri" w:hAnsi="Calibri" w:cs="Calibri"/>
-          <w:sz w:val="22"/>
-          <w:szCs w:val="22"/>
-        </w:rPr>
-        <w:t>: rapid prokaryotic genome annotation', Bioinformatics, 30(14), pp. 2068–2069. https://doi.org/10.1093/bioinformatics/btu153</w:t>
+        <w:t>Seemann, T. (2014) 'Prokka: rapid prokaryotic genome annotation', Bioinformatics, 30(14), pp. 2068–2069. https://doi.org/10.1093/bioinformatics/btu153</w:t>
       </w:r>
       <w:r>
         <w:rPr>
@@ -9601,43 +7285,7 @@
           <w:sz w:val="22"/>
           <w:szCs w:val="22"/>
         </w:rPr>
-        <w:t xml:space="preserve">Varadi, M., Anyango, S., Deshpande, M., Nair, S., Natassia, C., Yordanova, G., Yuan, D., Stroe, O., Wood, G., Laydon, A., </w:t>
-      </w:r>
-      <w:proofErr w:type="spellStart"/>
-      <w:r>
-        <w:rPr>
-          <w:rFonts w:ascii="Calibri" w:hAnsi="Calibri" w:cs="Calibri"/>
-          <w:sz w:val="22"/>
-          <w:szCs w:val="22"/>
-        </w:rPr>
-        <w:t>Žídek</w:t>
-      </w:r>
-      <w:proofErr w:type="spellEnd"/>
-      <w:r>
-        <w:rPr>
-          <w:rFonts w:ascii="Calibri" w:hAnsi="Calibri" w:cs="Calibri"/>
-          <w:sz w:val="22"/>
-          <w:szCs w:val="22"/>
-        </w:rPr>
-        <w:t xml:space="preserve">, A., Green, T., </w:t>
-      </w:r>
-      <w:proofErr w:type="spellStart"/>
-      <w:r>
-        <w:rPr>
-          <w:rFonts w:ascii="Calibri" w:hAnsi="Calibri" w:cs="Calibri"/>
-          <w:sz w:val="22"/>
-          <w:szCs w:val="22"/>
-        </w:rPr>
-        <w:t>Tunyasuvunakool</w:t>
-      </w:r>
-      <w:proofErr w:type="spellEnd"/>
-      <w:r>
-        <w:rPr>
-          <w:rFonts w:ascii="Calibri" w:hAnsi="Calibri" w:cs="Calibri"/>
-          <w:sz w:val="22"/>
-          <w:szCs w:val="22"/>
-        </w:rPr>
-        <w:t xml:space="preserve">, K., Petersen, S., Jumper, J., Clancy, E., Green, R., Vora, A., Lutfi, M. and Figurnov, M. (2021). AlphaFold Protein Structure Database: massively expanding the structural coverage of protein-sequence space with high-accuracy models. </w:t>
+        <w:t xml:space="preserve">Varadi, M., Anyango, S., Deshpande, M., Nair, S., Natassia, C., Yordanova, G., Yuan, D., Stroe, O., Wood, G., Laydon, A., Žídek, A., Green, T., Tunyasuvunakool, K., Petersen, S., Jumper, J., Clancy, E., Green, R., Vora, A., Lutfi, M. and Figurnov, M. (2021). AlphaFold Protein Structure Database: massively expanding the structural coverage of protein-sequence space with high-accuracy models. </w:t>
       </w:r>
       <w:r>
         <w:rPr>
@@ -9673,25 +7321,7 @@
           <w:sz w:val="22"/>
           <w:szCs w:val="22"/>
         </w:rPr>
-        <w:t xml:space="preserve">Venables, W.N. and Ripley, B.D. (2002) Modern Applied Statistics with S. 4th </w:t>
-      </w:r>
-      <w:proofErr w:type="spellStart"/>
-      <w:r>
-        <w:rPr>
-          <w:rFonts w:ascii="Calibri" w:hAnsi="Calibri" w:cs="Calibri"/>
-          <w:sz w:val="22"/>
-          <w:szCs w:val="22"/>
-        </w:rPr>
-        <w:t>edn</w:t>
-      </w:r>
-      <w:proofErr w:type="spellEnd"/>
-      <w:r>
-        <w:rPr>
-          <w:rFonts w:ascii="Calibri" w:hAnsi="Calibri" w:cs="Calibri"/>
-          <w:sz w:val="22"/>
-          <w:szCs w:val="22"/>
-        </w:rPr>
-        <w:t>. New York: Springer.</w:t>
+        <w:t>Venables, W.N. and Ripley, B.D. (2002) Modern Applied Statistics with S. 4th edn. New York: Springer.</w:t>
       </w:r>
     </w:p>
     <w:p>
@@ -9727,61 +7357,7 @@
           <w:sz w:val="22"/>
           <w:szCs w:val="22"/>
         </w:rPr>
-        <w:t xml:space="preserve">Zhang, A., Rimsky, S., </w:t>
-      </w:r>
-      <w:proofErr w:type="spellStart"/>
-      <w:r>
-        <w:rPr>
-          <w:rFonts w:ascii="Calibri" w:hAnsi="Calibri" w:cs="Calibri"/>
-          <w:sz w:val="22"/>
-          <w:szCs w:val="22"/>
-        </w:rPr>
-        <w:t>Reaban</w:t>
-      </w:r>
-      <w:proofErr w:type="spellEnd"/>
-      <w:r>
-        <w:rPr>
-          <w:rFonts w:ascii="Calibri" w:hAnsi="Calibri" w:cs="Calibri"/>
-          <w:sz w:val="22"/>
-          <w:szCs w:val="22"/>
-        </w:rPr>
-        <w:t xml:space="preserve">, M.E., Buc, H. and Belfort, M. (1996b). Escherichia coli protein </w:t>
-      </w:r>
-      <w:proofErr w:type="spellStart"/>
-      <w:r>
-        <w:rPr>
-          <w:rFonts w:ascii="Calibri" w:hAnsi="Calibri" w:cs="Calibri"/>
-          <w:sz w:val="22"/>
-          <w:szCs w:val="22"/>
-        </w:rPr>
-        <w:t>analogs</w:t>
-      </w:r>
-      <w:proofErr w:type="spellEnd"/>
-      <w:r>
-        <w:rPr>
-          <w:rFonts w:ascii="Calibri" w:hAnsi="Calibri" w:cs="Calibri"/>
-          <w:sz w:val="22"/>
-          <w:szCs w:val="22"/>
-        </w:rPr>
-        <w:t xml:space="preserve"> </w:t>
-      </w:r>
-      <w:proofErr w:type="spellStart"/>
-      <w:r>
-        <w:rPr>
-          <w:rFonts w:ascii="Calibri" w:hAnsi="Calibri" w:cs="Calibri"/>
-          <w:sz w:val="22"/>
-          <w:szCs w:val="22"/>
-        </w:rPr>
-        <w:t>StpA</w:t>
-      </w:r>
-      <w:proofErr w:type="spellEnd"/>
-      <w:r>
-        <w:rPr>
-          <w:rFonts w:ascii="Calibri" w:hAnsi="Calibri" w:cs="Calibri"/>
-          <w:sz w:val="22"/>
-          <w:szCs w:val="22"/>
-        </w:rPr>
-        <w:t xml:space="preserve"> and H-NS: regulatory loops, similar and disparate effects on nucleic acid dynamics. </w:t>
+        <w:t xml:space="preserve">Zhang, A., Rimsky, S., Reaban, M.E., Buc, H. and Belfort, M. (1996b). Escherichia coli protein analogs StpA and H-NS: regulatory loops, similar and disparate effects on nucleic acid dynamics. </w:t>
       </w:r>
       <w:r>
         <w:rPr>
@@ -9816,6 +7392,81 @@
           <w:rFonts w:ascii="Calibri" w:hAnsi="Calibri" w:cs="Calibri"/>
           <w:sz w:val="22"/>
           <w:szCs w:val="22"/>
+        </w:rPr>
+        <w:br w:type="page"/>
+      </w:r>
+    </w:p>
+    <w:p>
+      <w:pPr>
+        <w:rPr>
+          <w:rFonts w:ascii="Calibri" w:hAnsi="Calibri" w:cs="Calibri"/>
+          <w:sz w:val="22"/>
+          <w:szCs w:val="22"/>
+          <w:u w:val="single"/>
+        </w:rPr>
+      </w:pPr>
+      <w:r>
+        <w:rPr>
+          <w:rFonts w:ascii="Calibri" w:hAnsi="Calibri" w:cs="Calibri"/>
+          <w:sz w:val="22"/>
+          <w:szCs w:val="22"/>
+          <w:u w:val="single"/>
+        </w:rPr>
+        <w:lastRenderedPageBreak/>
+        <w:t>Data Availability</w:t>
+      </w:r>
+    </w:p>
+    <w:p>
+      <w:pPr>
+        <w:rPr>
+          <w:rFonts w:ascii="Calibri" w:hAnsi="Calibri" w:cs="Calibri"/>
+          <w:sz w:val="22"/>
+          <w:szCs w:val="22"/>
+        </w:rPr>
+      </w:pPr>
+      <w:r>
+        <w:rPr>
+          <w:rFonts w:ascii="Calibri" w:hAnsi="Calibri" w:cs="Calibri"/>
+          <w:sz w:val="22"/>
+          <w:szCs w:val="22"/>
+        </w:rPr>
+        <w:t xml:space="preserve">All codes and outputs are available on the public GitHub repository accessible via </w:t>
+      </w:r>
+      <w:hyperlink r:id="rId23" w:history="1">
+        <w:r>
+          <w:rPr>
+            <w:rStyle w:val="Hyperlink"/>
+            <w:rFonts w:ascii="Calibri" w:hAnsi="Calibri" w:cs="Calibri"/>
+            <w:sz w:val="22"/>
+            <w:szCs w:val="22"/>
+          </w:rPr>
+          <w:t>https://github.com/hannahkwokcy/LIFE748_assignment</w:t>
+        </w:r>
+      </w:hyperlink>
+      <w:r>
+        <w:rPr>
+          <w:rFonts w:ascii="Calibri" w:hAnsi="Calibri" w:cs="Calibri"/>
+          <w:sz w:val="22"/>
+          <w:szCs w:val="22"/>
+        </w:rPr>
+        <w:t>.</w:t>
+      </w:r>
+    </w:p>
+    <w:p>
+      <w:pPr>
+        <w:rPr>
+          <w:rFonts w:ascii="Calibri" w:hAnsi="Calibri" w:cs="Calibri"/>
+          <w:sz w:val="22"/>
+          <w:szCs w:val="22"/>
+          <w:u w:val="single"/>
+        </w:rPr>
+      </w:pPr>
+      <w:r>
+        <w:rPr>
+          <w:rFonts w:ascii="Calibri" w:hAnsi="Calibri" w:cs="Calibri"/>
+          <w:sz w:val="22"/>
+          <w:szCs w:val="22"/>
+          <w:u w:val="single"/>
         </w:rPr>
         <w:br w:type="page"/>
       </w:r>
@@ -9921,25 +7572,7 @@
           <w:sz w:val="22"/>
           <w:szCs w:val="22"/>
         </w:rPr>
-        <w:t xml:space="preserve">Figure 17: AlphaFold quality plots for </w:t>
-      </w:r>
-      <w:proofErr w:type="spellStart"/>
-      <w:r>
-        <w:rPr>
-          <w:rFonts w:ascii="Calibri" w:hAnsi="Calibri" w:cs="Calibri"/>
-          <w:sz w:val="22"/>
-          <w:szCs w:val="22"/>
-        </w:rPr>
-        <w:t>lrp</w:t>
-      </w:r>
-      <w:proofErr w:type="spellEnd"/>
-      <w:r>
-        <w:rPr>
-          <w:rFonts w:ascii="Calibri" w:hAnsi="Calibri" w:cs="Calibri"/>
-          <w:sz w:val="22"/>
-          <w:szCs w:val="22"/>
-        </w:rPr>
-        <w:t xml:space="preserve"> structural prediction</w:t>
+        <w:t>Figure 17: AlphaFold quality plots for lrp structural prediction</w:t>
       </w:r>
     </w:p>
     <w:p>
@@ -10023,25 +7656,7 @@
           <w:sz w:val="22"/>
           <w:szCs w:val="22"/>
         </w:rPr>
-        <w:t xml:space="preserve">Figure 18: AlphaFold quality plots for </w:t>
-      </w:r>
-      <w:proofErr w:type="spellStart"/>
-      <w:r>
-        <w:rPr>
-          <w:rFonts w:ascii="Calibri" w:hAnsi="Calibri" w:cs="Calibri"/>
-          <w:sz w:val="22"/>
-          <w:szCs w:val="22"/>
-        </w:rPr>
-        <w:t>stpA</w:t>
-      </w:r>
-      <w:proofErr w:type="spellEnd"/>
-      <w:r>
-        <w:rPr>
-          <w:rFonts w:ascii="Calibri" w:hAnsi="Calibri" w:cs="Calibri"/>
-          <w:sz w:val="22"/>
-          <w:szCs w:val="22"/>
-        </w:rPr>
-        <w:t xml:space="preserve"> structural prediction</w:t>
+        <w:t>Figure 18: AlphaFold quality plots for stpA structural prediction</w:t>
       </w:r>
     </w:p>
     <w:p>
@@ -10125,25 +7740,7 @@
           <w:sz w:val="22"/>
           <w:szCs w:val="22"/>
         </w:rPr>
-        <w:t xml:space="preserve">Figure 19: AlphaFold quality plots for </w:t>
-      </w:r>
-      <w:proofErr w:type="spellStart"/>
-      <w:r>
-        <w:rPr>
-          <w:rFonts w:ascii="Calibri" w:hAnsi="Calibri" w:cs="Calibri"/>
-          <w:sz w:val="22"/>
-          <w:szCs w:val="22"/>
-        </w:rPr>
-        <w:t>argR</w:t>
-      </w:r>
-      <w:proofErr w:type="spellEnd"/>
-      <w:r>
-        <w:rPr>
-          <w:rFonts w:ascii="Calibri" w:hAnsi="Calibri" w:cs="Calibri"/>
-          <w:sz w:val="22"/>
-          <w:szCs w:val="22"/>
-        </w:rPr>
-        <w:t xml:space="preserve"> structural prediction</w:t>
+        <w:t>Figure 19: AlphaFold quality plots for argR structural prediction</w:t>
       </w:r>
     </w:p>
     <w:p>
@@ -10193,7 +7790,7 @@
                     </pic:cNvPicPr>
                   </pic:nvPicPr>
                   <pic:blipFill>
-                    <a:blip r:embed="rId23">
+                    <a:blip r:embed="rId24">
                       <a:extLst>
                         <a:ext uri="{28A0092B-C50C-407E-A947-70E740481C1C}">
                           <a14:useLocalDpi xmlns:a14="http://schemas.microsoft.com/office/drawing/2010/main" val="0"/>
@@ -10240,25 +7837,7 @@
           <w:sz w:val="22"/>
           <w:szCs w:val="22"/>
         </w:rPr>
-        <w:t xml:space="preserve">Figure 20: AlphaFold quality plots for </w:t>
-      </w:r>
-      <w:proofErr w:type="spellStart"/>
-      <w:r>
-        <w:rPr>
-          <w:rFonts w:ascii="Calibri" w:hAnsi="Calibri" w:cs="Calibri"/>
-          <w:sz w:val="22"/>
-          <w:szCs w:val="22"/>
-        </w:rPr>
-        <w:t>arsC</w:t>
-      </w:r>
-      <w:proofErr w:type="spellEnd"/>
-      <w:r>
-        <w:rPr>
-          <w:rFonts w:ascii="Calibri" w:hAnsi="Calibri" w:cs="Calibri"/>
-          <w:sz w:val="22"/>
-          <w:szCs w:val="22"/>
-        </w:rPr>
-        <w:t xml:space="preserve"> structural prediction</w:t>
+        <w:t>Figure 20: AlphaFold quality plots for arsC structural prediction</w:t>
       </w:r>
     </w:p>
     <w:p>
@@ -10307,7 +7886,7 @@
                     </pic:cNvPicPr>
                   </pic:nvPicPr>
                   <pic:blipFill>
-                    <a:blip r:embed="rId24">
+                    <a:blip r:embed="rId25">
                       <a:extLst>
                         <a:ext uri="{28A0092B-C50C-407E-A947-70E740481C1C}">
                           <a14:useLocalDpi xmlns:a14="http://schemas.microsoft.com/office/drawing/2010/main" val="0"/>
@@ -10354,25 +7933,7 @@
           <w:sz w:val="22"/>
           <w:szCs w:val="22"/>
         </w:rPr>
-        <w:t xml:space="preserve">Figure 21: AlphaFold quality plots for </w:t>
-      </w:r>
-      <w:proofErr w:type="spellStart"/>
-      <w:r>
-        <w:rPr>
-          <w:rFonts w:ascii="Calibri" w:hAnsi="Calibri" w:cs="Calibri"/>
-          <w:sz w:val="22"/>
-          <w:szCs w:val="22"/>
-        </w:rPr>
-        <w:t>nikA</w:t>
-      </w:r>
-      <w:proofErr w:type="spellEnd"/>
-      <w:r>
-        <w:rPr>
-          <w:rFonts w:ascii="Calibri" w:hAnsi="Calibri" w:cs="Calibri"/>
-          <w:sz w:val="22"/>
-          <w:szCs w:val="22"/>
-        </w:rPr>
-        <w:t xml:space="preserve"> structural prediction</w:t>
+        <w:t>Figure 21: AlphaFold quality plots for nikA structural prediction</w:t>
       </w:r>
     </w:p>
     <w:p>
@@ -10517,7 +8078,6 @@
                 <w:szCs w:val="22"/>
               </w:rPr>
             </w:pPr>
-            <w:proofErr w:type="spellStart"/>
             <w:r>
               <w:rPr>
                 <w:rFonts w:ascii="Calibri" w:hAnsi="Calibri" w:cs="Calibri"/>
@@ -10526,7 +8086,6 @@
               </w:rPr>
               <w:t>stpA</w:t>
             </w:r>
-            <w:proofErr w:type="spellEnd"/>
           </w:p>
         </w:tc>
         <w:tc>
@@ -10550,7 +8109,7 @@
                 <w:szCs w:val="22"/>
               </w:rPr>
               <w:drawing>
-                <wp:inline distT="0" distB="0" distL="0" distR="0" wp14:anchorId="46ACBBEE" wp14:editId="320549B4">
+                <wp:inline distT="0" distB="0" distL="0" distR="0" wp14:anchorId="46ACBBEE" wp14:editId="64557999">
                   <wp:extent cx="1854200" cy="1016000"/>
                   <wp:effectExtent l="0" t="0" r="0" b="0"/>
                   <wp:docPr id="805917642" name="Picture 15"/>
@@ -10567,7 +8126,7 @@
                           </pic:cNvPicPr>
                         </pic:nvPicPr>
                         <pic:blipFill rotWithShape="1">
-                          <a:blip r:embed="rId25" cstate="print">
+                          <a:blip r:embed="rId26" cstate="print">
                             <a:extLst>
                               <a:ext uri="{28A0092B-C50C-407E-A947-70E740481C1C}">
                                 <a14:useLocalDpi xmlns:a14="http://schemas.microsoft.com/office/drawing/2010/main" val="0"/>
@@ -10646,7 +8205,7 @@
                 <w:szCs w:val="22"/>
               </w:rPr>
               <w:drawing>
-                <wp:inline distT="0" distB="0" distL="0" distR="0" wp14:anchorId="3A5F873A" wp14:editId="505D9AB7">
+                <wp:inline distT="0" distB="0" distL="0" distR="0" wp14:anchorId="3A5F873A" wp14:editId="50C302F6">
                   <wp:extent cx="2222500" cy="1686560"/>
                   <wp:effectExtent l="0" t="0" r="6350" b="8890"/>
                   <wp:docPr id="1621839792" name="Picture 16"/>
@@ -10663,7 +8222,7 @@
                           </pic:cNvPicPr>
                         </pic:nvPicPr>
                         <pic:blipFill rotWithShape="1">
-                          <a:blip r:embed="rId26" cstate="print">
+                          <a:blip r:embed="rId27" cstate="print">
                             <a:extLst>
                               <a:ext uri="{28A0092B-C50C-407E-A947-70E740481C1C}">
                                 <a14:useLocalDpi xmlns:a14="http://schemas.microsoft.com/office/drawing/2010/main" val="0"/>
@@ -10719,7 +8278,6 @@
                 <w:szCs w:val="22"/>
               </w:rPr>
             </w:pPr>
-            <w:proofErr w:type="spellStart"/>
             <w:r>
               <w:rPr>
                 <w:rFonts w:ascii="Calibri" w:hAnsi="Calibri" w:cs="Calibri"/>
@@ -10728,7 +8286,6 @@
               </w:rPr>
               <w:t>argR</w:t>
             </w:r>
-            <w:proofErr w:type="spellEnd"/>
           </w:p>
         </w:tc>
         <w:tc>
@@ -10752,7 +8309,7 @@
                 <w:szCs w:val="22"/>
               </w:rPr>
               <w:drawing>
-                <wp:inline distT="0" distB="0" distL="0" distR="0" wp14:anchorId="3A6CCED5" wp14:editId="3887E4B4">
+                <wp:inline distT="0" distB="0" distL="0" distR="0" wp14:anchorId="3A6CCED5" wp14:editId="6EF53A1B">
                   <wp:extent cx="2228850" cy="1498600"/>
                   <wp:effectExtent l="0" t="0" r="0" b="6350"/>
                   <wp:docPr id="1540233185" name="Picture 19"/>
@@ -10769,7 +8326,7 @@
                           </pic:cNvPicPr>
                         </pic:nvPicPr>
                         <pic:blipFill rotWithShape="1">
-                          <a:blip r:embed="rId27" cstate="print">
+                          <a:blip r:embed="rId28" cstate="print">
                             <a:extLst>
                               <a:ext uri="{28A0092B-C50C-407E-A947-70E740481C1C}">
                                 <a14:useLocalDpi xmlns:a14="http://schemas.microsoft.com/office/drawing/2010/main" val="0"/>
@@ -10828,7 +8385,7 @@
                 <w:szCs w:val="22"/>
               </w:rPr>
               <w:drawing>
-                <wp:inline distT="0" distB="0" distL="0" distR="0" wp14:anchorId="04E1079B" wp14:editId="2ADE985D">
+                <wp:inline distT="0" distB="0" distL="0" distR="0" wp14:anchorId="04E1079B" wp14:editId="46DB87CA">
                   <wp:extent cx="2451100" cy="1764030"/>
                   <wp:effectExtent l="0" t="0" r="6350" b="7620"/>
                   <wp:docPr id="945638046" name="Picture 17"/>
@@ -10845,7 +8402,7 @@
                           </pic:cNvPicPr>
                         </pic:nvPicPr>
                         <pic:blipFill rotWithShape="1">
-                          <a:blip r:embed="rId28" cstate="print">
+                          <a:blip r:embed="rId29" cstate="print">
                             <a:extLst>
                               <a:ext uri="{28A0092B-C50C-407E-A947-70E740481C1C}">
                                 <a14:useLocalDpi xmlns:a14="http://schemas.microsoft.com/office/drawing/2010/main" val="0"/>
@@ -11273,115 +8830,7 @@
           <w:sz w:val="22"/>
           <w:szCs w:val="22"/>
         </w:rPr>
-        <w:t xml:space="preserve"> best present the gene count, </w:t>
-      </w:r>
-      <w:proofErr w:type="spellStart"/>
-      <w:r>
-        <w:rPr>
-          <w:rFonts w:ascii="Calibri" w:hAnsi="Calibri" w:cs="Calibri"/>
-          <w:sz w:val="22"/>
-          <w:szCs w:val="22"/>
-        </w:rPr>
-        <w:t>rrna</w:t>
-      </w:r>
-      <w:proofErr w:type="spellEnd"/>
-      <w:r>
-        <w:rPr>
-          <w:rFonts w:ascii="Calibri" w:hAnsi="Calibri" w:cs="Calibri"/>
-          <w:sz w:val="22"/>
-          <w:szCs w:val="22"/>
-        </w:rPr>
-        <w:t xml:space="preserve"> count and </w:t>
-      </w:r>
-      <w:proofErr w:type="spellStart"/>
-      <w:r>
-        <w:rPr>
-          <w:rFonts w:ascii="Calibri" w:hAnsi="Calibri" w:cs="Calibri"/>
-          <w:sz w:val="22"/>
-          <w:szCs w:val="22"/>
-        </w:rPr>
-        <w:t>trna</w:t>
-      </w:r>
-      <w:proofErr w:type="spellEnd"/>
-      <w:r>
-        <w:rPr>
-          <w:rFonts w:ascii="Calibri" w:hAnsi="Calibri" w:cs="Calibri"/>
-          <w:sz w:val="22"/>
-          <w:szCs w:val="22"/>
-        </w:rPr>
-        <w:t xml:space="preserve"> count for comparison between </w:t>
-      </w:r>
-      <w:proofErr w:type="spellStart"/>
-      <w:r>
-        <w:rPr>
-          <w:rFonts w:ascii="Calibri" w:hAnsi="Calibri" w:cs="Calibri"/>
-          <w:sz w:val="22"/>
-          <w:szCs w:val="22"/>
-        </w:rPr>
-        <w:t>flye</w:t>
-      </w:r>
-      <w:proofErr w:type="spellEnd"/>
-      <w:r>
-        <w:rPr>
-          <w:rFonts w:ascii="Calibri" w:hAnsi="Calibri" w:cs="Calibri"/>
-          <w:sz w:val="22"/>
-          <w:szCs w:val="22"/>
-        </w:rPr>
-        <w:t xml:space="preserve"> and spade samples analysed with </w:t>
-      </w:r>
-      <w:proofErr w:type="spellStart"/>
-      <w:r>
-        <w:rPr>
-          <w:rFonts w:ascii="Calibri" w:hAnsi="Calibri" w:cs="Calibri"/>
-          <w:sz w:val="22"/>
-          <w:szCs w:val="22"/>
-        </w:rPr>
-        <w:t>prokka</w:t>
-      </w:r>
-      <w:proofErr w:type="spellEnd"/>
-      <w:r>
-        <w:rPr>
-          <w:rFonts w:ascii="Calibri" w:hAnsi="Calibri" w:cs="Calibri"/>
-          <w:sz w:val="22"/>
-          <w:szCs w:val="22"/>
-        </w:rPr>
-        <w:t xml:space="preserve"> and </w:t>
-      </w:r>
-      <w:proofErr w:type="spellStart"/>
-      <w:r>
-        <w:rPr>
-          <w:rFonts w:ascii="Calibri" w:hAnsi="Calibri" w:cs="Calibri"/>
-          <w:sz w:val="22"/>
-          <w:szCs w:val="22"/>
-        </w:rPr>
-        <w:t>bakta</w:t>
-      </w:r>
-      <w:proofErr w:type="spellEnd"/>
-      <w:r>
-        <w:rPr>
-          <w:rFonts w:ascii="Calibri" w:hAnsi="Calibri" w:cs="Calibri"/>
-          <w:sz w:val="22"/>
-          <w:szCs w:val="22"/>
-        </w:rPr>
-        <w:t xml:space="preserve"> tools using summary statistics from the </w:t>
-      </w:r>
-      <w:proofErr w:type="spellStart"/>
-      <w:r>
-        <w:rPr>
-          <w:rFonts w:ascii="Calibri" w:hAnsi="Calibri" w:cs="Calibri"/>
-          <w:sz w:val="22"/>
-          <w:szCs w:val="22"/>
-        </w:rPr>
-        <w:t>tsv</w:t>
-      </w:r>
-      <w:proofErr w:type="spellEnd"/>
-      <w:r>
-        <w:rPr>
-          <w:rFonts w:ascii="Calibri" w:hAnsi="Calibri" w:cs="Calibri"/>
-          <w:sz w:val="22"/>
-          <w:szCs w:val="22"/>
-        </w:rPr>
-        <w:t xml:space="preserve"> files generated in a r plot</w:t>
+        <w:t xml:space="preserve"> best present the gene count, rrna count and trna count for comparison between flye and spade samples analysed with prokka and bakta tools using summary statistics from the tsv files generated in a r plot</w:t>
       </w:r>
       <w:r>
         <w:rPr>
@@ -11455,7 +8904,6 @@
         </w:rPr>
         <w:t xml:space="preserve"> vs. </w:t>
       </w:r>
-      <w:proofErr w:type="spellStart"/>
       <w:r>
         <w:rPr>
           <w:rFonts w:ascii="Calibri" w:hAnsi="Calibri" w:cs="Calibri"/>
@@ -11466,7 +8914,6 @@
         </w:rPr>
         <w:t>SPAdes</w:t>
       </w:r>
-      <w:proofErr w:type="spellEnd"/>
       <w:r>
         <w:rPr>
           <w:rFonts w:ascii="Calibri" w:hAnsi="Calibri" w:cs="Calibri"/>
@@ -11475,7 +8922,6 @@
         </w:rPr>
         <w:t xml:space="preserve"> assemblies and </w:t>
       </w:r>
-      <w:proofErr w:type="spellStart"/>
       <w:r>
         <w:rPr>
           <w:rFonts w:ascii="Calibri" w:hAnsi="Calibri" w:cs="Calibri"/>
@@ -11486,7 +8932,6 @@
         </w:rPr>
         <w:t>Prokka</w:t>
       </w:r>
-      <w:proofErr w:type="spellEnd"/>
       <w:r>
         <w:rPr>
           <w:rFonts w:ascii="Calibri" w:hAnsi="Calibri" w:cs="Calibri"/>
@@ -11569,53 +9014,7 @@
           <w:sz w:val="22"/>
           <w:szCs w:val="22"/>
         </w:rPr>
-        <w:t xml:space="preserve">Both </w:t>
-      </w:r>
-      <w:proofErr w:type="spellStart"/>
-      <w:r>
-        <w:rPr>
-          <w:rFonts w:ascii="Calibri" w:hAnsi="Calibri" w:cs="Calibri"/>
-          <w:sz w:val="22"/>
-          <w:szCs w:val="22"/>
-        </w:rPr>
-        <w:t>Prokka</w:t>
-      </w:r>
-      <w:proofErr w:type="spellEnd"/>
-      <w:r>
-        <w:rPr>
-          <w:rFonts w:ascii="Calibri" w:hAnsi="Calibri" w:cs="Calibri"/>
-          <w:sz w:val="22"/>
-          <w:szCs w:val="22"/>
-        </w:rPr>
-        <w:t xml:space="preserve"> and Bakta generate .txt </w:t>
-      </w:r>
-      <w:proofErr w:type="gramStart"/>
-      <w:r>
-        <w:rPr>
-          <w:rFonts w:ascii="Calibri" w:hAnsi="Calibri" w:cs="Calibri"/>
-          <w:sz w:val="22"/>
-          <w:szCs w:val="22"/>
-        </w:rPr>
-        <w:t>or .</w:t>
-      </w:r>
-      <w:proofErr w:type="spellStart"/>
-      <w:r>
-        <w:rPr>
-          <w:rFonts w:ascii="Calibri" w:hAnsi="Calibri" w:cs="Calibri"/>
-          <w:sz w:val="22"/>
-          <w:szCs w:val="22"/>
-        </w:rPr>
-        <w:t>tsv</w:t>
-      </w:r>
-      <w:proofErr w:type="spellEnd"/>
-      <w:proofErr w:type="gramEnd"/>
-      <w:r>
-        <w:rPr>
-          <w:rFonts w:ascii="Calibri" w:hAnsi="Calibri" w:cs="Calibri"/>
-          <w:sz w:val="22"/>
-          <w:szCs w:val="22"/>
-        </w:rPr>
-        <w:t xml:space="preserve"> summary files. Since you are comparing multiple samples and tools, you should first consolidate the statistics into a single "Long Format" data frame.</w:t>
+        <w:t>Both Prokka and Bakta generate .txt or .tsv summary files. Since you are comparing multiple samples and tools, you should first consolidate the statistics into a single "Long Format" data frame.</w:t>
       </w:r>
     </w:p>
     <w:p>
@@ -11689,25 +9088,7 @@
           <w:sz w:val="22"/>
           <w:szCs w:val="22"/>
         </w:rPr>
-        <w:t xml:space="preserve">| Sample1 | Flye | </w:t>
-      </w:r>
-      <w:proofErr w:type="spellStart"/>
-      <w:r>
-        <w:rPr>
-          <w:rFonts w:ascii="Calibri" w:hAnsi="Calibri" w:cs="Calibri"/>
-          <w:sz w:val="22"/>
-          <w:szCs w:val="22"/>
-        </w:rPr>
-        <w:t>Prokka</w:t>
-      </w:r>
-      <w:proofErr w:type="spellEnd"/>
-      <w:r>
-        <w:rPr>
-          <w:rFonts w:ascii="Calibri" w:hAnsi="Calibri" w:cs="Calibri"/>
-          <w:sz w:val="22"/>
-          <w:szCs w:val="22"/>
-        </w:rPr>
-        <w:t xml:space="preserve"> | CDS | 4100 |</w:t>
+        <w:t>| Sample1 | Flye | Prokka | CDS | 4100 |</w:t>
       </w:r>
     </w:p>
     <w:p>
@@ -11743,25 +9124,7 @@
           <w:sz w:val="22"/>
           <w:szCs w:val="22"/>
         </w:rPr>
-        <w:t xml:space="preserve">| Sample1 | Flye | </w:t>
-      </w:r>
-      <w:proofErr w:type="spellStart"/>
-      <w:r>
-        <w:rPr>
-          <w:rFonts w:ascii="Calibri" w:hAnsi="Calibri" w:cs="Calibri"/>
-          <w:sz w:val="22"/>
-          <w:szCs w:val="22"/>
-        </w:rPr>
-        <w:t>Prokka</w:t>
-      </w:r>
-      <w:proofErr w:type="spellEnd"/>
-      <w:r>
-        <w:rPr>
-          <w:rFonts w:ascii="Calibri" w:hAnsi="Calibri" w:cs="Calibri"/>
-          <w:sz w:val="22"/>
-          <w:szCs w:val="22"/>
-        </w:rPr>
-        <w:t xml:space="preserve"> | tRNA | 72 |</w:t>
+        <w:t>| Sample1 | Flye | Prokka | tRNA | 72 |</w:t>
       </w:r>
     </w:p>
     <w:p>
@@ -11873,18 +9236,172 @@
           <w:sz w:val="22"/>
           <w:szCs w:val="22"/>
         </w:rPr>
-        <w:t>library(</w:t>
-      </w:r>
-      <w:proofErr w:type="spellStart"/>
-      <w:r>
-        <w:rPr>
-          <w:rFonts w:ascii="Calibri" w:hAnsi="Calibri" w:cs="Calibri"/>
-          <w:sz w:val="22"/>
-          <w:szCs w:val="22"/>
-        </w:rPr>
-        <w:t>tidyr</w:t>
-      </w:r>
-      <w:proofErr w:type="spellEnd"/>
+        <w:t>library(tidyr)</w:t>
+      </w:r>
+    </w:p>
+    <w:p>
+      <w:pPr>
+        <w:spacing w:after="0"/>
+        <w:rPr>
+          <w:rFonts w:ascii="Calibri" w:hAnsi="Calibri" w:cs="Calibri"/>
+          <w:sz w:val="22"/>
+          <w:szCs w:val="22"/>
+        </w:rPr>
+      </w:pPr>
+      <w:r>
+        <w:rPr>
+          <w:rFonts w:ascii="Calibri" w:hAnsi="Calibri" w:cs="Calibri"/>
+          <w:sz w:val="22"/>
+          <w:szCs w:val="22"/>
+        </w:rPr>
+        <w:t>library(dplyr)</w:t>
+      </w:r>
+    </w:p>
+    <w:p>
+      <w:pPr>
+        <w:spacing w:after="0"/>
+        <w:rPr>
+          <w:rFonts w:ascii="Calibri" w:hAnsi="Calibri" w:cs="Calibri"/>
+          <w:sz w:val="22"/>
+          <w:szCs w:val="22"/>
+        </w:rPr>
+      </w:pPr>
+    </w:p>
+    <w:p>
+      <w:pPr>
+        <w:spacing w:after="0"/>
+        <w:rPr>
+          <w:rFonts w:ascii="Calibri" w:hAnsi="Calibri" w:cs="Calibri"/>
+          <w:sz w:val="22"/>
+          <w:szCs w:val="22"/>
+        </w:rPr>
+      </w:pPr>
+      <w:r>
+        <w:rPr>
+          <w:rFonts w:ascii="Calibri" w:hAnsi="Calibri" w:cs="Calibri"/>
+          <w:sz w:val="22"/>
+          <w:szCs w:val="22"/>
+        </w:rPr>
+        <w:t># 1. Create your dataset (Replace this with your imported summary stats)</w:t>
+      </w:r>
+    </w:p>
+    <w:p>
+      <w:pPr>
+        <w:spacing w:after="0"/>
+        <w:rPr>
+          <w:rFonts w:ascii="Calibri" w:hAnsi="Calibri" w:cs="Calibri"/>
+          <w:sz w:val="22"/>
+          <w:szCs w:val="22"/>
+        </w:rPr>
+      </w:pPr>
+      <w:r>
+        <w:rPr>
+          <w:rFonts w:ascii="Calibri" w:hAnsi="Calibri" w:cs="Calibri"/>
+          <w:sz w:val="22"/>
+          <w:szCs w:val="22"/>
+        </w:rPr>
+        <w:t>data &lt;- data.frame(</w:t>
+      </w:r>
+    </w:p>
+    <w:p>
+      <w:pPr>
+        <w:spacing w:after="0"/>
+        <w:rPr>
+          <w:rFonts w:ascii="Calibri" w:hAnsi="Calibri" w:cs="Calibri"/>
+          <w:sz w:val="22"/>
+          <w:szCs w:val="22"/>
+        </w:rPr>
+      </w:pPr>
+      <w:r>
+        <w:rPr>
+          <w:rFonts w:ascii="Calibri" w:hAnsi="Calibri" w:cs="Calibri"/>
+          <w:sz w:val="22"/>
+          <w:szCs w:val="22"/>
+        </w:rPr>
+        <w:t xml:space="preserve">  Assembler = rep(c("Flye", "SPAdes"), each = 6),</w:t>
+      </w:r>
+    </w:p>
+    <w:p>
+      <w:pPr>
+        <w:spacing w:after="0"/>
+        <w:rPr>
+          <w:rFonts w:ascii="Calibri" w:hAnsi="Calibri" w:cs="Calibri"/>
+          <w:sz w:val="22"/>
+          <w:szCs w:val="22"/>
+        </w:rPr>
+      </w:pPr>
+      <w:r>
+        <w:rPr>
+          <w:rFonts w:ascii="Calibri" w:hAnsi="Calibri" w:cs="Calibri"/>
+          <w:sz w:val="22"/>
+          <w:szCs w:val="22"/>
+        </w:rPr>
+        <w:t xml:space="preserve">  Annotator = rep(c("Prokka", "Bakta"), times = 6),</w:t>
+      </w:r>
+    </w:p>
+    <w:p>
+      <w:pPr>
+        <w:spacing w:after="0"/>
+        <w:rPr>
+          <w:rFonts w:ascii="Calibri" w:hAnsi="Calibri" w:cs="Calibri"/>
+          <w:sz w:val="22"/>
+          <w:szCs w:val="22"/>
+        </w:rPr>
+      </w:pPr>
+      <w:r>
+        <w:rPr>
+          <w:rFonts w:ascii="Calibri" w:hAnsi="Calibri" w:cs="Calibri"/>
+          <w:sz w:val="22"/>
+          <w:szCs w:val="22"/>
+        </w:rPr>
+        <w:t xml:space="preserve">  Feature = rep(c("CDS", "rRNA", "tRNA"), each = 2, times = 2),</w:t>
+      </w:r>
+    </w:p>
+    <w:p>
+      <w:pPr>
+        <w:spacing w:after="0"/>
+        <w:rPr>
+          <w:rFonts w:ascii="Calibri" w:hAnsi="Calibri" w:cs="Calibri"/>
+          <w:sz w:val="22"/>
+          <w:szCs w:val="22"/>
+        </w:rPr>
+      </w:pPr>
+      <w:r>
+        <w:rPr>
+          <w:rFonts w:ascii="Calibri" w:hAnsi="Calibri" w:cs="Calibri"/>
+          <w:sz w:val="22"/>
+          <w:szCs w:val="22"/>
+        </w:rPr>
+        <w:t xml:space="preserve">  Count = c(4050, 4120, 3, 3, 75, 78,  # Flye stats</w:t>
+      </w:r>
+    </w:p>
+    <w:p>
+      <w:pPr>
+        <w:spacing w:after="0"/>
+        <w:rPr>
+          <w:rFonts w:ascii="Calibri" w:hAnsi="Calibri" w:cs="Calibri"/>
+          <w:sz w:val="22"/>
+          <w:szCs w:val="22"/>
+        </w:rPr>
+      </w:pPr>
+      <w:r>
+        <w:rPr>
+          <w:rFonts w:ascii="Calibri" w:hAnsi="Calibri" w:cs="Calibri"/>
+          <w:sz w:val="22"/>
+          <w:szCs w:val="22"/>
+        </w:rPr>
+        <w:t xml:space="preserve">            3980, 4050, 3, 3, 72, 74)   # SPAdes stats</w:t>
+      </w:r>
+    </w:p>
+    <w:p>
+      <w:pPr>
+        <w:spacing w:after="0"/>
+        <w:rPr>
+          <w:rFonts w:ascii="Calibri" w:hAnsi="Calibri" w:cs="Calibri"/>
+          <w:sz w:val="22"/>
+          <w:szCs w:val="22"/>
+        </w:rPr>
+      </w:pPr>
       <w:r>
         <w:rPr>
           <w:rFonts w:ascii="Calibri" w:hAnsi="Calibri" w:cs="Calibri"/>
@@ -11903,32 +9420,6 @@
           <w:szCs w:val="22"/>
         </w:rPr>
       </w:pPr>
-      <w:r>
-        <w:rPr>
-          <w:rFonts w:ascii="Calibri" w:hAnsi="Calibri" w:cs="Calibri"/>
-          <w:sz w:val="22"/>
-          <w:szCs w:val="22"/>
-        </w:rPr>
-        <w:t>library(</w:t>
-      </w:r>
-      <w:proofErr w:type="spellStart"/>
-      <w:r>
-        <w:rPr>
-          <w:rFonts w:ascii="Calibri" w:hAnsi="Calibri" w:cs="Calibri"/>
-          <w:sz w:val="22"/>
-          <w:szCs w:val="22"/>
-        </w:rPr>
-        <w:t>dplyr</w:t>
-      </w:r>
-      <w:proofErr w:type="spellEnd"/>
-      <w:r>
-        <w:rPr>
-          <w:rFonts w:ascii="Calibri" w:hAnsi="Calibri" w:cs="Calibri"/>
-          <w:sz w:val="22"/>
-          <w:szCs w:val="22"/>
-        </w:rPr>
-        <w:t>)</w:t>
-      </w:r>
     </w:p>
     <w:p>
       <w:pPr>
@@ -11939,6 +9430,14 @@
           <w:szCs w:val="22"/>
         </w:rPr>
       </w:pPr>
+      <w:r>
+        <w:rPr>
+          <w:rFonts w:ascii="Calibri" w:hAnsi="Calibri" w:cs="Calibri"/>
+          <w:sz w:val="22"/>
+          <w:szCs w:val="22"/>
+        </w:rPr>
+        <w:t># 2. Plotting</w:t>
+      </w:r>
     </w:p>
     <w:p>
       <w:pPr>
@@ -11955,7 +9454,7 @@
           <w:sz w:val="22"/>
           <w:szCs w:val="22"/>
         </w:rPr>
-        <w:t># 1. Create your dataset (Replace this with your imported summary stats)</w:t>
+        <w:t>ggplot(data, aes(x = Assembler, y = Count, fill = Annotator)) +</w:t>
       </w:r>
     </w:p>
     <w:p>
@@ -11973,27 +9472,7 @@
           <w:sz w:val="22"/>
           <w:szCs w:val="22"/>
         </w:rPr>
-        <w:t xml:space="preserve">data &lt;- </w:t>
-      </w:r>
-      <w:proofErr w:type="spellStart"/>
-      <w:proofErr w:type="gramStart"/>
-      <w:r>
-        <w:rPr>
-          <w:rFonts w:ascii="Calibri" w:hAnsi="Calibri" w:cs="Calibri"/>
-          <w:sz w:val="22"/>
-          <w:szCs w:val="22"/>
-        </w:rPr>
-        <w:t>data.frame</w:t>
-      </w:r>
-      <w:proofErr w:type="spellEnd"/>
-      <w:proofErr w:type="gramEnd"/>
-      <w:r>
-        <w:rPr>
-          <w:rFonts w:ascii="Calibri" w:hAnsi="Calibri" w:cs="Calibri"/>
-          <w:sz w:val="22"/>
-          <w:szCs w:val="22"/>
-        </w:rPr>
-        <w:t>(</w:t>
+        <w:t xml:space="preserve">  geom_bar(stat = "identity", position = position_dodge(width = 0.8)) +</w:t>
       </w:r>
     </w:p>
     <w:p>
@@ -12011,43 +9490,7 @@
           <w:sz w:val="22"/>
           <w:szCs w:val="22"/>
         </w:rPr>
-        <w:t xml:space="preserve">  Assembler = </w:t>
-      </w:r>
-      <w:proofErr w:type="gramStart"/>
-      <w:r>
-        <w:rPr>
-          <w:rFonts w:ascii="Calibri" w:hAnsi="Calibri" w:cs="Calibri"/>
-          <w:sz w:val="22"/>
-          <w:szCs w:val="22"/>
-        </w:rPr>
-        <w:t>rep(c(</w:t>
-      </w:r>
-      <w:proofErr w:type="gramEnd"/>
-      <w:r>
-        <w:rPr>
-          <w:rFonts w:ascii="Calibri" w:hAnsi="Calibri" w:cs="Calibri"/>
-          <w:sz w:val="22"/>
-          <w:szCs w:val="22"/>
-        </w:rPr>
-        <w:t>"Flye", "</w:t>
-      </w:r>
-      <w:proofErr w:type="spellStart"/>
-      <w:r>
-        <w:rPr>
-          <w:rFonts w:ascii="Calibri" w:hAnsi="Calibri" w:cs="Calibri"/>
-          <w:sz w:val="22"/>
-          <w:szCs w:val="22"/>
-        </w:rPr>
-        <w:t>SPAdes</w:t>
-      </w:r>
-      <w:proofErr w:type="spellEnd"/>
-      <w:r>
-        <w:rPr>
-          <w:rFonts w:ascii="Calibri" w:hAnsi="Calibri" w:cs="Calibri"/>
-          <w:sz w:val="22"/>
-          <w:szCs w:val="22"/>
-        </w:rPr>
-        <w:t>"), each = 6),</w:t>
+        <w:t xml:space="preserve">  # Facet by Feature with free y-scales to see rRNA/tRNA clearly</w:t>
       </w:r>
     </w:p>
     <w:p>
@@ -12065,43 +9508,7 @@
           <w:sz w:val="22"/>
           <w:szCs w:val="22"/>
         </w:rPr>
-        <w:t xml:space="preserve">  Annotator = </w:t>
-      </w:r>
-      <w:proofErr w:type="gramStart"/>
-      <w:r>
-        <w:rPr>
-          <w:rFonts w:ascii="Calibri" w:hAnsi="Calibri" w:cs="Calibri"/>
-          <w:sz w:val="22"/>
-          <w:szCs w:val="22"/>
-        </w:rPr>
-        <w:t>rep(c(</w:t>
-      </w:r>
-      <w:proofErr w:type="gramEnd"/>
-      <w:r>
-        <w:rPr>
-          <w:rFonts w:ascii="Calibri" w:hAnsi="Calibri" w:cs="Calibri"/>
-          <w:sz w:val="22"/>
-          <w:szCs w:val="22"/>
-        </w:rPr>
-        <w:t>"</w:t>
-      </w:r>
-      <w:proofErr w:type="spellStart"/>
-      <w:r>
-        <w:rPr>
-          <w:rFonts w:ascii="Calibri" w:hAnsi="Calibri" w:cs="Calibri"/>
-          <w:sz w:val="22"/>
-          <w:szCs w:val="22"/>
-        </w:rPr>
-        <w:t>Prokka</w:t>
-      </w:r>
-      <w:proofErr w:type="spellEnd"/>
-      <w:r>
-        <w:rPr>
-          <w:rFonts w:ascii="Calibri" w:hAnsi="Calibri" w:cs="Calibri"/>
-          <w:sz w:val="22"/>
-          <w:szCs w:val="22"/>
-        </w:rPr>
-        <w:t>", "Bakta"), times = 6),</w:t>
+        <w:t xml:space="preserve">  facet_wrap(~Feature, scales = "free_y") + </w:t>
       </w:r>
     </w:p>
     <w:p>
@@ -12119,25 +9526,7 @@
           <w:sz w:val="22"/>
           <w:szCs w:val="22"/>
         </w:rPr>
-        <w:t xml:space="preserve">  Feature = </w:t>
-      </w:r>
-      <w:proofErr w:type="gramStart"/>
-      <w:r>
-        <w:rPr>
-          <w:rFonts w:ascii="Calibri" w:hAnsi="Calibri" w:cs="Calibri"/>
-          <w:sz w:val="22"/>
-          <w:szCs w:val="22"/>
-        </w:rPr>
-        <w:t>rep(c(</w:t>
-      </w:r>
-      <w:proofErr w:type="gramEnd"/>
-      <w:r>
-        <w:rPr>
-          <w:rFonts w:ascii="Calibri" w:hAnsi="Calibri" w:cs="Calibri"/>
-          <w:sz w:val="22"/>
-          <w:szCs w:val="22"/>
-        </w:rPr>
-        <w:t>"CDS", "rRNA", "tRNA"), each = 2, times = 2),</w:t>
+        <w:t xml:space="preserve">  theme_minimal() +</w:t>
       </w:r>
     </w:p>
     <w:p>
@@ -12155,43 +9544,7 @@
           <w:sz w:val="22"/>
           <w:szCs w:val="22"/>
         </w:rPr>
-        <w:t xml:space="preserve">  Count = </w:t>
-      </w:r>
-      <w:proofErr w:type="gramStart"/>
-      <w:r>
-        <w:rPr>
-          <w:rFonts w:ascii="Calibri" w:hAnsi="Calibri" w:cs="Calibri"/>
-          <w:sz w:val="22"/>
-          <w:szCs w:val="22"/>
-        </w:rPr>
-        <w:t>c(</w:t>
-      </w:r>
-      <w:proofErr w:type="gramEnd"/>
-      <w:r>
-        <w:rPr>
-          <w:rFonts w:ascii="Calibri" w:hAnsi="Calibri" w:cs="Calibri"/>
-          <w:sz w:val="22"/>
-          <w:szCs w:val="22"/>
-        </w:rPr>
-        <w:t xml:space="preserve">4050, 4120, 3, 3, 75, </w:t>
-      </w:r>
-      <w:proofErr w:type="gramStart"/>
-      <w:r>
-        <w:rPr>
-          <w:rFonts w:ascii="Calibri" w:hAnsi="Calibri" w:cs="Calibri"/>
-          <w:sz w:val="22"/>
-          <w:szCs w:val="22"/>
-        </w:rPr>
-        <w:t>78,  #</w:t>
-      </w:r>
-      <w:proofErr w:type="gramEnd"/>
-      <w:r>
-        <w:rPr>
-          <w:rFonts w:ascii="Calibri" w:hAnsi="Calibri" w:cs="Calibri"/>
-          <w:sz w:val="22"/>
-          <w:szCs w:val="22"/>
-        </w:rPr>
-        <w:t xml:space="preserve"> Flye stats</w:t>
+        <w:t xml:space="preserve">  scale_fill_brewer(palette = "Set1") +</w:t>
       </w:r>
     </w:p>
     <w:p>
@@ -12209,25 +9562,8 @@
           <w:sz w:val="22"/>
           <w:szCs w:val="22"/>
         </w:rPr>
-        <w:t xml:space="preserve">            3980, 4050, 3, 3, 72, 74)   # </w:t>
-      </w:r>
-      <w:proofErr w:type="spellStart"/>
-      <w:r>
-        <w:rPr>
-          <w:rFonts w:ascii="Calibri" w:hAnsi="Calibri" w:cs="Calibri"/>
-          <w:sz w:val="22"/>
-          <w:szCs w:val="22"/>
-        </w:rPr>
-        <w:t>SPAdes</w:t>
-      </w:r>
-      <w:proofErr w:type="spellEnd"/>
-      <w:r>
-        <w:rPr>
-          <w:rFonts w:ascii="Calibri" w:hAnsi="Calibri" w:cs="Calibri"/>
-          <w:sz w:val="22"/>
-          <w:szCs w:val="22"/>
-        </w:rPr>
-        <w:t xml:space="preserve"> stats</w:t>
+        <w:lastRenderedPageBreak/>
+        <w:t xml:space="preserve">  labs(title = "Genome Annotation Comparison",</w:t>
       </w:r>
     </w:p>
     <w:p>
@@ -12245,7 +9581,7 @@
           <w:sz w:val="22"/>
           <w:szCs w:val="22"/>
         </w:rPr>
-        <w:t>)</w:t>
+        <w:t xml:space="preserve">       subtitle = "Flye vs. SPAdes assemblies annotated with Prokka and Bakta",</w:t>
       </w:r>
     </w:p>
     <w:p>
@@ -12257,6 +9593,14 @@
           <w:szCs w:val="22"/>
         </w:rPr>
       </w:pPr>
+      <w:r>
+        <w:rPr>
+          <w:rFonts w:ascii="Calibri" w:hAnsi="Calibri" w:cs="Calibri"/>
+          <w:sz w:val="22"/>
+          <w:szCs w:val="22"/>
+        </w:rPr>
+        <w:t xml:space="preserve">       x = "Assembly Method",</w:t>
+      </w:r>
     </w:p>
     <w:p>
       <w:pPr>
@@ -12273,7 +9617,7 @@
           <w:sz w:val="22"/>
           <w:szCs w:val="22"/>
         </w:rPr>
-        <w:t># 2. Plotting</w:t>
+        <w:t xml:space="preserve">       y = "Feature Count") +</w:t>
       </w:r>
     </w:p>
     <w:p>
@@ -12285,558 +9629,13 @@
           <w:szCs w:val="22"/>
         </w:rPr>
       </w:pPr>
-      <w:proofErr w:type="spellStart"/>
-      <w:proofErr w:type="gramStart"/>
-      <w:r>
-        <w:rPr>
-          <w:rFonts w:ascii="Calibri" w:hAnsi="Calibri" w:cs="Calibri"/>
-          <w:sz w:val="22"/>
-          <w:szCs w:val="22"/>
-        </w:rPr>
-        <w:t>ggplot</w:t>
-      </w:r>
-      <w:proofErr w:type="spellEnd"/>
-      <w:r>
-        <w:rPr>
-          <w:rFonts w:ascii="Calibri" w:hAnsi="Calibri" w:cs="Calibri"/>
-          <w:sz w:val="22"/>
-          <w:szCs w:val="22"/>
-        </w:rPr>
-        <w:t>(</w:t>
-      </w:r>
-      <w:proofErr w:type="gramEnd"/>
-      <w:r>
-        <w:rPr>
-          <w:rFonts w:ascii="Calibri" w:hAnsi="Calibri" w:cs="Calibri"/>
-          <w:sz w:val="22"/>
-          <w:szCs w:val="22"/>
-        </w:rPr>
-        <w:t xml:space="preserve">data, </w:t>
-      </w:r>
-      <w:proofErr w:type="spellStart"/>
-      <w:proofErr w:type="gramStart"/>
-      <w:r>
-        <w:rPr>
-          <w:rFonts w:ascii="Calibri" w:hAnsi="Calibri" w:cs="Calibri"/>
-          <w:sz w:val="22"/>
-          <w:szCs w:val="22"/>
-        </w:rPr>
-        <w:t>aes</w:t>
-      </w:r>
-      <w:proofErr w:type="spellEnd"/>
-      <w:r>
-        <w:rPr>
-          <w:rFonts w:ascii="Calibri" w:hAnsi="Calibri" w:cs="Calibri"/>
-          <w:sz w:val="22"/>
-          <w:szCs w:val="22"/>
-        </w:rPr>
-        <w:t>(</w:t>
-      </w:r>
-      <w:proofErr w:type="gramEnd"/>
-      <w:r>
-        <w:rPr>
-          <w:rFonts w:ascii="Calibri" w:hAnsi="Calibri" w:cs="Calibri"/>
-          <w:sz w:val="22"/>
-          <w:szCs w:val="22"/>
-        </w:rPr>
-        <w:t>x = Assembler, y = Count, fill = Annotator)) +</w:t>
-      </w:r>
-    </w:p>
-    <w:p>
-      <w:pPr>
-        <w:spacing w:after="0"/>
-        <w:rPr>
-          <w:rFonts w:ascii="Calibri" w:hAnsi="Calibri" w:cs="Calibri"/>
-          <w:sz w:val="22"/>
-          <w:szCs w:val="22"/>
-        </w:rPr>
-      </w:pPr>
-      <w:r>
-        <w:rPr>
-          <w:rFonts w:ascii="Calibri" w:hAnsi="Calibri" w:cs="Calibri"/>
-          <w:sz w:val="22"/>
-          <w:szCs w:val="22"/>
-        </w:rPr>
-        <w:t xml:space="preserve">  </w:t>
-      </w:r>
-      <w:proofErr w:type="spellStart"/>
-      <w:r>
-        <w:rPr>
-          <w:rFonts w:ascii="Calibri" w:hAnsi="Calibri" w:cs="Calibri"/>
-          <w:sz w:val="22"/>
-          <w:szCs w:val="22"/>
-        </w:rPr>
-        <w:t>geom_</w:t>
-      </w:r>
-      <w:proofErr w:type="gramStart"/>
-      <w:r>
-        <w:rPr>
-          <w:rFonts w:ascii="Calibri" w:hAnsi="Calibri" w:cs="Calibri"/>
-          <w:sz w:val="22"/>
-          <w:szCs w:val="22"/>
-        </w:rPr>
-        <w:t>bar</w:t>
-      </w:r>
-      <w:proofErr w:type="spellEnd"/>
-      <w:r>
-        <w:rPr>
-          <w:rFonts w:ascii="Calibri" w:hAnsi="Calibri" w:cs="Calibri"/>
-          <w:sz w:val="22"/>
-          <w:szCs w:val="22"/>
-        </w:rPr>
-        <w:t>(</w:t>
-      </w:r>
-      <w:proofErr w:type="gramEnd"/>
-      <w:r>
-        <w:rPr>
-          <w:rFonts w:ascii="Calibri" w:hAnsi="Calibri" w:cs="Calibri"/>
-          <w:sz w:val="22"/>
-          <w:szCs w:val="22"/>
-        </w:rPr>
-        <w:t xml:space="preserve">stat = "identity", position = </w:t>
-      </w:r>
-      <w:proofErr w:type="spellStart"/>
-      <w:r>
-        <w:rPr>
-          <w:rFonts w:ascii="Calibri" w:hAnsi="Calibri" w:cs="Calibri"/>
-          <w:sz w:val="22"/>
-          <w:szCs w:val="22"/>
-        </w:rPr>
-        <w:t>position_</w:t>
-      </w:r>
-      <w:proofErr w:type="gramStart"/>
-      <w:r>
-        <w:rPr>
-          <w:rFonts w:ascii="Calibri" w:hAnsi="Calibri" w:cs="Calibri"/>
-          <w:sz w:val="22"/>
-          <w:szCs w:val="22"/>
-        </w:rPr>
-        <w:t>dodge</w:t>
-      </w:r>
-      <w:proofErr w:type="spellEnd"/>
-      <w:r>
-        <w:rPr>
-          <w:rFonts w:ascii="Calibri" w:hAnsi="Calibri" w:cs="Calibri"/>
-          <w:sz w:val="22"/>
-          <w:szCs w:val="22"/>
-        </w:rPr>
-        <w:t>(</w:t>
-      </w:r>
-      <w:proofErr w:type="gramEnd"/>
-      <w:r>
-        <w:rPr>
-          <w:rFonts w:ascii="Calibri" w:hAnsi="Calibri" w:cs="Calibri"/>
-          <w:sz w:val="22"/>
-          <w:szCs w:val="22"/>
-        </w:rPr>
-        <w:t>width = 0.8)) +</w:t>
-      </w:r>
-    </w:p>
-    <w:p>
-      <w:pPr>
-        <w:spacing w:after="0"/>
-        <w:rPr>
-          <w:rFonts w:ascii="Calibri" w:hAnsi="Calibri" w:cs="Calibri"/>
-          <w:sz w:val="22"/>
-          <w:szCs w:val="22"/>
-        </w:rPr>
-      </w:pPr>
-      <w:r>
-        <w:rPr>
-          <w:rFonts w:ascii="Calibri" w:hAnsi="Calibri" w:cs="Calibri"/>
-          <w:sz w:val="22"/>
-          <w:szCs w:val="22"/>
-        </w:rPr>
-        <w:t xml:space="preserve">  # Facet by Feature with free y-scales to see rRNA/tRNA clearly</w:t>
-      </w:r>
-    </w:p>
-    <w:p>
-      <w:pPr>
-        <w:spacing w:after="0"/>
-        <w:rPr>
-          <w:rFonts w:ascii="Calibri" w:hAnsi="Calibri" w:cs="Calibri"/>
-          <w:sz w:val="22"/>
-          <w:szCs w:val="22"/>
-        </w:rPr>
-      </w:pPr>
-      <w:r>
-        <w:rPr>
-          <w:rFonts w:ascii="Calibri" w:hAnsi="Calibri" w:cs="Calibri"/>
-          <w:sz w:val="22"/>
-          <w:szCs w:val="22"/>
-        </w:rPr>
-        <w:t xml:space="preserve">  </w:t>
-      </w:r>
-      <w:proofErr w:type="spellStart"/>
-      <w:r>
-        <w:rPr>
-          <w:rFonts w:ascii="Calibri" w:hAnsi="Calibri" w:cs="Calibri"/>
-          <w:sz w:val="22"/>
-          <w:szCs w:val="22"/>
-        </w:rPr>
-        <w:t>facet_</w:t>
-      </w:r>
-      <w:proofErr w:type="gramStart"/>
-      <w:r>
-        <w:rPr>
-          <w:rFonts w:ascii="Calibri" w:hAnsi="Calibri" w:cs="Calibri"/>
-          <w:sz w:val="22"/>
-          <w:szCs w:val="22"/>
-        </w:rPr>
-        <w:t>wrap</w:t>
-      </w:r>
-      <w:proofErr w:type="spellEnd"/>
-      <w:r>
-        <w:rPr>
-          <w:rFonts w:ascii="Calibri" w:hAnsi="Calibri" w:cs="Calibri"/>
-          <w:sz w:val="22"/>
-          <w:szCs w:val="22"/>
-        </w:rPr>
-        <w:t>(</w:t>
-      </w:r>
-      <w:proofErr w:type="gramEnd"/>
-      <w:r>
-        <w:rPr>
-          <w:rFonts w:ascii="Calibri" w:hAnsi="Calibri" w:cs="Calibri"/>
-          <w:sz w:val="22"/>
-          <w:szCs w:val="22"/>
-        </w:rPr>
-        <w:t>~Feature, scales = "</w:t>
-      </w:r>
-      <w:proofErr w:type="spellStart"/>
-      <w:r>
-        <w:rPr>
-          <w:rFonts w:ascii="Calibri" w:hAnsi="Calibri" w:cs="Calibri"/>
-          <w:sz w:val="22"/>
-          <w:szCs w:val="22"/>
-        </w:rPr>
-        <w:t>free_y</w:t>
-      </w:r>
-      <w:proofErr w:type="spellEnd"/>
-      <w:r>
-        <w:rPr>
-          <w:rFonts w:ascii="Calibri" w:hAnsi="Calibri" w:cs="Calibri"/>
-          <w:sz w:val="22"/>
-          <w:szCs w:val="22"/>
-        </w:rPr>
-        <w:t xml:space="preserve">") + </w:t>
-      </w:r>
-    </w:p>
-    <w:p>
-      <w:pPr>
-        <w:spacing w:after="0"/>
-        <w:rPr>
-          <w:rFonts w:ascii="Calibri" w:hAnsi="Calibri" w:cs="Calibri"/>
-          <w:sz w:val="22"/>
-          <w:szCs w:val="22"/>
-        </w:rPr>
-      </w:pPr>
-      <w:r>
-        <w:rPr>
-          <w:rFonts w:ascii="Calibri" w:hAnsi="Calibri" w:cs="Calibri"/>
-          <w:sz w:val="22"/>
-          <w:szCs w:val="22"/>
-        </w:rPr>
-        <w:t xml:space="preserve">  </w:t>
-      </w:r>
-      <w:proofErr w:type="spellStart"/>
-      <w:r>
-        <w:rPr>
-          <w:rFonts w:ascii="Calibri" w:hAnsi="Calibri" w:cs="Calibri"/>
-          <w:sz w:val="22"/>
-          <w:szCs w:val="22"/>
-        </w:rPr>
-        <w:t>theme_</w:t>
-      </w:r>
-      <w:proofErr w:type="gramStart"/>
-      <w:r>
-        <w:rPr>
-          <w:rFonts w:ascii="Calibri" w:hAnsi="Calibri" w:cs="Calibri"/>
-          <w:sz w:val="22"/>
-          <w:szCs w:val="22"/>
-        </w:rPr>
-        <w:t>minimal</w:t>
-      </w:r>
-      <w:proofErr w:type="spellEnd"/>
-      <w:r>
-        <w:rPr>
-          <w:rFonts w:ascii="Calibri" w:hAnsi="Calibri" w:cs="Calibri"/>
-          <w:sz w:val="22"/>
-          <w:szCs w:val="22"/>
-        </w:rPr>
-        <w:t>(</w:t>
-      </w:r>
-      <w:proofErr w:type="gramEnd"/>
-      <w:r>
-        <w:rPr>
-          <w:rFonts w:ascii="Calibri" w:hAnsi="Calibri" w:cs="Calibri"/>
-          <w:sz w:val="22"/>
-          <w:szCs w:val="22"/>
-        </w:rPr>
-        <w:t>) +</w:t>
-      </w:r>
-    </w:p>
-    <w:p>
-      <w:pPr>
-        <w:spacing w:after="0"/>
-        <w:rPr>
-          <w:rFonts w:ascii="Calibri" w:hAnsi="Calibri" w:cs="Calibri"/>
-          <w:sz w:val="22"/>
-          <w:szCs w:val="22"/>
-        </w:rPr>
-      </w:pPr>
-      <w:r>
-        <w:rPr>
-          <w:rFonts w:ascii="Calibri" w:hAnsi="Calibri" w:cs="Calibri"/>
-          <w:sz w:val="22"/>
-          <w:szCs w:val="22"/>
-        </w:rPr>
-        <w:t xml:space="preserve">  </w:t>
-      </w:r>
-      <w:proofErr w:type="spellStart"/>
-      <w:r>
-        <w:rPr>
-          <w:rFonts w:ascii="Calibri" w:hAnsi="Calibri" w:cs="Calibri"/>
-          <w:sz w:val="22"/>
-          <w:szCs w:val="22"/>
-        </w:rPr>
-        <w:t>scale_fill_</w:t>
-      </w:r>
-      <w:proofErr w:type="gramStart"/>
-      <w:r>
-        <w:rPr>
-          <w:rFonts w:ascii="Calibri" w:hAnsi="Calibri" w:cs="Calibri"/>
-          <w:sz w:val="22"/>
-          <w:szCs w:val="22"/>
-        </w:rPr>
-        <w:t>brewer</w:t>
-      </w:r>
-      <w:proofErr w:type="spellEnd"/>
-      <w:r>
-        <w:rPr>
-          <w:rFonts w:ascii="Calibri" w:hAnsi="Calibri" w:cs="Calibri"/>
-          <w:sz w:val="22"/>
-          <w:szCs w:val="22"/>
-        </w:rPr>
-        <w:t>(</w:t>
-      </w:r>
-      <w:proofErr w:type="gramEnd"/>
-      <w:r>
-        <w:rPr>
-          <w:rFonts w:ascii="Calibri" w:hAnsi="Calibri" w:cs="Calibri"/>
-          <w:sz w:val="22"/>
-          <w:szCs w:val="22"/>
-        </w:rPr>
-        <w:t>palette = "Set1") +</w:t>
-      </w:r>
-    </w:p>
-    <w:p>
-      <w:pPr>
-        <w:spacing w:after="0"/>
-        <w:rPr>
-          <w:rFonts w:ascii="Calibri" w:hAnsi="Calibri" w:cs="Calibri"/>
-          <w:sz w:val="22"/>
-          <w:szCs w:val="22"/>
-        </w:rPr>
-      </w:pPr>
-      <w:r>
-        <w:rPr>
-          <w:rFonts w:ascii="Calibri" w:hAnsi="Calibri" w:cs="Calibri"/>
-          <w:sz w:val="22"/>
-          <w:szCs w:val="22"/>
-        </w:rPr>
-        <w:lastRenderedPageBreak/>
-        <w:t xml:space="preserve">  </w:t>
-      </w:r>
-      <w:proofErr w:type="gramStart"/>
-      <w:r>
-        <w:rPr>
-          <w:rFonts w:ascii="Calibri" w:hAnsi="Calibri" w:cs="Calibri"/>
-          <w:sz w:val="22"/>
-          <w:szCs w:val="22"/>
-        </w:rPr>
-        <w:t>labs(</w:t>
-      </w:r>
-      <w:proofErr w:type="gramEnd"/>
-      <w:r>
-        <w:rPr>
-          <w:rFonts w:ascii="Calibri" w:hAnsi="Calibri" w:cs="Calibri"/>
-          <w:sz w:val="22"/>
-          <w:szCs w:val="22"/>
-        </w:rPr>
-        <w:t>title = "Genome Annotation Comparison",</w:t>
-      </w:r>
-    </w:p>
-    <w:p>
-      <w:pPr>
-        <w:spacing w:after="0"/>
-        <w:rPr>
-          <w:rFonts w:ascii="Calibri" w:hAnsi="Calibri" w:cs="Calibri"/>
-          <w:sz w:val="22"/>
-          <w:szCs w:val="22"/>
-        </w:rPr>
-      </w:pPr>
-      <w:r>
-        <w:rPr>
-          <w:rFonts w:ascii="Calibri" w:hAnsi="Calibri" w:cs="Calibri"/>
-          <w:sz w:val="22"/>
-          <w:szCs w:val="22"/>
-        </w:rPr>
-        <w:t xml:space="preserve">       subtitle = "Flye vs. </w:t>
-      </w:r>
-      <w:proofErr w:type="spellStart"/>
-      <w:r>
-        <w:rPr>
-          <w:rFonts w:ascii="Calibri" w:hAnsi="Calibri" w:cs="Calibri"/>
-          <w:sz w:val="22"/>
-          <w:szCs w:val="22"/>
-        </w:rPr>
-        <w:t>SPAdes</w:t>
-      </w:r>
-      <w:proofErr w:type="spellEnd"/>
-      <w:r>
-        <w:rPr>
-          <w:rFonts w:ascii="Calibri" w:hAnsi="Calibri" w:cs="Calibri"/>
-          <w:sz w:val="22"/>
-          <w:szCs w:val="22"/>
-        </w:rPr>
-        <w:t xml:space="preserve"> assemblies annotated with </w:t>
-      </w:r>
-      <w:proofErr w:type="spellStart"/>
-      <w:r>
-        <w:rPr>
-          <w:rFonts w:ascii="Calibri" w:hAnsi="Calibri" w:cs="Calibri"/>
-          <w:sz w:val="22"/>
-          <w:szCs w:val="22"/>
-        </w:rPr>
-        <w:t>Prokka</w:t>
-      </w:r>
-      <w:proofErr w:type="spellEnd"/>
-      <w:r>
-        <w:rPr>
-          <w:rFonts w:ascii="Calibri" w:hAnsi="Calibri" w:cs="Calibri"/>
-          <w:sz w:val="22"/>
-          <w:szCs w:val="22"/>
-        </w:rPr>
-        <w:t xml:space="preserve"> and Bakta",</w:t>
-      </w:r>
-    </w:p>
-    <w:p>
-      <w:pPr>
-        <w:spacing w:after="0"/>
-        <w:rPr>
-          <w:rFonts w:ascii="Calibri" w:hAnsi="Calibri" w:cs="Calibri"/>
-          <w:sz w:val="22"/>
-          <w:szCs w:val="22"/>
-        </w:rPr>
-      </w:pPr>
-      <w:r>
-        <w:rPr>
-          <w:rFonts w:ascii="Calibri" w:hAnsi="Calibri" w:cs="Calibri"/>
-          <w:sz w:val="22"/>
-          <w:szCs w:val="22"/>
-        </w:rPr>
-        <w:t xml:space="preserve">       x = "Assembly Method",</w:t>
-      </w:r>
-    </w:p>
-    <w:p>
-      <w:pPr>
-        <w:spacing w:after="0"/>
-        <w:rPr>
-          <w:rFonts w:ascii="Calibri" w:hAnsi="Calibri" w:cs="Calibri"/>
-          <w:sz w:val="22"/>
-          <w:szCs w:val="22"/>
-        </w:rPr>
-      </w:pPr>
-      <w:r>
-        <w:rPr>
-          <w:rFonts w:ascii="Calibri" w:hAnsi="Calibri" w:cs="Calibri"/>
-          <w:sz w:val="22"/>
-          <w:szCs w:val="22"/>
-        </w:rPr>
-        <w:t xml:space="preserve">       y = "Feature Count") +</w:t>
-      </w:r>
-    </w:p>
-    <w:p>
-      <w:pPr>
-        <w:spacing w:after="0"/>
-        <w:rPr>
-          <w:rFonts w:ascii="Calibri" w:hAnsi="Calibri" w:cs="Calibri"/>
-          <w:sz w:val="22"/>
-          <w:szCs w:val="22"/>
-        </w:rPr>
-      </w:pPr>
-      <w:r>
-        <w:rPr>
-          <w:rFonts w:ascii="Calibri" w:hAnsi="Calibri" w:cs="Calibri"/>
-          <w:sz w:val="22"/>
-          <w:szCs w:val="22"/>
-        </w:rPr>
-        <w:t xml:space="preserve">  </w:t>
-      </w:r>
-      <w:proofErr w:type="gramStart"/>
-      <w:r>
-        <w:rPr>
-          <w:rFonts w:ascii="Calibri" w:hAnsi="Calibri" w:cs="Calibri"/>
-          <w:sz w:val="22"/>
-          <w:szCs w:val="22"/>
-        </w:rPr>
-        <w:t>theme(</w:t>
-      </w:r>
-      <w:proofErr w:type="spellStart"/>
-      <w:proofErr w:type="gramEnd"/>
-      <w:r>
-        <w:rPr>
-          <w:rFonts w:ascii="Calibri" w:hAnsi="Calibri" w:cs="Calibri"/>
-          <w:sz w:val="22"/>
-          <w:szCs w:val="22"/>
-        </w:rPr>
-        <w:t>strip.text</w:t>
-      </w:r>
-      <w:proofErr w:type="spellEnd"/>
-      <w:r>
-        <w:rPr>
-          <w:rFonts w:ascii="Calibri" w:hAnsi="Calibri" w:cs="Calibri"/>
-          <w:sz w:val="22"/>
-          <w:szCs w:val="22"/>
-        </w:rPr>
-        <w:t xml:space="preserve"> = </w:t>
-      </w:r>
-      <w:proofErr w:type="spellStart"/>
-      <w:r>
-        <w:rPr>
-          <w:rFonts w:ascii="Calibri" w:hAnsi="Calibri" w:cs="Calibri"/>
-          <w:sz w:val="22"/>
-          <w:szCs w:val="22"/>
-        </w:rPr>
-        <w:t>element_</w:t>
-      </w:r>
-      <w:proofErr w:type="gramStart"/>
-      <w:r>
-        <w:rPr>
-          <w:rFonts w:ascii="Calibri" w:hAnsi="Calibri" w:cs="Calibri"/>
-          <w:sz w:val="22"/>
-          <w:szCs w:val="22"/>
-        </w:rPr>
-        <w:t>text</w:t>
-      </w:r>
-      <w:proofErr w:type="spellEnd"/>
-      <w:r>
-        <w:rPr>
-          <w:rFonts w:ascii="Calibri" w:hAnsi="Calibri" w:cs="Calibri"/>
-          <w:sz w:val="22"/>
-          <w:szCs w:val="22"/>
-        </w:rPr>
-        <w:t>(</w:t>
-      </w:r>
-      <w:proofErr w:type="gramEnd"/>
-      <w:r>
-        <w:rPr>
-          <w:rFonts w:ascii="Calibri" w:hAnsi="Calibri" w:cs="Calibri"/>
-          <w:sz w:val="22"/>
-          <w:szCs w:val="22"/>
-        </w:rPr>
-        <w:t>face = "bold", size = 12))</w:t>
+      <w:r>
+        <w:rPr>
+          <w:rFonts w:ascii="Calibri" w:hAnsi="Calibri" w:cs="Calibri"/>
+          <w:sz w:val="22"/>
+          <w:szCs w:val="22"/>
+        </w:rPr>
+        <w:t xml:space="preserve">  theme(strip.text = element_text(face = "bold", size = 12))</w:t>
       </w:r>
     </w:p>
     <w:p>
@@ -12882,29 +9681,7 @@
           <w:sz w:val="22"/>
           <w:szCs w:val="22"/>
         </w:rPr>
-        <w:t>Faceted Y-Scales (scales = "</w:t>
-      </w:r>
-      <w:proofErr w:type="spellStart"/>
-      <w:r>
-        <w:rPr>
-          <w:rFonts w:ascii="Calibri" w:hAnsi="Calibri" w:cs="Calibri"/>
-          <w:b/>
-          <w:bCs/>
-          <w:sz w:val="22"/>
-          <w:szCs w:val="22"/>
-        </w:rPr>
-        <w:t>free_y</w:t>
-      </w:r>
-      <w:proofErr w:type="spellEnd"/>
-      <w:r>
-        <w:rPr>
-          <w:rFonts w:ascii="Calibri" w:hAnsi="Calibri" w:cs="Calibri"/>
-          <w:b/>
-          <w:bCs/>
-          <w:sz w:val="22"/>
-          <w:szCs w:val="22"/>
-        </w:rPr>
-        <w:t>")</w:t>
+        <w:t>Faceted Y-Scales (scales = "free_y")</w:t>
       </w:r>
       <w:r>
         <w:rPr>
@@ -12936,55 +9713,15 @@
           <w:sz w:val="22"/>
           <w:szCs w:val="22"/>
         </w:rPr>
-        <w:t>Grouped Bars (</w:t>
-      </w:r>
-      <w:proofErr w:type="spellStart"/>
-      <w:r>
-        <w:rPr>
-          <w:rFonts w:ascii="Calibri" w:hAnsi="Calibri" w:cs="Calibri"/>
-          <w:b/>
-          <w:bCs/>
-          <w:sz w:val="22"/>
-          <w:szCs w:val="22"/>
-        </w:rPr>
-        <w:t>position_dodge</w:t>
-      </w:r>
-      <w:proofErr w:type="spellEnd"/>
-      <w:r>
-        <w:rPr>
-          <w:rFonts w:ascii="Calibri" w:hAnsi="Calibri" w:cs="Calibri"/>
-          <w:b/>
-          <w:bCs/>
-          <w:sz w:val="22"/>
-          <w:szCs w:val="22"/>
-        </w:rPr>
-        <w:t>)</w:t>
-      </w:r>
-      <w:r>
-        <w:rPr>
-          <w:rFonts w:ascii="Calibri" w:hAnsi="Calibri" w:cs="Calibri"/>
-          <w:sz w:val="22"/>
-          <w:szCs w:val="22"/>
-        </w:rPr>
-        <w:t xml:space="preserve">: Placing </w:t>
-      </w:r>
-      <w:proofErr w:type="spellStart"/>
-      <w:r>
-        <w:rPr>
-          <w:rFonts w:ascii="Calibri" w:hAnsi="Calibri" w:cs="Calibri"/>
-          <w:sz w:val="22"/>
-          <w:szCs w:val="22"/>
-        </w:rPr>
-        <w:t>Prokka</w:t>
-      </w:r>
-      <w:proofErr w:type="spellEnd"/>
-      <w:r>
-        <w:rPr>
-          <w:rFonts w:ascii="Calibri" w:hAnsi="Calibri" w:cs="Calibri"/>
-          <w:sz w:val="22"/>
-          <w:szCs w:val="22"/>
-        </w:rPr>
-        <w:t xml:space="preserve"> and Bakta bars touching each other makes it immediately obvious which tool is more "sensitive" or "conservative" in its predictions.</w:t>
+        <w:t>Grouped Bars (position_dodge)</w:t>
+      </w:r>
+      <w:r>
+        <w:rPr>
+          <w:rFonts w:ascii="Calibri" w:hAnsi="Calibri" w:cs="Calibri"/>
+          <w:sz w:val="22"/>
+          <w:szCs w:val="22"/>
+        </w:rPr>
+        <w:t>: Placing Prokka and Bakta bars touching each other makes it immediately obvious which tool is more "sensitive" or "conservative" in its predictions.</w:t>
       </w:r>
     </w:p>
     <w:p>
@@ -13016,25 +9753,7 @@
           <w:sz w:val="22"/>
           <w:szCs w:val="22"/>
         </w:rPr>
-        <w:t>: By putting "Flye" and "</w:t>
-      </w:r>
-      <w:proofErr w:type="spellStart"/>
-      <w:r>
-        <w:rPr>
-          <w:rFonts w:ascii="Calibri" w:hAnsi="Calibri" w:cs="Calibri"/>
-          <w:sz w:val="22"/>
-          <w:szCs w:val="22"/>
-        </w:rPr>
-        <w:t>SPAdes</w:t>
-      </w:r>
-      <w:proofErr w:type="spellEnd"/>
-      <w:r>
-        <w:rPr>
-          <w:rFonts w:ascii="Calibri" w:hAnsi="Calibri" w:cs="Calibri"/>
-          <w:sz w:val="22"/>
-          <w:szCs w:val="22"/>
-        </w:rPr>
-        <w:t>" on the X-axis, you can see if the assembly quality (e.g., fragmentation) significantly impacted the ability of the tools to find features.</w:t>
+        <w:t>: By putting "Flye" and "SPAdes" on the X-axis, you can see if the assembly quality (e.g., fragmentation) significantly impacted the ability of the tools to find features.</w:t>
       </w:r>
     </w:p>
     <w:p>
@@ -13080,63 +9799,15 @@
           <w:sz w:val="22"/>
           <w:szCs w:val="22"/>
         </w:rPr>
-        <w:t xml:space="preserve">Bakta vs. </w:t>
-      </w:r>
-      <w:proofErr w:type="spellStart"/>
-      <w:r>
-        <w:rPr>
-          <w:rFonts w:ascii="Calibri" w:hAnsi="Calibri" w:cs="Calibri"/>
-          <w:b/>
-          <w:bCs/>
-          <w:sz w:val="22"/>
-          <w:szCs w:val="22"/>
-        </w:rPr>
-        <w:t>Prokka</w:t>
-      </w:r>
-      <w:proofErr w:type="spellEnd"/>
-      <w:r>
-        <w:rPr>
-          <w:rFonts w:ascii="Calibri" w:hAnsi="Calibri" w:cs="Calibri"/>
-          <w:sz w:val="22"/>
-          <w:szCs w:val="22"/>
-        </w:rPr>
-        <w:t xml:space="preserve">: You will likely notice Bakta finds more "CDS" or "hypothetical proteins" than </w:t>
-      </w:r>
-      <w:proofErr w:type="spellStart"/>
-      <w:r>
-        <w:rPr>
-          <w:rFonts w:ascii="Calibri" w:hAnsi="Calibri" w:cs="Calibri"/>
-          <w:sz w:val="22"/>
-          <w:szCs w:val="22"/>
-        </w:rPr>
-        <w:t>Prokka</w:t>
-      </w:r>
-      <w:proofErr w:type="spellEnd"/>
-      <w:r>
-        <w:rPr>
-          <w:rFonts w:ascii="Calibri" w:hAnsi="Calibri" w:cs="Calibri"/>
-          <w:sz w:val="22"/>
-          <w:szCs w:val="22"/>
-        </w:rPr>
-        <w:t xml:space="preserve"> because Bakta uses a larger, more updated database and better </w:t>
-      </w:r>
-      <w:proofErr w:type="spellStart"/>
-      <w:r>
-        <w:rPr>
-          <w:rFonts w:ascii="Calibri" w:hAnsi="Calibri" w:cs="Calibri"/>
-          <w:sz w:val="22"/>
-          <w:szCs w:val="22"/>
-        </w:rPr>
-        <w:t>sORF</w:t>
-      </w:r>
-      <w:proofErr w:type="spellEnd"/>
-      <w:r>
-        <w:rPr>
-          <w:rFonts w:ascii="Calibri" w:hAnsi="Calibri" w:cs="Calibri"/>
-          <w:sz w:val="22"/>
-          <w:szCs w:val="22"/>
-        </w:rPr>
-        <w:t xml:space="preserve"> (small ORF) detection.</w:t>
+        <w:t>Bakta vs. Prokka</w:t>
+      </w:r>
+      <w:r>
+        <w:rPr>
+          <w:rFonts w:ascii="Calibri" w:hAnsi="Calibri" w:cs="Calibri"/>
+          <w:sz w:val="22"/>
+          <w:szCs w:val="22"/>
+        </w:rPr>
+        <w:t>: You will likely notice Bakta finds more "CDS" or "hypothetical proteins" than Prokka because Bakta uses a larger, more updated database and better sORF (small ORF) detection.</w:t>
       </w:r>
     </w:p>
     <w:p>
@@ -13168,25 +9839,7 @@
           <w:sz w:val="22"/>
           <w:szCs w:val="22"/>
         </w:rPr>
-        <w:t xml:space="preserve">: These are usually quite stable across tools, but differences here often point to how the tools handle fragmented contigs (common in </w:t>
-      </w:r>
-      <w:proofErr w:type="spellStart"/>
-      <w:r>
-        <w:rPr>
-          <w:rFonts w:ascii="Calibri" w:hAnsi="Calibri" w:cs="Calibri"/>
-          <w:sz w:val="22"/>
-          <w:szCs w:val="22"/>
-        </w:rPr>
-        <w:t>SPAdes</w:t>
-      </w:r>
-      <w:proofErr w:type="spellEnd"/>
-      <w:r>
-        <w:rPr>
-          <w:rFonts w:ascii="Calibri" w:hAnsi="Calibri" w:cs="Calibri"/>
-          <w:sz w:val="22"/>
-          <w:szCs w:val="22"/>
-        </w:rPr>
-        <w:t>) vs. longer, continuous contigs (Flye).</w:t>
+        <w:t>: These are usually quite stable across tools, but differences here often point to how the tools handle fragmented contigs (common in SPAdes) vs. longer, continuous contigs (Flye).</w:t>
       </w:r>
     </w:p>
     <w:p>
@@ -13198,7 +9851,7 @@
           <w:szCs w:val="22"/>
         </w:rPr>
       </w:pPr>
-      <w:hyperlink r:id="rId29" w:tgtFrame="_blank" w:history="1">
+      <w:hyperlink r:id="rId30" w:tgtFrame="_blank" w:history="1">
         <w:r>
           <w:rPr>
             <w:rStyle w:val="Hyperlink"/>
@@ -13206,19 +9859,8 @@
             <w:sz w:val="22"/>
             <w:szCs w:val="22"/>
           </w:rPr>
-          <w:t xml:space="preserve">Bacterial Genome Annotation with </w:t>
+          <w:t>Bacterial Genome Annotation with Prokka</w:t>
         </w:r>
-        <w:proofErr w:type="spellStart"/>
-        <w:r>
-          <w:rPr>
-            <w:rStyle w:val="Hyperlink"/>
-            <w:rFonts w:ascii="Calibri" w:hAnsi="Calibri" w:cs="Calibri"/>
-            <w:sz w:val="22"/>
-            <w:szCs w:val="22"/>
-          </w:rPr>
-          <w:t>Prokka</w:t>
-        </w:r>
-        <w:proofErr w:type="spellEnd"/>
       </w:hyperlink>
     </w:p>
     <w:p>
@@ -13236,25 +9878,7 @@
           <w:sz w:val="22"/>
           <w:szCs w:val="22"/>
         </w:rPr>
-        <w:t xml:space="preserve">This video provides a practical walkthrough of running </w:t>
-      </w:r>
-      <w:proofErr w:type="spellStart"/>
-      <w:r>
-        <w:rPr>
-          <w:rFonts w:ascii="Calibri" w:hAnsi="Calibri" w:cs="Calibri"/>
-          <w:sz w:val="22"/>
-          <w:szCs w:val="22"/>
-        </w:rPr>
-        <w:t>Prokka</w:t>
-      </w:r>
-      <w:proofErr w:type="spellEnd"/>
-      <w:r>
-        <w:rPr>
-          <w:rFonts w:ascii="Calibri" w:hAnsi="Calibri" w:cs="Calibri"/>
-          <w:sz w:val="22"/>
-          <w:szCs w:val="22"/>
-        </w:rPr>
-        <w:t xml:space="preserve"> and interpreting the summary files that you will need to extract your counts from for the R plot.</w:t>
+        <w:t>This video provides a practical walkthrough of running Prokka and interpreting the summary files that you will need to extract your counts from for the R plot.</w:t>
       </w:r>
     </w:p>
     <w:p>
@@ -13331,43 +9955,7 @@
           <w:sz w:val="22"/>
           <w:szCs w:val="22"/>
         </w:rPr>
-        <w:t xml:space="preserve">ow can I highlight the </w:t>
-      </w:r>
-      <w:proofErr w:type="spellStart"/>
-      <w:r>
-        <w:rPr>
-          <w:rFonts w:ascii="Calibri" w:hAnsi="Calibri" w:cs="Calibri"/>
-          <w:sz w:val="22"/>
-          <w:szCs w:val="22"/>
-        </w:rPr>
-        <w:t>center</w:t>
-      </w:r>
-      <w:proofErr w:type="spellEnd"/>
-      <w:r>
-        <w:rPr>
-          <w:rFonts w:ascii="Calibri" w:hAnsi="Calibri" w:cs="Calibri"/>
-          <w:sz w:val="22"/>
-          <w:szCs w:val="22"/>
-        </w:rPr>
-        <w:t xml:space="preserve"> of the clusters of a </w:t>
-      </w:r>
-      <w:proofErr w:type="spellStart"/>
-      <w:r>
-        <w:rPr>
-          <w:rFonts w:ascii="Calibri" w:hAnsi="Calibri" w:cs="Calibri"/>
-          <w:sz w:val="22"/>
-          <w:szCs w:val="22"/>
-        </w:rPr>
-        <w:t>kmeans</w:t>
-      </w:r>
-      <w:proofErr w:type="spellEnd"/>
-      <w:r>
-        <w:rPr>
-          <w:rFonts w:ascii="Calibri" w:hAnsi="Calibri" w:cs="Calibri"/>
-          <w:sz w:val="22"/>
-          <w:szCs w:val="22"/>
-        </w:rPr>
-        <w:t xml:space="preserve"> plot</w:t>
+        <w:t>ow can I highlight the center of the clusters of a kmeans plot</w:t>
       </w:r>
       <w:r>
         <w:rPr>
@@ -13413,25 +10001,13 @@
           <w:szCs w:val="22"/>
         </w:rPr>
       </w:pPr>
-      <w:proofErr w:type="spellStart"/>
-      <w:proofErr w:type="gramStart"/>
-      <w:r>
-        <w:rPr>
-          <w:rFonts w:ascii="Calibri" w:hAnsi="Calibri" w:cs="Calibri"/>
-          <w:sz w:val="22"/>
-          <w:szCs w:val="22"/>
-        </w:rPr>
-        <w:t>set.seed</w:t>
-      </w:r>
-      <w:proofErr w:type="spellEnd"/>
-      <w:proofErr w:type="gramEnd"/>
-      <w:r>
-        <w:rPr>
-          <w:rFonts w:ascii="Calibri" w:hAnsi="Calibri" w:cs="Calibri"/>
-          <w:sz w:val="22"/>
-          <w:szCs w:val="22"/>
-        </w:rPr>
-        <w:t>(123)</w:t>
+      <w:r>
+        <w:rPr>
+          <w:rFonts w:ascii="Calibri" w:hAnsi="Calibri" w:cs="Calibri"/>
+          <w:sz w:val="22"/>
+          <w:szCs w:val="22"/>
+        </w:rPr>
+        <w:t>set.seed(123)</w:t>
       </w:r>
     </w:p>
     <w:p>
@@ -13479,95 +10055,13 @@
           <w:szCs w:val="22"/>
         </w:rPr>
       </w:pPr>
-      <w:proofErr w:type="spellStart"/>
-      <w:r>
-        <w:rPr>
-          <w:rFonts w:ascii="Calibri" w:hAnsi="Calibri" w:cs="Calibri"/>
-          <w:sz w:val="22"/>
-          <w:szCs w:val="22"/>
-        </w:rPr>
-        <w:t>km_samples</w:t>
-      </w:r>
-      <w:proofErr w:type="spellEnd"/>
-      <w:r>
-        <w:rPr>
-          <w:rFonts w:ascii="Calibri" w:hAnsi="Calibri" w:cs="Calibri"/>
-          <w:sz w:val="22"/>
-          <w:szCs w:val="22"/>
-        </w:rPr>
-        <w:t xml:space="preserve"> &lt;- </w:t>
-      </w:r>
-      <w:proofErr w:type="spellStart"/>
-      <w:r>
-        <w:rPr>
-          <w:rFonts w:ascii="Calibri" w:hAnsi="Calibri" w:cs="Calibri"/>
-          <w:sz w:val="22"/>
-          <w:szCs w:val="22"/>
-        </w:rPr>
-        <w:t>kmeans</w:t>
-      </w:r>
-      <w:proofErr w:type="spellEnd"/>
-      <w:r>
-        <w:rPr>
-          <w:rFonts w:ascii="Calibri" w:hAnsi="Calibri" w:cs="Calibri"/>
-          <w:sz w:val="22"/>
-          <w:szCs w:val="22"/>
-        </w:rPr>
-        <w:t>(t(</w:t>
-      </w:r>
-      <w:proofErr w:type="spellStart"/>
-      <w:r>
-        <w:rPr>
-          <w:rFonts w:ascii="Calibri" w:hAnsi="Calibri" w:cs="Calibri"/>
-          <w:sz w:val="22"/>
-          <w:szCs w:val="22"/>
-        </w:rPr>
-        <w:t>normalized_counts_sig</w:t>
-      </w:r>
-      <w:proofErr w:type="spellEnd"/>
-      <w:r>
-        <w:rPr>
-          <w:rFonts w:ascii="Calibri" w:hAnsi="Calibri" w:cs="Calibri"/>
-          <w:sz w:val="22"/>
-          <w:szCs w:val="22"/>
-        </w:rPr>
-        <w:t xml:space="preserve">), </w:t>
-      </w:r>
-      <w:proofErr w:type="spellStart"/>
-      <w:r>
-        <w:rPr>
-          <w:rFonts w:ascii="Calibri" w:hAnsi="Calibri" w:cs="Calibri"/>
-          <w:sz w:val="22"/>
-          <w:szCs w:val="22"/>
-        </w:rPr>
-        <w:t>centers</w:t>
-      </w:r>
-      <w:proofErr w:type="spellEnd"/>
-      <w:r>
-        <w:rPr>
-          <w:rFonts w:ascii="Calibri" w:hAnsi="Calibri" w:cs="Calibri"/>
-          <w:sz w:val="22"/>
-          <w:szCs w:val="22"/>
-        </w:rPr>
-        <w:t xml:space="preserve"> = k, </w:t>
-      </w:r>
-      <w:proofErr w:type="spellStart"/>
-      <w:r>
-        <w:rPr>
-          <w:rFonts w:ascii="Calibri" w:hAnsi="Calibri" w:cs="Calibri"/>
-          <w:sz w:val="22"/>
-          <w:szCs w:val="22"/>
-        </w:rPr>
-        <w:t>nstart</w:t>
-      </w:r>
-      <w:proofErr w:type="spellEnd"/>
-      <w:r>
-        <w:rPr>
-          <w:rFonts w:ascii="Calibri" w:hAnsi="Calibri" w:cs="Calibri"/>
-          <w:sz w:val="22"/>
-          <w:szCs w:val="22"/>
-        </w:rPr>
-        <w:t xml:space="preserve"> = 20)</w:t>
+      <w:r>
+        <w:rPr>
+          <w:rFonts w:ascii="Calibri" w:hAnsi="Calibri" w:cs="Calibri"/>
+          <w:sz w:val="22"/>
+          <w:szCs w:val="22"/>
+        </w:rPr>
+        <w:t>km_samples &lt;- kmeans(t(normalized_counts_sig), centers = k, nstart = 20)</w:t>
       </w:r>
     </w:p>
     <w:p>
@@ -13597,59 +10091,13 @@
           <w:szCs w:val="22"/>
         </w:rPr>
       </w:pPr>
-      <w:proofErr w:type="spellStart"/>
-      <w:r>
-        <w:rPr>
-          <w:rFonts w:ascii="Calibri" w:hAnsi="Calibri" w:cs="Calibri"/>
-          <w:sz w:val="22"/>
-          <w:szCs w:val="22"/>
-        </w:rPr>
-        <w:t>pca</w:t>
-      </w:r>
-      <w:proofErr w:type="spellEnd"/>
-      <w:r>
-        <w:rPr>
-          <w:rFonts w:ascii="Calibri" w:hAnsi="Calibri" w:cs="Calibri"/>
-          <w:sz w:val="22"/>
-          <w:szCs w:val="22"/>
-        </w:rPr>
-        <w:t xml:space="preserve"> &lt;- </w:t>
-      </w:r>
-      <w:proofErr w:type="spellStart"/>
-      <w:r>
-        <w:rPr>
-          <w:rFonts w:ascii="Calibri" w:hAnsi="Calibri" w:cs="Calibri"/>
-          <w:sz w:val="22"/>
-          <w:szCs w:val="22"/>
-        </w:rPr>
-        <w:t>prcomp</w:t>
-      </w:r>
-      <w:proofErr w:type="spellEnd"/>
-      <w:r>
-        <w:rPr>
-          <w:rFonts w:ascii="Calibri" w:hAnsi="Calibri" w:cs="Calibri"/>
-          <w:sz w:val="22"/>
-          <w:szCs w:val="22"/>
-        </w:rPr>
-        <w:t>(t(</w:t>
-      </w:r>
-      <w:proofErr w:type="spellStart"/>
-      <w:r>
-        <w:rPr>
-          <w:rFonts w:ascii="Calibri" w:hAnsi="Calibri" w:cs="Calibri"/>
-          <w:sz w:val="22"/>
-          <w:szCs w:val="22"/>
-        </w:rPr>
-        <w:t>normalized_counts_sig</w:t>
-      </w:r>
-      <w:proofErr w:type="spellEnd"/>
-      <w:r>
-        <w:rPr>
-          <w:rFonts w:ascii="Calibri" w:hAnsi="Calibri" w:cs="Calibri"/>
-          <w:sz w:val="22"/>
-          <w:szCs w:val="22"/>
-        </w:rPr>
-        <w:t>), scale. = TRUE)</w:t>
+      <w:r>
+        <w:rPr>
+          <w:rFonts w:ascii="Calibri" w:hAnsi="Calibri" w:cs="Calibri"/>
+          <w:sz w:val="22"/>
+          <w:szCs w:val="22"/>
+        </w:rPr>
+        <w:t>pca &lt;- prcomp(t(normalized_counts_sig), scale. = TRUE)</w:t>
       </w:r>
     </w:p>
     <w:p>
@@ -13661,79 +10109,13 @@
           <w:szCs w:val="22"/>
         </w:rPr>
       </w:pPr>
-      <w:proofErr w:type="spellStart"/>
-      <w:r>
-        <w:rPr>
-          <w:rFonts w:ascii="Calibri" w:hAnsi="Calibri" w:cs="Calibri"/>
-          <w:sz w:val="22"/>
-          <w:szCs w:val="22"/>
-        </w:rPr>
-        <w:t>pca_df</w:t>
-      </w:r>
-      <w:proofErr w:type="spellEnd"/>
-      <w:r>
-        <w:rPr>
-          <w:rFonts w:ascii="Calibri" w:hAnsi="Calibri" w:cs="Calibri"/>
-          <w:sz w:val="22"/>
-          <w:szCs w:val="22"/>
-        </w:rPr>
-        <w:t xml:space="preserve"> &lt;- </w:t>
-      </w:r>
-      <w:proofErr w:type="spellStart"/>
-      <w:proofErr w:type="gramStart"/>
-      <w:r>
-        <w:rPr>
-          <w:rFonts w:ascii="Calibri" w:hAnsi="Calibri" w:cs="Calibri"/>
-          <w:sz w:val="22"/>
-          <w:szCs w:val="22"/>
-        </w:rPr>
-        <w:t>data.frame</w:t>
-      </w:r>
-      <w:proofErr w:type="spellEnd"/>
-      <w:proofErr w:type="gramEnd"/>
-      <w:r>
-        <w:rPr>
-          <w:rFonts w:ascii="Calibri" w:hAnsi="Calibri" w:cs="Calibri"/>
-          <w:sz w:val="22"/>
-          <w:szCs w:val="22"/>
-        </w:rPr>
-        <w:t xml:space="preserve">(PC1 = </w:t>
-      </w:r>
-      <w:proofErr w:type="spellStart"/>
-      <w:r>
-        <w:rPr>
-          <w:rFonts w:ascii="Calibri" w:hAnsi="Calibri" w:cs="Calibri"/>
-          <w:sz w:val="22"/>
-          <w:szCs w:val="22"/>
-        </w:rPr>
-        <w:t>pca$</w:t>
-      </w:r>
-      <w:proofErr w:type="gramStart"/>
-      <w:r>
-        <w:rPr>
-          <w:rFonts w:ascii="Calibri" w:hAnsi="Calibri" w:cs="Calibri"/>
-          <w:sz w:val="22"/>
-          <w:szCs w:val="22"/>
-        </w:rPr>
-        <w:t>x</w:t>
-      </w:r>
-      <w:proofErr w:type="spellEnd"/>
-      <w:r>
-        <w:rPr>
-          <w:rFonts w:ascii="Calibri" w:hAnsi="Calibri" w:cs="Calibri"/>
-          <w:sz w:val="22"/>
-          <w:szCs w:val="22"/>
-        </w:rPr>
-        <w:t>[</w:t>
-      </w:r>
-      <w:proofErr w:type="gramEnd"/>
-      <w:r>
-        <w:rPr>
-          <w:rFonts w:ascii="Calibri" w:hAnsi="Calibri" w:cs="Calibri"/>
-          <w:sz w:val="22"/>
-          <w:szCs w:val="22"/>
-        </w:rPr>
-        <w:t>,1],</w:t>
+      <w:r>
+        <w:rPr>
+          <w:rFonts w:ascii="Calibri" w:hAnsi="Calibri" w:cs="Calibri"/>
+          <w:sz w:val="22"/>
+          <w:szCs w:val="22"/>
+        </w:rPr>
+        <w:t>pca_df &lt;- data.frame(PC1 = pca$x[,1],</w:t>
       </w:r>
     </w:p>
     <w:p>
@@ -13751,43 +10133,7 @@
           <w:sz w:val="22"/>
           <w:szCs w:val="22"/>
         </w:rPr>
-        <w:t xml:space="preserve">                     PC2 = </w:t>
-      </w:r>
-      <w:proofErr w:type="spellStart"/>
-      <w:r>
-        <w:rPr>
-          <w:rFonts w:ascii="Calibri" w:hAnsi="Calibri" w:cs="Calibri"/>
-          <w:sz w:val="22"/>
-          <w:szCs w:val="22"/>
-        </w:rPr>
-        <w:t>pca$</w:t>
-      </w:r>
-      <w:proofErr w:type="gramStart"/>
-      <w:r>
-        <w:rPr>
-          <w:rFonts w:ascii="Calibri" w:hAnsi="Calibri" w:cs="Calibri"/>
-          <w:sz w:val="22"/>
-          <w:szCs w:val="22"/>
-        </w:rPr>
-        <w:t>x</w:t>
-      </w:r>
-      <w:proofErr w:type="spellEnd"/>
-      <w:r>
-        <w:rPr>
-          <w:rFonts w:ascii="Calibri" w:hAnsi="Calibri" w:cs="Calibri"/>
-          <w:sz w:val="22"/>
-          <w:szCs w:val="22"/>
-        </w:rPr>
-        <w:t>[</w:t>
-      </w:r>
-      <w:proofErr w:type="gramEnd"/>
-      <w:r>
-        <w:rPr>
-          <w:rFonts w:ascii="Calibri" w:hAnsi="Calibri" w:cs="Calibri"/>
-          <w:sz w:val="22"/>
-          <w:szCs w:val="22"/>
-        </w:rPr>
-        <w:t>,2],</w:t>
+        <w:t xml:space="preserve">                     PC2 = pca$x[,2],</w:t>
       </w:r>
     </w:p>
     <w:p>
@@ -13805,45 +10151,7 @@
           <w:sz w:val="22"/>
           <w:szCs w:val="22"/>
         </w:rPr>
-        <w:t xml:space="preserve">                     Cluster = </w:t>
-      </w:r>
-      <w:proofErr w:type="spellStart"/>
-      <w:proofErr w:type="gramStart"/>
-      <w:r>
-        <w:rPr>
-          <w:rFonts w:ascii="Calibri" w:hAnsi="Calibri" w:cs="Calibri"/>
-          <w:sz w:val="22"/>
-          <w:szCs w:val="22"/>
-        </w:rPr>
-        <w:t>as.factor</w:t>
-      </w:r>
-      <w:proofErr w:type="spellEnd"/>
-      <w:proofErr w:type="gramEnd"/>
-      <w:r>
-        <w:rPr>
-          <w:rFonts w:ascii="Calibri" w:hAnsi="Calibri" w:cs="Calibri"/>
-          <w:sz w:val="22"/>
-          <w:szCs w:val="22"/>
-        </w:rPr>
-        <w:t>(</w:t>
-      </w:r>
-      <w:proofErr w:type="spellStart"/>
-      <w:r>
-        <w:rPr>
-          <w:rFonts w:ascii="Calibri" w:hAnsi="Calibri" w:cs="Calibri"/>
-          <w:sz w:val="22"/>
-          <w:szCs w:val="22"/>
-        </w:rPr>
-        <w:t>km_samples$cluster</w:t>
-      </w:r>
-      <w:proofErr w:type="spellEnd"/>
-      <w:r>
-        <w:rPr>
-          <w:rFonts w:ascii="Calibri" w:hAnsi="Calibri" w:cs="Calibri"/>
-          <w:sz w:val="22"/>
-          <w:szCs w:val="22"/>
-        </w:rPr>
-        <w:t>))</w:t>
+        <w:t xml:space="preserve">                     Cluster = as.factor(km_samples$cluster))</w:t>
       </w:r>
     </w:p>
     <w:p>
@@ -13855,71 +10163,13 @@
           <w:szCs w:val="22"/>
         </w:rPr>
       </w:pPr>
-      <w:proofErr w:type="spellStart"/>
-      <w:proofErr w:type="gramStart"/>
-      <w:r>
-        <w:rPr>
-          <w:rFonts w:ascii="Calibri" w:hAnsi="Calibri" w:cs="Calibri"/>
-          <w:sz w:val="22"/>
-          <w:szCs w:val="22"/>
-        </w:rPr>
-        <w:t>ggplot</w:t>
-      </w:r>
-      <w:proofErr w:type="spellEnd"/>
-      <w:r>
-        <w:rPr>
-          <w:rFonts w:ascii="Calibri" w:hAnsi="Calibri" w:cs="Calibri"/>
-          <w:sz w:val="22"/>
-          <w:szCs w:val="22"/>
-        </w:rPr>
-        <w:t>(</w:t>
-      </w:r>
-      <w:proofErr w:type="spellStart"/>
-      <w:proofErr w:type="gramEnd"/>
-      <w:r>
-        <w:rPr>
-          <w:rFonts w:ascii="Calibri" w:hAnsi="Calibri" w:cs="Calibri"/>
-          <w:sz w:val="22"/>
-          <w:szCs w:val="22"/>
-        </w:rPr>
-        <w:t>pca_df</w:t>
-      </w:r>
-      <w:proofErr w:type="spellEnd"/>
-      <w:r>
-        <w:rPr>
-          <w:rFonts w:ascii="Calibri" w:hAnsi="Calibri" w:cs="Calibri"/>
-          <w:sz w:val="22"/>
-          <w:szCs w:val="22"/>
-        </w:rPr>
-        <w:t xml:space="preserve">, </w:t>
-      </w:r>
-      <w:proofErr w:type="spellStart"/>
-      <w:proofErr w:type="gramStart"/>
-      <w:r>
-        <w:rPr>
-          <w:rFonts w:ascii="Calibri" w:hAnsi="Calibri" w:cs="Calibri"/>
-          <w:sz w:val="22"/>
-          <w:szCs w:val="22"/>
-        </w:rPr>
-        <w:t>aes</w:t>
-      </w:r>
-      <w:proofErr w:type="spellEnd"/>
-      <w:r>
-        <w:rPr>
-          <w:rFonts w:ascii="Calibri" w:hAnsi="Calibri" w:cs="Calibri"/>
-          <w:sz w:val="22"/>
-          <w:szCs w:val="22"/>
-        </w:rPr>
-        <w:t>(</w:t>
-      </w:r>
-      <w:proofErr w:type="gramEnd"/>
-      <w:r>
-        <w:rPr>
-          <w:rFonts w:ascii="Calibri" w:hAnsi="Calibri" w:cs="Calibri"/>
-          <w:sz w:val="22"/>
-          <w:szCs w:val="22"/>
-        </w:rPr>
-        <w:t>x = PC1, y = PC2, col = Cluster)) +</w:t>
+      <w:r>
+        <w:rPr>
+          <w:rFonts w:ascii="Calibri" w:hAnsi="Calibri" w:cs="Calibri"/>
+          <w:sz w:val="22"/>
+          <w:szCs w:val="22"/>
+        </w:rPr>
+        <w:t>ggplot(pca_df, aes(x = PC1, y = PC2, col = Cluster)) +</w:t>
       </w:r>
     </w:p>
     <w:p>
@@ -13937,43 +10187,7 @@
           <w:sz w:val="22"/>
           <w:szCs w:val="22"/>
         </w:rPr>
-        <w:t xml:space="preserve">  </w:t>
-      </w:r>
-      <w:proofErr w:type="spellStart"/>
-      <w:r>
-        <w:rPr>
-          <w:rFonts w:ascii="Calibri" w:hAnsi="Calibri" w:cs="Calibri"/>
-          <w:sz w:val="22"/>
-          <w:szCs w:val="22"/>
-        </w:rPr>
-        <w:t>geom_</w:t>
-      </w:r>
-      <w:proofErr w:type="gramStart"/>
-      <w:r>
-        <w:rPr>
-          <w:rFonts w:ascii="Calibri" w:hAnsi="Calibri" w:cs="Calibri"/>
-          <w:sz w:val="22"/>
-          <w:szCs w:val="22"/>
-        </w:rPr>
-        <w:t>point</w:t>
-      </w:r>
-      <w:proofErr w:type="spellEnd"/>
-      <w:r>
-        <w:rPr>
-          <w:rFonts w:ascii="Calibri" w:hAnsi="Calibri" w:cs="Calibri"/>
-          <w:sz w:val="22"/>
-          <w:szCs w:val="22"/>
-        </w:rPr>
-        <w:t>(</w:t>
-      </w:r>
-      <w:proofErr w:type="gramEnd"/>
-      <w:r>
-        <w:rPr>
-          <w:rFonts w:ascii="Calibri" w:hAnsi="Calibri" w:cs="Calibri"/>
-          <w:sz w:val="22"/>
-          <w:szCs w:val="22"/>
-        </w:rPr>
-        <w:t>size = 4) +</w:t>
+        <w:t xml:space="preserve">  geom_point(size = 4) +</w:t>
       </w:r>
     </w:p>
     <w:p>
@@ -13991,53 +10205,7 @@
           <w:sz w:val="22"/>
           <w:szCs w:val="22"/>
         </w:rPr>
-        <w:t xml:space="preserve">  </w:t>
-      </w:r>
-      <w:proofErr w:type="spellStart"/>
-      <w:r>
-        <w:rPr>
-          <w:rFonts w:ascii="Calibri" w:hAnsi="Calibri" w:cs="Calibri"/>
-          <w:sz w:val="22"/>
-          <w:szCs w:val="22"/>
-        </w:rPr>
-        <w:t>theme_</w:t>
-      </w:r>
-      <w:proofErr w:type="gramStart"/>
-      <w:r>
-        <w:rPr>
-          <w:rFonts w:ascii="Calibri" w:hAnsi="Calibri" w:cs="Calibri"/>
-          <w:sz w:val="22"/>
-          <w:szCs w:val="22"/>
-        </w:rPr>
-        <w:t>minimal</w:t>
-      </w:r>
-      <w:proofErr w:type="spellEnd"/>
-      <w:r>
-        <w:rPr>
-          <w:rFonts w:ascii="Calibri" w:hAnsi="Calibri" w:cs="Calibri"/>
-          <w:sz w:val="22"/>
-          <w:szCs w:val="22"/>
-        </w:rPr>
-        <w:t>(</w:t>
-      </w:r>
-      <w:proofErr w:type="spellStart"/>
-      <w:proofErr w:type="gramEnd"/>
-      <w:r>
-        <w:rPr>
-          <w:rFonts w:ascii="Calibri" w:hAnsi="Calibri" w:cs="Calibri"/>
-          <w:sz w:val="22"/>
-          <w:szCs w:val="22"/>
-        </w:rPr>
-        <w:t>base_size</w:t>
-      </w:r>
-      <w:proofErr w:type="spellEnd"/>
-      <w:r>
-        <w:rPr>
-          <w:rFonts w:ascii="Calibri" w:hAnsi="Calibri" w:cs="Calibri"/>
-          <w:sz w:val="22"/>
-          <w:szCs w:val="22"/>
-        </w:rPr>
-        <w:t xml:space="preserve"> = 16)</w:t>
+        <w:t xml:space="preserve">  theme_minimal(base_size = 16)</w:t>
       </w:r>
     </w:p>
     <w:p>
@@ -14091,89 +10259,7 @@
           <w:sz w:val="22"/>
           <w:szCs w:val="22"/>
         </w:rPr>
-        <w:t xml:space="preserve">To highlight the cluster </w:t>
-      </w:r>
-      <w:proofErr w:type="spellStart"/>
-      <w:r>
-        <w:rPr>
-          <w:rFonts w:ascii="Calibri" w:hAnsi="Calibri" w:cs="Calibri"/>
-          <w:sz w:val="22"/>
-          <w:szCs w:val="22"/>
-        </w:rPr>
-        <w:t>centers</w:t>
-      </w:r>
-      <w:proofErr w:type="spellEnd"/>
-      <w:r>
-        <w:rPr>
-          <w:rFonts w:ascii="Calibri" w:hAnsi="Calibri" w:cs="Calibri"/>
-          <w:sz w:val="22"/>
-          <w:szCs w:val="22"/>
-        </w:rPr>
-        <w:t xml:space="preserve"> (centroids), you need to map your k-means </w:t>
-      </w:r>
-      <w:proofErr w:type="spellStart"/>
-      <w:r>
-        <w:rPr>
-          <w:rFonts w:ascii="Calibri" w:hAnsi="Calibri" w:cs="Calibri"/>
-          <w:sz w:val="22"/>
-          <w:szCs w:val="22"/>
-        </w:rPr>
-        <w:t>centers</w:t>
-      </w:r>
-      <w:proofErr w:type="spellEnd"/>
-      <w:r>
-        <w:rPr>
-          <w:rFonts w:ascii="Calibri" w:hAnsi="Calibri" w:cs="Calibri"/>
-          <w:sz w:val="22"/>
-          <w:szCs w:val="22"/>
-        </w:rPr>
-        <w:t xml:space="preserve"> into the same PCA space as your data points. Since your PCA was performed on the original data, the </w:t>
-      </w:r>
-      <w:proofErr w:type="spellStart"/>
-      <w:r>
-        <w:rPr>
-          <w:rFonts w:ascii="Calibri" w:hAnsi="Calibri" w:cs="Calibri"/>
-          <w:sz w:val="22"/>
-          <w:szCs w:val="22"/>
-        </w:rPr>
-        <w:t>centers</w:t>
-      </w:r>
-      <w:proofErr w:type="spellEnd"/>
-      <w:r>
-        <w:rPr>
-          <w:rFonts w:ascii="Calibri" w:hAnsi="Calibri" w:cs="Calibri"/>
-          <w:sz w:val="22"/>
-          <w:szCs w:val="22"/>
-        </w:rPr>
-        <w:t xml:space="preserve"> returned by </w:t>
-      </w:r>
-      <w:proofErr w:type="spellStart"/>
-      <w:proofErr w:type="gramStart"/>
-      <w:r>
-        <w:rPr>
-          <w:rFonts w:ascii="Calibri" w:hAnsi="Calibri" w:cs="Calibri"/>
-          <w:sz w:val="22"/>
-          <w:szCs w:val="22"/>
-        </w:rPr>
-        <w:t>kmeans</w:t>
-      </w:r>
-      <w:proofErr w:type="spellEnd"/>
-      <w:r>
-        <w:rPr>
-          <w:rFonts w:ascii="Calibri" w:hAnsi="Calibri" w:cs="Calibri"/>
-          <w:sz w:val="22"/>
-          <w:szCs w:val="22"/>
-        </w:rPr>
-        <w:t>(</w:t>
-      </w:r>
-      <w:proofErr w:type="gramEnd"/>
-      <w:r>
-        <w:rPr>
-          <w:rFonts w:ascii="Calibri" w:hAnsi="Calibri" w:cs="Calibri"/>
-          <w:sz w:val="22"/>
-          <w:szCs w:val="22"/>
-        </w:rPr>
-        <w:t>) exist in that same high-dimensional space and can be "projected" using the existing PCA rotation.</w:t>
+        <w:t>To highlight the cluster centers (centroids), you need to map your k-means centers into the same PCA space as your data points. Since your PCA was performed on the original data, the centers returned by kmeans() exist in that same high-dimensional space and can be "projected" using the existing PCA rotation.</w:t>
       </w:r>
     </w:p>
     <w:p>
@@ -14191,25 +10277,7 @@
           <w:sz w:val="22"/>
           <w:szCs w:val="22"/>
         </w:rPr>
-        <w:t xml:space="preserve">Here is the most efficient way to do it using </w:t>
-      </w:r>
-      <w:proofErr w:type="gramStart"/>
-      <w:r>
-        <w:rPr>
-          <w:rFonts w:ascii="Calibri" w:hAnsi="Calibri" w:cs="Calibri"/>
-          <w:sz w:val="22"/>
-          <w:szCs w:val="22"/>
-        </w:rPr>
-        <w:t>predict(</w:t>
-      </w:r>
-      <w:proofErr w:type="gramEnd"/>
-      <w:r>
-        <w:rPr>
-          <w:rFonts w:ascii="Calibri" w:hAnsi="Calibri" w:cs="Calibri"/>
-          <w:sz w:val="22"/>
-          <w:szCs w:val="22"/>
-        </w:rPr>
-        <w:t>) or manual matrix multiplication:</w:t>
+        <w:t>Here is the most efficient way to do it using predict() or manual matrix multiplication:</w:t>
       </w:r>
     </w:p>
     <w:p>
@@ -14249,79 +10317,7 @@
           <w:sz w:val="22"/>
           <w:szCs w:val="22"/>
         </w:rPr>
-        <w:t xml:space="preserve">You need to transform the </w:t>
-      </w:r>
-      <w:proofErr w:type="spellStart"/>
-      <w:r>
-        <w:rPr>
-          <w:rFonts w:ascii="Calibri" w:hAnsi="Calibri" w:cs="Calibri"/>
-          <w:sz w:val="22"/>
-          <w:szCs w:val="22"/>
-        </w:rPr>
-        <w:t>km_samples$centers</w:t>
-      </w:r>
-      <w:proofErr w:type="spellEnd"/>
-      <w:r>
-        <w:rPr>
-          <w:rFonts w:ascii="Calibri" w:hAnsi="Calibri" w:cs="Calibri"/>
-          <w:sz w:val="22"/>
-          <w:szCs w:val="22"/>
-        </w:rPr>
-        <w:t xml:space="preserve"> using the </w:t>
-      </w:r>
-      <w:proofErr w:type="spellStart"/>
-      <w:r>
-        <w:rPr>
-          <w:rFonts w:ascii="Calibri" w:hAnsi="Calibri" w:cs="Calibri"/>
-          <w:sz w:val="22"/>
-          <w:szCs w:val="22"/>
-        </w:rPr>
-        <w:t>pca</w:t>
-      </w:r>
-      <w:proofErr w:type="spellEnd"/>
-      <w:r>
-        <w:rPr>
-          <w:rFonts w:ascii="Calibri" w:hAnsi="Calibri" w:cs="Calibri"/>
-          <w:sz w:val="22"/>
-          <w:szCs w:val="22"/>
-        </w:rPr>
-        <w:t xml:space="preserve"> object and add a </w:t>
-      </w:r>
-      <w:proofErr w:type="spellStart"/>
-      <w:r>
-        <w:rPr>
-          <w:rFonts w:ascii="Calibri" w:hAnsi="Calibri" w:cs="Calibri"/>
-          <w:sz w:val="22"/>
-          <w:szCs w:val="22"/>
-        </w:rPr>
-        <w:t>geom_</w:t>
-      </w:r>
-      <w:proofErr w:type="gramStart"/>
-      <w:r>
-        <w:rPr>
-          <w:rFonts w:ascii="Calibri" w:hAnsi="Calibri" w:cs="Calibri"/>
-          <w:sz w:val="22"/>
-          <w:szCs w:val="22"/>
-        </w:rPr>
-        <w:t>point</w:t>
-      </w:r>
-      <w:proofErr w:type="spellEnd"/>
-      <w:r>
-        <w:rPr>
-          <w:rFonts w:ascii="Calibri" w:hAnsi="Calibri" w:cs="Calibri"/>
-          <w:sz w:val="22"/>
-          <w:szCs w:val="22"/>
-        </w:rPr>
-        <w:t>(</w:t>
-      </w:r>
-      <w:proofErr w:type="gramEnd"/>
-      <w:r>
-        <w:rPr>
-          <w:rFonts w:ascii="Calibri" w:hAnsi="Calibri" w:cs="Calibri"/>
-          <w:sz w:val="22"/>
-          <w:szCs w:val="22"/>
-        </w:rPr>
-        <w:t>) layer specifically for those coordinates.</w:t>
+        <w:t>You need to transform the km_samples$centers using the pca object and add a geom_point() layer specifically for those coordinates.</w:t>
       </w:r>
     </w:p>
     <w:p>
@@ -14357,25 +10353,7 @@
           <w:sz w:val="22"/>
           <w:szCs w:val="22"/>
         </w:rPr>
-        <w:t xml:space="preserve"># 1. Project the </w:t>
-      </w:r>
-      <w:proofErr w:type="spellStart"/>
-      <w:r>
-        <w:rPr>
-          <w:rFonts w:ascii="Calibri" w:hAnsi="Calibri" w:cs="Calibri"/>
-          <w:sz w:val="22"/>
-          <w:szCs w:val="22"/>
-        </w:rPr>
-        <w:t>centers</w:t>
-      </w:r>
-      <w:proofErr w:type="spellEnd"/>
-      <w:r>
-        <w:rPr>
-          <w:rFonts w:ascii="Calibri" w:hAnsi="Calibri" w:cs="Calibri"/>
-          <w:sz w:val="22"/>
-          <w:szCs w:val="22"/>
-        </w:rPr>
-        <w:t xml:space="preserve"> into the PCA space</w:t>
+        <w:t># 1. Project the centers into the PCA space</w:t>
       </w:r>
     </w:p>
     <w:p>
@@ -14405,97 +10383,13 @@
           <w:szCs w:val="22"/>
         </w:rPr>
       </w:pPr>
-      <w:proofErr w:type="spellStart"/>
-      <w:r>
-        <w:rPr>
-          <w:rFonts w:ascii="Calibri" w:hAnsi="Calibri" w:cs="Calibri"/>
-          <w:sz w:val="22"/>
-          <w:szCs w:val="22"/>
-        </w:rPr>
-        <w:t>centers_pca</w:t>
-      </w:r>
-      <w:proofErr w:type="spellEnd"/>
-      <w:r>
-        <w:rPr>
-          <w:rFonts w:ascii="Calibri" w:hAnsi="Calibri" w:cs="Calibri"/>
-          <w:sz w:val="22"/>
-          <w:szCs w:val="22"/>
-        </w:rPr>
-        <w:t xml:space="preserve"> &lt;- </w:t>
-      </w:r>
-      <w:proofErr w:type="spellStart"/>
-      <w:r>
-        <w:rPr>
-          <w:rFonts w:ascii="Calibri" w:hAnsi="Calibri" w:cs="Calibri"/>
-          <w:sz w:val="22"/>
-          <w:szCs w:val="22"/>
-        </w:rPr>
-        <w:t>as.</w:t>
-      </w:r>
-      <w:proofErr w:type="gramStart"/>
-      <w:r>
-        <w:rPr>
-          <w:rFonts w:ascii="Calibri" w:hAnsi="Calibri" w:cs="Calibri"/>
-          <w:sz w:val="22"/>
-          <w:szCs w:val="22"/>
-        </w:rPr>
-        <w:t>data.frame</w:t>
-      </w:r>
-      <w:proofErr w:type="spellEnd"/>
-      <w:proofErr w:type="gramEnd"/>
-      <w:r>
-        <w:rPr>
-          <w:rFonts w:ascii="Calibri" w:hAnsi="Calibri" w:cs="Calibri"/>
-          <w:sz w:val="22"/>
-          <w:szCs w:val="22"/>
-        </w:rPr>
-        <w:t>(</w:t>
-      </w:r>
-      <w:proofErr w:type="gramStart"/>
-      <w:r>
-        <w:rPr>
-          <w:rFonts w:ascii="Calibri" w:hAnsi="Calibri" w:cs="Calibri"/>
-          <w:sz w:val="22"/>
-          <w:szCs w:val="22"/>
-        </w:rPr>
-        <w:t>predict(</w:t>
-      </w:r>
-      <w:proofErr w:type="spellStart"/>
-      <w:proofErr w:type="gramEnd"/>
-      <w:r>
-        <w:rPr>
-          <w:rFonts w:ascii="Calibri" w:hAnsi="Calibri" w:cs="Calibri"/>
-          <w:sz w:val="22"/>
-          <w:szCs w:val="22"/>
-        </w:rPr>
-        <w:t>pca</w:t>
-      </w:r>
-      <w:proofErr w:type="spellEnd"/>
-      <w:r>
-        <w:rPr>
-          <w:rFonts w:ascii="Calibri" w:hAnsi="Calibri" w:cs="Calibri"/>
-          <w:sz w:val="22"/>
-          <w:szCs w:val="22"/>
-        </w:rPr>
-        <w:t xml:space="preserve">, </w:t>
-      </w:r>
-      <w:proofErr w:type="spellStart"/>
-      <w:r>
-        <w:rPr>
-          <w:rFonts w:ascii="Calibri" w:hAnsi="Calibri" w:cs="Calibri"/>
-          <w:sz w:val="22"/>
-          <w:szCs w:val="22"/>
-        </w:rPr>
-        <w:t>km_samples$centers</w:t>
-      </w:r>
-      <w:proofErr w:type="spellEnd"/>
-      <w:r>
-        <w:rPr>
-          <w:rFonts w:ascii="Calibri" w:hAnsi="Calibri" w:cs="Calibri"/>
-          <w:sz w:val="22"/>
-          <w:szCs w:val="22"/>
-        </w:rPr>
-        <w:t>))</w:t>
+      <w:r>
+        <w:rPr>
+          <w:rFonts w:ascii="Calibri" w:hAnsi="Calibri" w:cs="Calibri"/>
+          <w:sz w:val="22"/>
+          <w:szCs w:val="22"/>
+        </w:rPr>
+        <w:t>centers_pca &lt;- as.data.frame(predict(pca, km_samples$centers))</w:t>
       </w:r>
     </w:p>
     <w:p>
@@ -14507,61 +10401,13 @@
           <w:szCs w:val="22"/>
         </w:rPr>
       </w:pPr>
-      <w:proofErr w:type="spellStart"/>
-      <w:r>
-        <w:rPr>
-          <w:rFonts w:ascii="Calibri" w:hAnsi="Calibri" w:cs="Calibri"/>
-          <w:sz w:val="22"/>
-          <w:szCs w:val="22"/>
-        </w:rPr>
-        <w:t>centers_pca$Cluster</w:t>
-      </w:r>
-      <w:proofErr w:type="spellEnd"/>
-      <w:r>
-        <w:rPr>
-          <w:rFonts w:ascii="Calibri" w:hAnsi="Calibri" w:cs="Calibri"/>
-          <w:sz w:val="22"/>
-          <w:szCs w:val="22"/>
-        </w:rPr>
-        <w:t xml:space="preserve"> &lt;- </w:t>
-      </w:r>
-      <w:proofErr w:type="spellStart"/>
-      <w:proofErr w:type="gramStart"/>
-      <w:r>
-        <w:rPr>
-          <w:rFonts w:ascii="Calibri" w:hAnsi="Calibri" w:cs="Calibri"/>
-          <w:sz w:val="22"/>
-          <w:szCs w:val="22"/>
-        </w:rPr>
-        <w:t>as.factor</w:t>
-      </w:r>
-      <w:proofErr w:type="spellEnd"/>
-      <w:proofErr w:type="gramEnd"/>
-      <w:r>
-        <w:rPr>
-          <w:rFonts w:ascii="Calibri" w:hAnsi="Calibri" w:cs="Calibri"/>
-          <w:sz w:val="22"/>
-          <w:szCs w:val="22"/>
-        </w:rPr>
-        <w:t>(</w:t>
-      </w:r>
-      <w:proofErr w:type="gramStart"/>
-      <w:r>
-        <w:rPr>
-          <w:rFonts w:ascii="Calibri" w:hAnsi="Calibri" w:cs="Calibri"/>
-          <w:sz w:val="22"/>
-          <w:szCs w:val="22"/>
-        </w:rPr>
-        <w:t>1:k</w:t>
-      </w:r>
-      <w:proofErr w:type="gramEnd"/>
-      <w:r>
-        <w:rPr>
-          <w:rFonts w:ascii="Calibri" w:hAnsi="Calibri" w:cs="Calibri"/>
-          <w:sz w:val="22"/>
-          <w:szCs w:val="22"/>
-        </w:rPr>
-        <w:t>)</w:t>
+      <w:r>
+        <w:rPr>
+          <w:rFonts w:ascii="Calibri" w:hAnsi="Calibri" w:cs="Calibri"/>
+          <w:sz w:val="22"/>
+          <w:szCs w:val="22"/>
+        </w:rPr>
+        <w:t>centers_pca$Cluster &lt;- as.factor(1:k)</w:t>
       </w:r>
     </w:p>
     <w:p>
@@ -14589,18 +10435,8 @@
           <w:sz w:val="22"/>
           <w:szCs w:val="22"/>
         </w:rPr>
-        <w:t xml:space="preserve"># 2. Plot with an additional layer for </w:t>
-      </w:r>
-      <w:proofErr w:type="spellStart"/>
-      <w:r>
-        <w:rPr>
-          <w:rFonts w:ascii="Calibri" w:hAnsi="Calibri" w:cs="Calibri"/>
-          <w:sz w:val="22"/>
-          <w:szCs w:val="22"/>
-        </w:rPr>
-        <w:t>centers</w:t>
-      </w:r>
-      <w:proofErr w:type="spellEnd"/>
+        <w:t># 2. Plot with an additional layer for centers</w:t>
+      </w:r>
     </w:p>
     <w:p>
       <w:pPr>
@@ -14611,71 +10447,13 @@
           <w:szCs w:val="22"/>
         </w:rPr>
       </w:pPr>
-      <w:proofErr w:type="spellStart"/>
-      <w:proofErr w:type="gramStart"/>
-      <w:r>
-        <w:rPr>
-          <w:rFonts w:ascii="Calibri" w:hAnsi="Calibri" w:cs="Calibri"/>
-          <w:sz w:val="22"/>
-          <w:szCs w:val="22"/>
-        </w:rPr>
-        <w:t>ggplot</w:t>
-      </w:r>
-      <w:proofErr w:type="spellEnd"/>
-      <w:r>
-        <w:rPr>
-          <w:rFonts w:ascii="Calibri" w:hAnsi="Calibri" w:cs="Calibri"/>
-          <w:sz w:val="22"/>
-          <w:szCs w:val="22"/>
-        </w:rPr>
-        <w:t>(</w:t>
-      </w:r>
-      <w:proofErr w:type="spellStart"/>
-      <w:proofErr w:type="gramEnd"/>
-      <w:r>
-        <w:rPr>
-          <w:rFonts w:ascii="Calibri" w:hAnsi="Calibri" w:cs="Calibri"/>
-          <w:sz w:val="22"/>
-          <w:szCs w:val="22"/>
-        </w:rPr>
-        <w:t>pca_df</w:t>
-      </w:r>
-      <w:proofErr w:type="spellEnd"/>
-      <w:r>
-        <w:rPr>
-          <w:rFonts w:ascii="Calibri" w:hAnsi="Calibri" w:cs="Calibri"/>
-          <w:sz w:val="22"/>
-          <w:szCs w:val="22"/>
-        </w:rPr>
-        <w:t xml:space="preserve">, </w:t>
-      </w:r>
-      <w:proofErr w:type="spellStart"/>
-      <w:proofErr w:type="gramStart"/>
-      <w:r>
-        <w:rPr>
-          <w:rFonts w:ascii="Calibri" w:hAnsi="Calibri" w:cs="Calibri"/>
-          <w:sz w:val="22"/>
-          <w:szCs w:val="22"/>
-        </w:rPr>
-        <w:t>aes</w:t>
-      </w:r>
-      <w:proofErr w:type="spellEnd"/>
-      <w:r>
-        <w:rPr>
-          <w:rFonts w:ascii="Calibri" w:hAnsi="Calibri" w:cs="Calibri"/>
-          <w:sz w:val="22"/>
-          <w:szCs w:val="22"/>
-        </w:rPr>
-        <w:t>(</w:t>
-      </w:r>
-      <w:proofErr w:type="gramEnd"/>
-      <w:r>
-        <w:rPr>
-          <w:rFonts w:ascii="Calibri" w:hAnsi="Calibri" w:cs="Calibri"/>
-          <w:sz w:val="22"/>
-          <w:szCs w:val="22"/>
-        </w:rPr>
-        <w:t>x = PC1, y = PC2, col = Cluster)) +</w:t>
+      <w:r>
+        <w:rPr>
+          <w:rFonts w:ascii="Calibri" w:hAnsi="Calibri" w:cs="Calibri"/>
+          <w:sz w:val="22"/>
+          <w:szCs w:val="22"/>
+        </w:rPr>
+        <w:t>ggplot(pca_df, aes(x = PC1, y = PC2, col = Cluster)) +</w:t>
       </w:r>
     </w:p>
     <w:p>
@@ -14693,43 +10471,7 @@
           <w:sz w:val="22"/>
           <w:szCs w:val="22"/>
         </w:rPr>
-        <w:t xml:space="preserve">  </w:t>
-      </w:r>
-      <w:proofErr w:type="spellStart"/>
-      <w:r>
-        <w:rPr>
-          <w:rFonts w:ascii="Calibri" w:hAnsi="Calibri" w:cs="Calibri"/>
-          <w:sz w:val="22"/>
-          <w:szCs w:val="22"/>
-        </w:rPr>
-        <w:t>geom_</w:t>
-      </w:r>
-      <w:proofErr w:type="gramStart"/>
-      <w:r>
-        <w:rPr>
-          <w:rFonts w:ascii="Calibri" w:hAnsi="Calibri" w:cs="Calibri"/>
-          <w:sz w:val="22"/>
-          <w:szCs w:val="22"/>
-        </w:rPr>
-        <w:t>point</w:t>
-      </w:r>
-      <w:proofErr w:type="spellEnd"/>
-      <w:r>
-        <w:rPr>
-          <w:rFonts w:ascii="Calibri" w:hAnsi="Calibri" w:cs="Calibri"/>
-          <w:sz w:val="22"/>
-          <w:szCs w:val="22"/>
-        </w:rPr>
-        <w:t>(</w:t>
-      </w:r>
-      <w:proofErr w:type="gramEnd"/>
-      <w:r>
-        <w:rPr>
-          <w:rFonts w:ascii="Calibri" w:hAnsi="Calibri" w:cs="Calibri"/>
-          <w:sz w:val="22"/>
-          <w:szCs w:val="22"/>
-        </w:rPr>
-        <w:t>size = 4, alpha = 0.6) + # Dim the samples slightly</w:t>
+        <w:t xml:space="preserve">  geom_point(size = 4, alpha = 0.6) + # Dim the samples slightly</w:t>
       </w:r>
     </w:p>
     <w:p>
@@ -14747,25 +10489,7 @@
           <w:sz w:val="22"/>
           <w:szCs w:val="22"/>
         </w:rPr>
-        <w:t xml:space="preserve">  # Add the </w:t>
-      </w:r>
-      <w:proofErr w:type="spellStart"/>
-      <w:r>
-        <w:rPr>
-          <w:rFonts w:ascii="Calibri" w:hAnsi="Calibri" w:cs="Calibri"/>
-          <w:sz w:val="22"/>
-          <w:szCs w:val="22"/>
-        </w:rPr>
-        <w:t>centers</w:t>
-      </w:r>
-      <w:proofErr w:type="spellEnd"/>
-      <w:r>
-        <w:rPr>
-          <w:rFonts w:ascii="Calibri" w:hAnsi="Calibri" w:cs="Calibri"/>
-          <w:sz w:val="22"/>
-          <w:szCs w:val="22"/>
-        </w:rPr>
-        <w:t xml:space="preserve"> as large, distinct shapes (e.g., diamonds or crosses)</w:t>
+        <w:t xml:space="preserve">  # Add the centers as large, distinct shapes (e.g., diamonds or crosses)</w:t>
       </w:r>
     </w:p>
     <w:p>
@@ -14783,61 +10507,7 @@
           <w:sz w:val="22"/>
           <w:szCs w:val="22"/>
         </w:rPr>
-        <w:t xml:space="preserve">  </w:t>
-      </w:r>
-      <w:proofErr w:type="spellStart"/>
-      <w:r>
-        <w:rPr>
-          <w:rFonts w:ascii="Calibri" w:hAnsi="Calibri" w:cs="Calibri"/>
-          <w:sz w:val="22"/>
-          <w:szCs w:val="22"/>
-        </w:rPr>
-        <w:t>geom_</w:t>
-      </w:r>
-      <w:proofErr w:type="gramStart"/>
-      <w:r>
-        <w:rPr>
-          <w:rFonts w:ascii="Calibri" w:hAnsi="Calibri" w:cs="Calibri"/>
-          <w:sz w:val="22"/>
-          <w:szCs w:val="22"/>
-        </w:rPr>
-        <w:t>point</w:t>
-      </w:r>
-      <w:proofErr w:type="spellEnd"/>
-      <w:r>
-        <w:rPr>
-          <w:rFonts w:ascii="Calibri" w:hAnsi="Calibri" w:cs="Calibri"/>
-          <w:sz w:val="22"/>
-          <w:szCs w:val="22"/>
-        </w:rPr>
-        <w:t>(</w:t>
-      </w:r>
-      <w:proofErr w:type="gramEnd"/>
-      <w:r>
-        <w:rPr>
-          <w:rFonts w:ascii="Calibri" w:hAnsi="Calibri" w:cs="Calibri"/>
-          <w:sz w:val="22"/>
-          <w:szCs w:val="22"/>
-        </w:rPr>
-        <w:t xml:space="preserve">data = </w:t>
-      </w:r>
-      <w:proofErr w:type="spellStart"/>
-      <w:r>
-        <w:rPr>
-          <w:rFonts w:ascii="Calibri" w:hAnsi="Calibri" w:cs="Calibri"/>
-          <w:sz w:val="22"/>
-          <w:szCs w:val="22"/>
-        </w:rPr>
-        <w:t>centers_pca</w:t>
-      </w:r>
-      <w:proofErr w:type="spellEnd"/>
-      <w:r>
-        <w:rPr>
-          <w:rFonts w:ascii="Calibri" w:hAnsi="Calibri" w:cs="Calibri"/>
-          <w:sz w:val="22"/>
-          <w:szCs w:val="22"/>
-        </w:rPr>
-        <w:t xml:space="preserve">, </w:t>
+        <w:t xml:space="preserve">  geom_point(data = centers_pca, </w:t>
       </w:r>
     </w:p>
     <w:p>
@@ -14855,35 +10525,7 @@
           <w:sz w:val="22"/>
           <w:szCs w:val="22"/>
         </w:rPr>
-        <w:t xml:space="preserve">             </w:t>
-      </w:r>
-      <w:proofErr w:type="spellStart"/>
-      <w:proofErr w:type="gramStart"/>
-      <w:r>
-        <w:rPr>
-          <w:rFonts w:ascii="Calibri" w:hAnsi="Calibri" w:cs="Calibri"/>
-          <w:sz w:val="22"/>
-          <w:szCs w:val="22"/>
-        </w:rPr>
-        <w:t>aes</w:t>
-      </w:r>
-      <w:proofErr w:type="spellEnd"/>
-      <w:r>
-        <w:rPr>
-          <w:rFonts w:ascii="Calibri" w:hAnsi="Calibri" w:cs="Calibri"/>
-          <w:sz w:val="22"/>
-          <w:szCs w:val="22"/>
-        </w:rPr>
-        <w:t>(</w:t>
-      </w:r>
-      <w:proofErr w:type="gramEnd"/>
-      <w:r>
-        <w:rPr>
-          <w:rFonts w:ascii="Calibri" w:hAnsi="Calibri" w:cs="Calibri"/>
-          <w:sz w:val="22"/>
-          <w:szCs w:val="22"/>
-        </w:rPr>
-        <w:t xml:space="preserve">x = PC1, y = PC2, fill = Cluster), </w:t>
+        <w:t xml:space="preserve">             aes(x = PC1, y = PC2, fill = Cluster), </w:t>
       </w:r>
     </w:p>
     <w:p>
@@ -14901,25 +10543,7 @@
           <w:sz w:val="22"/>
           <w:szCs w:val="22"/>
         </w:rPr>
-        <w:t xml:space="preserve">             size = 8, shape = 23, stroke = 2, </w:t>
-      </w:r>
-      <w:proofErr w:type="spellStart"/>
-      <w:r>
-        <w:rPr>
-          <w:rFonts w:ascii="Calibri" w:hAnsi="Calibri" w:cs="Calibri"/>
-          <w:sz w:val="22"/>
-          <w:szCs w:val="22"/>
-        </w:rPr>
-        <w:t>color</w:t>
-      </w:r>
-      <w:proofErr w:type="spellEnd"/>
-      <w:r>
-        <w:rPr>
-          <w:rFonts w:ascii="Calibri" w:hAnsi="Calibri" w:cs="Calibri"/>
-          <w:sz w:val="22"/>
-          <w:szCs w:val="22"/>
-        </w:rPr>
-        <w:t xml:space="preserve"> = "black") +</w:t>
+        <w:t xml:space="preserve">             size = 8, shape = 23, stroke = 2, color = "black") +</w:t>
       </w:r>
     </w:p>
     <w:p>
@@ -14937,53 +10561,7 @@
           <w:sz w:val="22"/>
           <w:szCs w:val="22"/>
         </w:rPr>
-        <w:t xml:space="preserve">  </w:t>
-      </w:r>
-      <w:proofErr w:type="spellStart"/>
-      <w:r>
-        <w:rPr>
-          <w:rFonts w:ascii="Calibri" w:hAnsi="Calibri" w:cs="Calibri"/>
-          <w:sz w:val="22"/>
-          <w:szCs w:val="22"/>
-        </w:rPr>
-        <w:t>theme_</w:t>
-      </w:r>
-      <w:proofErr w:type="gramStart"/>
-      <w:r>
-        <w:rPr>
-          <w:rFonts w:ascii="Calibri" w:hAnsi="Calibri" w:cs="Calibri"/>
-          <w:sz w:val="22"/>
-          <w:szCs w:val="22"/>
-        </w:rPr>
-        <w:t>minimal</w:t>
-      </w:r>
-      <w:proofErr w:type="spellEnd"/>
-      <w:r>
-        <w:rPr>
-          <w:rFonts w:ascii="Calibri" w:hAnsi="Calibri" w:cs="Calibri"/>
-          <w:sz w:val="22"/>
-          <w:szCs w:val="22"/>
-        </w:rPr>
-        <w:t>(</w:t>
-      </w:r>
-      <w:proofErr w:type="spellStart"/>
-      <w:proofErr w:type="gramEnd"/>
-      <w:r>
-        <w:rPr>
-          <w:rFonts w:ascii="Calibri" w:hAnsi="Calibri" w:cs="Calibri"/>
-          <w:sz w:val="22"/>
-          <w:szCs w:val="22"/>
-        </w:rPr>
-        <w:t>base_size</w:t>
-      </w:r>
-      <w:proofErr w:type="spellEnd"/>
-      <w:r>
-        <w:rPr>
-          <w:rFonts w:ascii="Calibri" w:hAnsi="Calibri" w:cs="Calibri"/>
-          <w:sz w:val="22"/>
-          <w:szCs w:val="22"/>
-        </w:rPr>
-        <w:t xml:space="preserve"> = 16) +</w:t>
+        <w:t xml:space="preserve">  theme_minimal(base_size = 16) +</w:t>
       </w:r>
     </w:p>
     <w:p>
@@ -15001,25 +10579,7 @@
           <w:sz w:val="22"/>
           <w:szCs w:val="22"/>
         </w:rPr>
-        <w:t xml:space="preserve">  </w:t>
-      </w:r>
-      <w:proofErr w:type="gramStart"/>
-      <w:r>
-        <w:rPr>
-          <w:rFonts w:ascii="Calibri" w:hAnsi="Calibri" w:cs="Calibri"/>
-          <w:sz w:val="22"/>
-          <w:szCs w:val="22"/>
-        </w:rPr>
-        <w:t>labs(</w:t>
-      </w:r>
-      <w:proofErr w:type="gramEnd"/>
-      <w:r>
-        <w:rPr>
-          <w:rFonts w:ascii="Calibri" w:hAnsi="Calibri" w:cs="Calibri"/>
-          <w:sz w:val="22"/>
-          <w:szCs w:val="22"/>
-        </w:rPr>
-        <w:t>title = "K-means Clusters with Centroids")</w:t>
+        <w:t xml:space="preserve">  labs(title = "K-means Clusters with Centroids")</w:t>
       </w:r>
     </w:p>
     <w:p>
@@ -15077,7 +10637,6 @@
           <w:szCs w:val="22"/>
         </w:rPr>
       </w:pPr>
-      <w:proofErr w:type="gramStart"/>
       <w:r>
         <w:rPr>
           <w:rFonts w:ascii="Calibri" w:hAnsi="Calibri" w:cs="Calibri"/>
@@ -15086,114 +10645,15 @@
           <w:sz w:val="22"/>
           <w:szCs w:val="22"/>
         </w:rPr>
-        <w:t>predict(</w:t>
-      </w:r>
-      <w:proofErr w:type="spellStart"/>
-      <w:proofErr w:type="gramEnd"/>
-      <w:r>
-        <w:rPr>
-          <w:rFonts w:ascii="Calibri" w:hAnsi="Calibri" w:cs="Calibri"/>
-          <w:b/>
-          <w:bCs/>
-          <w:sz w:val="22"/>
-          <w:szCs w:val="22"/>
-        </w:rPr>
-        <w:t>pca</w:t>
-      </w:r>
-      <w:proofErr w:type="spellEnd"/>
-      <w:r>
-        <w:rPr>
-          <w:rFonts w:ascii="Calibri" w:hAnsi="Calibri" w:cs="Calibri"/>
-          <w:b/>
-          <w:bCs/>
-          <w:sz w:val="22"/>
-          <w:szCs w:val="22"/>
-        </w:rPr>
-        <w:t xml:space="preserve">, </w:t>
-      </w:r>
-      <w:proofErr w:type="spellStart"/>
-      <w:r>
-        <w:rPr>
-          <w:rFonts w:ascii="Calibri" w:hAnsi="Calibri" w:cs="Calibri"/>
-          <w:b/>
-          <w:bCs/>
-          <w:sz w:val="22"/>
-          <w:szCs w:val="22"/>
-        </w:rPr>
-        <w:t>km_samples$centers</w:t>
-      </w:r>
-      <w:proofErr w:type="spellEnd"/>
-      <w:r>
-        <w:rPr>
-          <w:rFonts w:ascii="Calibri" w:hAnsi="Calibri" w:cs="Calibri"/>
-          <w:b/>
-          <w:bCs/>
-          <w:sz w:val="22"/>
-          <w:szCs w:val="22"/>
-        </w:rPr>
-        <w:t>)</w:t>
-      </w:r>
-      <w:r>
-        <w:rPr>
-          <w:rFonts w:ascii="Calibri" w:hAnsi="Calibri" w:cs="Calibri"/>
-          <w:sz w:val="22"/>
-          <w:szCs w:val="22"/>
-        </w:rPr>
-        <w:t xml:space="preserve">: This applies the exact same scaling and rotation used on your samples to the cluster </w:t>
-      </w:r>
-      <w:proofErr w:type="spellStart"/>
-      <w:r>
-        <w:rPr>
-          <w:rFonts w:ascii="Calibri" w:hAnsi="Calibri" w:cs="Calibri"/>
-          <w:sz w:val="22"/>
-          <w:szCs w:val="22"/>
-        </w:rPr>
-        <w:t>centers</w:t>
-      </w:r>
-      <w:proofErr w:type="spellEnd"/>
-      <w:r>
-        <w:rPr>
-          <w:rFonts w:ascii="Calibri" w:hAnsi="Calibri" w:cs="Calibri"/>
-          <w:sz w:val="22"/>
-          <w:szCs w:val="22"/>
-        </w:rPr>
-        <w:t>. This ensures the "</w:t>
-      </w:r>
-      <w:proofErr w:type="spellStart"/>
-      <w:r>
-        <w:rPr>
-          <w:rFonts w:ascii="Calibri" w:hAnsi="Calibri" w:cs="Calibri"/>
-          <w:sz w:val="22"/>
-          <w:szCs w:val="22"/>
-        </w:rPr>
-        <w:t>center</w:t>
-      </w:r>
-      <w:proofErr w:type="spellEnd"/>
-      <w:r>
-        <w:rPr>
-          <w:rFonts w:ascii="Calibri" w:hAnsi="Calibri" w:cs="Calibri"/>
-          <w:sz w:val="22"/>
-          <w:szCs w:val="22"/>
-        </w:rPr>
-        <w:t xml:space="preserve">" </w:t>
-      </w:r>
-      <w:proofErr w:type="gramStart"/>
-      <w:r>
-        <w:rPr>
-          <w:rFonts w:ascii="Calibri" w:hAnsi="Calibri" w:cs="Calibri"/>
-          <w:sz w:val="22"/>
-          <w:szCs w:val="22"/>
-        </w:rPr>
-        <w:t>actually aligns</w:t>
-      </w:r>
-      <w:proofErr w:type="gramEnd"/>
-      <w:r>
-        <w:rPr>
-          <w:rFonts w:ascii="Calibri" w:hAnsi="Calibri" w:cs="Calibri"/>
-          <w:sz w:val="22"/>
-          <w:szCs w:val="22"/>
-        </w:rPr>
-        <w:t xml:space="preserve"> with the middle of the points on your 2D plot.</w:t>
+        <w:t>predict(pca, km_samples$centers)</w:t>
+      </w:r>
+      <w:r>
+        <w:rPr>
+          <w:rFonts w:ascii="Calibri" w:hAnsi="Calibri" w:cs="Calibri"/>
+          <w:sz w:val="22"/>
+          <w:szCs w:val="22"/>
+        </w:rPr>
+        <w:t>: This applies the exact same scaling and rotation used on your samples to the cluster centers. This ensures the "center" actually aligns with the middle of the points on your 2D plot.</w:t>
       </w:r>
     </w:p>
     <w:p>
@@ -15226,43 +10686,7 @@
           <w:sz w:val="22"/>
           <w:szCs w:val="22"/>
         </w:rPr>
-        <w:t xml:space="preserve">: This is a diamond with a border. By using fill = Cluster and </w:t>
-      </w:r>
-      <w:proofErr w:type="spellStart"/>
-      <w:r>
-        <w:rPr>
-          <w:rFonts w:ascii="Calibri" w:hAnsi="Calibri" w:cs="Calibri"/>
-          <w:sz w:val="22"/>
-          <w:szCs w:val="22"/>
-        </w:rPr>
-        <w:t>color</w:t>
-      </w:r>
-      <w:proofErr w:type="spellEnd"/>
-      <w:r>
-        <w:rPr>
-          <w:rFonts w:ascii="Calibri" w:hAnsi="Calibri" w:cs="Calibri"/>
-          <w:sz w:val="22"/>
-          <w:szCs w:val="22"/>
-        </w:rPr>
-        <w:t xml:space="preserve"> = "black", the </w:t>
-      </w:r>
-      <w:proofErr w:type="spellStart"/>
-      <w:r>
-        <w:rPr>
-          <w:rFonts w:ascii="Calibri" w:hAnsi="Calibri" w:cs="Calibri"/>
-          <w:sz w:val="22"/>
-          <w:szCs w:val="22"/>
-        </w:rPr>
-        <w:t>center</w:t>
-      </w:r>
-      <w:proofErr w:type="spellEnd"/>
-      <w:r>
-        <w:rPr>
-          <w:rFonts w:ascii="Calibri" w:hAnsi="Calibri" w:cs="Calibri"/>
-          <w:sz w:val="22"/>
-          <w:szCs w:val="22"/>
-        </w:rPr>
-        <w:t xml:space="preserve"> becomes highly visible against the surrounding points.</w:t>
+        <w:t>: This is a diamond with a border. By using fill = Cluster and color = "black", the center becomes highly visible against the surrounding points.</w:t>
       </w:r>
     </w:p>
     <w:p>
@@ -15294,61 +10718,7 @@
           <w:sz w:val="22"/>
           <w:szCs w:val="22"/>
         </w:rPr>
-        <w:t xml:space="preserve">: Placing the </w:t>
-      </w:r>
-      <w:proofErr w:type="spellStart"/>
-      <w:r>
-        <w:rPr>
-          <w:rFonts w:ascii="Calibri" w:hAnsi="Calibri" w:cs="Calibri"/>
-          <w:sz w:val="22"/>
-          <w:szCs w:val="22"/>
-        </w:rPr>
-        <w:t>centers</w:t>
-      </w:r>
-      <w:proofErr w:type="spellEnd"/>
-      <w:r>
-        <w:rPr>
-          <w:rFonts w:ascii="Calibri" w:hAnsi="Calibri" w:cs="Calibri"/>
-          <w:sz w:val="22"/>
-          <w:szCs w:val="22"/>
-        </w:rPr>
-        <w:t xml:space="preserve"> in a second </w:t>
-      </w:r>
-      <w:proofErr w:type="spellStart"/>
-      <w:r>
-        <w:rPr>
-          <w:rFonts w:ascii="Calibri" w:hAnsi="Calibri" w:cs="Calibri"/>
-          <w:sz w:val="22"/>
-          <w:szCs w:val="22"/>
-        </w:rPr>
-        <w:t>geom_</w:t>
-      </w:r>
-      <w:proofErr w:type="gramStart"/>
-      <w:r>
-        <w:rPr>
-          <w:rFonts w:ascii="Calibri" w:hAnsi="Calibri" w:cs="Calibri"/>
-          <w:sz w:val="22"/>
-          <w:szCs w:val="22"/>
-        </w:rPr>
-        <w:t>point</w:t>
-      </w:r>
-      <w:proofErr w:type="spellEnd"/>
-      <w:r>
-        <w:rPr>
-          <w:rFonts w:ascii="Calibri" w:hAnsi="Calibri" w:cs="Calibri"/>
-          <w:sz w:val="22"/>
-          <w:szCs w:val="22"/>
-        </w:rPr>
-        <w:t>(</w:t>
-      </w:r>
-      <w:proofErr w:type="gramEnd"/>
-      <w:r>
-        <w:rPr>
-          <w:rFonts w:ascii="Calibri" w:hAnsi="Calibri" w:cs="Calibri"/>
-          <w:sz w:val="22"/>
-          <w:szCs w:val="22"/>
-        </w:rPr>
-        <w:t>) call after the main data ensures they are drawn on top.</w:t>
+        <w:t>: Placing the centers in a second geom_point() call after the main data ensures they are drawn on top.</w:t>
       </w:r>
     </w:p>
     <w:p>
@@ -15388,61 +10758,7 @@
           <w:sz w:val="22"/>
           <w:szCs w:val="22"/>
         </w:rPr>
-        <w:t xml:space="preserve">If you want to visualize how each point connects to its </w:t>
-      </w:r>
-      <w:proofErr w:type="spellStart"/>
-      <w:r>
-        <w:rPr>
-          <w:rFonts w:ascii="Calibri" w:hAnsi="Calibri" w:cs="Calibri"/>
-          <w:sz w:val="22"/>
-          <w:szCs w:val="22"/>
-        </w:rPr>
-        <w:t>center</w:t>
-      </w:r>
-      <w:proofErr w:type="spellEnd"/>
-      <w:r>
-        <w:rPr>
-          <w:rFonts w:ascii="Calibri" w:hAnsi="Calibri" w:cs="Calibri"/>
-          <w:sz w:val="22"/>
-          <w:szCs w:val="22"/>
-        </w:rPr>
-        <w:t xml:space="preserve">, you can use </w:t>
-      </w:r>
-      <w:proofErr w:type="spellStart"/>
-      <w:r>
-        <w:rPr>
-          <w:rFonts w:ascii="Calibri" w:hAnsi="Calibri" w:cs="Calibri"/>
-          <w:sz w:val="22"/>
-          <w:szCs w:val="22"/>
-        </w:rPr>
-        <w:t>geom_</w:t>
-      </w:r>
-      <w:proofErr w:type="gramStart"/>
-      <w:r>
-        <w:rPr>
-          <w:rFonts w:ascii="Calibri" w:hAnsi="Calibri" w:cs="Calibri"/>
-          <w:sz w:val="22"/>
-          <w:szCs w:val="22"/>
-        </w:rPr>
-        <w:t>segment</w:t>
-      </w:r>
-      <w:proofErr w:type="spellEnd"/>
-      <w:r>
-        <w:rPr>
-          <w:rFonts w:ascii="Calibri" w:hAnsi="Calibri" w:cs="Calibri"/>
-          <w:sz w:val="22"/>
-          <w:szCs w:val="22"/>
-        </w:rPr>
-        <w:t>(</w:t>
-      </w:r>
-      <w:proofErr w:type="gramEnd"/>
-      <w:r>
-        <w:rPr>
-          <w:rFonts w:ascii="Calibri" w:hAnsi="Calibri" w:cs="Calibri"/>
-          <w:sz w:val="22"/>
-          <w:szCs w:val="22"/>
-        </w:rPr>
-        <w:t>). This is great for seeing the "tightness" of your clusters:</w:t>
+        <w:t>If you want to visualize how each point connects to its center, you can use geom_segment(). This is great for seeing the "tightness" of your clusters:</w:t>
       </w:r>
     </w:p>
     <w:p>
@@ -15478,43 +10794,7 @@
           <w:sz w:val="22"/>
           <w:szCs w:val="22"/>
         </w:rPr>
-        <w:t xml:space="preserve"># Merge </w:t>
-      </w:r>
-      <w:proofErr w:type="spellStart"/>
-      <w:r>
-        <w:rPr>
-          <w:rFonts w:ascii="Calibri" w:hAnsi="Calibri" w:cs="Calibri"/>
-          <w:sz w:val="22"/>
-          <w:szCs w:val="22"/>
-        </w:rPr>
-        <w:t>centers</w:t>
-      </w:r>
-      <w:proofErr w:type="spellEnd"/>
-      <w:r>
-        <w:rPr>
-          <w:rFonts w:ascii="Calibri" w:hAnsi="Calibri" w:cs="Calibri"/>
-          <w:sz w:val="22"/>
-          <w:szCs w:val="22"/>
-        </w:rPr>
-        <w:t xml:space="preserve"> back into the main </w:t>
-      </w:r>
-      <w:proofErr w:type="spellStart"/>
-      <w:r>
-        <w:rPr>
-          <w:rFonts w:ascii="Calibri" w:hAnsi="Calibri" w:cs="Calibri"/>
-          <w:sz w:val="22"/>
-          <w:szCs w:val="22"/>
-        </w:rPr>
-        <w:t>dataframe</w:t>
-      </w:r>
-      <w:proofErr w:type="spellEnd"/>
-      <w:r>
-        <w:rPr>
-          <w:rFonts w:ascii="Calibri" w:hAnsi="Calibri" w:cs="Calibri"/>
-          <w:sz w:val="22"/>
-          <w:szCs w:val="22"/>
-        </w:rPr>
-        <w:t xml:space="preserve"> for segment plotting</w:t>
+        <w:t># Merge centers back into the main dataframe for segment plotting</w:t>
       </w:r>
     </w:p>
     <w:p>
@@ -15532,25 +10812,7 @@
           <w:sz w:val="22"/>
           <w:szCs w:val="22"/>
         </w:rPr>
-        <w:t>pca_df$center_PC1 &lt;- centers_pca$PC1[</w:t>
-      </w:r>
-      <w:proofErr w:type="spellStart"/>
-      <w:r>
-        <w:rPr>
-          <w:rFonts w:ascii="Calibri" w:hAnsi="Calibri" w:cs="Calibri"/>
-          <w:sz w:val="22"/>
-          <w:szCs w:val="22"/>
-        </w:rPr>
-        <w:t>km_samples$cluster</w:t>
-      </w:r>
-      <w:proofErr w:type="spellEnd"/>
-      <w:r>
-        <w:rPr>
-          <w:rFonts w:ascii="Calibri" w:hAnsi="Calibri" w:cs="Calibri"/>
-          <w:sz w:val="22"/>
-          <w:szCs w:val="22"/>
-        </w:rPr>
-        <w:t>]</w:t>
+        <w:t>pca_df$center_PC1 &lt;- centers_pca$PC1[km_samples$cluster]</w:t>
       </w:r>
     </w:p>
     <w:p>
@@ -15568,25 +10830,7 @@
           <w:sz w:val="22"/>
           <w:szCs w:val="22"/>
         </w:rPr>
-        <w:t>pca_df$center_PC2 &lt;- centers_pca$PC2[</w:t>
-      </w:r>
-      <w:proofErr w:type="spellStart"/>
-      <w:r>
-        <w:rPr>
-          <w:rFonts w:ascii="Calibri" w:hAnsi="Calibri" w:cs="Calibri"/>
-          <w:sz w:val="22"/>
-          <w:szCs w:val="22"/>
-        </w:rPr>
-        <w:t>km_samples$cluster</w:t>
-      </w:r>
-      <w:proofErr w:type="spellEnd"/>
-      <w:r>
-        <w:rPr>
-          <w:rFonts w:ascii="Calibri" w:hAnsi="Calibri" w:cs="Calibri"/>
-          <w:sz w:val="22"/>
-          <w:szCs w:val="22"/>
-        </w:rPr>
-        <w:t>]</w:t>
+        <w:t>pca_df$center_PC2 &lt;- centers_pca$PC2[km_samples$cluster]</w:t>
       </w:r>
     </w:p>
     <w:p>
@@ -15608,71 +10852,13 @@
           <w:szCs w:val="22"/>
         </w:rPr>
       </w:pPr>
-      <w:proofErr w:type="spellStart"/>
-      <w:proofErr w:type="gramStart"/>
-      <w:r>
-        <w:rPr>
-          <w:rFonts w:ascii="Calibri" w:hAnsi="Calibri" w:cs="Calibri"/>
-          <w:sz w:val="22"/>
-          <w:szCs w:val="22"/>
-        </w:rPr>
-        <w:t>ggplot</w:t>
-      </w:r>
-      <w:proofErr w:type="spellEnd"/>
-      <w:r>
-        <w:rPr>
-          <w:rFonts w:ascii="Calibri" w:hAnsi="Calibri" w:cs="Calibri"/>
-          <w:sz w:val="22"/>
-          <w:szCs w:val="22"/>
-        </w:rPr>
-        <w:t>(</w:t>
-      </w:r>
-      <w:proofErr w:type="spellStart"/>
-      <w:proofErr w:type="gramEnd"/>
-      <w:r>
-        <w:rPr>
-          <w:rFonts w:ascii="Calibri" w:hAnsi="Calibri" w:cs="Calibri"/>
-          <w:sz w:val="22"/>
-          <w:szCs w:val="22"/>
-        </w:rPr>
-        <w:t>pca_df</w:t>
-      </w:r>
-      <w:proofErr w:type="spellEnd"/>
-      <w:r>
-        <w:rPr>
-          <w:rFonts w:ascii="Calibri" w:hAnsi="Calibri" w:cs="Calibri"/>
-          <w:sz w:val="22"/>
-          <w:szCs w:val="22"/>
-        </w:rPr>
-        <w:t xml:space="preserve">, </w:t>
-      </w:r>
-      <w:proofErr w:type="spellStart"/>
-      <w:proofErr w:type="gramStart"/>
-      <w:r>
-        <w:rPr>
-          <w:rFonts w:ascii="Calibri" w:hAnsi="Calibri" w:cs="Calibri"/>
-          <w:sz w:val="22"/>
-          <w:szCs w:val="22"/>
-        </w:rPr>
-        <w:t>aes</w:t>
-      </w:r>
-      <w:proofErr w:type="spellEnd"/>
-      <w:r>
-        <w:rPr>
-          <w:rFonts w:ascii="Calibri" w:hAnsi="Calibri" w:cs="Calibri"/>
-          <w:sz w:val="22"/>
-          <w:szCs w:val="22"/>
-        </w:rPr>
-        <w:t>(</w:t>
-      </w:r>
-      <w:proofErr w:type="gramEnd"/>
-      <w:r>
-        <w:rPr>
-          <w:rFonts w:ascii="Calibri" w:hAnsi="Calibri" w:cs="Calibri"/>
-          <w:sz w:val="22"/>
-          <w:szCs w:val="22"/>
-        </w:rPr>
-        <w:t>x = PC1, y = PC2, col = Cluster)) +</w:t>
+      <w:r>
+        <w:rPr>
+          <w:rFonts w:ascii="Calibri" w:hAnsi="Calibri" w:cs="Calibri"/>
+          <w:sz w:val="22"/>
+          <w:szCs w:val="22"/>
+        </w:rPr>
+        <w:t>ggplot(pca_df, aes(x = PC1, y = PC2, col = Cluster)) +</w:t>
       </w:r>
     </w:p>
     <w:p>
@@ -15690,89 +10876,7 @@
           <w:sz w:val="22"/>
           <w:szCs w:val="22"/>
         </w:rPr>
-        <w:t xml:space="preserve">  </w:t>
-      </w:r>
-      <w:proofErr w:type="spellStart"/>
-      <w:r>
-        <w:rPr>
-          <w:rFonts w:ascii="Calibri" w:hAnsi="Calibri" w:cs="Calibri"/>
-          <w:sz w:val="22"/>
-          <w:szCs w:val="22"/>
-        </w:rPr>
-        <w:t>geom_</w:t>
-      </w:r>
-      <w:proofErr w:type="gramStart"/>
-      <w:r>
-        <w:rPr>
-          <w:rFonts w:ascii="Calibri" w:hAnsi="Calibri" w:cs="Calibri"/>
-          <w:sz w:val="22"/>
-          <w:szCs w:val="22"/>
-        </w:rPr>
-        <w:t>segment</w:t>
-      </w:r>
-      <w:proofErr w:type="spellEnd"/>
-      <w:r>
-        <w:rPr>
-          <w:rFonts w:ascii="Calibri" w:hAnsi="Calibri" w:cs="Calibri"/>
-          <w:sz w:val="22"/>
-          <w:szCs w:val="22"/>
-        </w:rPr>
-        <w:t>(</w:t>
-      </w:r>
-      <w:proofErr w:type="spellStart"/>
-      <w:r>
-        <w:rPr>
-          <w:rFonts w:ascii="Calibri" w:hAnsi="Calibri" w:cs="Calibri"/>
-          <w:sz w:val="22"/>
-          <w:szCs w:val="22"/>
-        </w:rPr>
-        <w:t>aes</w:t>
-      </w:r>
-      <w:proofErr w:type="spellEnd"/>
-      <w:r>
-        <w:rPr>
-          <w:rFonts w:ascii="Calibri" w:hAnsi="Calibri" w:cs="Calibri"/>
-          <w:sz w:val="22"/>
-          <w:szCs w:val="22"/>
-        </w:rPr>
-        <w:t>(</w:t>
-      </w:r>
-      <w:proofErr w:type="spellStart"/>
-      <w:proofErr w:type="gramEnd"/>
-      <w:r>
-        <w:rPr>
-          <w:rFonts w:ascii="Calibri" w:hAnsi="Calibri" w:cs="Calibri"/>
-          <w:sz w:val="22"/>
-          <w:szCs w:val="22"/>
-        </w:rPr>
-        <w:t>xend</w:t>
-      </w:r>
-      <w:proofErr w:type="spellEnd"/>
-      <w:r>
-        <w:rPr>
-          <w:rFonts w:ascii="Calibri" w:hAnsi="Calibri" w:cs="Calibri"/>
-          <w:sz w:val="22"/>
-          <w:szCs w:val="22"/>
-        </w:rPr>
-        <w:t xml:space="preserve"> = center_PC1, </w:t>
-      </w:r>
-      <w:proofErr w:type="spellStart"/>
-      <w:r>
-        <w:rPr>
-          <w:rFonts w:ascii="Calibri" w:hAnsi="Calibri" w:cs="Calibri"/>
-          <w:sz w:val="22"/>
-          <w:szCs w:val="22"/>
-        </w:rPr>
-        <w:t>yend</w:t>
-      </w:r>
-      <w:proofErr w:type="spellEnd"/>
-      <w:r>
-        <w:rPr>
-          <w:rFonts w:ascii="Calibri" w:hAnsi="Calibri" w:cs="Calibri"/>
-          <w:sz w:val="22"/>
-          <w:szCs w:val="22"/>
-        </w:rPr>
-        <w:t xml:space="preserve"> = center_PC2), alpha = 0.3) +</w:t>
+        <w:t xml:space="preserve">  geom_segment(aes(xend = center_PC1, yend = center_PC2), alpha = 0.3) +</w:t>
       </w:r>
     </w:p>
     <w:p>
@@ -15790,43 +10894,7 @@
           <w:sz w:val="22"/>
           <w:szCs w:val="22"/>
         </w:rPr>
-        <w:t xml:space="preserve">  </w:t>
-      </w:r>
-      <w:proofErr w:type="spellStart"/>
-      <w:r>
-        <w:rPr>
-          <w:rFonts w:ascii="Calibri" w:hAnsi="Calibri" w:cs="Calibri"/>
-          <w:sz w:val="22"/>
-          <w:szCs w:val="22"/>
-        </w:rPr>
-        <w:t>geom_</w:t>
-      </w:r>
-      <w:proofErr w:type="gramStart"/>
-      <w:r>
-        <w:rPr>
-          <w:rFonts w:ascii="Calibri" w:hAnsi="Calibri" w:cs="Calibri"/>
-          <w:sz w:val="22"/>
-          <w:szCs w:val="22"/>
-        </w:rPr>
-        <w:t>point</w:t>
-      </w:r>
-      <w:proofErr w:type="spellEnd"/>
-      <w:r>
-        <w:rPr>
-          <w:rFonts w:ascii="Calibri" w:hAnsi="Calibri" w:cs="Calibri"/>
-          <w:sz w:val="22"/>
-          <w:szCs w:val="22"/>
-        </w:rPr>
-        <w:t>(</w:t>
-      </w:r>
-      <w:proofErr w:type="gramEnd"/>
-      <w:r>
-        <w:rPr>
-          <w:rFonts w:ascii="Calibri" w:hAnsi="Calibri" w:cs="Calibri"/>
-          <w:sz w:val="22"/>
-          <w:szCs w:val="22"/>
-        </w:rPr>
-        <w:t>size = 4) +</w:t>
+        <w:t xml:space="preserve">  geom_point(size = 4) +</w:t>
       </w:r>
     </w:p>
     <w:p>
@@ -15844,79 +10912,7 @@
           <w:sz w:val="22"/>
           <w:szCs w:val="22"/>
         </w:rPr>
-        <w:t xml:space="preserve">  </w:t>
-      </w:r>
-      <w:proofErr w:type="spellStart"/>
-      <w:r>
-        <w:rPr>
-          <w:rFonts w:ascii="Calibri" w:hAnsi="Calibri" w:cs="Calibri"/>
-          <w:sz w:val="22"/>
-          <w:szCs w:val="22"/>
-        </w:rPr>
-        <w:t>geom_</w:t>
-      </w:r>
-      <w:proofErr w:type="gramStart"/>
-      <w:r>
-        <w:rPr>
-          <w:rFonts w:ascii="Calibri" w:hAnsi="Calibri" w:cs="Calibri"/>
-          <w:sz w:val="22"/>
-          <w:szCs w:val="22"/>
-        </w:rPr>
-        <w:t>point</w:t>
-      </w:r>
-      <w:proofErr w:type="spellEnd"/>
-      <w:r>
-        <w:rPr>
-          <w:rFonts w:ascii="Calibri" w:hAnsi="Calibri" w:cs="Calibri"/>
-          <w:sz w:val="22"/>
-          <w:szCs w:val="22"/>
-        </w:rPr>
-        <w:t>(</w:t>
-      </w:r>
-      <w:proofErr w:type="gramEnd"/>
-      <w:r>
-        <w:rPr>
-          <w:rFonts w:ascii="Calibri" w:hAnsi="Calibri" w:cs="Calibri"/>
-          <w:sz w:val="22"/>
-          <w:szCs w:val="22"/>
-        </w:rPr>
-        <w:t xml:space="preserve">data = </w:t>
-      </w:r>
-      <w:proofErr w:type="spellStart"/>
-      <w:r>
-        <w:rPr>
-          <w:rFonts w:ascii="Calibri" w:hAnsi="Calibri" w:cs="Calibri"/>
-          <w:sz w:val="22"/>
-          <w:szCs w:val="22"/>
-        </w:rPr>
-        <w:t>centers_pca</w:t>
-      </w:r>
-      <w:proofErr w:type="spellEnd"/>
-      <w:r>
-        <w:rPr>
-          <w:rFonts w:ascii="Calibri" w:hAnsi="Calibri" w:cs="Calibri"/>
-          <w:sz w:val="22"/>
-          <w:szCs w:val="22"/>
-        </w:rPr>
-        <w:t xml:space="preserve">, size = 8, shape = 8, </w:t>
-      </w:r>
-      <w:proofErr w:type="spellStart"/>
-      <w:r>
-        <w:rPr>
-          <w:rFonts w:ascii="Calibri" w:hAnsi="Calibri" w:cs="Calibri"/>
-          <w:sz w:val="22"/>
-          <w:szCs w:val="22"/>
-        </w:rPr>
-        <w:t>color</w:t>
-      </w:r>
-      <w:proofErr w:type="spellEnd"/>
-      <w:r>
-        <w:rPr>
-          <w:rFonts w:ascii="Calibri" w:hAnsi="Calibri" w:cs="Calibri"/>
-          <w:sz w:val="22"/>
-          <w:szCs w:val="22"/>
-        </w:rPr>
-        <w:t xml:space="preserve"> = "black") + # Star shape</w:t>
+        <w:t xml:space="preserve">  geom_point(data = centers_pca, size = 8, shape = 8, color = "black") + # Star shape</w:t>
       </w:r>
     </w:p>
     <w:p>
@@ -15934,43 +10930,7 @@
           <w:sz w:val="22"/>
           <w:szCs w:val="22"/>
         </w:rPr>
-        <w:t xml:space="preserve">  </w:t>
-      </w:r>
-      <w:proofErr w:type="spellStart"/>
-      <w:r>
-        <w:rPr>
-          <w:rFonts w:ascii="Calibri" w:hAnsi="Calibri" w:cs="Calibri"/>
-          <w:sz w:val="22"/>
-          <w:szCs w:val="22"/>
-        </w:rPr>
-        <w:t>theme_</w:t>
-      </w:r>
-      <w:proofErr w:type="gramStart"/>
-      <w:r>
-        <w:rPr>
-          <w:rFonts w:ascii="Calibri" w:hAnsi="Calibri" w:cs="Calibri"/>
-          <w:sz w:val="22"/>
-          <w:szCs w:val="22"/>
-        </w:rPr>
-        <w:t>minimal</w:t>
-      </w:r>
-      <w:proofErr w:type="spellEnd"/>
-      <w:r>
-        <w:rPr>
-          <w:rFonts w:ascii="Calibri" w:hAnsi="Calibri" w:cs="Calibri"/>
-          <w:sz w:val="22"/>
-          <w:szCs w:val="22"/>
-        </w:rPr>
-        <w:t>(</w:t>
-      </w:r>
-      <w:proofErr w:type="gramEnd"/>
-      <w:r>
-        <w:rPr>
-          <w:rFonts w:ascii="Calibri" w:hAnsi="Calibri" w:cs="Calibri"/>
-          <w:sz w:val="22"/>
-          <w:szCs w:val="22"/>
-        </w:rPr>
-        <w:t>)</w:t>
+        <w:t xml:space="preserve">  theme_minimal()</w:t>
       </w:r>
     </w:p>
     <w:p>
@@ -16081,54 +11041,8 @@
           <w:sz w:val="22"/>
           <w:szCs w:val="22"/>
         </w:rPr>
-        <w:t xml:space="preserve"> use a heatmap to visualise the result and compare </w:t>
-      </w:r>
-      <w:proofErr w:type="spellStart"/>
-      <w:r>
-        <w:rPr>
-          <w:rFonts w:ascii="Calibri" w:hAnsi="Calibri" w:cs="Calibri"/>
-          <w:sz w:val="22"/>
-          <w:szCs w:val="22"/>
-        </w:rPr>
-        <w:t>kmeans</w:t>
-      </w:r>
-      <w:proofErr w:type="spellEnd"/>
-      <w:r>
-        <w:rPr>
-          <w:rFonts w:ascii="Calibri" w:hAnsi="Calibri" w:cs="Calibri"/>
-          <w:sz w:val="22"/>
-          <w:szCs w:val="22"/>
-        </w:rPr>
-        <w:t xml:space="preserve"> and </w:t>
-      </w:r>
-      <w:proofErr w:type="spellStart"/>
-      <w:r>
-        <w:rPr>
-          <w:rFonts w:ascii="Calibri" w:hAnsi="Calibri" w:cs="Calibri"/>
-          <w:sz w:val="22"/>
-          <w:szCs w:val="22"/>
-        </w:rPr>
-        <w:t>hierachical</w:t>
-      </w:r>
-      <w:proofErr w:type="spellEnd"/>
-      <w:r>
-        <w:rPr>
-          <w:rFonts w:ascii="Calibri" w:hAnsi="Calibri" w:cs="Calibri"/>
-          <w:sz w:val="22"/>
-          <w:szCs w:val="22"/>
-        </w:rPr>
-        <w:t xml:space="preserve"> clustering using </w:t>
-      </w:r>
-      <w:proofErr w:type="spellStart"/>
-      <w:r>
-        <w:rPr>
-          <w:rFonts w:ascii="Calibri" w:hAnsi="Calibri" w:cs="Calibri"/>
-          <w:sz w:val="22"/>
-          <w:szCs w:val="22"/>
-        </w:rPr>
-        <w:t>pheatmap</w:t>
-      </w:r>
-      <w:proofErr w:type="spellEnd"/>
+        <w:t xml:space="preserve"> use a heatmap to visualise the result and compare kmeans and hierachical clustering using pheatmap</w:t>
+      </w:r>
       <w:r>
         <w:rPr>
           <w:rFonts w:ascii="Calibri" w:hAnsi="Calibri" w:cs="Calibri"/>
@@ -16190,25 +11104,7 @@
           <w:sz w:val="22"/>
           <w:szCs w:val="22"/>
         </w:rPr>
-        <w:t xml:space="preserve">When using </w:t>
-      </w:r>
-      <w:proofErr w:type="spellStart"/>
-      <w:r>
-        <w:rPr>
-          <w:rFonts w:ascii="Calibri" w:hAnsi="Calibri" w:cs="Calibri"/>
-          <w:sz w:val="22"/>
-          <w:szCs w:val="22"/>
-        </w:rPr>
-        <w:t>pheatmap</w:t>
-      </w:r>
-      <w:proofErr w:type="spellEnd"/>
-      <w:r>
-        <w:rPr>
-          <w:rFonts w:ascii="Calibri" w:hAnsi="Calibri" w:cs="Calibri"/>
-          <w:sz w:val="22"/>
-          <w:szCs w:val="22"/>
-        </w:rPr>
-        <w:t xml:space="preserve">, you can display both the </w:t>
+        <w:t xml:space="preserve">When using pheatmap, you can display both the </w:t>
       </w:r>
       <w:r>
         <w:rPr>
@@ -16298,25 +11194,7 @@
           <w:sz w:val="22"/>
           <w:szCs w:val="22"/>
         </w:rPr>
-        <w:t xml:space="preserve"> </w:t>
-      </w:r>
-      <w:proofErr w:type="spellStart"/>
-      <w:r>
-        <w:rPr>
-          <w:rFonts w:ascii="Calibri" w:hAnsi="Calibri" w:cs="Calibri"/>
-          <w:sz w:val="22"/>
-          <w:szCs w:val="22"/>
-        </w:rPr>
-        <w:t>pheatmap</w:t>
-      </w:r>
-      <w:proofErr w:type="spellEnd"/>
-      <w:r>
-        <w:rPr>
-          <w:rFonts w:ascii="Calibri" w:hAnsi="Calibri" w:cs="Calibri"/>
-          <w:sz w:val="22"/>
-          <w:szCs w:val="22"/>
-        </w:rPr>
-        <w:t xml:space="preserve"> performs this automatically on your rows and columns unless you turn it off.</w:t>
+        <w:t xml:space="preserve"> pheatmap performs this automatically on your rows and columns unless you turn it off.</w:t>
       </w:r>
     </w:p>
     <w:p>
@@ -16348,43 +11226,7 @@
           <w:sz w:val="22"/>
           <w:szCs w:val="22"/>
         </w:rPr>
-        <w:t xml:space="preserve"> We pass your </w:t>
-      </w:r>
-      <w:proofErr w:type="spellStart"/>
-      <w:r>
-        <w:rPr>
-          <w:rFonts w:ascii="Calibri" w:hAnsi="Calibri" w:cs="Calibri"/>
-          <w:sz w:val="22"/>
-          <w:szCs w:val="22"/>
-        </w:rPr>
-        <w:t>km_samples$cluster</w:t>
-      </w:r>
-      <w:proofErr w:type="spellEnd"/>
-      <w:r>
-        <w:rPr>
-          <w:rFonts w:ascii="Calibri" w:hAnsi="Calibri" w:cs="Calibri"/>
-          <w:sz w:val="22"/>
-          <w:szCs w:val="22"/>
-        </w:rPr>
-        <w:t xml:space="preserve"> vector into the </w:t>
-      </w:r>
-      <w:proofErr w:type="spellStart"/>
-      <w:r>
-        <w:rPr>
-          <w:rFonts w:ascii="Calibri" w:hAnsi="Calibri" w:cs="Calibri"/>
-          <w:sz w:val="22"/>
-          <w:szCs w:val="22"/>
-        </w:rPr>
-        <w:t>annotation_col</w:t>
-      </w:r>
-      <w:proofErr w:type="spellEnd"/>
-      <w:r>
-        <w:rPr>
-          <w:rFonts w:ascii="Calibri" w:hAnsi="Calibri" w:cs="Calibri"/>
-          <w:sz w:val="22"/>
-          <w:szCs w:val="22"/>
-        </w:rPr>
-        <w:t xml:space="preserve"> argument.</w:t>
+        <w:t xml:space="preserve"> We pass your km_samples$cluster vector into the annotation_col argument.</w:t>
       </w:r>
     </w:p>
     <w:p>
@@ -16442,18 +11284,100 @@
           <w:sz w:val="22"/>
           <w:szCs w:val="22"/>
         </w:rPr>
-        <w:t>library(</w:t>
-      </w:r>
-      <w:proofErr w:type="spellStart"/>
-      <w:r>
-        <w:rPr>
-          <w:rFonts w:ascii="Calibri" w:hAnsi="Calibri" w:cs="Calibri"/>
-          <w:sz w:val="22"/>
-          <w:szCs w:val="22"/>
-        </w:rPr>
-        <w:t>pheatmap</w:t>
-      </w:r>
-      <w:proofErr w:type="spellEnd"/>
+        <w:t>library(pheatmap)</w:t>
+      </w:r>
+    </w:p>
+    <w:p>
+      <w:pPr>
+        <w:spacing w:after="0"/>
+        <w:rPr>
+          <w:rFonts w:ascii="Calibri" w:hAnsi="Calibri" w:cs="Calibri"/>
+          <w:sz w:val="22"/>
+          <w:szCs w:val="22"/>
+        </w:rPr>
+      </w:pPr>
+    </w:p>
+    <w:p>
+      <w:pPr>
+        <w:spacing w:after="0"/>
+        <w:rPr>
+          <w:rFonts w:ascii="Calibri" w:hAnsi="Calibri" w:cs="Calibri"/>
+          <w:sz w:val="22"/>
+          <w:szCs w:val="22"/>
+        </w:rPr>
+      </w:pPr>
+      <w:r>
+        <w:rPr>
+          <w:rFonts w:ascii="Calibri" w:hAnsi="Calibri" w:cs="Calibri"/>
+          <w:sz w:val="22"/>
+          <w:szCs w:val="22"/>
+        </w:rPr>
+        <w:t># 1. Prepare the annotation data frame</w:t>
+      </w:r>
+    </w:p>
+    <w:p>
+      <w:pPr>
+        <w:spacing w:after="0"/>
+        <w:rPr>
+          <w:rFonts w:ascii="Calibri" w:hAnsi="Calibri" w:cs="Calibri"/>
+          <w:sz w:val="22"/>
+          <w:szCs w:val="22"/>
+        </w:rPr>
+      </w:pPr>
+      <w:r>
+        <w:rPr>
+          <w:rFonts w:ascii="Calibri" w:hAnsi="Calibri" w:cs="Calibri"/>
+          <w:sz w:val="22"/>
+          <w:szCs w:val="22"/>
+        </w:rPr>
+        <w:t># The row names of the annotation must match the column names of your data</w:t>
+      </w:r>
+    </w:p>
+    <w:p>
+      <w:pPr>
+        <w:spacing w:after="0"/>
+        <w:rPr>
+          <w:rFonts w:ascii="Calibri" w:hAnsi="Calibri" w:cs="Calibri"/>
+          <w:sz w:val="22"/>
+          <w:szCs w:val="22"/>
+        </w:rPr>
+      </w:pPr>
+      <w:r>
+        <w:rPr>
+          <w:rFonts w:ascii="Calibri" w:hAnsi="Calibri" w:cs="Calibri"/>
+          <w:sz w:val="22"/>
+          <w:szCs w:val="22"/>
+        </w:rPr>
+        <w:t>annotation_data &lt;- data.frame(</w:t>
+      </w:r>
+    </w:p>
+    <w:p>
+      <w:pPr>
+        <w:spacing w:after="0"/>
+        <w:rPr>
+          <w:rFonts w:ascii="Calibri" w:hAnsi="Calibri" w:cs="Calibri"/>
+          <w:sz w:val="22"/>
+          <w:szCs w:val="22"/>
+        </w:rPr>
+      </w:pPr>
+      <w:r>
+        <w:rPr>
+          <w:rFonts w:ascii="Calibri" w:hAnsi="Calibri" w:cs="Calibri"/>
+          <w:sz w:val="22"/>
+          <w:szCs w:val="22"/>
+        </w:rPr>
+        <w:t xml:space="preserve">  KMeans = as.factor(km_samples$cluster)</w:t>
+      </w:r>
+    </w:p>
+    <w:p>
+      <w:pPr>
+        <w:spacing w:after="0"/>
+        <w:rPr>
+          <w:rFonts w:ascii="Calibri" w:hAnsi="Calibri" w:cs="Calibri"/>
+          <w:sz w:val="22"/>
+          <w:szCs w:val="22"/>
+        </w:rPr>
+      </w:pPr>
       <w:r>
         <w:rPr>
           <w:rFonts w:ascii="Calibri" w:hAnsi="Calibri" w:cs="Calibri"/>
@@ -16472,6 +11396,14 @@
           <w:szCs w:val="22"/>
         </w:rPr>
       </w:pPr>
+      <w:r>
+        <w:rPr>
+          <w:rFonts w:ascii="Calibri" w:hAnsi="Calibri" w:cs="Calibri"/>
+          <w:sz w:val="22"/>
+          <w:szCs w:val="22"/>
+        </w:rPr>
+        <w:t>rownames(annotation_data) &lt;- colnames(normalized_counts_sig)</w:t>
+      </w:r>
     </w:p>
     <w:p>
       <w:pPr>
@@ -16482,14 +11414,6 @@
           <w:szCs w:val="22"/>
         </w:rPr>
       </w:pPr>
-      <w:r>
-        <w:rPr>
-          <w:rFonts w:ascii="Calibri" w:hAnsi="Calibri" w:cs="Calibri"/>
-          <w:sz w:val="22"/>
-          <w:szCs w:val="22"/>
-        </w:rPr>
-        <w:t># 1. Prepare the annotation data frame</w:t>
-      </w:r>
     </w:p>
     <w:p>
       <w:pPr>
@@ -16506,7 +11430,7 @@
           <w:sz w:val="22"/>
           <w:szCs w:val="22"/>
         </w:rPr>
-        <w:t># The row names of the annotation must match the column names of your data</w:t>
+        <w:t># 2. Define colors for the annotation (optional but recommended)</w:t>
       </w:r>
     </w:p>
     <w:p>
@@ -16518,43 +11442,13 @@
           <w:szCs w:val="22"/>
         </w:rPr>
       </w:pPr>
-      <w:proofErr w:type="spellStart"/>
-      <w:r>
-        <w:rPr>
-          <w:rFonts w:ascii="Calibri" w:hAnsi="Calibri" w:cs="Calibri"/>
-          <w:sz w:val="22"/>
-          <w:szCs w:val="22"/>
-        </w:rPr>
-        <w:t>annotation_data</w:t>
-      </w:r>
-      <w:proofErr w:type="spellEnd"/>
-      <w:r>
-        <w:rPr>
-          <w:rFonts w:ascii="Calibri" w:hAnsi="Calibri" w:cs="Calibri"/>
-          <w:sz w:val="22"/>
-          <w:szCs w:val="22"/>
-        </w:rPr>
-        <w:t xml:space="preserve"> &lt;- </w:t>
-      </w:r>
-      <w:proofErr w:type="spellStart"/>
-      <w:proofErr w:type="gramStart"/>
-      <w:r>
-        <w:rPr>
-          <w:rFonts w:ascii="Calibri" w:hAnsi="Calibri" w:cs="Calibri"/>
-          <w:sz w:val="22"/>
-          <w:szCs w:val="22"/>
-        </w:rPr>
-        <w:t>data.frame</w:t>
-      </w:r>
-      <w:proofErr w:type="spellEnd"/>
-      <w:proofErr w:type="gramEnd"/>
-      <w:r>
-        <w:rPr>
-          <w:rFonts w:ascii="Calibri" w:hAnsi="Calibri" w:cs="Calibri"/>
-          <w:sz w:val="22"/>
-          <w:szCs w:val="22"/>
-        </w:rPr>
-        <w:t>(</w:t>
+      <w:r>
+        <w:rPr>
+          <w:rFonts w:ascii="Calibri" w:hAnsi="Calibri" w:cs="Calibri"/>
+          <w:sz w:val="22"/>
+          <w:szCs w:val="22"/>
+        </w:rPr>
+        <w:t>ann_colors = list(</w:t>
       </w:r>
     </w:p>
     <w:p>
@@ -16572,56 +11466,18 @@
           <w:sz w:val="22"/>
           <w:szCs w:val="22"/>
         </w:rPr>
-        <w:t xml:space="preserve">  </w:t>
-      </w:r>
-      <w:proofErr w:type="spellStart"/>
-      <w:r>
-        <w:rPr>
-          <w:rFonts w:ascii="Calibri" w:hAnsi="Calibri" w:cs="Calibri"/>
-          <w:sz w:val="22"/>
-          <w:szCs w:val="22"/>
-        </w:rPr>
-        <w:t>KMeans</w:t>
-      </w:r>
-      <w:proofErr w:type="spellEnd"/>
-      <w:r>
-        <w:rPr>
-          <w:rFonts w:ascii="Calibri" w:hAnsi="Calibri" w:cs="Calibri"/>
-          <w:sz w:val="22"/>
-          <w:szCs w:val="22"/>
-        </w:rPr>
-        <w:t xml:space="preserve"> = </w:t>
-      </w:r>
-      <w:proofErr w:type="spellStart"/>
-      <w:proofErr w:type="gramStart"/>
-      <w:r>
-        <w:rPr>
-          <w:rFonts w:ascii="Calibri" w:hAnsi="Calibri" w:cs="Calibri"/>
-          <w:sz w:val="22"/>
-          <w:szCs w:val="22"/>
-        </w:rPr>
-        <w:t>as.factor</w:t>
-      </w:r>
-      <w:proofErr w:type="spellEnd"/>
-      <w:proofErr w:type="gramEnd"/>
-      <w:r>
-        <w:rPr>
-          <w:rFonts w:ascii="Calibri" w:hAnsi="Calibri" w:cs="Calibri"/>
-          <w:sz w:val="22"/>
-          <w:szCs w:val="22"/>
-        </w:rPr>
-        <w:t>(</w:t>
-      </w:r>
-      <w:proofErr w:type="spellStart"/>
-      <w:r>
-        <w:rPr>
-          <w:rFonts w:ascii="Calibri" w:hAnsi="Calibri" w:cs="Calibri"/>
-          <w:sz w:val="22"/>
-          <w:szCs w:val="22"/>
-        </w:rPr>
-        <w:t>km_samples$cluster</w:t>
-      </w:r>
-      <w:proofErr w:type="spellEnd"/>
+        <w:t xml:space="preserve">  KMeans = c("1" = "#E41A1C", "2" = "#377EB8")</w:t>
+      </w:r>
+    </w:p>
+    <w:p>
+      <w:pPr>
+        <w:spacing w:after="0"/>
+        <w:rPr>
+          <w:rFonts w:ascii="Calibri" w:hAnsi="Calibri" w:cs="Calibri"/>
+          <w:sz w:val="22"/>
+          <w:szCs w:val="22"/>
+        </w:rPr>
+      </w:pPr>
       <w:r>
         <w:rPr>
           <w:rFonts w:ascii="Calibri" w:hAnsi="Calibri" w:cs="Calibri"/>
@@ -16640,14 +11496,6 @@
           <w:szCs w:val="22"/>
         </w:rPr>
       </w:pPr>
-      <w:r>
-        <w:rPr>
-          <w:rFonts w:ascii="Calibri" w:hAnsi="Calibri" w:cs="Calibri"/>
-          <w:sz w:val="22"/>
-          <w:szCs w:val="22"/>
-        </w:rPr>
-        <w:t>)</w:t>
-      </w:r>
     </w:p>
     <w:p>
       <w:pPr>
@@ -16658,77 +11506,13 @@
           <w:szCs w:val="22"/>
         </w:rPr>
       </w:pPr>
-      <w:proofErr w:type="spellStart"/>
-      <w:r>
-        <w:rPr>
-          <w:rFonts w:ascii="Calibri" w:hAnsi="Calibri" w:cs="Calibri"/>
-          <w:sz w:val="22"/>
-          <w:szCs w:val="22"/>
-        </w:rPr>
-        <w:t>rownames</w:t>
-      </w:r>
-      <w:proofErr w:type="spellEnd"/>
-      <w:r>
-        <w:rPr>
-          <w:rFonts w:ascii="Calibri" w:hAnsi="Calibri" w:cs="Calibri"/>
-          <w:sz w:val="22"/>
-          <w:szCs w:val="22"/>
-        </w:rPr>
-        <w:t>(</w:t>
-      </w:r>
-      <w:proofErr w:type="spellStart"/>
-      <w:r>
-        <w:rPr>
-          <w:rFonts w:ascii="Calibri" w:hAnsi="Calibri" w:cs="Calibri"/>
-          <w:sz w:val="22"/>
-          <w:szCs w:val="22"/>
-        </w:rPr>
-        <w:t>annotation_data</w:t>
-      </w:r>
-      <w:proofErr w:type="spellEnd"/>
-      <w:r>
-        <w:rPr>
-          <w:rFonts w:ascii="Calibri" w:hAnsi="Calibri" w:cs="Calibri"/>
-          <w:sz w:val="22"/>
-          <w:szCs w:val="22"/>
-        </w:rPr>
-        <w:t xml:space="preserve">) &lt;- </w:t>
-      </w:r>
-      <w:proofErr w:type="spellStart"/>
-      <w:r>
-        <w:rPr>
-          <w:rFonts w:ascii="Calibri" w:hAnsi="Calibri" w:cs="Calibri"/>
-          <w:sz w:val="22"/>
-          <w:szCs w:val="22"/>
-        </w:rPr>
-        <w:t>colnames</w:t>
-      </w:r>
-      <w:proofErr w:type="spellEnd"/>
-      <w:r>
-        <w:rPr>
-          <w:rFonts w:ascii="Calibri" w:hAnsi="Calibri" w:cs="Calibri"/>
-          <w:sz w:val="22"/>
-          <w:szCs w:val="22"/>
-        </w:rPr>
-        <w:t>(</w:t>
-      </w:r>
-      <w:proofErr w:type="spellStart"/>
-      <w:r>
-        <w:rPr>
-          <w:rFonts w:ascii="Calibri" w:hAnsi="Calibri" w:cs="Calibri"/>
-          <w:sz w:val="22"/>
-          <w:szCs w:val="22"/>
-        </w:rPr>
-        <w:t>normalized_counts_sig</w:t>
-      </w:r>
-      <w:proofErr w:type="spellEnd"/>
-      <w:r>
-        <w:rPr>
-          <w:rFonts w:ascii="Calibri" w:hAnsi="Calibri" w:cs="Calibri"/>
-          <w:sz w:val="22"/>
-          <w:szCs w:val="22"/>
-        </w:rPr>
-        <w:t>)</w:t>
+      <w:r>
+        <w:rPr>
+          <w:rFonts w:ascii="Calibri" w:hAnsi="Calibri" w:cs="Calibri"/>
+          <w:sz w:val="22"/>
+          <w:szCs w:val="22"/>
+        </w:rPr>
+        <w:t># 3. Create the Heatmap</w:t>
       </w:r>
     </w:p>
     <w:p>
@@ -16740,6 +11524,14 @@
           <w:szCs w:val="22"/>
         </w:rPr>
       </w:pPr>
+      <w:r>
+        <w:rPr>
+          <w:rFonts w:ascii="Calibri" w:hAnsi="Calibri" w:cs="Calibri"/>
+          <w:sz w:val="22"/>
+          <w:szCs w:val="22"/>
+        </w:rPr>
+        <w:t xml:space="preserve">pheatmap(normalized_counts_sig, </w:t>
+      </w:r>
     </w:p>
     <w:p>
       <w:pPr>
@@ -16756,25 +11548,7 @@
           <w:sz w:val="22"/>
           <w:szCs w:val="22"/>
         </w:rPr>
-        <w:t xml:space="preserve"># 2. Define </w:t>
-      </w:r>
-      <w:proofErr w:type="spellStart"/>
-      <w:r>
-        <w:rPr>
-          <w:rFonts w:ascii="Calibri" w:hAnsi="Calibri" w:cs="Calibri"/>
-          <w:sz w:val="22"/>
-          <w:szCs w:val="22"/>
-        </w:rPr>
-        <w:t>colors</w:t>
-      </w:r>
-      <w:proofErr w:type="spellEnd"/>
-      <w:r>
-        <w:rPr>
-          <w:rFonts w:ascii="Calibri" w:hAnsi="Calibri" w:cs="Calibri"/>
-          <w:sz w:val="22"/>
-          <w:szCs w:val="22"/>
-        </w:rPr>
-        <w:t xml:space="preserve"> for the annotation (optional but recommended)</w:t>
+        <w:t xml:space="preserve">         main = "Comparison: Hierarchical (Dendrogram) vs. K-means (Bar)",</w:t>
       </w:r>
     </w:p>
     <w:p>
@@ -16786,34 +11560,14 @@
           <w:szCs w:val="22"/>
         </w:rPr>
       </w:pPr>
-      <w:proofErr w:type="spellStart"/>
-      <w:r>
-        <w:rPr>
-          <w:rFonts w:ascii="Calibri" w:hAnsi="Calibri" w:cs="Calibri"/>
-          <w:sz w:val="22"/>
-          <w:szCs w:val="22"/>
-        </w:rPr>
-        <w:t>ann_colors</w:t>
-      </w:r>
-      <w:proofErr w:type="spellEnd"/>
-      <w:r>
-        <w:rPr>
-          <w:rFonts w:ascii="Calibri" w:hAnsi="Calibri" w:cs="Calibri"/>
-          <w:sz w:val="22"/>
-          <w:szCs w:val="22"/>
-        </w:rPr>
-        <w:t xml:space="preserve"> = </w:t>
-      </w:r>
-      <w:proofErr w:type="gramStart"/>
-      <w:r>
-        <w:rPr>
-          <w:rFonts w:ascii="Calibri" w:hAnsi="Calibri" w:cs="Calibri"/>
-          <w:sz w:val="22"/>
-          <w:szCs w:val="22"/>
-        </w:rPr>
-        <w:t>list(</w:t>
-      </w:r>
-      <w:proofErr w:type="gramEnd"/>
+      <w:r>
+        <w:rPr>
+          <w:rFonts w:ascii="Calibri" w:hAnsi="Calibri" w:cs="Calibri"/>
+          <w:sz w:val="22"/>
+          <w:szCs w:val="22"/>
+        </w:rPr>
+        <w:t xml:space="preserve">         annotation_col = annotation_data, </w:t>
+      </w:r>
     </w:p>
     <w:p>
       <w:pPr>
@@ -16830,43 +11584,7 @@
           <w:sz w:val="22"/>
           <w:szCs w:val="22"/>
         </w:rPr>
-        <w:t xml:space="preserve">  </w:t>
-      </w:r>
-      <w:proofErr w:type="spellStart"/>
-      <w:r>
-        <w:rPr>
-          <w:rFonts w:ascii="Calibri" w:hAnsi="Calibri" w:cs="Calibri"/>
-          <w:sz w:val="22"/>
-          <w:szCs w:val="22"/>
-        </w:rPr>
-        <w:t>KMeans</w:t>
-      </w:r>
-      <w:proofErr w:type="spellEnd"/>
-      <w:r>
-        <w:rPr>
-          <w:rFonts w:ascii="Calibri" w:hAnsi="Calibri" w:cs="Calibri"/>
-          <w:sz w:val="22"/>
-          <w:szCs w:val="22"/>
-        </w:rPr>
-        <w:t xml:space="preserve"> = </w:t>
-      </w:r>
-      <w:proofErr w:type="gramStart"/>
-      <w:r>
-        <w:rPr>
-          <w:rFonts w:ascii="Calibri" w:hAnsi="Calibri" w:cs="Calibri"/>
-          <w:sz w:val="22"/>
-          <w:szCs w:val="22"/>
-        </w:rPr>
-        <w:t>c(</w:t>
-      </w:r>
-      <w:proofErr w:type="gramEnd"/>
-      <w:r>
-        <w:rPr>
-          <w:rFonts w:ascii="Calibri" w:hAnsi="Calibri" w:cs="Calibri"/>
-          <w:sz w:val="22"/>
-          <w:szCs w:val="22"/>
-        </w:rPr>
-        <w:t>"1" = "#E41A1C", "2" = "#377EB8")</w:t>
+        <w:t xml:space="preserve">         annotation_colors = ann_colors,</w:t>
       </w:r>
     </w:p>
     <w:p>
@@ -16884,7 +11602,7 @@
           <w:sz w:val="22"/>
           <w:szCs w:val="22"/>
         </w:rPr>
-        <w:t>)</w:t>
+        <w:t xml:space="preserve">         clustering_distance_cols = "euclidean", # Matches your dist() choice</w:t>
       </w:r>
     </w:p>
     <w:p>
@@ -16896,6 +11614,14 @@
           <w:szCs w:val="22"/>
         </w:rPr>
       </w:pPr>
+      <w:r>
+        <w:rPr>
+          <w:rFonts w:ascii="Calibri" w:hAnsi="Calibri" w:cs="Calibri"/>
+          <w:sz w:val="22"/>
+          <w:szCs w:val="22"/>
+        </w:rPr>
+        <w:t xml:space="preserve">         clustering_method = "ward.D2",          # Matches your hclust() choice</w:t>
+      </w:r>
     </w:p>
     <w:p>
       <w:pPr>
@@ -16912,7 +11638,7 @@
           <w:sz w:val="22"/>
           <w:szCs w:val="22"/>
         </w:rPr>
-        <w:t># 3. Create the Heatmap</w:t>
+        <w:t xml:space="preserve">         scale = "row",                          # Z-score normalization for genes</w:t>
       </w:r>
     </w:p>
     <w:p>
@@ -16924,43 +11650,13 @@
           <w:szCs w:val="22"/>
         </w:rPr>
       </w:pPr>
-      <w:proofErr w:type="spellStart"/>
-      <w:proofErr w:type="gramStart"/>
-      <w:r>
-        <w:rPr>
-          <w:rFonts w:ascii="Calibri" w:hAnsi="Calibri" w:cs="Calibri"/>
-          <w:sz w:val="22"/>
-          <w:szCs w:val="22"/>
-        </w:rPr>
-        <w:t>pheatmap</w:t>
-      </w:r>
-      <w:proofErr w:type="spellEnd"/>
-      <w:r>
-        <w:rPr>
-          <w:rFonts w:ascii="Calibri" w:hAnsi="Calibri" w:cs="Calibri"/>
-          <w:sz w:val="22"/>
-          <w:szCs w:val="22"/>
-        </w:rPr>
-        <w:t>(</w:t>
-      </w:r>
-      <w:proofErr w:type="spellStart"/>
-      <w:proofErr w:type="gramEnd"/>
-      <w:r>
-        <w:rPr>
-          <w:rFonts w:ascii="Calibri" w:hAnsi="Calibri" w:cs="Calibri"/>
-          <w:sz w:val="22"/>
-          <w:szCs w:val="22"/>
-        </w:rPr>
-        <w:t>normalized_counts_sig</w:t>
-      </w:r>
-      <w:proofErr w:type="spellEnd"/>
-      <w:r>
-        <w:rPr>
-          <w:rFonts w:ascii="Calibri" w:hAnsi="Calibri" w:cs="Calibri"/>
-          <w:sz w:val="22"/>
-          <w:szCs w:val="22"/>
-        </w:rPr>
-        <w:t xml:space="preserve">, </w:t>
+      <w:r>
+        <w:rPr>
+          <w:rFonts w:ascii="Calibri" w:hAnsi="Calibri" w:cs="Calibri"/>
+          <w:sz w:val="22"/>
+          <w:szCs w:val="22"/>
+        </w:rPr>
+        <w:t xml:space="preserve">         show_rownames = FALSE,                  # Hide gene names if too many</w:t>
       </w:r>
     </w:p>
     <w:p>
@@ -16978,469 +11674,7 @@
           <w:sz w:val="22"/>
           <w:szCs w:val="22"/>
         </w:rPr>
-        <w:t xml:space="preserve">         main = "Comparison: Hierarchical (Dendrogram) vs. K-means (Bar)",</w:t>
-      </w:r>
-    </w:p>
-    <w:p>
-      <w:pPr>
-        <w:spacing w:after="0"/>
-        <w:rPr>
-          <w:rFonts w:ascii="Calibri" w:hAnsi="Calibri" w:cs="Calibri"/>
-          <w:sz w:val="22"/>
-          <w:szCs w:val="22"/>
-        </w:rPr>
-      </w:pPr>
-      <w:r>
-        <w:rPr>
-          <w:rFonts w:ascii="Calibri" w:hAnsi="Calibri" w:cs="Calibri"/>
-          <w:sz w:val="22"/>
-          <w:szCs w:val="22"/>
-        </w:rPr>
-        <w:t xml:space="preserve">         </w:t>
-      </w:r>
-      <w:proofErr w:type="spellStart"/>
-      <w:r>
-        <w:rPr>
-          <w:rFonts w:ascii="Calibri" w:hAnsi="Calibri" w:cs="Calibri"/>
-          <w:sz w:val="22"/>
-          <w:szCs w:val="22"/>
-        </w:rPr>
-        <w:t>annotation_col</w:t>
-      </w:r>
-      <w:proofErr w:type="spellEnd"/>
-      <w:r>
-        <w:rPr>
-          <w:rFonts w:ascii="Calibri" w:hAnsi="Calibri" w:cs="Calibri"/>
-          <w:sz w:val="22"/>
-          <w:szCs w:val="22"/>
-        </w:rPr>
-        <w:t xml:space="preserve"> = </w:t>
-      </w:r>
-      <w:proofErr w:type="spellStart"/>
-      <w:r>
-        <w:rPr>
-          <w:rFonts w:ascii="Calibri" w:hAnsi="Calibri" w:cs="Calibri"/>
-          <w:sz w:val="22"/>
-          <w:szCs w:val="22"/>
-        </w:rPr>
-        <w:t>annotation_data</w:t>
-      </w:r>
-      <w:proofErr w:type="spellEnd"/>
-      <w:r>
-        <w:rPr>
-          <w:rFonts w:ascii="Calibri" w:hAnsi="Calibri" w:cs="Calibri"/>
-          <w:sz w:val="22"/>
-          <w:szCs w:val="22"/>
-        </w:rPr>
-        <w:t xml:space="preserve">, </w:t>
-      </w:r>
-    </w:p>
-    <w:p>
-      <w:pPr>
-        <w:spacing w:after="0"/>
-        <w:rPr>
-          <w:rFonts w:ascii="Calibri" w:hAnsi="Calibri" w:cs="Calibri"/>
-          <w:sz w:val="22"/>
-          <w:szCs w:val="22"/>
-        </w:rPr>
-      </w:pPr>
-      <w:r>
-        <w:rPr>
-          <w:rFonts w:ascii="Calibri" w:hAnsi="Calibri" w:cs="Calibri"/>
-          <w:sz w:val="22"/>
-          <w:szCs w:val="22"/>
-        </w:rPr>
-        <w:t xml:space="preserve">         </w:t>
-      </w:r>
-      <w:proofErr w:type="spellStart"/>
-      <w:r>
-        <w:rPr>
-          <w:rFonts w:ascii="Calibri" w:hAnsi="Calibri" w:cs="Calibri"/>
-          <w:sz w:val="22"/>
-          <w:szCs w:val="22"/>
-        </w:rPr>
-        <w:t>annotation_colors</w:t>
-      </w:r>
-      <w:proofErr w:type="spellEnd"/>
-      <w:r>
-        <w:rPr>
-          <w:rFonts w:ascii="Calibri" w:hAnsi="Calibri" w:cs="Calibri"/>
-          <w:sz w:val="22"/>
-          <w:szCs w:val="22"/>
-        </w:rPr>
-        <w:t xml:space="preserve"> = </w:t>
-      </w:r>
-      <w:proofErr w:type="spellStart"/>
-      <w:r>
-        <w:rPr>
-          <w:rFonts w:ascii="Calibri" w:hAnsi="Calibri" w:cs="Calibri"/>
-          <w:sz w:val="22"/>
-          <w:szCs w:val="22"/>
-        </w:rPr>
-        <w:t>ann_colors</w:t>
-      </w:r>
-      <w:proofErr w:type="spellEnd"/>
-      <w:r>
-        <w:rPr>
-          <w:rFonts w:ascii="Calibri" w:hAnsi="Calibri" w:cs="Calibri"/>
-          <w:sz w:val="22"/>
-          <w:szCs w:val="22"/>
-        </w:rPr>
-        <w:t>,</w:t>
-      </w:r>
-    </w:p>
-    <w:p>
-      <w:pPr>
-        <w:spacing w:after="0"/>
-        <w:rPr>
-          <w:rFonts w:ascii="Calibri" w:hAnsi="Calibri" w:cs="Calibri"/>
-          <w:sz w:val="22"/>
-          <w:szCs w:val="22"/>
-        </w:rPr>
-      </w:pPr>
-      <w:r>
-        <w:rPr>
-          <w:rFonts w:ascii="Calibri" w:hAnsi="Calibri" w:cs="Calibri"/>
-          <w:sz w:val="22"/>
-          <w:szCs w:val="22"/>
-        </w:rPr>
-        <w:t xml:space="preserve">         </w:t>
-      </w:r>
-      <w:proofErr w:type="spellStart"/>
-      <w:r>
-        <w:rPr>
-          <w:rFonts w:ascii="Calibri" w:hAnsi="Calibri" w:cs="Calibri"/>
-          <w:sz w:val="22"/>
-          <w:szCs w:val="22"/>
-        </w:rPr>
-        <w:t>clustering_distance_cols</w:t>
-      </w:r>
-      <w:proofErr w:type="spellEnd"/>
-      <w:r>
-        <w:rPr>
-          <w:rFonts w:ascii="Calibri" w:hAnsi="Calibri" w:cs="Calibri"/>
-          <w:sz w:val="22"/>
-          <w:szCs w:val="22"/>
-        </w:rPr>
-        <w:t xml:space="preserve"> = "</w:t>
-      </w:r>
-      <w:proofErr w:type="spellStart"/>
-      <w:r>
-        <w:rPr>
-          <w:rFonts w:ascii="Calibri" w:hAnsi="Calibri" w:cs="Calibri"/>
-          <w:sz w:val="22"/>
-          <w:szCs w:val="22"/>
-        </w:rPr>
-        <w:t>euclidean</w:t>
-      </w:r>
-      <w:proofErr w:type="spellEnd"/>
-      <w:r>
-        <w:rPr>
-          <w:rFonts w:ascii="Calibri" w:hAnsi="Calibri" w:cs="Calibri"/>
-          <w:sz w:val="22"/>
-          <w:szCs w:val="22"/>
-        </w:rPr>
-        <w:t xml:space="preserve">", # Matches your </w:t>
-      </w:r>
-      <w:proofErr w:type="spellStart"/>
-      <w:proofErr w:type="gramStart"/>
-      <w:r>
-        <w:rPr>
-          <w:rFonts w:ascii="Calibri" w:hAnsi="Calibri" w:cs="Calibri"/>
-          <w:sz w:val="22"/>
-          <w:szCs w:val="22"/>
-        </w:rPr>
-        <w:t>dist</w:t>
-      </w:r>
-      <w:proofErr w:type="spellEnd"/>
-      <w:r>
-        <w:rPr>
-          <w:rFonts w:ascii="Calibri" w:hAnsi="Calibri" w:cs="Calibri"/>
-          <w:sz w:val="22"/>
-          <w:szCs w:val="22"/>
-        </w:rPr>
-        <w:t>(</w:t>
-      </w:r>
-      <w:proofErr w:type="gramEnd"/>
-      <w:r>
-        <w:rPr>
-          <w:rFonts w:ascii="Calibri" w:hAnsi="Calibri" w:cs="Calibri"/>
-          <w:sz w:val="22"/>
-          <w:szCs w:val="22"/>
-        </w:rPr>
-        <w:t>) choice</w:t>
-      </w:r>
-    </w:p>
-    <w:p>
-      <w:pPr>
-        <w:spacing w:after="0"/>
-        <w:rPr>
-          <w:rFonts w:ascii="Calibri" w:hAnsi="Calibri" w:cs="Calibri"/>
-          <w:sz w:val="22"/>
-          <w:szCs w:val="22"/>
-        </w:rPr>
-      </w:pPr>
-      <w:r>
-        <w:rPr>
-          <w:rFonts w:ascii="Calibri" w:hAnsi="Calibri" w:cs="Calibri"/>
-          <w:sz w:val="22"/>
-          <w:szCs w:val="22"/>
-        </w:rPr>
-        <w:t xml:space="preserve">         </w:t>
-      </w:r>
-      <w:proofErr w:type="spellStart"/>
-      <w:r>
-        <w:rPr>
-          <w:rFonts w:ascii="Calibri" w:hAnsi="Calibri" w:cs="Calibri"/>
-          <w:sz w:val="22"/>
-          <w:szCs w:val="22"/>
-        </w:rPr>
-        <w:t>clustering_method</w:t>
-      </w:r>
-      <w:proofErr w:type="spellEnd"/>
-      <w:r>
-        <w:rPr>
-          <w:rFonts w:ascii="Calibri" w:hAnsi="Calibri" w:cs="Calibri"/>
-          <w:sz w:val="22"/>
-          <w:szCs w:val="22"/>
-        </w:rPr>
-        <w:t xml:space="preserve"> = "</w:t>
-      </w:r>
-      <w:proofErr w:type="gramStart"/>
-      <w:r>
-        <w:rPr>
-          <w:rFonts w:ascii="Calibri" w:hAnsi="Calibri" w:cs="Calibri"/>
-          <w:sz w:val="22"/>
-          <w:szCs w:val="22"/>
-        </w:rPr>
-        <w:t>ward.D</w:t>
-      </w:r>
-      <w:proofErr w:type="gramEnd"/>
-      <w:r>
-        <w:rPr>
-          <w:rFonts w:ascii="Calibri" w:hAnsi="Calibri" w:cs="Calibri"/>
-          <w:sz w:val="22"/>
-          <w:szCs w:val="22"/>
-        </w:rPr>
-        <w:t>2</w:t>
-      </w:r>
-      <w:proofErr w:type="gramStart"/>
-      <w:r>
-        <w:rPr>
-          <w:rFonts w:ascii="Calibri" w:hAnsi="Calibri" w:cs="Calibri"/>
-          <w:sz w:val="22"/>
-          <w:szCs w:val="22"/>
-        </w:rPr>
-        <w:t xml:space="preserve">",   </w:t>
-      </w:r>
-      <w:proofErr w:type="gramEnd"/>
-      <w:r>
-        <w:rPr>
-          <w:rFonts w:ascii="Calibri" w:hAnsi="Calibri" w:cs="Calibri"/>
-          <w:sz w:val="22"/>
-          <w:szCs w:val="22"/>
-        </w:rPr>
-        <w:t xml:space="preserve">       # Matches your </w:t>
-      </w:r>
-      <w:proofErr w:type="spellStart"/>
-      <w:proofErr w:type="gramStart"/>
-      <w:r>
-        <w:rPr>
-          <w:rFonts w:ascii="Calibri" w:hAnsi="Calibri" w:cs="Calibri"/>
-          <w:sz w:val="22"/>
-          <w:szCs w:val="22"/>
-        </w:rPr>
-        <w:t>hclust</w:t>
-      </w:r>
-      <w:proofErr w:type="spellEnd"/>
-      <w:r>
-        <w:rPr>
-          <w:rFonts w:ascii="Calibri" w:hAnsi="Calibri" w:cs="Calibri"/>
-          <w:sz w:val="22"/>
-          <w:szCs w:val="22"/>
-        </w:rPr>
-        <w:t>(</w:t>
-      </w:r>
-      <w:proofErr w:type="gramEnd"/>
-      <w:r>
-        <w:rPr>
-          <w:rFonts w:ascii="Calibri" w:hAnsi="Calibri" w:cs="Calibri"/>
-          <w:sz w:val="22"/>
-          <w:szCs w:val="22"/>
-        </w:rPr>
-        <w:t>) choice</w:t>
-      </w:r>
-    </w:p>
-    <w:p>
-      <w:pPr>
-        <w:spacing w:after="0"/>
-        <w:rPr>
-          <w:rFonts w:ascii="Calibri" w:hAnsi="Calibri" w:cs="Calibri"/>
-          <w:sz w:val="22"/>
-          <w:szCs w:val="22"/>
-        </w:rPr>
-      </w:pPr>
-      <w:r>
-        <w:rPr>
-          <w:rFonts w:ascii="Calibri" w:hAnsi="Calibri" w:cs="Calibri"/>
-          <w:sz w:val="22"/>
-          <w:szCs w:val="22"/>
-        </w:rPr>
-        <w:t xml:space="preserve">         scale = "row</w:t>
-      </w:r>
-      <w:proofErr w:type="gramStart"/>
-      <w:r>
-        <w:rPr>
-          <w:rFonts w:ascii="Calibri" w:hAnsi="Calibri" w:cs="Calibri"/>
-          <w:sz w:val="22"/>
-          <w:szCs w:val="22"/>
-        </w:rPr>
-        <w:t xml:space="preserve">",   </w:t>
-      </w:r>
-      <w:proofErr w:type="gramEnd"/>
-      <w:r>
-        <w:rPr>
-          <w:rFonts w:ascii="Calibri" w:hAnsi="Calibri" w:cs="Calibri"/>
-          <w:sz w:val="22"/>
-          <w:szCs w:val="22"/>
-        </w:rPr>
-        <w:t xml:space="preserve">                       # Z-score normalization for genes</w:t>
-      </w:r>
-    </w:p>
-    <w:p>
-      <w:pPr>
-        <w:spacing w:after="0"/>
-        <w:rPr>
-          <w:rFonts w:ascii="Calibri" w:hAnsi="Calibri" w:cs="Calibri"/>
-          <w:sz w:val="22"/>
-          <w:szCs w:val="22"/>
-        </w:rPr>
-      </w:pPr>
-      <w:r>
-        <w:rPr>
-          <w:rFonts w:ascii="Calibri" w:hAnsi="Calibri" w:cs="Calibri"/>
-          <w:sz w:val="22"/>
-          <w:szCs w:val="22"/>
-        </w:rPr>
-        <w:t xml:space="preserve">         </w:t>
-      </w:r>
-      <w:proofErr w:type="spellStart"/>
-      <w:r>
-        <w:rPr>
-          <w:rFonts w:ascii="Calibri" w:hAnsi="Calibri" w:cs="Calibri"/>
-          <w:sz w:val="22"/>
-          <w:szCs w:val="22"/>
-        </w:rPr>
-        <w:t>show_rownames</w:t>
-      </w:r>
-      <w:proofErr w:type="spellEnd"/>
-      <w:r>
-        <w:rPr>
-          <w:rFonts w:ascii="Calibri" w:hAnsi="Calibri" w:cs="Calibri"/>
-          <w:sz w:val="22"/>
-          <w:szCs w:val="22"/>
-        </w:rPr>
-        <w:t xml:space="preserve"> = </w:t>
-      </w:r>
-      <w:proofErr w:type="gramStart"/>
-      <w:r>
-        <w:rPr>
-          <w:rFonts w:ascii="Calibri" w:hAnsi="Calibri" w:cs="Calibri"/>
-          <w:sz w:val="22"/>
-          <w:szCs w:val="22"/>
-        </w:rPr>
-        <w:t xml:space="preserve">FALSE,   </w:t>
-      </w:r>
-      <w:proofErr w:type="gramEnd"/>
-      <w:r>
-        <w:rPr>
-          <w:rFonts w:ascii="Calibri" w:hAnsi="Calibri" w:cs="Calibri"/>
-          <w:sz w:val="22"/>
-          <w:szCs w:val="22"/>
-        </w:rPr>
-        <w:t xml:space="preserve">               # Hide gene names if too many</w:t>
-      </w:r>
-    </w:p>
-    <w:p>
-      <w:pPr>
-        <w:spacing w:after="0"/>
-        <w:rPr>
-          <w:rFonts w:ascii="Calibri" w:hAnsi="Calibri" w:cs="Calibri"/>
-          <w:sz w:val="22"/>
-          <w:szCs w:val="22"/>
-        </w:rPr>
-      </w:pPr>
-      <w:r>
-        <w:rPr>
-          <w:rFonts w:ascii="Calibri" w:hAnsi="Calibri" w:cs="Calibri"/>
-          <w:sz w:val="22"/>
-          <w:szCs w:val="22"/>
-        </w:rPr>
-        <w:t xml:space="preserve">         </w:t>
-      </w:r>
-      <w:proofErr w:type="spellStart"/>
-      <w:r>
-        <w:rPr>
-          <w:rFonts w:ascii="Calibri" w:hAnsi="Calibri" w:cs="Calibri"/>
-          <w:sz w:val="22"/>
-          <w:szCs w:val="22"/>
-        </w:rPr>
-        <w:t>color</w:t>
-      </w:r>
-      <w:proofErr w:type="spellEnd"/>
-      <w:r>
-        <w:rPr>
-          <w:rFonts w:ascii="Calibri" w:hAnsi="Calibri" w:cs="Calibri"/>
-          <w:sz w:val="22"/>
-          <w:szCs w:val="22"/>
-        </w:rPr>
-        <w:t xml:space="preserve"> = </w:t>
-      </w:r>
-      <w:proofErr w:type="spellStart"/>
-      <w:proofErr w:type="gramStart"/>
-      <w:r>
-        <w:rPr>
-          <w:rFonts w:ascii="Calibri" w:hAnsi="Calibri" w:cs="Calibri"/>
-          <w:sz w:val="22"/>
-          <w:szCs w:val="22"/>
-        </w:rPr>
-        <w:t>colorRampPalette</w:t>
-      </w:r>
-      <w:proofErr w:type="spellEnd"/>
-      <w:r>
-        <w:rPr>
-          <w:rFonts w:ascii="Calibri" w:hAnsi="Calibri" w:cs="Calibri"/>
-          <w:sz w:val="22"/>
-          <w:szCs w:val="22"/>
-        </w:rPr>
-        <w:t>(c(</w:t>
-      </w:r>
-      <w:proofErr w:type="gramEnd"/>
-      <w:r>
-        <w:rPr>
-          <w:rFonts w:ascii="Calibri" w:hAnsi="Calibri" w:cs="Calibri"/>
-          <w:sz w:val="22"/>
-          <w:szCs w:val="22"/>
-        </w:rPr>
-        <w:t>"navy", "white", "firebrick3"</w:t>
-      </w:r>
-      <w:proofErr w:type="gramStart"/>
-      <w:r>
-        <w:rPr>
-          <w:rFonts w:ascii="Calibri" w:hAnsi="Calibri" w:cs="Calibri"/>
-          <w:sz w:val="22"/>
-          <w:szCs w:val="22"/>
-        </w:rPr>
-        <w:t>))(</w:t>
-      </w:r>
-      <w:proofErr w:type="gramEnd"/>
-      <w:r>
-        <w:rPr>
-          <w:rFonts w:ascii="Calibri" w:hAnsi="Calibri" w:cs="Calibri"/>
-          <w:sz w:val="22"/>
-          <w:szCs w:val="22"/>
-        </w:rPr>
-        <w:t>100))</w:t>
+        <w:t xml:space="preserve">         color = colorRampPalette(c("navy", "white", "firebrick3"))(100))</w:t>
       </w:r>
     </w:p>
     <w:p>
@@ -17515,43 +11749,7 @@
           <w:sz w:val="22"/>
           <w:szCs w:val="22"/>
         </w:rPr>
-        <w:t xml:space="preserve"> If the branches of the top dendrogram perfectly align with the </w:t>
-      </w:r>
-      <w:proofErr w:type="spellStart"/>
-      <w:r>
-        <w:rPr>
-          <w:rFonts w:ascii="Calibri" w:hAnsi="Calibri" w:cs="Calibri"/>
-          <w:sz w:val="22"/>
-          <w:szCs w:val="22"/>
-        </w:rPr>
-        <w:t>colored</w:t>
-      </w:r>
-      <w:proofErr w:type="spellEnd"/>
-      <w:r>
-        <w:rPr>
-          <w:rFonts w:ascii="Calibri" w:hAnsi="Calibri" w:cs="Calibri"/>
-          <w:sz w:val="22"/>
-          <w:szCs w:val="22"/>
-        </w:rPr>
-        <w:t xml:space="preserve"> blocks in the </w:t>
-      </w:r>
-      <w:proofErr w:type="spellStart"/>
-      <w:r>
-        <w:rPr>
-          <w:rFonts w:ascii="Calibri" w:hAnsi="Calibri" w:cs="Calibri"/>
-          <w:sz w:val="22"/>
-          <w:szCs w:val="22"/>
-        </w:rPr>
-        <w:t>KMeans</w:t>
-      </w:r>
-      <w:proofErr w:type="spellEnd"/>
-      <w:r>
-        <w:rPr>
-          <w:rFonts w:ascii="Calibri" w:hAnsi="Calibri" w:cs="Calibri"/>
-          <w:sz w:val="22"/>
-          <w:szCs w:val="22"/>
-        </w:rPr>
-        <w:t xml:space="preserve"> bar, both methods have identified the same biological signal.</w:t>
+        <w:t xml:space="preserve"> If the branches of the top dendrogram perfectly align with the colored blocks in the KMeans bar, both methods have identified the same biological signal.</w:t>
       </w:r>
     </w:p>
     <w:p>
@@ -17669,25 +11867,7 @@
           <w:sz w:val="22"/>
           <w:szCs w:val="22"/>
         </w:rPr>
-        <w:t xml:space="preserve">: This is critical for gene expression. It ensures that the </w:t>
-      </w:r>
-      <w:proofErr w:type="spellStart"/>
-      <w:r>
-        <w:rPr>
-          <w:rFonts w:ascii="Calibri" w:hAnsi="Calibri" w:cs="Calibri"/>
-          <w:sz w:val="22"/>
-          <w:szCs w:val="22"/>
-        </w:rPr>
-        <w:t>color</w:t>
-      </w:r>
-      <w:proofErr w:type="spellEnd"/>
-      <w:r>
-        <w:rPr>
-          <w:rFonts w:ascii="Calibri" w:hAnsi="Calibri" w:cs="Calibri"/>
-          <w:sz w:val="22"/>
-          <w:szCs w:val="22"/>
-        </w:rPr>
-        <w:t xml:space="preserve"> represents the </w:t>
+        <w:t xml:space="preserve">: This is critical for gene expression. It ensures that the color represents the </w:t>
       </w:r>
       <w:r>
         <w:rPr>
@@ -17721,7 +11901,6 @@
           <w:szCs w:val="22"/>
         </w:rPr>
       </w:pPr>
-      <w:proofErr w:type="spellStart"/>
       <w:r>
         <w:rPr>
           <w:rFonts w:ascii="Calibri" w:hAnsi="Calibri" w:cs="Calibri"/>
@@ -17732,42 +11911,13 @@
         </w:rPr>
         <w:t>clustering_distance_cols</w:t>
       </w:r>
-      <w:proofErr w:type="spellEnd"/>
-      <w:r>
-        <w:rPr>
-          <w:rFonts w:ascii="Calibri" w:hAnsi="Calibri" w:cs="Calibri"/>
-          <w:sz w:val="22"/>
-          <w:szCs w:val="22"/>
-        </w:rPr>
-        <w:t xml:space="preserve">: To make a fair comparison, set this to the same method you used in your </w:t>
-      </w:r>
-      <w:proofErr w:type="spellStart"/>
-      <w:proofErr w:type="gramStart"/>
-      <w:r>
-        <w:rPr>
-          <w:rFonts w:ascii="Calibri" w:hAnsi="Calibri" w:cs="Calibri"/>
-          <w:sz w:val="22"/>
-          <w:szCs w:val="22"/>
-        </w:rPr>
-        <w:t>dist</w:t>
-      </w:r>
-      <w:proofErr w:type="spellEnd"/>
-      <w:r>
-        <w:rPr>
-          <w:rFonts w:ascii="Calibri" w:hAnsi="Calibri" w:cs="Calibri"/>
-          <w:sz w:val="22"/>
-          <w:szCs w:val="22"/>
-        </w:rPr>
-        <w:t>(</w:t>
-      </w:r>
-      <w:proofErr w:type="gramEnd"/>
-      <w:r>
-        <w:rPr>
-          <w:rFonts w:ascii="Calibri" w:hAnsi="Calibri" w:cs="Calibri"/>
-          <w:sz w:val="22"/>
-          <w:szCs w:val="22"/>
-        </w:rPr>
-        <w:t>) function for hierarchical clustering.</w:t>
+      <w:r>
+        <w:rPr>
+          <w:rFonts w:ascii="Calibri" w:hAnsi="Calibri" w:cs="Calibri"/>
+          <w:sz w:val="22"/>
+          <w:szCs w:val="22"/>
+        </w:rPr>
+        <w:t>: To make a fair comparison, set this to the same method you used in your dist() function for hierarchical clustering.</w:t>
       </w:r>
     </w:p>
     <w:p>
@@ -17807,25 +11957,7 @@
           <w:sz w:val="22"/>
           <w:szCs w:val="22"/>
         </w:rPr>
-        <w:t xml:space="preserve">If the heatmap looks "messy" (no clear blocks of </w:t>
-      </w:r>
-      <w:proofErr w:type="spellStart"/>
-      <w:r>
-        <w:rPr>
-          <w:rFonts w:ascii="Calibri" w:hAnsi="Calibri" w:cs="Calibri"/>
-          <w:sz w:val="22"/>
-          <w:szCs w:val="22"/>
-        </w:rPr>
-        <w:t>color</w:t>
-      </w:r>
-      <w:proofErr w:type="spellEnd"/>
-      <w:r>
-        <w:rPr>
-          <w:rFonts w:ascii="Calibri" w:hAnsi="Calibri" w:cs="Calibri"/>
-          <w:sz w:val="22"/>
-          <w:szCs w:val="22"/>
-        </w:rPr>
-        <w:t xml:space="preserve">), you might want to run a </w:t>
+        <w:t xml:space="preserve">If the heatmap looks "messy" (no clear blocks of color), you might want to run a </w:t>
       </w:r>
       <w:r>
         <w:rPr>

--- a/LIFE748_assignment.docx
+++ b/LIFE748_assignment.docx
@@ -97,7 +97,39 @@
           <w:sz w:val="22"/>
           <w:szCs w:val="22"/>
         </w:rPr>
-        <w:t xml:space="preserve">Secondly, the performance of unsupervised and supervised machine learning approaches in discriminating between experimental condition of the E coli. gene expression profiles were investigated. An elbow test was first run to determine the optimal number of clusters. K-means clustering (nstart = 20) was performed on the transposed and normalised dataset with PCA analysis. Graphs were then plotted for visualization of the clustering with centres identified. Hierarchical clustering is also performed using Euclidean distance and ward.D2 linkage method. A heatmap was produced to compare the predictions of these two unsupervised methods against the ground truth. As for supervised learning, data was split randomly into training and testing subsets in a 7:3 ratio. Linear discriminant analysis (LDA) and support vector machines (SVM) were used to perform classification. To avoid overfitting, logistic regression was performed with feature selection of the top 5 significant genes with the largest log2 fold change. These were then repeated with stratified 7-fold cross validation to ensure robustness. Model performance was evaluated using Cohen’s Kappa and balanced accuracy to account for the potential imbalanced distribution in binary conditions. Finally, biologically important markers were selected by extracting the top gene that contributed to each k-means cluster. The common genes among the top 10 with the highest weights in the LDA and SVM methods were extracted for biological interpretation. </w:t>
+        <w:t xml:space="preserve">Secondly, the performance of unsupervised and supervised machine learning approaches in discriminating between experimental condition of the E coli. gene expression profiles were investigated. An elbow test was first run to determine the optimal number of clusters. K-means clustering (nstart = 20) was performed on the transposed and normalised dataset with PCA analysis. Graphs were then plotted for visualization of the clustering with centres identified. Hierarchical clustering </w:t>
+      </w:r>
+      <w:r>
+        <w:rPr>
+          <w:rFonts w:ascii="Calibri" w:hAnsi="Calibri" w:cs="Calibri"/>
+          <w:sz w:val="22"/>
+          <w:szCs w:val="22"/>
+        </w:rPr>
+        <w:t>was</w:t>
+      </w:r>
+      <w:r>
+        <w:rPr>
+          <w:rFonts w:ascii="Calibri" w:hAnsi="Calibri" w:cs="Calibri"/>
+          <w:sz w:val="22"/>
+          <w:szCs w:val="22"/>
+        </w:rPr>
+        <w:t xml:space="preserve"> also performed using Euclidean distance and ward.D2 linkage method. A heatmap was produced to compare the predictions of these two unsupervised methods against the ground truth. As for supervised learning, data was split randomly into training and testing subsets in a 7:3 ratio. Linear discriminant analysis (LDA) and support vector machines (SVM) were used to perform classification. To avoid overfitting, logistic regression was performed with feature selection of the top 5 significant genes with the largest log2 fold change. These were then repeated with stratified 7-fold cross validation to ensure robustness. Model performance was evaluated using Cohen’s Kappa and balanced accuracy to account for the potential imbalanced distribution in binary conditions. Finally, biologically important markers were selected by extracting the top gene that contributed to each k-means cluster. The </w:t>
+      </w:r>
+      <w:r>
+        <w:rPr>
+          <w:rFonts w:ascii="Calibri" w:hAnsi="Calibri" w:cs="Calibri"/>
+          <w:sz w:val="22"/>
+          <w:szCs w:val="22"/>
+        </w:rPr>
+        <w:t>top gene with the</w:t>
+      </w:r>
+      <w:r>
+        <w:rPr>
+          <w:rFonts w:ascii="Calibri" w:hAnsi="Calibri" w:cs="Calibri"/>
+          <w:sz w:val="22"/>
+          <w:szCs w:val="22"/>
+        </w:rPr>
+        <w:t xml:space="preserve"> highest weight in the LDA and SVM methods were extracted for biological interpretation. </w:t>
       </w:r>
     </w:p>
     <w:p>
@@ -122,7 +154,31 @@
           <w:sz w:val="22"/>
           <w:szCs w:val="22"/>
         </w:rPr>
-        <w:t xml:space="preserve"> This was performed by pairing the extracted gene</w:t>
+        <w:t xml:space="preserve"> This was performed by pairing the </w:t>
+      </w:r>
+      <w:r>
+        <w:rPr>
+          <w:rFonts w:ascii="Calibri" w:hAnsi="Calibri" w:cs="Calibri"/>
+          <w:sz w:val="22"/>
+          <w:szCs w:val="22"/>
+        </w:rPr>
+        <w:t xml:space="preserve">names and GO terms </w:t>
+      </w:r>
+      <w:r>
+        <w:rPr>
+          <w:rFonts w:ascii="Calibri" w:hAnsi="Calibri" w:cs="Calibri"/>
+          <w:sz w:val="22"/>
+          <w:szCs w:val="22"/>
+        </w:rPr>
+        <w:t xml:space="preserve">of </w:t>
+      </w:r>
+      <w:r>
+        <w:rPr>
+          <w:rFonts w:ascii="Calibri" w:hAnsi="Calibri" w:cs="Calibri"/>
+          <w:sz w:val="22"/>
+          <w:szCs w:val="22"/>
+        </w:rPr>
+        <w:t>extracted gene</w:t>
       </w:r>
       <w:r>
         <w:rPr>
@@ -138,7 +194,39 @@
           <w:sz w:val="22"/>
           <w:szCs w:val="22"/>
         </w:rPr>
-        <w:t>IDs of significant fold change with their names and GO terms using the EcoCyc</w:t>
+        <w:t xml:space="preserve">IDs </w:t>
+      </w:r>
+      <w:r>
+        <w:rPr>
+          <w:rFonts w:ascii="Calibri" w:hAnsi="Calibri" w:cs="Calibri"/>
+          <w:sz w:val="22"/>
+          <w:szCs w:val="22"/>
+        </w:rPr>
+        <w:t>with</w:t>
+      </w:r>
+      <w:r>
+        <w:rPr>
+          <w:rFonts w:ascii="Calibri" w:hAnsi="Calibri" w:cs="Calibri"/>
+          <w:sz w:val="22"/>
+          <w:szCs w:val="22"/>
+        </w:rPr>
+        <w:t xml:space="preserve"> significant fold change</w:t>
+      </w:r>
+      <w:r>
+        <w:rPr>
+          <w:rFonts w:ascii="Calibri" w:hAnsi="Calibri" w:cs="Calibri"/>
+          <w:sz w:val="22"/>
+          <w:szCs w:val="22"/>
+        </w:rPr>
+        <w:t>s</w:t>
+      </w:r>
+      <w:r>
+        <w:rPr>
+          <w:rFonts w:ascii="Calibri" w:hAnsi="Calibri" w:cs="Calibri"/>
+          <w:sz w:val="22"/>
+          <w:szCs w:val="22"/>
+        </w:rPr>
+        <w:t xml:space="preserve"> using the EcoCyc</w:t>
       </w:r>
       <w:r>
         <w:rPr>
@@ -279,7 +367,23 @@
           <w:sz w:val="22"/>
           <w:szCs w:val="22"/>
         </w:rPr>
-        <w:t xml:space="preserve"> conditions were chosen (DeMel et al., 2004; Sebastiampillai &amp; Nitz, 2025). Protein sequences for these genes were extracted from the previous genome annotation and the ColabFold v1.5.5 implementation of AlphaFold2 was used for structural prediction. The highest-ranked model was selected bas on the higher pLDDT score. A </w:t>
+        <w:t xml:space="preserve"> conditions were chosen (DeMel et al., 2004; Sebastiampillai &amp; Nitz, 2025). Protein sequences for these genes were extracted from the previous genome annotation and the ColabFold v1.5.5 implementation of AlphaFold2 was used for structural prediction. The highest-ranked model was selected bas</w:t>
+      </w:r>
+      <w:r>
+        <w:rPr>
+          <w:rFonts w:ascii="Calibri" w:hAnsi="Calibri" w:cs="Calibri"/>
+          <w:sz w:val="22"/>
+          <w:szCs w:val="22"/>
+        </w:rPr>
+        <w:t>ed</w:t>
+      </w:r>
+      <w:r>
+        <w:rPr>
+          <w:rFonts w:ascii="Calibri" w:hAnsi="Calibri" w:cs="Calibri"/>
+          <w:sz w:val="22"/>
+          <w:szCs w:val="22"/>
+        </w:rPr>
+        <w:t xml:space="preserve"> on the pLDDT score. A </w:t>
       </w:r>
       <w:r>
         <w:rPr>
@@ -295,7 +399,7 @@
           <w:sz w:val="22"/>
           <w:szCs w:val="22"/>
         </w:rPr>
-        <w:t xml:space="preserve">oldseek search (3DiAA mode) was then performed for each top model to </w:t>
+        <w:t xml:space="preserve">oldseek search (3DiAA mode) was then performed for each top model to find </w:t>
       </w:r>
       <w:r>
         <w:rPr>
@@ -304,7 +408,23 @@
           <w:szCs w:val="22"/>
         </w:rPr>
         <w:lastRenderedPageBreak/>
-        <w:t>find similar structures in the AlphaFold/UniProt50 database with an E-value threshold of 10</w:t>
+        <w:t>similar structures in the AlphaFold</w:t>
+      </w:r>
+      <w:r>
+        <w:rPr>
+          <w:rFonts w:ascii="Calibri" w:hAnsi="Calibri" w:cs="Calibri"/>
+          <w:sz w:val="22"/>
+          <w:szCs w:val="22"/>
+        </w:rPr>
+        <w:t xml:space="preserve"> or </w:t>
+      </w:r>
+      <w:r>
+        <w:rPr>
+          <w:rFonts w:ascii="Calibri" w:hAnsi="Calibri" w:cs="Calibri"/>
+          <w:sz w:val="22"/>
+          <w:szCs w:val="22"/>
+        </w:rPr>
+        <w:t>UniProt50 database with an E-value threshold of 10</w:t>
       </w:r>
       <w:r>
         <w:rPr>
@@ -321,7 +441,55 @@
           <w:sz w:val="22"/>
           <w:szCs w:val="22"/>
         </w:rPr>
-        <w:t>. The top model and the similar structural neighbour are both loaded into PyMOL (v3.1) for sequence-informed alignment to identify similarities in functional sites and domains. Functions are also investigated and confirmed using annotation entries on InterPro. Furthermore, electrostatic surfaces are also calculated in PyMOL to confirm DNA-binding sites.</w:t>
+        <w:t xml:space="preserve">. The top model and the similar structural neighbour </w:t>
+      </w:r>
+      <w:r>
+        <w:rPr>
+          <w:rFonts w:ascii="Calibri" w:hAnsi="Calibri" w:cs="Calibri"/>
+          <w:sz w:val="22"/>
+          <w:szCs w:val="22"/>
+        </w:rPr>
+        <w:t>were</w:t>
+      </w:r>
+      <w:r>
+        <w:rPr>
+          <w:rFonts w:ascii="Calibri" w:hAnsi="Calibri" w:cs="Calibri"/>
+          <w:sz w:val="22"/>
+          <w:szCs w:val="22"/>
+        </w:rPr>
+        <w:t xml:space="preserve"> both loaded into PyMOL (v3.1) for sequence-informed alignment to identify similarities in functional sites and domains. Functions </w:t>
+      </w:r>
+      <w:r>
+        <w:rPr>
+          <w:rFonts w:ascii="Calibri" w:hAnsi="Calibri" w:cs="Calibri"/>
+          <w:sz w:val="22"/>
+          <w:szCs w:val="22"/>
+        </w:rPr>
+        <w:t>were</w:t>
+      </w:r>
+      <w:r>
+        <w:rPr>
+          <w:rFonts w:ascii="Calibri" w:hAnsi="Calibri" w:cs="Calibri"/>
+          <w:sz w:val="22"/>
+          <w:szCs w:val="22"/>
+        </w:rPr>
+        <w:t xml:space="preserve"> also investigated and confirmed using annotation entries on InterPro. Furthermore, electrostatic surfaces </w:t>
+      </w:r>
+      <w:r>
+        <w:rPr>
+          <w:rFonts w:ascii="Calibri" w:hAnsi="Calibri" w:cs="Calibri"/>
+          <w:sz w:val="22"/>
+          <w:szCs w:val="22"/>
+        </w:rPr>
+        <w:t>were</w:t>
+      </w:r>
+      <w:r>
+        <w:rPr>
+          <w:rFonts w:ascii="Calibri" w:hAnsi="Calibri" w:cs="Calibri"/>
+          <w:sz w:val="22"/>
+          <w:szCs w:val="22"/>
+        </w:rPr>
+        <w:t xml:space="preserve"> also calculated in PyMOL to confirm DNA-binding sites.</w:t>
       </w:r>
       <w:r>
         <w:rPr>
@@ -1206,7 +1374,23 @@
           <w:sz w:val="22"/>
           <w:szCs w:val="22"/>
         </w:rPr>
-        <w:t xml:space="preserve"> (Phillippy et al., 2008). The sharp incline of Flye reveals its strength in capturing long-read contiguous assemblies within fewer contigs, ensuring genes remain intact and detectable (Kolmogorov et al, 2019). The gradual curve of SPAdes demonstrates </w:t>
+        <w:t xml:space="preserve"> (Phillippy et al., 2008). The sharp incline of Flye reveal</w:t>
+      </w:r>
+      <w:r>
+        <w:rPr>
+          <w:rFonts w:ascii="Calibri" w:hAnsi="Calibri" w:cs="Calibri"/>
+          <w:sz w:val="22"/>
+          <w:szCs w:val="22"/>
+        </w:rPr>
+        <w:t>ed</w:t>
+      </w:r>
+      <w:r>
+        <w:rPr>
+          <w:rFonts w:ascii="Calibri" w:hAnsi="Calibri" w:cs="Calibri"/>
+          <w:sz w:val="22"/>
+          <w:szCs w:val="22"/>
+        </w:rPr>
+        <w:t xml:space="preserve"> its strength in capturing long-read contiguous assemblies within fewer contigs, ensuring genes remain intact and detectable (Kolmogorov et al, 2019). The gradual curve of SPAdes demonstrates </w:t>
       </w:r>
       <w:r>
         <w:rPr>
@@ -1246,7 +1430,23 @@
           <w:sz w:val="22"/>
           <w:szCs w:val="22"/>
         </w:rPr>
-        <w:t xml:space="preserve">confirms this </w:t>
+        <w:t>confirm</w:t>
+      </w:r>
+      <w:r>
+        <w:rPr>
+          <w:rFonts w:ascii="Calibri" w:hAnsi="Calibri" w:cs="Calibri"/>
+          <w:sz w:val="22"/>
+          <w:szCs w:val="22"/>
+        </w:rPr>
+        <w:t>ed</w:t>
+      </w:r>
+      <w:r>
+        <w:rPr>
+          <w:rFonts w:ascii="Calibri" w:hAnsi="Calibri" w:cs="Calibri"/>
+          <w:sz w:val="22"/>
+          <w:szCs w:val="22"/>
+        </w:rPr>
+        <w:t xml:space="preserve"> this </w:t>
       </w:r>
       <w:r>
         <w:rPr>
@@ -1270,7 +1470,15 @@
           <w:sz w:val="22"/>
           <w:szCs w:val="22"/>
         </w:rPr>
-        <w:t>represents</w:t>
+        <w:t>represent</w:t>
+      </w:r>
+      <w:r>
+        <w:rPr>
+          <w:rFonts w:ascii="Calibri" w:hAnsi="Calibri" w:cs="Calibri"/>
+          <w:sz w:val="22"/>
+          <w:szCs w:val="22"/>
+        </w:rPr>
+        <w:t>ed</w:t>
       </w:r>
       <w:r>
         <w:rPr>
@@ -1302,7 +1510,31 @@
           <w:sz w:val="22"/>
           <w:szCs w:val="22"/>
         </w:rPr>
-        <w:t>reference genome, whereas SPAdes remains significantly fragmented.</w:t>
+        <w:t xml:space="preserve">reference genome, whereas SPAdes </w:t>
+      </w:r>
+      <w:r>
+        <w:rPr>
+          <w:rFonts w:ascii="Calibri" w:hAnsi="Calibri" w:cs="Calibri"/>
+          <w:sz w:val="22"/>
+          <w:szCs w:val="22"/>
+        </w:rPr>
+        <w:t>remain</w:t>
+      </w:r>
+      <w:r>
+        <w:rPr>
+          <w:rFonts w:ascii="Calibri" w:hAnsi="Calibri" w:cs="Calibri"/>
+          <w:sz w:val="22"/>
+          <w:szCs w:val="22"/>
+        </w:rPr>
+        <w:t>ed</w:t>
+      </w:r>
+      <w:r>
+        <w:rPr>
+          <w:rFonts w:ascii="Calibri" w:hAnsi="Calibri" w:cs="Calibri"/>
+          <w:sz w:val="22"/>
+          <w:szCs w:val="22"/>
+        </w:rPr>
+        <w:t xml:space="preserve"> significantly fragmented.</w:t>
       </w:r>
     </w:p>
     <w:p>
@@ -1521,7 +1753,7 @@
           <w:sz w:val="22"/>
           <w:szCs w:val="22"/>
         </w:rPr>
-        <w:t>s</w:t>
+        <w:t>ed</w:t>
       </w:r>
       <w:r>
         <w:rPr>
@@ -1840,7 +2072,23 @@
           <w:sz w:val="22"/>
           <w:szCs w:val="22"/>
         </w:rPr>
-        <w:t>For Prokka and Bakta, CDS counts (Figure 4) increases linearly with assembly</w:t>
+        <w:t>For Prokka and Bakta, CDS counts (Figure 4) increase</w:t>
+      </w:r>
+      <w:r>
+        <w:rPr>
+          <w:rFonts w:ascii="Calibri" w:hAnsi="Calibri" w:cs="Calibri"/>
+          <w:sz w:val="22"/>
+          <w:szCs w:val="22"/>
+        </w:rPr>
+        <w:t>d</w:t>
+      </w:r>
+      <w:r>
+        <w:rPr>
+          <w:rFonts w:ascii="Calibri" w:hAnsi="Calibri" w:cs="Calibri"/>
+          <w:sz w:val="22"/>
+          <w:szCs w:val="22"/>
+        </w:rPr>
+        <w:t xml:space="preserve"> linearly with assembly</w:t>
       </w:r>
       <w:r>
         <w:rPr>
@@ -1936,7 +2184,23 @@
           <w:sz w:val="22"/>
           <w:szCs w:val="22"/>
         </w:rPr>
-        <w:t xml:space="preserve"> are highly repetitive in E</w:t>
+        <w:t xml:space="preserve"> </w:t>
+      </w:r>
+      <w:r>
+        <w:rPr>
+          <w:rFonts w:ascii="Calibri" w:hAnsi="Calibri" w:cs="Calibri"/>
+          <w:sz w:val="22"/>
+          <w:szCs w:val="22"/>
+        </w:rPr>
+        <w:t>were</w:t>
+      </w:r>
+      <w:r>
+        <w:rPr>
+          <w:rFonts w:ascii="Calibri" w:hAnsi="Calibri" w:cs="Calibri"/>
+          <w:sz w:val="22"/>
+          <w:szCs w:val="22"/>
+        </w:rPr>
+        <w:t xml:space="preserve"> highly repetitive in E</w:t>
       </w:r>
       <w:r>
         <w:rPr>
@@ -1952,7 +2216,23 @@
           <w:sz w:val="22"/>
           <w:szCs w:val="22"/>
         </w:rPr>
-        <w:t xml:space="preserve"> coli samples, identical counts of rRNA across all samples suggest that both assemblies had high structural integrity with few collapses of short reads (Maeda et al., 2015). The </w:t>
+        <w:t xml:space="preserve"> coli samples, identical counts of rRNA across all samples suggest</w:t>
+      </w:r>
+      <w:r>
+        <w:rPr>
+          <w:rFonts w:ascii="Calibri" w:hAnsi="Calibri" w:cs="Calibri"/>
+          <w:sz w:val="22"/>
+          <w:szCs w:val="22"/>
+        </w:rPr>
+        <w:t>ed</w:t>
+      </w:r>
+      <w:r>
+        <w:rPr>
+          <w:rFonts w:ascii="Calibri" w:hAnsi="Calibri" w:cs="Calibri"/>
+          <w:sz w:val="22"/>
+          <w:szCs w:val="22"/>
+        </w:rPr>
+        <w:t xml:space="preserve"> that both assemblies had high structural integrity with few collapses of short reads (Maeda et al., 2015). The </w:t>
       </w:r>
       <w:r>
         <w:rPr>
@@ -2148,7 +2428,23 @@
           <w:sz w:val="22"/>
           <w:szCs w:val="22"/>
         </w:rPr>
-        <w:t>Figure 5: Barchart of CDS, rRNA and tRNA counts in Bakta vs Prokka annotation in Flye and SPAdes assembly</w:t>
+        <w:t xml:space="preserve">Figure 5: </w:t>
+      </w:r>
+      <w:r>
+        <w:rPr>
+          <w:rFonts w:ascii="Calibri" w:hAnsi="Calibri" w:cs="Calibri"/>
+          <w:sz w:val="22"/>
+          <w:szCs w:val="22"/>
+        </w:rPr>
+        <w:t>Bar chart</w:t>
+      </w:r>
+      <w:r>
+        <w:rPr>
+          <w:rFonts w:ascii="Calibri" w:hAnsi="Calibri" w:cs="Calibri"/>
+          <w:sz w:val="22"/>
+          <w:szCs w:val="22"/>
+        </w:rPr>
+        <w:t xml:space="preserve"> of CDS, rRNA and tRNA counts in Bakta vs Prokka annotation in Flye and SPAdes assembly</w:t>
       </w:r>
     </w:p>
     <w:p>
@@ -2262,7 +2558,15 @@
           <w:sz w:val="22"/>
           <w:szCs w:val="22"/>
         </w:rPr>
-        <w:t xml:space="preserve">s </w:t>
+        <w:t>ed</w:t>
+      </w:r>
+      <w:r>
+        <w:rPr>
+          <w:rFonts w:ascii="Calibri" w:hAnsi="Calibri" w:cs="Calibri"/>
+          <w:sz w:val="22"/>
+          <w:szCs w:val="22"/>
+        </w:rPr>
+        <w:t xml:space="preserve"> </w:t>
       </w:r>
       <w:r>
         <w:rPr>
@@ -2294,7 +2598,23 @@
           <w:sz w:val="22"/>
           <w:szCs w:val="22"/>
         </w:rPr>
-        <w:t xml:space="preserve">results from </w:t>
+        <w:t>result</w:t>
+      </w:r>
+      <w:r>
+        <w:rPr>
+          <w:rFonts w:ascii="Calibri" w:hAnsi="Calibri" w:cs="Calibri"/>
+          <w:sz w:val="22"/>
+          <w:szCs w:val="22"/>
+        </w:rPr>
+        <w:t xml:space="preserve">ed </w:t>
+      </w:r>
+      <w:r>
+        <w:rPr>
+          <w:rFonts w:ascii="Calibri" w:hAnsi="Calibri" w:cs="Calibri"/>
+          <w:sz w:val="22"/>
+          <w:szCs w:val="22"/>
+        </w:rPr>
+        <w:t xml:space="preserve">from </w:t>
       </w:r>
       <w:r>
         <w:rPr>
@@ -2334,7 +2654,7 @@
           <w:sz w:val="22"/>
           <w:szCs w:val="22"/>
         </w:rPr>
-        <w:t>s</w:t>
+        <w:t>d</w:t>
       </w:r>
       <w:r>
         <w:rPr>
@@ -2366,7 +2686,15 @@
           <w:sz w:val="22"/>
           <w:szCs w:val="22"/>
         </w:rPr>
-        <w:t xml:space="preserve"> yields</w:t>
+        <w:t xml:space="preserve"> yield</w:t>
+      </w:r>
+      <w:r>
+        <w:rPr>
+          <w:rFonts w:ascii="Calibri" w:hAnsi="Calibri" w:cs="Calibri"/>
+          <w:sz w:val="22"/>
+          <w:szCs w:val="22"/>
+        </w:rPr>
+        <w:t>ed</w:t>
       </w:r>
       <w:r>
         <w:rPr>
@@ -2534,7 +2862,39 @@
           <w:sz w:val="22"/>
           <w:szCs w:val="22"/>
         </w:rPr>
-        <w:t xml:space="preserve">Although both assembly methods achieve similar accuracy, Flye produces more contiguous assemblies with higher computational efficiency </w:t>
+        <w:t>Although both assembly methods achieve</w:t>
+      </w:r>
+      <w:r>
+        <w:rPr>
+          <w:rFonts w:ascii="Calibri" w:hAnsi="Calibri" w:cs="Calibri"/>
+          <w:sz w:val="22"/>
+          <w:szCs w:val="22"/>
+        </w:rPr>
+        <w:t>d</w:t>
+      </w:r>
+      <w:r>
+        <w:rPr>
+          <w:rFonts w:ascii="Calibri" w:hAnsi="Calibri" w:cs="Calibri"/>
+          <w:sz w:val="22"/>
+          <w:szCs w:val="22"/>
+        </w:rPr>
+        <w:t xml:space="preserve"> similar accuracy, Flye produce</w:t>
+      </w:r>
+      <w:r>
+        <w:rPr>
+          <w:rFonts w:ascii="Calibri" w:hAnsi="Calibri" w:cs="Calibri"/>
+          <w:sz w:val="22"/>
+          <w:szCs w:val="22"/>
+        </w:rPr>
+        <w:t>d</w:t>
+      </w:r>
+      <w:r>
+        <w:rPr>
+          <w:rFonts w:ascii="Calibri" w:hAnsi="Calibri" w:cs="Calibri"/>
+          <w:sz w:val="22"/>
+          <w:szCs w:val="22"/>
+        </w:rPr>
+        <w:t xml:space="preserve"> more contiguous assemblies with higher computational efficiency </w:t>
       </w:r>
       <w:r>
         <w:rPr>
@@ -2728,7 +3088,23 @@
           <w:sz w:val="22"/>
           <w:szCs w:val="22"/>
         </w:rPr>
-        <w:t>, the magnitude of differential expression and strength of statistical significance is roughly the same for both up-regulation and down-regulation.</w:t>
+        <w:t xml:space="preserve">, the magnitude of differential expression and strength of statistical significance </w:t>
+      </w:r>
+      <w:r>
+        <w:rPr>
+          <w:rFonts w:ascii="Calibri" w:hAnsi="Calibri" w:cs="Calibri"/>
+          <w:sz w:val="22"/>
+          <w:szCs w:val="22"/>
+        </w:rPr>
+        <w:t>was</w:t>
+      </w:r>
+      <w:r>
+        <w:rPr>
+          <w:rFonts w:ascii="Calibri" w:hAnsi="Calibri" w:cs="Calibri"/>
+          <w:sz w:val="22"/>
+          <w:szCs w:val="22"/>
+        </w:rPr>
+        <w:t xml:space="preserve"> roughly the same for both up-regulation and down-regulation.</w:t>
       </w:r>
     </w:p>
     <w:p>
@@ -3299,10 +3675,10 @@
           <w:szCs w:val="22"/>
         </w:rPr>
         <w:drawing>
-          <wp:inline distT="0" distB="0" distL="0" distR="0" wp14:anchorId="4F8A0688" wp14:editId="1008F75D">
-            <wp:extent cx="3412955" cy="1822450"/>
-            <wp:effectExtent l="0" t="0" r="0" b="6350"/>
-            <wp:docPr id="354029700" name="Picture 1"/>
+          <wp:inline distT="0" distB="0" distL="0" distR="0" wp14:anchorId="5121734D" wp14:editId="2022FFAD">
+            <wp:extent cx="3915713" cy="2419350"/>
+            <wp:effectExtent l="0" t="0" r="8890" b="0"/>
+            <wp:docPr id="717027811" name="Picture 2"/>
             <wp:cNvGraphicFramePr>
               <a:graphicFrameLocks xmlns:a="http://schemas.openxmlformats.org/drawingml/2006/main" noChangeAspect="1"/>
             </wp:cNvGraphicFramePr>
@@ -3310,12 +3686,20 @@
               <a:graphicData uri="http://schemas.openxmlformats.org/drawingml/2006/picture">
                 <pic:pic xmlns:pic="http://schemas.openxmlformats.org/drawingml/2006/picture">
                   <pic:nvPicPr>
-                    <pic:cNvPr id="354029700" name=""/>
-                    <pic:cNvPicPr/>
+                    <pic:cNvPr id="0" name="Picture 4"/>
+                    <pic:cNvPicPr>
+                      <a:picLocks noChangeAspect="1" noChangeArrowheads="1"/>
+                    </pic:cNvPicPr>
                   </pic:nvPicPr>
-                  <pic:blipFill rotWithShape="1">
-                    <a:blip r:embed="rId13"/>
-                    <a:srcRect t="5305"/>
+                  <pic:blipFill>
+                    <a:blip r:embed="rId13">
+                      <a:extLst>
+                        <a:ext uri="{28A0092B-C50C-407E-A947-70E740481C1C}">
+                          <a14:useLocalDpi xmlns:a14="http://schemas.microsoft.com/office/drawing/2010/main" val="0"/>
+                        </a:ext>
+                      </a:extLst>
+                    </a:blip>
+                    <a:srcRect/>
                     <a:stretch>
                       <a:fillRect/>
                     </a:stretch>
@@ -3323,19 +3707,12 @@
                   <pic:spPr bwMode="auto">
                     <a:xfrm>
                       <a:off x="0" y="0"/>
-                      <a:ext cx="3431581" cy="1832396"/>
+                      <a:ext cx="3931483" cy="2429094"/>
                     </a:xfrm>
                     <a:prstGeom prst="rect">
                       <a:avLst/>
                     </a:prstGeom>
-                    <a:ln>
-                      <a:noFill/>
-                    </a:ln>
-                    <a:extLst>
-                      <a:ext uri="{53640926-AAD7-44D8-BBD7-CCE9431645EC}">
-                        <a14:shadowObscured xmlns:a14="http://schemas.microsoft.com/office/drawing/2010/main"/>
-                      </a:ext>
-                    </a:extLst>
+                    <a:noFill/>
                   </pic:spPr>
                 </pic:pic>
               </a:graphicData>
@@ -3640,7 +4017,23 @@
           <w:sz w:val="22"/>
           <w:szCs w:val="22"/>
         </w:rPr>
-        <w:t xml:space="preserve">near-perfect performance of SVM using the linear kernal </w:t>
+        <w:t xml:space="preserve">near-perfect performance of SVM using the linear </w:t>
+      </w:r>
+      <w:r>
+        <w:rPr>
+          <w:rFonts w:ascii="Calibri" w:hAnsi="Calibri" w:cs="Calibri"/>
+          <w:sz w:val="22"/>
+          <w:szCs w:val="22"/>
+        </w:rPr>
+        <w:t>kernel</w:t>
+      </w:r>
+      <w:r>
+        <w:rPr>
+          <w:rFonts w:ascii="Calibri" w:hAnsi="Calibri" w:cs="Calibri"/>
+          <w:sz w:val="22"/>
+          <w:szCs w:val="22"/>
+        </w:rPr>
+        <w:t xml:space="preserve"> </w:t>
       </w:r>
       <w:r>
         <w:rPr>
@@ -4000,7 +4393,23 @@
           <w:sz w:val="22"/>
           <w:szCs w:val="22"/>
         </w:rPr>
-        <w:t>aligns with literature</w:t>
+        <w:t>align</w:t>
+      </w:r>
+      <w:r>
+        <w:rPr>
+          <w:rFonts w:ascii="Calibri" w:hAnsi="Calibri" w:cs="Calibri"/>
+          <w:sz w:val="22"/>
+          <w:szCs w:val="22"/>
+        </w:rPr>
+        <w:t>ed</w:t>
+      </w:r>
+      <w:r>
+        <w:rPr>
+          <w:rFonts w:ascii="Calibri" w:hAnsi="Calibri" w:cs="Calibri"/>
+          <w:sz w:val="22"/>
+          <w:szCs w:val="22"/>
+        </w:rPr>
+        <w:t xml:space="preserve"> with literature</w:t>
       </w:r>
       <w:r>
         <w:rPr>
@@ -4024,7 +4433,23 @@
           <w:sz w:val="22"/>
           <w:szCs w:val="22"/>
         </w:rPr>
-        <w:t>is highly robust in noisy and high-dimensional data whereas LDA is easily skewed by outliers and is vulnerable to over-fitting</w:t>
+        <w:t xml:space="preserve">is highly robust in noisy and high-dimensional data whereas LDA </w:t>
+      </w:r>
+      <w:r>
+        <w:rPr>
+          <w:rFonts w:ascii="Calibri" w:hAnsi="Calibri" w:cs="Calibri"/>
+          <w:sz w:val="22"/>
+          <w:szCs w:val="22"/>
+        </w:rPr>
+        <w:t>was</w:t>
+      </w:r>
+      <w:r>
+        <w:rPr>
+          <w:rFonts w:ascii="Calibri" w:hAnsi="Calibri" w:cs="Calibri"/>
+          <w:sz w:val="22"/>
+          <w:szCs w:val="22"/>
+        </w:rPr>
+        <w:t xml:space="preserve"> easily skewed by outliers and is vulnerable to over-fitting</w:t>
       </w:r>
       <w:r>
         <w:rPr>
@@ -4128,7 +4553,7 @@
           <w:sz w:val="22"/>
           <w:szCs w:val="22"/>
         </w:rPr>
-        <w:t xml:space="preserve">This solid performance, particularly given that the </w:t>
+        <w:t xml:space="preserve">This solid performance, given that the </w:t>
       </w:r>
       <w:r>
         <w:rPr>
@@ -4160,7 +4585,23 @@
           <w:sz w:val="22"/>
           <w:szCs w:val="22"/>
         </w:rPr>
-        <w:t>egression model was restricted to a subset of features, validates the strong predictive power of the top five selected genes.</w:t>
+        <w:t>egression model was restricted to a subset of features, validate</w:t>
+      </w:r>
+      <w:r>
+        <w:rPr>
+          <w:rFonts w:ascii="Calibri" w:hAnsi="Calibri" w:cs="Calibri"/>
+          <w:sz w:val="22"/>
+          <w:szCs w:val="22"/>
+        </w:rPr>
+        <w:t>d</w:t>
+      </w:r>
+      <w:r>
+        <w:rPr>
+          <w:rFonts w:ascii="Calibri" w:hAnsi="Calibri" w:cs="Calibri"/>
+          <w:sz w:val="22"/>
+          <w:szCs w:val="22"/>
+        </w:rPr>
+        <w:t xml:space="preserve"> the strong predictive power of the top five selected genes.</w:t>
       </w:r>
     </w:p>
     <w:tbl>
@@ -5457,7 +5898,23 @@
           <w:sz w:val="22"/>
           <w:szCs w:val="22"/>
         </w:rPr>
-        <w:t xml:space="preserve">he common top gene </w:t>
+        <w:t>he top gene</w:t>
+      </w:r>
+      <w:r>
+        <w:rPr>
+          <w:rFonts w:ascii="Calibri" w:hAnsi="Calibri" w:cs="Calibri"/>
+          <w:sz w:val="22"/>
+          <w:szCs w:val="22"/>
+        </w:rPr>
+        <w:t>s</w:t>
+      </w:r>
+      <w:r>
+        <w:rPr>
+          <w:rFonts w:ascii="Calibri" w:hAnsi="Calibri" w:cs="Calibri"/>
+          <w:sz w:val="22"/>
+          <w:szCs w:val="22"/>
+        </w:rPr>
+        <w:t xml:space="preserve"> </w:t>
       </w:r>
       <w:r>
         <w:rPr>
@@ -5481,15 +5938,63 @@
           <w:sz w:val="22"/>
           <w:szCs w:val="22"/>
         </w:rPr>
-        <w:t xml:space="preserve"> is nikA (b3476), which is involved in nickel uptake.</w:t>
-      </w:r>
-      <w:r>
-        <w:rPr>
-          <w:rFonts w:ascii="Calibri" w:hAnsi="Calibri" w:cs="Calibri"/>
-          <w:sz w:val="22"/>
-          <w:szCs w:val="22"/>
-        </w:rPr>
-        <w:t xml:space="preserve"> Unsupervised learning prioritized high-variance markers, whereas supervised learning identified markers with stable classification power.</w:t>
+        <w:t xml:space="preserve"> </w:t>
+      </w:r>
+      <w:r>
+        <w:rPr>
+          <w:rFonts w:ascii="Calibri" w:hAnsi="Calibri" w:cs="Calibri"/>
+          <w:sz w:val="22"/>
+          <w:szCs w:val="22"/>
+        </w:rPr>
+        <w:t xml:space="preserve">methods LVA and SVM </w:t>
+      </w:r>
+      <w:r>
+        <w:rPr>
+          <w:rFonts w:ascii="Calibri" w:hAnsi="Calibri" w:cs="Calibri"/>
+          <w:sz w:val="22"/>
+          <w:szCs w:val="22"/>
+        </w:rPr>
+        <w:t>were</w:t>
+      </w:r>
+      <w:r>
+        <w:rPr>
+          <w:rFonts w:ascii="Calibri" w:hAnsi="Calibri" w:cs="Calibri"/>
+          <w:sz w:val="22"/>
+          <w:szCs w:val="22"/>
+        </w:rPr>
+        <w:t xml:space="preserve"> </w:t>
+      </w:r>
+      <w:r>
+        <w:rPr>
+          <w:rFonts w:ascii="Calibri" w:hAnsi="Calibri" w:cs="Calibri"/>
+          <w:sz w:val="22"/>
+          <w:szCs w:val="22"/>
+        </w:rPr>
+        <w:t xml:space="preserve">msbA (b0914) and clpP </w:t>
+      </w:r>
+      <w:r>
+        <w:rPr>
+          <w:rFonts w:ascii="Calibri" w:hAnsi="Calibri" w:cs="Calibri"/>
+          <w:sz w:val="22"/>
+          <w:szCs w:val="22"/>
+        </w:rPr>
+        <w:t xml:space="preserve">(b0437), </w:t>
+      </w:r>
+      <w:r>
+        <w:rPr>
+          <w:rFonts w:ascii="Calibri" w:hAnsi="Calibri" w:cs="Calibri"/>
+          <w:sz w:val="22"/>
+          <w:szCs w:val="22"/>
+        </w:rPr>
+        <w:t xml:space="preserve">essential for lipopolysaccharide transport and protein degradation. </w:t>
+      </w:r>
+      <w:r>
+        <w:rPr>
+          <w:rFonts w:ascii="Calibri" w:hAnsi="Calibri" w:cs="Calibri"/>
+          <w:sz w:val="22"/>
+          <w:szCs w:val="22"/>
+        </w:rPr>
+        <w:t>Unsupervised learning prioritized high-variance markers, whereas supervised learning identified markers with stable classification power.</w:t>
       </w:r>
     </w:p>
     <w:p>
@@ -6015,7 +6520,23 @@
           <w:sz w:val="22"/>
           <w:szCs w:val="22"/>
         </w:rPr>
-        <w:t>The structural functional characterization of lrp, argR and stpA models against experimental database validations demonstrates AlphaFold’s ability to decode complex regulatory networks and bridge the gaps in crystallography.  Lrp retained a perfectly aligned N-terminal Helix-Turn-Helix motif (yellow in Figure 14) with a highly concentrated positive charge coupled with an adjacent negative dipole in vacuum electrostatic surface analysis (Figure 14), proving its DNA-recognition</w:t>
+        <w:t>The structural functional characterization of lrp, argR and stpA models against experimental database validations demonstrate</w:t>
+      </w:r>
+      <w:r>
+        <w:rPr>
+          <w:rFonts w:ascii="Calibri" w:hAnsi="Calibri" w:cs="Calibri"/>
+          <w:sz w:val="22"/>
+          <w:szCs w:val="22"/>
+        </w:rPr>
+        <w:t>d</w:t>
+      </w:r>
+      <w:r>
+        <w:rPr>
+          <w:rFonts w:ascii="Calibri" w:hAnsi="Calibri" w:cs="Calibri"/>
+          <w:sz w:val="22"/>
+          <w:szCs w:val="22"/>
+        </w:rPr>
+        <w:t xml:space="preserve"> AlphaFold’s ability to decode complex regulatory networks and bridge the gaps in crystallography.  Lrp retained a perfectly aligned N-terminal Helix-Turn-Helix motif (yellow in Figure 14) with a highly concentrated positive charge coupled with an adjacent negative dipole in vacuum electrostatic surface analysis (Figure 14), proving its DNA-recognition</w:t>
       </w:r>
       <w:r>
         <w:rPr>
@@ -6031,7 +6552,55 @@
           <w:sz w:val="22"/>
           <w:szCs w:val="22"/>
         </w:rPr>
-        <w:t xml:space="preserve"> as transcription factor. Similarly for other genes (Appendix B), positive charge concentration is localised to the predicted DNA-binding motif in the C-terminal of stpA and was well-aligned with the 2lrx reference, providing structural support to its role in non-specific binding to double-stranded DNA as a transcriptional repressor. The right domain is unaligned as it is highly dynamic and its lack of positive charge indicates that it is not involved in DNA-binding, but rather to interact with other proteins for oligomerization. The argR model’s DNA-binding domain (coloured in yellow</w:t>
+        <w:t xml:space="preserve"> as transcription factor. Similarly for other genes (Appendix B), positive charge concentration is localised to the predicted DNA-binding motif in the C-terminal of stpA and was well-aligned with the 2lrx reference, providing structural support to its role in non-specific binding to double-stranded DNA as a transcriptional repressor. The right domain </w:t>
+      </w:r>
+      <w:r>
+        <w:rPr>
+          <w:rFonts w:ascii="Calibri" w:hAnsi="Calibri" w:cs="Calibri"/>
+          <w:sz w:val="22"/>
+          <w:szCs w:val="22"/>
+        </w:rPr>
+        <w:t>was</w:t>
+      </w:r>
+      <w:r>
+        <w:rPr>
+          <w:rFonts w:ascii="Calibri" w:hAnsi="Calibri" w:cs="Calibri"/>
+          <w:sz w:val="22"/>
+          <w:szCs w:val="22"/>
+        </w:rPr>
+        <w:t xml:space="preserve"> unaligned as it </w:t>
+      </w:r>
+      <w:r>
+        <w:rPr>
+          <w:rFonts w:ascii="Calibri" w:hAnsi="Calibri" w:cs="Calibri"/>
+          <w:sz w:val="22"/>
+          <w:szCs w:val="22"/>
+        </w:rPr>
+        <w:t>was</w:t>
+      </w:r>
+      <w:r>
+        <w:rPr>
+          <w:rFonts w:ascii="Calibri" w:hAnsi="Calibri" w:cs="Calibri"/>
+          <w:sz w:val="22"/>
+          <w:szCs w:val="22"/>
+        </w:rPr>
+        <w:t xml:space="preserve"> highly dynamic and its lack of positive charge indicates that it </w:t>
+      </w:r>
+      <w:r>
+        <w:rPr>
+          <w:rFonts w:ascii="Calibri" w:hAnsi="Calibri" w:cs="Calibri"/>
+          <w:sz w:val="22"/>
+          <w:szCs w:val="22"/>
+        </w:rPr>
+        <w:t>was</w:t>
+      </w:r>
+      <w:r>
+        <w:rPr>
+          <w:rFonts w:ascii="Calibri" w:hAnsi="Calibri" w:cs="Calibri"/>
+          <w:sz w:val="22"/>
+          <w:szCs w:val="22"/>
+        </w:rPr>
+        <w:t xml:space="preserve"> not involved in DNA-binding, but rather to interact with other proteins for oligomerization. The argR model’s DNA-binding domain (coloured in yellow</w:t>
       </w:r>
       <w:r>
         <w:rPr>
@@ -6063,7 +6632,23 @@
           <w:sz w:val="22"/>
           <w:szCs w:val="22"/>
         </w:rPr>
-        <w:t xml:space="preserve"> in the experimental structure as it may omitted due to inherent flexibility or truncated fragments. In these cases, AlphaFold allows full visualization of these domains, albeit with a lower pLDDT score, with structural context. This provides valuable computational hypothesis for the DNA-binding mechanism. </w:t>
+        <w:t xml:space="preserve"> in the experimental structure as it may omitted due to inherent flexibility or truncated fragments. In these cases, AlphaFold allows full visualization of these domains, albeit with a lower pLDDT score, with structural context. This provide</w:t>
+      </w:r>
+      <w:r>
+        <w:rPr>
+          <w:rFonts w:ascii="Calibri" w:hAnsi="Calibri" w:cs="Calibri"/>
+          <w:sz w:val="22"/>
+          <w:szCs w:val="22"/>
+        </w:rPr>
+        <w:t>d</w:t>
+      </w:r>
+      <w:r>
+        <w:rPr>
+          <w:rFonts w:ascii="Calibri" w:hAnsi="Calibri" w:cs="Calibri"/>
+          <w:sz w:val="22"/>
+          <w:szCs w:val="22"/>
+        </w:rPr>
+        <w:t xml:space="preserve"> valuable computational hypothesis for the DNA-binding mechanism. </w:t>
       </w:r>
     </w:p>
     <w:p>
@@ -6153,7 +6738,7 @@
           <w:szCs w:val="22"/>
         </w:rPr>
         <w:drawing>
-          <wp:inline distT="0" distB="0" distL="0" distR="0" wp14:anchorId="2580CE7C" wp14:editId="3E26C171">
+          <wp:inline distT="0" distB="0" distL="0" distR="0" wp14:anchorId="2580CE7C" wp14:editId="0E9FF98C">
             <wp:extent cx="2057400" cy="1574800"/>
             <wp:effectExtent l="0" t="0" r="0" b="6350"/>
             <wp:docPr id="464707823" name="Picture 14"/>
@@ -6285,7 +6870,39 @@
           <w:sz w:val="22"/>
           <w:szCs w:val="22"/>
         </w:rPr>
-        <w:t xml:space="preserve"> perfectly with the reference model. This is the catalytic pocket (coloured in orange) with cysteines (coloured in yellow) where reduction of toxic arsenate occurs, proving the gene function of detoxification and providing a mechanistic explanation for its upregulation in part 2 analysis, confirming a coordinated resistance response. Lastly, the nikA model (Figure 16) also demonstrates the presence of an aligned loop (coloured in orange) around the nickel ion (</w:t>
+        <w:t xml:space="preserve"> perfectly with the reference model. This </w:t>
+      </w:r>
+      <w:r>
+        <w:rPr>
+          <w:rFonts w:ascii="Calibri" w:hAnsi="Calibri" w:cs="Calibri"/>
+          <w:sz w:val="22"/>
+          <w:szCs w:val="22"/>
+        </w:rPr>
+        <w:t>was</w:t>
+      </w:r>
+      <w:r>
+        <w:rPr>
+          <w:rFonts w:ascii="Calibri" w:hAnsi="Calibri" w:cs="Calibri"/>
+          <w:sz w:val="22"/>
+          <w:szCs w:val="22"/>
+        </w:rPr>
+        <w:t xml:space="preserve"> the catalytic pocket (coloured in orange) with cysteines (coloured in yellow) where reduction of toxic arsenate occurs, proving the gene function of detoxification and providing a mechanistic explanation for its upregulation in part 2 analysis, confirming a coordinated resistance response. Lastly, the nikA model (Figure 16) also demonstrate</w:t>
+      </w:r>
+      <w:r>
+        <w:rPr>
+          <w:rFonts w:ascii="Calibri" w:hAnsi="Calibri" w:cs="Calibri"/>
+          <w:sz w:val="22"/>
+          <w:szCs w:val="22"/>
+        </w:rPr>
+        <w:t>d</w:t>
+      </w:r>
+      <w:r>
+        <w:rPr>
+          <w:rFonts w:ascii="Calibri" w:hAnsi="Calibri" w:cs="Calibri"/>
+          <w:sz w:val="22"/>
+          <w:szCs w:val="22"/>
+        </w:rPr>
+        <w:t xml:space="preserve"> the presence of an aligned loop (coloured in orange) around the nickel ion (</w:t>
       </w:r>
       <w:r>
         <w:rPr>
@@ -6301,7 +6918,23 @@
           <w:sz w:val="22"/>
           <w:szCs w:val="22"/>
         </w:rPr>
-        <w:t xml:space="preserve">green), indicating MppA-type nickel-binding property of this gene. Its strong up-regulation further proves the toxicity </w:t>
+        <w:t>green), indicating MppA-type nickel-binding property of this gene. Its strong up-regulation further prove</w:t>
+      </w:r>
+      <w:r>
+        <w:rPr>
+          <w:rFonts w:ascii="Calibri" w:hAnsi="Calibri" w:cs="Calibri"/>
+          <w:sz w:val="22"/>
+          <w:szCs w:val="22"/>
+        </w:rPr>
+        <w:t>d</w:t>
+      </w:r>
+      <w:r>
+        <w:rPr>
+          <w:rFonts w:ascii="Calibri" w:hAnsi="Calibri" w:cs="Calibri"/>
+          <w:sz w:val="22"/>
+          <w:szCs w:val="22"/>
+        </w:rPr>
+        <w:t xml:space="preserve"> the toxicity </w:t>
       </w:r>
       <w:r>
         <w:rPr>
@@ -8109,7 +8742,7 @@
                 <w:szCs w:val="22"/>
               </w:rPr>
               <w:drawing>
-                <wp:inline distT="0" distB="0" distL="0" distR="0" wp14:anchorId="46ACBBEE" wp14:editId="64557999">
+                <wp:inline distT="0" distB="0" distL="0" distR="0" wp14:anchorId="46ACBBEE" wp14:editId="17A42158">
                   <wp:extent cx="1854200" cy="1016000"/>
                   <wp:effectExtent l="0" t="0" r="0" b="0"/>
                   <wp:docPr id="805917642" name="Picture 15"/>
@@ -8205,7 +8838,7 @@
                 <w:szCs w:val="22"/>
               </w:rPr>
               <w:drawing>
-                <wp:inline distT="0" distB="0" distL="0" distR="0" wp14:anchorId="3A5F873A" wp14:editId="50C302F6">
+                <wp:inline distT="0" distB="0" distL="0" distR="0" wp14:anchorId="3A5F873A" wp14:editId="29BECBFB">
                   <wp:extent cx="2222500" cy="1686560"/>
                   <wp:effectExtent l="0" t="0" r="6350" b="8890"/>
                   <wp:docPr id="1621839792" name="Picture 16"/>
@@ -8309,7 +8942,7 @@
                 <w:szCs w:val="22"/>
               </w:rPr>
               <w:drawing>
-                <wp:inline distT="0" distB="0" distL="0" distR="0" wp14:anchorId="3A6CCED5" wp14:editId="6EF53A1B">
+                <wp:inline distT="0" distB="0" distL="0" distR="0" wp14:anchorId="3A6CCED5" wp14:editId="7549C2B0">
                   <wp:extent cx="2228850" cy="1498600"/>
                   <wp:effectExtent l="0" t="0" r="0" b="6350"/>
                   <wp:docPr id="1540233185" name="Picture 19"/>
@@ -8385,7 +9018,7 @@
                 <w:szCs w:val="22"/>
               </w:rPr>
               <w:drawing>
-                <wp:inline distT="0" distB="0" distL="0" distR="0" wp14:anchorId="04E1079B" wp14:editId="46DB87CA">
+                <wp:inline distT="0" distB="0" distL="0" distR="0" wp14:anchorId="04E1079B" wp14:editId="49CDBFF4">
                   <wp:extent cx="2451100" cy="1764030"/>
                   <wp:effectExtent l="0" t="0" r="6350" b="7620"/>
                   <wp:docPr id="945638046" name="Picture 17"/>
@@ -13509,6 +14142,7 @@
   <w:style w:type="character" w:default="1" w:styleId="DefaultParagraphFont">
     <w:name w:val="Default Paragraph Font"/>
     <w:uiPriority w:val="1"/>
+    <w:semiHidden/>
     <w:unhideWhenUsed/>
   </w:style>
   <w:style w:type="table" w:default="1" w:styleId="TableNormal">

--- a/LIFE748_assignment.docx
+++ b/LIFE748_assignment.docx
@@ -113,7 +113,23 @@
           <w:sz w:val="22"/>
           <w:szCs w:val="22"/>
         </w:rPr>
-        <w:t xml:space="preserve"> also performed using Euclidean distance and ward.D2 linkage method. A heatmap was produced to compare the predictions of these two unsupervised methods against the ground truth. As for supervised learning, data was split randomly into training and testing subsets in a 7:3 ratio. Linear discriminant analysis (LDA) and support vector machines (SVM) were used to perform classification. To avoid overfitting, logistic regression was performed with feature selection of the top 5 significant genes with the largest log2 fold change. These were then repeated with stratified 7-fold cross validation to ensure robustness. Model performance was evaluated using Cohen’s Kappa and balanced accuracy to account for the potential imbalanced distribution in binary conditions. Finally, biologically important markers were selected by extracting the top gene that contributed to each k-means cluster. The </w:t>
+        <w:t xml:space="preserve"> also performed using Euclidean distance and ward.D2 linkage method. A heatmap was produced to compare the predictions of these two unsupervised methods against the ground truth. As for supervised learning, data was split randomly into training and testing subsets in a 7:3 ratio. Linear discriminant analysis (LDA) and support vector machines (SVM)</w:t>
+      </w:r>
+      <w:r>
+        <w:rPr>
+          <w:rFonts w:ascii="Calibri" w:hAnsi="Calibri" w:cs="Calibri"/>
+          <w:sz w:val="22"/>
+          <w:szCs w:val="22"/>
+        </w:rPr>
+        <w:t xml:space="preserve">, including all 4 types of kernels, </w:t>
+      </w:r>
+      <w:r>
+        <w:rPr>
+          <w:rFonts w:ascii="Calibri" w:hAnsi="Calibri" w:cs="Calibri"/>
+          <w:sz w:val="22"/>
+          <w:szCs w:val="22"/>
+        </w:rPr>
+        <w:t xml:space="preserve">were used to perform classification. To avoid overfitting, logistic regression was performed with feature selection of the top 5 significant genes with the largest log2 fold change. These were then repeated with stratified 7-fold cross validation to ensure robustness. Model performance was evaluated using Cohen’s Kappa and balanced accuracy to account for the potential imbalanced distribution in binary conditions. Finally, biologically important markers were selected by extracting the top gene that contributed to each k-means cluster. The </w:t>
       </w:r>
       <w:r>
         <w:rPr>
@@ -4049,7 +4065,7 @@
           <w:sz w:val="22"/>
           <w:szCs w:val="22"/>
         </w:rPr>
-        <w:t xml:space="preserve">1.00 </w:t>
+        <w:t>1.00</w:t>
       </w:r>
       <w:r>
         <w:rPr>
@@ -4607,32 +4623,33 @@
     <w:tbl>
       <w:tblPr>
         <w:tblStyle w:val="PlainTable1"/>
-        <w:tblW w:w="6744" w:type="dxa"/>
+        <w:tblW w:w="0" w:type="auto"/>
         <w:jc w:val="center"/>
         <w:tblLook w:val="04A0" w:firstRow="1" w:lastRow="0" w:firstColumn="1" w:lastColumn="0" w:noHBand="0" w:noVBand="1"/>
       </w:tblPr>
       <w:tblGrid>
-        <w:gridCol w:w="1980"/>
-        <w:gridCol w:w="1191"/>
-        <w:gridCol w:w="1191"/>
-        <w:gridCol w:w="1191"/>
-        <w:gridCol w:w="1191"/>
+        <w:gridCol w:w="1930"/>
+        <w:gridCol w:w="1167"/>
+        <w:gridCol w:w="1167"/>
+        <w:gridCol w:w="1167"/>
+        <w:gridCol w:w="1167"/>
       </w:tblGrid>
       <w:tr>
         <w:trPr>
           <w:cnfStyle w:val="100000000000" w:firstRow="1" w:lastRow="0" w:firstColumn="0" w:lastColumn="0" w:oddVBand="0" w:evenVBand="0" w:oddHBand="0" w:evenHBand="0" w:firstRowFirstColumn="0" w:firstRowLastColumn="0" w:lastRowFirstColumn="0" w:lastRowLastColumn="0"/>
+          <w:trHeight w:val="340"/>
           <w:jc w:val="center"/>
         </w:trPr>
         <w:tc>
           <w:tcPr>
             <w:cnfStyle w:val="001000000000" w:firstRow="0" w:lastRow="0" w:firstColumn="1" w:lastColumn="0" w:oddVBand="0" w:evenVBand="0" w:oddHBand="0" w:evenHBand="0" w:firstRowFirstColumn="0" w:firstRowLastColumn="0" w:lastRowFirstColumn="0" w:lastRowLastColumn="0"/>
-            <w:tcW w:w="1980" w:type="dxa"/>
+            <w:tcW w:w="0" w:type="auto"/>
             <w:noWrap/>
             <w:hideMark/>
           </w:tcPr>
           <w:p>
             <w:pPr>
-              <w:spacing w:after="160" w:line="278" w:lineRule="auto"/>
+              <w:spacing w:line="278" w:lineRule="auto"/>
               <w:rPr>
                 <w:rFonts w:ascii="Calibri" w:hAnsi="Calibri" w:cs="Calibri"/>
                 <w:sz w:val="22"/>
@@ -4643,13 +4660,13 @@
         </w:tc>
         <w:tc>
           <w:tcPr>
-            <w:tcW w:w="1191" w:type="dxa"/>
+            <w:tcW w:w="0" w:type="auto"/>
             <w:noWrap/>
             <w:hideMark/>
           </w:tcPr>
           <w:p>
             <w:pPr>
-              <w:spacing w:after="160" w:line="278" w:lineRule="auto"/>
+              <w:spacing w:line="278" w:lineRule="auto"/>
               <w:cnfStyle w:val="100000000000" w:firstRow="1" w:lastRow="0" w:firstColumn="0" w:lastColumn="0" w:oddVBand="0" w:evenVBand="0" w:oddHBand="0" w:evenHBand="0" w:firstRowFirstColumn="0" w:firstRowLastColumn="0" w:lastRowFirstColumn="0" w:lastRowLastColumn="0"/>
               <w:rPr>
                 <w:rFonts w:ascii="Calibri" w:hAnsi="Calibri" w:cs="Calibri"/>
@@ -4671,13 +4688,13 @@
         </w:tc>
         <w:tc>
           <w:tcPr>
-            <w:tcW w:w="1191" w:type="dxa"/>
+            <w:tcW w:w="0" w:type="auto"/>
             <w:noWrap/>
             <w:hideMark/>
           </w:tcPr>
           <w:p>
             <w:pPr>
-              <w:spacing w:after="160" w:line="278" w:lineRule="auto"/>
+              <w:spacing w:line="278" w:lineRule="auto"/>
               <w:cnfStyle w:val="100000000000" w:firstRow="1" w:lastRow="0" w:firstColumn="0" w:lastColumn="0" w:oddVBand="0" w:evenVBand="0" w:oddHBand="0" w:evenHBand="0" w:firstRowFirstColumn="0" w:firstRowLastColumn="0" w:lastRowFirstColumn="0" w:lastRowLastColumn="0"/>
               <w:rPr>
                 <w:rFonts w:ascii="Calibri" w:hAnsi="Calibri" w:cs="Calibri"/>
@@ -4699,13 +4716,13 @@
         </w:tc>
         <w:tc>
           <w:tcPr>
-            <w:tcW w:w="1191" w:type="dxa"/>
+            <w:tcW w:w="0" w:type="auto"/>
             <w:noWrap/>
             <w:hideMark/>
           </w:tcPr>
           <w:p>
             <w:pPr>
-              <w:spacing w:after="160" w:line="278" w:lineRule="auto"/>
+              <w:spacing w:line="278" w:lineRule="auto"/>
               <w:cnfStyle w:val="100000000000" w:firstRow="1" w:lastRow="0" w:firstColumn="0" w:lastColumn="0" w:oddVBand="0" w:evenVBand="0" w:oddHBand="0" w:evenHBand="0" w:firstRowFirstColumn="0" w:firstRowLastColumn="0" w:lastRowFirstColumn="0" w:lastRowLastColumn="0"/>
               <w:rPr>
                 <w:rFonts w:ascii="Calibri" w:hAnsi="Calibri" w:cs="Calibri"/>
@@ -4726,7 +4743,7 @@
           </w:p>
           <w:p>
             <w:pPr>
-              <w:spacing w:after="160" w:line="278" w:lineRule="auto"/>
+              <w:spacing w:line="278" w:lineRule="auto"/>
               <w:cnfStyle w:val="100000000000" w:firstRow="1" w:lastRow="0" w:firstColumn="0" w:lastColumn="0" w:oddVBand="0" w:evenVBand="0" w:oddHBand="0" w:evenHBand="0" w:firstRowFirstColumn="0" w:firstRowLastColumn="0" w:lastRowFirstColumn="0" w:lastRowLastColumn="0"/>
               <w:rPr>
                 <w:rFonts w:ascii="Calibri" w:hAnsi="Calibri" w:cs="Calibri"/>
@@ -4738,13 +4755,13 @@
         </w:tc>
         <w:tc>
           <w:tcPr>
-            <w:tcW w:w="1191" w:type="dxa"/>
+            <w:tcW w:w="0" w:type="auto"/>
             <w:noWrap/>
             <w:hideMark/>
           </w:tcPr>
           <w:p>
             <w:pPr>
-              <w:spacing w:after="160" w:line="278" w:lineRule="auto"/>
+              <w:spacing w:line="278" w:lineRule="auto"/>
               <w:cnfStyle w:val="100000000000" w:firstRow="1" w:lastRow="0" w:firstColumn="0" w:lastColumn="0" w:oddVBand="0" w:evenVBand="0" w:oddHBand="0" w:evenHBand="0" w:firstRowFirstColumn="0" w:firstRowLastColumn="0" w:lastRowFirstColumn="0" w:lastRowLastColumn="0"/>
               <w:rPr>
                 <w:rFonts w:ascii="Calibri" w:hAnsi="Calibri" w:cs="Calibri"/>
@@ -4768,18 +4785,19 @@
       <w:tr>
         <w:trPr>
           <w:cnfStyle w:val="000000100000" w:firstRow="0" w:lastRow="0" w:firstColumn="0" w:lastColumn="0" w:oddVBand="0" w:evenVBand="0" w:oddHBand="1" w:evenHBand="0" w:firstRowFirstColumn="0" w:firstRowLastColumn="0" w:lastRowFirstColumn="0" w:lastRowLastColumn="0"/>
+          <w:trHeight w:val="340"/>
           <w:jc w:val="center"/>
         </w:trPr>
         <w:tc>
           <w:tcPr>
             <w:cnfStyle w:val="001000000000" w:firstRow="0" w:lastRow="0" w:firstColumn="1" w:lastColumn="0" w:oddVBand="0" w:evenVBand="0" w:oddHBand="0" w:evenHBand="0" w:firstRowFirstColumn="0" w:firstRowLastColumn="0" w:lastRowFirstColumn="0" w:lastRowLastColumn="0"/>
-            <w:tcW w:w="1980" w:type="dxa"/>
+            <w:tcW w:w="0" w:type="auto"/>
             <w:noWrap/>
             <w:hideMark/>
           </w:tcPr>
           <w:p>
             <w:pPr>
-              <w:spacing w:after="160" w:line="278" w:lineRule="auto"/>
+              <w:spacing w:line="278" w:lineRule="auto"/>
               <w:rPr>
                 <w:rFonts w:ascii="Calibri" w:hAnsi="Calibri" w:cs="Calibri"/>
                 <w:sz w:val="22"/>
@@ -4798,13 +4816,13 @@
         </w:tc>
         <w:tc>
           <w:tcPr>
-            <w:tcW w:w="1191" w:type="dxa"/>
+            <w:tcW w:w="0" w:type="auto"/>
             <w:noWrap/>
             <w:hideMark/>
           </w:tcPr>
           <w:p>
             <w:pPr>
-              <w:spacing w:after="160" w:line="278" w:lineRule="auto"/>
+              <w:spacing w:line="278" w:lineRule="auto"/>
               <w:cnfStyle w:val="000000100000" w:firstRow="0" w:lastRow="0" w:firstColumn="0" w:lastColumn="0" w:oddVBand="0" w:evenVBand="0" w:oddHBand="1" w:evenHBand="0" w:firstRowFirstColumn="0" w:firstRowLastColumn="0" w:lastRowFirstColumn="0" w:lastRowLastColumn="0"/>
               <w:rPr>
                 <w:rFonts w:ascii="Calibri" w:hAnsi="Calibri" w:cs="Calibri"/>
@@ -4824,13 +4842,13 @@
         </w:tc>
         <w:tc>
           <w:tcPr>
-            <w:tcW w:w="1191" w:type="dxa"/>
+            <w:tcW w:w="0" w:type="auto"/>
             <w:noWrap/>
             <w:hideMark/>
           </w:tcPr>
           <w:p>
             <w:pPr>
-              <w:spacing w:after="160" w:line="278" w:lineRule="auto"/>
+              <w:spacing w:line="278" w:lineRule="auto"/>
               <w:cnfStyle w:val="000000100000" w:firstRow="0" w:lastRow="0" w:firstColumn="0" w:lastColumn="0" w:oddVBand="0" w:evenVBand="0" w:oddHBand="1" w:evenHBand="0" w:firstRowFirstColumn="0" w:firstRowLastColumn="0" w:lastRowFirstColumn="0" w:lastRowLastColumn="0"/>
               <w:rPr>
                 <w:rFonts w:ascii="Calibri" w:hAnsi="Calibri" w:cs="Calibri"/>
@@ -4854,13 +4872,13 @@
         </w:tc>
         <w:tc>
           <w:tcPr>
-            <w:tcW w:w="1191" w:type="dxa"/>
+            <w:tcW w:w="0" w:type="auto"/>
             <w:noWrap/>
             <w:hideMark/>
           </w:tcPr>
           <w:p>
             <w:pPr>
-              <w:spacing w:after="160" w:line="278" w:lineRule="auto"/>
+              <w:spacing w:line="278" w:lineRule="auto"/>
               <w:cnfStyle w:val="000000100000" w:firstRow="0" w:lastRow="0" w:firstColumn="0" w:lastColumn="0" w:oddVBand="0" w:evenVBand="0" w:oddHBand="1" w:evenHBand="0" w:firstRowFirstColumn="0" w:firstRowLastColumn="0" w:lastRowFirstColumn="0" w:lastRowLastColumn="0"/>
               <w:rPr>
                 <w:rFonts w:ascii="Calibri" w:hAnsi="Calibri" w:cs="Calibri"/>
@@ -4880,13 +4898,13 @@
         </w:tc>
         <w:tc>
           <w:tcPr>
-            <w:tcW w:w="1191" w:type="dxa"/>
+            <w:tcW w:w="0" w:type="auto"/>
             <w:noWrap/>
             <w:hideMark/>
           </w:tcPr>
           <w:p>
             <w:pPr>
-              <w:spacing w:after="160" w:line="278" w:lineRule="auto"/>
+              <w:spacing w:line="278" w:lineRule="auto"/>
               <w:cnfStyle w:val="000000100000" w:firstRow="0" w:lastRow="0" w:firstColumn="0" w:lastColumn="0" w:oddVBand="0" w:evenVBand="0" w:oddHBand="1" w:evenHBand="0" w:firstRowFirstColumn="0" w:firstRowLastColumn="0" w:lastRowFirstColumn="0" w:lastRowLastColumn="0"/>
               <w:rPr>
                 <w:rFonts w:ascii="Calibri" w:hAnsi="Calibri" w:cs="Calibri"/>
@@ -4907,18 +4925,19 @@
       </w:tr>
       <w:tr>
         <w:trPr>
+          <w:trHeight w:val="340"/>
           <w:jc w:val="center"/>
         </w:trPr>
         <w:tc>
           <w:tcPr>
             <w:cnfStyle w:val="001000000000" w:firstRow="0" w:lastRow="0" w:firstColumn="1" w:lastColumn="0" w:oddVBand="0" w:evenVBand="0" w:oddHBand="0" w:evenHBand="0" w:firstRowFirstColumn="0" w:firstRowLastColumn="0" w:lastRowFirstColumn="0" w:lastRowLastColumn="0"/>
-            <w:tcW w:w="1980" w:type="dxa"/>
+            <w:tcW w:w="0" w:type="auto"/>
             <w:noWrap/>
             <w:hideMark/>
           </w:tcPr>
           <w:p>
             <w:pPr>
-              <w:spacing w:after="160" w:line="278" w:lineRule="auto"/>
+              <w:spacing w:line="278" w:lineRule="auto"/>
               <w:rPr>
                 <w:rFonts w:ascii="Calibri" w:hAnsi="Calibri" w:cs="Calibri"/>
                 <w:sz w:val="22"/>
@@ -4937,13 +4956,13 @@
         </w:tc>
         <w:tc>
           <w:tcPr>
-            <w:tcW w:w="1191" w:type="dxa"/>
+            <w:tcW w:w="0" w:type="auto"/>
             <w:noWrap/>
             <w:hideMark/>
           </w:tcPr>
           <w:p>
             <w:pPr>
-              <w:spacing w:after="160" w:line="278" w:lineRule="auto"/>
+              <w:spacing w:line="278" w:lineRule="auto"/>
               <w:cnfStyle w:val="000000000000" w:firstRow="0" w:lastRow="0" w:firstColumn="0" w:lastColumn="0" w:oddVBand="0" w:evenVBand="0" w:oddHBand="0" w:evenHBand="0" w:firstRowFirstColumn="0" w:firstRowLastColumn="0" w:lastRowFirstColumn="0" w:lastRowLastColumn="0"/>
               <w:rPr>
                 <w:rFonts w:ascii="Calibri" w:hAnsi="Calibri" w:cs="Calibri"/>
@@ -4963,13 +4982,13 @@
         </w:tc>
         <w:tc>
           <w:tcPr>
-            <w:tcW w:w="1191" w:type="dxa"/>
+            <w:tcW w:w="0" w:type="auto"/>
             <w:noWrap/>
             <w:hideMark/>
           </w:tcPr>
           <w:p>
             <w:pPr>
-              <w:spacing w:after="160" w:line="278" w:lineRule="auto"/>
+              <w:spacing w:line="278" w:lineRule="auto"/>
               <w:cnfStyle w:val="000000000000" w:firstRow="0" w:lastRow="0" w:firstColumn="0" w:lastColumn="0" w:oddVBand="0" w:evenVBand="0" w:oddHBand="0" w:evenHBand="0" w:firstRowFirstColumn="0" w:firstRowLastColumn="0" w:lastRowFirstColumn="0" w:lastRowLastColumn="0"/>
               <w:rPr>
                 <w:rFonts w:ascii="Calibri" w:hAnsi="Calibri" w:cs="Calibri"/>
@@ -4989,13 +5008,13 @@
         </w:tc>
         <w:tc>
           <w:tcPr>
-            <w:tcW w:w="1191" w:type="dxa"/>
+            <w:tcW w:w="0" w:type="auto"/>
             <w:noWrap/>
             <w:hideMark/>
           </w:tcPr>
           <w:p>
             <w:pPr>
-              <w:spacing w:after="160" w:line="278" w:lineRule="auto"/>
+              <w:spacing w:line="278" w:lineRule="auto"/>
               <w:cnfStyle w:val="000000000000" w:firstRow="0" w:lastRow="0" w:firstColumn="0" w:lastColumn="0" w:oddVBand="0" w:evenVBand="0" w:oddHBand="0" w:evenHBand="0" w:firstRowFirstColumn="0" w:firstRowLastColumn="0" w:lastRowFirstColumn="0" w:lastRowLastColumn="0"/>
               <w:rPr>
                 <w:rFonts w:ascii="Calibri" w:hAnsi="Calibri" w:cs="Calibri"/>
@@ -5015,13 +5034,13 @@
         </w:tc>
         <w:tc>
           <w:tcPr>
-            <w:tcW w:w="1191" w:type="dxa"/>
+            <w:tcW w:w="0" w:type="auto"/>
             <w:noWrap/>
             <w:hideMark/>
           </w:tcPr>
           <w:p>
             <w:pPr>
-              <w:spacing w:after="160" w:line="278" w:lineRule="auto"/>
+              <w:spacing w:line="278" w:lineRule="auto"/>
               <w:cnfStyle w:val="000000000000" w:firstRow="0" w:lastRow="0" w:firstColumn="0" w:lastColumn="0" w:oddVBand="0" w:evenVBand="0" w:oddHBand="0" w:evenHBand="0" w:firstRowFirstColumn="0" w:firstRowLastColumn="0" w:lastRowFirstColumn="0" w:lastRowLastColumn="0"/>
               <w:rPr>
                 <w:rFonts w:ascii="Calibri" w:hAnsi="Calibri" w:cs="Calibri"/>
@@ -5043,18 +5062,19 @@
       <w:tr>
         <w:trPr>
           <w:cnfStyle w:val="000000100000" w:firstRow="0" w:lastRow="0" w:firstColumn="0" w:lastColumn="0" w:oddVBand="0" w:evenVBand="0" w:oddHBand="1" w:evenHBand="0" w:firstRowFirstColumn="0" w:firstRowLastColumn="0" w:lastRowFirstColumn="0" w:lastRowLastColumn="0"/>
+          <w:trHeight w:val="340"/>
           <w:jc w:val="center"/>
         </w:trPr>
         <w:tc>
           <w:tcPr>
             <w:cnfStyle w:val="001000000000" w:firstRow="0" w:lastRow="0" w:firstColumn="1" w:lastColumn="0" w:oddVBand="0" w:evenVBand="0" w:oddHBand="0" w:evenHBand="0" w:firstRowFirstColumn="0" w:firstRowLastColumn="0" w:lastRowFirstColumn="0" w:lastRowLastColumn="0"/>
-            <w:tcW w:w="1980" w:type="dxa"/>
+            <w:tcW w:w="0" w:type="auto"/>
             <w:noWrap/>
             <w:hideMark/>
           </w:tcPr>
           <w:p>
             <w:pPr>
-              <w:spacing w:after="160" w:line="278" w:lineRule="auto"/>
+              <w:spacing w:line="278" w:lineRule="auto"/>
               <w:rPr>
                 <w:rFonts w:ascii="Calibri" w:hAnsi="Calibri" w:cs="Calibri"/>
                 <w:sz w:val="22"/>
@@ -5097,13 +5117,13 @@
         </w:tc>
         <w:tc>
           <w:tcPr>
-            <w:tcW w:w="1191" w:type="dxa"/>
+            <w:tcW w:w="0" w:type="auto"/>
             <w:noWrap/>
             <w:hideMark/>
           </w:tcPr>
           <w:p>
             <w:pPr>
-              <w:spacing w:after="160" w:line="278" w:lineRule="auto"/>
+              <w:spacing w:line="278" w:lineRule="auto"/>
               <w:cnfStyle w:val="000000100000" w:firstRow="0" w:lastRow="0" w:firstColumn="0" w:lastColumn="0" w:oddVBand="0" w:evenVBand="0" w:oddHBand="1" w:evenHBand="0" w:firstRowFirstColumn="0" w:firstRowLastColumn="0" w:lastRowFirstColumn="0" w:lastRowLastColumn="0"/>
               <w:rPr>
                 <w:rFonts w:ascii="Calibri" w:hAnsi="Calibri" w:cs="Calibri"/>
@@ -5123,13 +5143,13 @@
         </w:tc>
         <w:tc>
           <w:tcPr>
-            <w:tcW w:w="1191" w:type="dxa"/>
+            <w:tcW w:w="0" w:type="auto"/>
             <w:noWrap/>
             <w:hideMark/>
           </w:tcPr>
           <w:p>
             <w:pPr>
-              <w:spacing w:after="160" w:line="278" w:lineRule="auto"/>
+              <w:spacing w:line="278" w:lineRule="auto"/>
               <w:cnfStyle w:val="000000100000" w:firstRow="0" w:lastRow="0" w:firstColumn="0" w:lastColumn="0" w:oddVBand="0" w:evenVBand="0" w:oddHBand="1" w:evenHBand="0" w:firstRowFirstColumn="0" w:firstRowLastColumn="0" w:lastRowFirstColumn="0" w:lastRowLastColumn="0"/>
               <w:rPr>
                 <w:rFonts w:ascii="Calibri" w:hAnsi="Calibri" w:cs="Calibri"/>
@@ -5149,13 +5169,13 @@
         </w:tc>
         <w:tc>
           <w:tcPr>
-            <w:tcW w:w="1191" w:type="dxa"/>
+            <w:tcW w:w="0" w:type="auto"/>
             <w:noWrap/>
             <w:hideMark/>
           </w:tcPr>
           <w:p>
             <w:pPr>
-              <w:spacing w:after="160" w:line="278" w:lineRule="auto"/>
+              <w:spacing w:line="278" w:lineRule="auto"/>
               <w:cnfStyle w:val="000000100000" w:firstRow="0" w:lastRow="0" w:firstColumn="0" w:lastColumn="0" w:oddVBand="0" w:evenVBand="0" w:oddHBand="1" w:evenHBand="0" w:firstRowFirstColumn="0" w:firstRowLastColumn="0" w:lastRowFirstColumn="0" w:lastRowLastColumn="0"/>
               <w:rPr>
                 <w:rFonts w:ascii="Calibri" w:hAnsi="Calibri" w:cs="Calibri"/>
@@ -5175,13 +5195,13 @@
         </w:tc>
         <w:tc>
           <w:tcPr>
-            <w:tcW w:w="1191" w:type="dxa"/>
+            <w:tcW w:w="0" w:type="auto"/>
             <w:noWrap/>
             <w:hideMark/>
           </w:tcPr>
           <w:p>
             <w:pPr>
-              <w:spacing w:after="160" w:line="278" w:lineRule="auto"/>
+              <w:spacing w:line="278" w:lineRule="auto"/>
               <w:cnfStyle w:val="000000100000" w:firstRow="0" w:lastRow="0" w:firstColumn="0" w:lastColumn="0" w:oddVBand="0" w:evenVBand="0" w:oddHBand="1" w:evenHBand="0" w:firstRowFirstColumn="0" w:firstRowLastColumn="0" w:lastRowFirstColumn="0" w:lastRowLastColumn="0"/>
               <w:rPr>
                 <w:rFonts w:ascii="Calibri" w:hAnsi="Calibri" w:cs="Calibri"/>
@@ -5202,18 +5222,19 @@
       </w:tr>
       <w:tr>
         <w:trPr>
+          <w:trHeight w:val="340"/>
           <w:jc w:val="center"/>
         </w:trPr>
         <w:tc>
           <w:tcPr>
             <w:cnfStyle w:val="001000000000" w:firstRow="0" w:lastRow="0" w:firstColumn="1" w:lastColumn="0" w:oddVBand="0" w:evenVBand="0" w:oddHBand="0" w:evenHBand="0" w:firstRowFirstColumn="0" w:firstRowLastColumn="0" w:lastRowFirstColumn="0" w:lastRowLastColumn="0"/>
-            <w:tcW w:w="1980" w:type="dxa"/>
+            <w:tcW w:w="0" w:type="auto"/>
             <w:noWrap/>
             <w:hideMark/>
           </w:tcPr>
           <w:p>
             <w:pPr>
-              <w:spacing w:after="160" w:line="278" w:lineRule="auto"/>
+              <w:spacing w:line="278" w:lineRule="auto"/>
               <w:rPr>
                 <w:rFonts w:ascii="Calibri" w:hAnsi="Calibri" w:cs="Calibri"/>
                 <w:sz w:val="22"/>
@@ -5256,13 +5277,13 @@
         </w:tc>
         <w:tc>
           <w:tcPr>
-            <w:tcW w:w="1191" w:type="dxa"/>
+            <w:tcW w:w="0" w:type="auto"/>
             <w:noWrap/>
             <w:hideMark/>
           </w:tcPr>
           <w:p>
             <w:pPr>
-              <w:spacing w:after="160" w:line="278" w:lineRule="auto"/>
+              <w:spacing w:line="278" w:lineRule="auto"/>
               <w:cnfStyle w:val="000000000000" w:firstRow="0" w:lastRow="0" w:firstColumn="0" w:lastColumn="0" w:oddVBand="0" w:evenVBand="0" w:oddHBand="0" w:evenHBand="0" w:firstRowFirstColumn="0" w:firstRowLastColumn="0" w:lastRowFirstColumn="0" w:lastRowLastColumn="0"/>
               <w:rPr>
                 <w:rFonts w:ascii="Calibri" w:hAnsi="Calibri" w:cs="Calibri"/>
@@ -5286,13 +5307,13 @@
         </w:tc>
         <w:tc>
           <w:tcPr>
-            <w:tcW w:w="1191" w:type="dxa"/>
+            <w:tcW w:w="0" w:type="auto"/>
             <w:noWrap/>
             <w:hideMark/>
           </w:tcPr>
           <w:p>
             <w:pPr>
-              <w:spacing w:after="160" w:line="278" w:lineRule="auto"/>
+              <w:spacing w:line="278" w:lineRule="auto"/>
               <w:cnfStyle w:val="000000000000" w:firstRow="0" w:lastRow="0" w:firstColumn="0" w:lastColumn="0" w:oddVBand="0" w:evenVBand="0" w:oddHBand="0" w:evenHBand="0" w:firstRowFirstColumn="0" w:firstRowLastColumn="0" w:lastRowFirstColumn="0" w:lastRowLastColumn="0"/>
               <w:rPr>
                 <w:rFonts w:ascii="Calibri" w:hAnsi="Calibri" w:cs="Calibri"/>
@@ -5312,13 +5333,13 @@
         </w:tc>
         <w:tc>
           <w:tcPr>
-            <w:tcW w:w="1191" w:type="dxa"/>
+            <w:tcW w:w="0" w:type="auto"/>
             <w:noWrap/>
             <w:hideMark/>
           </w:tcPr>
           <w:p>
             <w:pPr>
-              <w:spacing w:after="160" w:line="278" w:lineRule="auto"/>
+              <w:spacing w:line="278" w:lineRule="auto"/>
               <w:cnfStyle w:val="000000000000" w:firstRow="0" w:lastRow="0" w:firstColumn="0" w:lastColumn="0" w:oddVBand="0" w:evenVBand="0" w:oddHBand="0" w:evenHBand="0" w:firstRowFirstColumn="0" w:firstRowLastColumn="0" w:lastRowFirstColumn="0" w:lastRowLastColumn="0"/>
               <w:rPr>
                 <w:rFonts w:ascii="Calibri" w:hAnsi="Calibri" w:cs="Calibri"/>
@@ -5342,13 +5363,13 @@
         </w:tc>
         <w:tc>
           <w:tcPr>
-            <w:tcW w:w="1191" w:type="dxa"/>
+            <w:tcW w:w="0" w:type="auto"/>
             <w:noWrap/>
             <w:hideMark/>
           </w:tcPr>
           <w:p>
             <w:pPr>
-              <w:spacing w:after="160" w:line="278" w:lineRule="auto"/>
+              <w:spacing w:line="278" w:lineRule="auto"/>
               <w:cnfStyle w:val="000000000000" w:firstRow="0" w:lastRow="0" w:firstColumn="0" w:lastColumn="0" w:oddVBand="0" w:evenVBand="0" w:oddHBand="0" w:evenHBand="0" w:firstRowFirstColumn="0" w:firstRowLastColumn="0" w:lastRowFirstColumn="0" w:lastRowLastColumn="0"/>
               <w:rPr>
                 <w:rFonts w:ascii="Calibri" w:hAnsi="Calibri" w:cs="Calibri"/>
@@ -5374,18 +5395,19 @@
       <w:tr>
         <w:trPr>
           <w:cnfStyle w:val="000000100000" w:firstRow="0" w:lastRow="0" w:firstColumn="0" w:lastColumn="0" w:oddVBand="0" w:evenVBand="0" w:oddHBand="1" w:evenHBand="0" w:firstRowFirstColumn="0" w:firstRowLastColumn="0" w:lastRowFirstColumn="0" w:lastRowLastColumn="0"/>
+          <w:trHeight w:val="340"/>
           <w:jc w:val="center"/>
         </w:trPr>
         <w:tc>
           <w:tcPr>
             <w:cnfStyle w:val="001000000000" w:firstRow="0" w:lastRow="0" w:firstColumn="1" w:lastColumn="0" w:oddVBand="0" w:evenVBand="0" w:oddHBand="0" w:evenHBand="0" w:firstRowFirstColumn="0" w:firstRowLastColumn="0" w:lastRowFirstColumn="0" w:lastRowLastColumn="0"/>
-            <w:tcW w:w="1980" w:type="dxa"/>
+            <w:tcW w:w="0" w:type="auto"/>
             <w:noWrap/>
             <w:hideMark/>
           </w:tcPr>
           <w:p>
             <w:pPr>
-              <w:spacing w:after="160" w:line="278" w:lineRule="auto"/>
+              <w:spacing w:line="278" w:lineRule="auto"/>
               <w:rPr>
                 <w:rFonts w:ascii="Calibri" w:hAnsi="Calibri" w:cs="Calibri"/>
                 <w:sz w:val="22"/>
@@ -5428,13 +5450,13 @@
         </w:tc>
         <w:tc>
           <w:tcPr>
-            <w:tcW w:w="1191" w:type="dxa"/>
+            <w:tcW w:w="0" w:type="auto"/>
             <w:noWrap/>
             <w:hideMark/>
           </w:tcPr>
           <w:p>
             <w:pPr>
-              <w:spacing w:after="160" w:line="278" w:lineRule="auto"/>
+              <w:spacing w:line="278" w:lineRule="auto"/>
               <w:cnfStyle w:val="000000100000" w:firstRow="0" w:lastRow="0" w:firstColumn="0" w:lastColumn="0" w:oddVBand="0" w:evenVBand="0" w:oddHBand="1" w:evenHBand="0" w:firstRowFirstColumn="0" w:firstRowLastColumn="0" w:lastRowFirstColumn="0" w:lastRowLastColumn="0"/>
               <w:rPr>
                 <w:rFonts w:ascii="Calibri" w:hAnsi="Calibri" w:cs="Calibri"/>
@@ -5454,13 +5476,13 @@
         </w:tc>
         <w:tc>
           <w:tcPr>
-            <w:tcW w:w="1191" w:type="dxa"/>
+            <w:tcW w:w="0" w:type="auto"/>
             <w:noWrap/>
             <w:hideMark/>
           </w:tcPr>
           <w:p>
             <w:pPr>
-              <w:spacing w:after="160" w:line="278" w:lineRule="auto"/>
+              <w:spacing w:line="278" w:lineRule="auto"/>
               <w:cnfStyle w:val="000000100000" w:firstRow="0" w:lastRow="0" w:firstColumn="0" w:lastColumn="0" w:oddVBand="0" w:evenVBand="0" w:oddHBand="1" w:evenHBand="0" w:firstRowFirstColumn="0" w:firstRowLastColumn="0" w:lastRowFirstColumn="0" w:lastRowLastColumn="0"/>
               <w:rPr>
                 <w:rFonts w:ascii="Calibri" w:hAnsi="Calibri" w:cs="Calibri"/>
@@ -5480,13 +5502,13 @@
         </w:tc>
         <w:tc>
           <w:tcPr>
-            <w:tcW w:w="1191" w:type="dxa"/>
+            <w:tcW w:w="0" w:type="auto"/>
             <w:noWrap/>
             <w:hideMark/>
           </w:tcPr>
           <w:p>
             <w:pPr>
-              <w:spacing w:after="160" w:line="278" w:lineRule="auto"/>
+              <w:spacing w:line="278" w:lineRule="auto"/>
               <w:cnfStyle w:val="000000100000" w:firstRow="0" w:lastRow="0" w:firstColumn="0" w:lastColumn="0" w:oddVBand="0" w:evenVBand="0" w:oddHBand="1" w:evenHBand="0" w:firstRowFirstColumn="0" w:firstRowLastColumn="0" w:lastRowFirstColumn="0" w:lastRowLastColumn="0"/>
               <w:rPr>
                 <w:rFonts w:ascii="Calibri" w:hAnsi="Calibri" w:cs="Calibri"/>
@@ -5506,13 +5528,13 @@
         </w:tc>
         <w:tc>
           <w:tcPr>
-            <w:tcW w:w="1191" w:type="dxa"/>
+            <w:tcW w:w="0" w:type="auto"/>
             <w:noWrap/>
             <w:hideMark/>
           </w:tcPr>
           <w:p>
             <w:pPr>
-              <w:spacing w:after="160" w:line="278" w:lineRule="auto"/>
+              <w:spacing w:line="278" w:lineRule="auto"/>
               <w:cnfStyle w:val="000000100000" w:firstRow="0" w:lastRow="0" w:firstColumn="0" w:lastColumn="0" w:oddVBand="0" w:evenVBand="0" w:oddHBand="1" w:evenHBand="0" w:firstRowFirstColumn="0" w:firstRowLastColumn="0" w:lastRowFirstColumn="0" w:lastRowLastColumn="0"/>
               <w:rPr>
                 <w:rFonts w:ascii="Calibri" w:hAnsi="Calibri" w:cs="Calibri"/>
@@ -5533,18 +5555,19 @@
       </w:tr>
       <w:tr>
         <w:trPr>
+          <w:trHeight w:val="340"/>
           <w:jc w:val="center"/>
         </w:trPr>
         <w:tc>
           <w:tcPr>
             <w:cnfStyle w:val="001000000000" w:firstRow="0" w:lastRow="0" w:firstColumn="1" w:lastColumn="0" w:oddVBand="0" w:evenVBand="0" w:oddHBand="0" w:evenHBand="0" w:firstRowFirstColumn="0" w:firstRowLastColumn="0" w:lastRowFirstColumn="0" w:lastRowLastColumn="0"/>
-            <w:tcW w:w="1980" w:type="dxa"/>
+            <w:tcW w:w="0" w:type="auto"/>
             <w:noWrap/>
             <w:hideMark/>
           </w:tcPr>
           <w:p>
             <w:pPr>
-              <w:spacing w:after="160" w:line="278" w:lineRule="auto"/>
+              <w:spacing w:line="278" w:lineRule="auto"/>
               <w:rPr>
                 <w:rFonts w:ascii="Calibri" w:hAnsi="Calibri" w:cs="Calibri"/>
                 <w:sz w:val="22"/>
@@ -5587,13 +5610,13 @@
         </w:tc>
         <w:tc>
           <w:tcPr>
-            <w:tcW w:w="1191" w:type="dxa"/>
+            <w:tcW w:w="0" w:type="auto"/>
             <w:noWrap/>
             <w:hideMark/>
           </w:tcPr>
           <w:p>
             <w:pPr>
-              <w:spacing w:after="160" w:line="278" w:lineRule="auto"/>
+              <w:spacing w:line="278" w:lineRule="auto"/>
               <w:cnfStyle w:val="000000000000" w:firstRow="0" w:lastRow="0" w:firstColumn="0" w:lastColumn="0" w:oddVBand="0" w:evenVBand="0" w:oddHBand="0" w:evenHBand="0" w:firstRowFirstColumn="0" w:firstRowLastColumn="0" w:lastRowFirstColumn="0" w:lastRowLastColumn="0"/>
               <w:rPr>
                 <w:rFonts w:ascii="Calibri" w:hAnsi="Calibri" w:cs="Calibri"/>
@@ -5613,13 +5636,13 @@
         </w:tc>
         <w:tc>
           <w:tcPr>
-            <w:tcW w:w="1191" w:type="dxa"/>
+            <w:tcW w:w="0" w:type="auto"/>
             <w:noWrap/>
             <w:hideMark/>
           </w:tcPr>
           <w:p>
             <w:pPr>
-              <w:spacing w:after="160" w:line="278" w:lineRule="auto"/>
+              <w:spacing w:line="278" w:lineRule="auto"/>
               <w:cnfStyle w:val="000000000000" w:firstRow="0" w:lastRow="0" w:firstColumn="0" w:lastColumn="0" w:oddVBand="0" w:evenVBand="0" w:oddHBand="0" w:evenHBand="0" w:firstRowFirstColumn="0" w:firstRowLastColumn="0" w:lastRowFirstColumn="0" w:lastRowLastColumn="0"/>
               <w:rPr>
                 <w:rFonts w:ascii="Calibri" w:hAnsi="Calibri" w:cs="Calibri"/>
@@ -5639,13 +5662,13 @@
         </w:tc>
         <w:tc>
           <w:tcPr>
-            <w:tcW w:w="1191" w:type="dxa"/>
+            <w:tcW w:w="0" w:type="auto"/>
             <w:noWrap/>
             <w:hideMark/>
           </w:tcPr>
           <w:p>
             <w:pPr>
-              <w:spacing w:after="160" w:line="278" w:lineRule="auto"/>
+              <w:spacing w:line="278" w:lineRule="auto"/>
               <w:cnfStyle w:val="000000000000" w:firstRow="0" w:lastRow="0" w:firstColumn="0" w:lastColumn="0" w:oddVBand="0" w:evenVBand="0" w:oddHBand="0" w:evenHBand="0" w:firstRowFirstColumn="0" w:firstRowLastColumn="0" w:lastRowFirstColumn="0" w:lastRowLastColumn="0"/>
               <w:rPr>
                 <w:rFonts w:ascii="Calibri" w:hAnsi="Calibri" w:cs="Calibri"/>
@@ -5665,13 +5688,13 @@
         </w:tc>
         <w:tc>
           <w:tcPr>
-            <w:tcW w:w="1191" w:type="dxa"/>
+            <w:tcW w:w="0" w:type="auto"/>
             <w:noWrap/>
             <w:hideMark/>
           </w:tcPr>
           <w:p>
             <w:pPr>
-              <w:spacing w:after="160" w:line="278" w:lineRule="auto"/>
+              <w:spacing w:line="278" w:lineRule="auto"/>
               <w:cnfStyle w:val="000000000000" w:firstRow="0" w:lastRow="0" w:firstColumn="0" w:lastColumn="0" w:oddVBand="0" w:evenVBand="0" w:oddHBand="0" w:evenHBand="0" w:firstRowFirstColumn="0" w:firstRowLastColumn="0" w:lastRowFirstColumn="0" w:lastRowLastColumn="0"/>
               <w:rPr>
                 <w:rFonts w:ascii="Calibri" w:hAnsi="Calibri" w:cs="Calibri"/>
@@ -5818,7 +5841,31 @@
           <w:sz w:val="22"/>
           <w:szCs w:val="22"/>
         </w:rPr>
-        <w:t>active in nitrogen limited conditions and yffB</w:t>
+        <w:t>an enteroaggregative enterotoxin EAST1</w:t>
+      </w:r>
+      <w:r>
+        <w:rPr>
+          <w:rFonts w:ascii="Calibri" w:hAnsi="Calibri" w:cs="Calibri"/>
+          <w:sz w:val="22"/>
+          <w:szCs w:val="22"/>
+        </w:rPr>
+        <w:t xml:space="preserve"> </w:t>
+      </w:r>
+      <w:r>
+        <w:rPr>
+          <w:rFonts w:ascii="Calibri" w:hAnsi="Calibri" w:cs="Calibri"/>
+          <w:sz w:val="22"/>
+          <w:szCs w:val="22"/>
+        </w:rPr>
+        <w:t xml:space="preserve">encoder </w:t>
+      </w:r>
+      <w:r>
+        <w:rPr>
+          <w:rFonts w:ascii="Calibri" w:hAnsi="Calibri" w:cs="Calibri"/>
+          <w:sz w:val="22"/>
+          <w:szCs w:val="22"/>
+        </w:rPr>
+        <w:t>and yffB</w:t>
       </w:r>
       <w:r>
         <w:rPr>
@@ -5858,15 +5905,31 @@
           <w:sz w:val="22"/>
           <w:szCs w:val="22"/>
         </w:rPr>
-        <w:t>which protects against</w:t>
-      </w:r>
-      <w:r>
-        <w:rPr>
-          <w:rFonts w:ascii="Calibri" w:hAnsi="Calibri" w:cs="Calibri"/>
-          <w:sz w:val="22"/>
-          <w:szCs w:val="22"/>
-        </w:rPr>
-        <w:t xml:space="preserve"> reactive oxygen specie</w:t>
+        <w:t>involved in cell division and adhesion (Silva et al., 2014; Bottomley et al., 2020)</w:t>
+      </w:r>
+      <w:r>
+        <w:rPr>
+          <w:rFonts w:ascii="Calibri" w:hAnsi="Calibri" w:cs="Calibri"/>
+          <w:sz w:val="22"/>
+          <w:szCs w:val="22"/>
+        </w:rPr>
+        <w:t>.</w:t>
+      </w:r>
+      <w:r>
+        <w:rPr>
+          <w:rFonts w:ascii="Calibri" w:hAnsi="Calibri" w:cs="Calibri"/>
+          <w:sz w:val="22"/>
+          <w:szCs w:val="22"/>
+        </w:rPr>
+        <w:t xml:space="preserve"> T</w:t>
+      </w:r>
+      <w:r>
+        <w:rPr>
+          <w:rFonts w:ascii="Calibri" w:hAnsi="Calibri" w:cs="Calibri"/>
+          <w:sz w:val="22"/>
+          <w:szCs w:val="22"/>
+        </w:rPr>
+        <w:t>he top gene</w:t>
       </w:r>
       <w:r>
         <w:rPr>
@@ -5882,38 +5945,6 @@
           <w:sz w:val="22"/>
           <w:szCs w:val="22"/>
         </w:rPr>
-        <w:t>.</w:t>
-      </w:r>
-      <w:r>
-        <w:rPr>
-          <w:rFonts w:ascii="Calibri" w:hAnsi="Calibri" w:cs="Calibri"/>
-          <w:sz w:val="22"/>
-          <w:szCs w:val="22"/>
-        </w:rPr>
-        <w:t xml:space="preserve"> T</w:t>
-      </w:r>
-      <w:r>
-        <w:rPr>
-          <w:rFonts w:ascii="Calibri" w:hAnsi="Calibri" w:cs="Calibri"/>
-          <w:sz w:val="22"/>
-          <w:szCs w:val="22"/>
-        </w:rPr>
-        <w:t>he top gene</w:t>
-      </w:r>
-      <w:r>
-        <w:rPr>
-          <w:rFonts w:ascii="Calibri" w:hAnsi="Calibri" w:cs="Calibri"/>
-          <w:sz w:val="22"/>
-          <w:szCs w:val="22"/>
-        </w:rPr>
-        <w:t>s</w:t>
-      </w:r>
-      <w:r>
-        <w:rPr>
-          <w:rFonts w:ascii="Calibri" w:hAnsi="Calibri" w:cs="Calibri"/>
-          <w:sz w:val="22"/>
-          <w:szCs w:val="22"/>
-        </w:rPr>
         <w:t xml:space="preserve"> </w:t>
       </w:r>
       <w:r>
@@ -5986,7 +6017,39 @@
           <w:sz w:val="22"/>
           <w:szCs w:val="22"/>
         </w:rPr>
-        <w:t xml:space="preserve">essential for lipopolysaccharide transport and protein degradation. </w:t>
+        <w:t xml:space="preserve">essential for lipopolysaccharide transport and </w:t>
+      </w:r>
+      <w:r>
+        <w:rPr>
+          <w:rFonts w:ascii="Calibri" w:hAnsi="Calibri" w:cs="Calibri"/>
+          <w:sz w:val="22"/>
+          <w:szCs w:val="22"/>
+        </w:rPr>
+        <w:t xml:space="preserve">damaged </w:t>
+      </w:r>
+      <w:r>
+        <w:rPr>
+          <w:rFonts w:ascii="Calibri" w:hAnsi="Calibri" w:cs="Calibri"/>
+          <w:sz w:val="22"/>
+          <w:szCs w:val="22"/>
+        </w:rPr>
+        <w:t>protein degradation</w:t>
+      </w:r>
+      <w:r>
+        <w:rPr>
+          <w:rFonts w:ascii="Calibri" w:hAnsi="Calibri" w:cs="Calibri"/>
+          <w:sz w:val="22"/>
+          <w:szCs w:val="22"/>
+        </w:rPr>
+        <w:t xml:space="preserve"> respectively (Zhou et al., 1998; Aljghami et al., 2022)</w:t>
+      </w:r>
+      <w:r>
+        <w:rPr>
+          <w:rFonts w:ascii="Calibri" w:hAnsi="Calibri" w:cs="Calibri"/>
+          <w:sz w:val="22"/>
+          <w:szCs w:val="22"/>
+        </w:rPr>
+        <w:t xml:space="preserve">. </w:t>
       </w:r>
       <w:r>
         <w:rPr>
@@ -6064,6 +6127,27 @@
           <w:sz w:val="22"/>
           <w:szCs w:val="22"/>
         </w:rPr>
+        <w:br w:type="page"/>
+      </w:r>
+    </w:p>
+    <w:p>
+      <w:pPr>
+        <w:rPr>
+          <w:rFonts w:ascii="Calibri" w:hAnsi="Calibri" w:cs="Calibri"/>
+          <w:b/>
+          <w:bCs/>
+          <w:sz w:val="22"/>
+          <w:szCs w:val="22"/>
+        </w:rPr>
+      </w:pPr>
+      <w:r>
+        <w:rPr>
+          <w:rFonts w:ascii="Calibri" w:hAnsi="Calibri" w:cs="Calibri"/>
+          <w:b/>
+          <w:bCs/>
+          <w:sz w:val="22"/>
+          <w:szCs w:val="22"/>
+        </w:rPr>
         <w:lastRenderedPageBreak/>
         <w:t>Part 3 – Structural Bioinformatics of Differentially Expressed Genes</w:t>
       </w:r>
@@ -6167,7 +6251,23 @@
           <w:sz w:val="22"/>
           <w:szCs w:val="22"/>
         </w:rPr>
-        <w:t xml:space="preserve"> of the PAE heatmap (Figure 13), possibly indicating intrinsic disorder in the presence of a flexible loop or domain boundary. </w:t>
+        <w:t xml:space="preserve"> of the PAE heatmap (Figure 13), possibly indicating intrinsic disorder in the presence of a flexible loop or domain boundary</w:t>
+      </w:r>
+      <w:r>
+        <w:rPr>
+          <w:rFonts w:ascii="Calibri" w:hAnsi="Calibri" w:cs="Calibri"/>
+          <w:sz w:val="22"/>
+          <w:szCs w:val="22"/>
+        </w:rPr>
+        <w:t xml:space="preserve"> (Stevens and He, 2022)</w:t>
+      </w:r>
+      <w:r>
+        <w:rPr>
+          <w:rFonts w:ascii="Calibri" w:hAnsi="Calibri" w:cs="Calibri"/>
+          <w:sz w:val="22"/>
+          <w:szCs w:val="22"/>
+        </w:rPr>
+        <w:t xml:space="preserve">. </w:t>
       </w:r>
     </w:p>
     <w:tbl>
@@ -6377,15 +6477,7 @@
     </w:tbl>
     <w:p>
       <w:pPr>
-        <w:rPr>
-          <w:rFonts w:ascii="Calibri" w:hAnsi="Calibri" w:cs="Calibri"/>
-          <w:sz w:val="22"/>
-          <w:szCs w:val="22"/>
-        </w:rPr>
-      </w:pPr>
-    </w:p>
-    <w:p>
-      <w:pPr>
+        <w:spacing w:after="0"/>
         <w:jc w:val="center"/>
         <w:rPr>
           <w:rFonts w:ascii="Calibri" w:hAnsi="Calibri" w:cs="Calibri"/>
@@ -6403,7 +6495,7 @@
           <w:bdr w:val="none" w:sz="0" w:space="0" w:color="auto" w:frame="1"/>
         </w:rPr>
         <w:drawing>
-          <wp:inline distT="0" distB="0" distL="0" distR="0" wp14:anchorId="73407A6A" wp14:editId="0BA53B28">
+          <wp:inline distT="0" distB="0" distL="0" distR="0" wp14:anchorId="367F3E12" wp14:editId="4A7D106E">
             <wp:extent cx="5041900" cy="914400"/>
             <wp:effectExtent l="0" t="0" r="6350" b="0"/>
             <wp:docPr id="447462560" name="Picture 23"/>
@@ -6536,7 +6628,7 @@
           <w:sz w:val="22"/>
           <w:szCs w:val="22"/>
         </w:rPr>
-        <w:t xml:space="preserve"> AlphaFold’s ability to decode complex regulatory networks and bridge the gaps in crystallography.  Lrp retained a perfectly aligned N-terminal Helix-Turn-Helix motif (yellow in Figure 14) with a highly concentrated positive charge coupled with an adjacent negative dipole in vacuum electrostatic surface analysis (Figure 14), proving its DNA-recognition</w:t>
+        <w:t xml:space="preserve"> AlphaFold’s ability to decode complex regulatory networks and bridge the gaps in crystallography. Lrp retained a perfectly aligned N-terminal Helix-Turn-Helix motif (yellow in Figure 14) with a highly concentrated positive charge coupled with an adjacent negative dipole in vacuum electrostatic surface analysis (Figure 14), proving its DNA-recognition</w:t>
       </w:r>
       <w:r>
         <w:rPr>
@@ -6552,7 +6644,50 @@
           <w:sz w:val="22"/>
           <w:szCs w:val="22"/>
         </w:rPr>
-        <w:t xml:space="preserve"> as transcription factor. Similarly for other genes (Appendix B), positive charge concentration is localised to the predicted DNA-binding motif in the C-terminal of stpA and was well-aligned with the 2lrx reference, providing structural support to its role in non-specific binding to double-stranded DNA as a transcriptional repressor. The right domain </w:t>
+        <w:t xml:space="preserve"> as transcription factor</w:t>
+      </w:r>
+      <w:r>
+        <w:rPr>
+          <w:rFonts w:ascii="Calibri" w:hAnsi="Calibri" w:cs="Calibri"/>
+          <w:sz w:val="22"/>
+          <w:szCs w:val="22"/>
+        </w:rPr>
+        <w:t xml:space="preserve"> (Anashkina, 2023)</w:t>
+      </w:r>
+      <w:r>
+        <w:rPr>
+          <w:rFonts w:ascii="Calibri" w:hAnsi="Calibri" w:cs="Calibri"/>
+          <w:sz w:val="22"/>
+          <w:szCs w:val="22"/>
+        </w:rPr>
+        <w:t xml:space="preserve">. Similarly for other genes (Appendix B), positive charge concentration is localised to the predicted DNA-binding motif in the C-terminal of stpA and was well-aligned with the </w:t>
+      </w:r>
+      <w:r>
+        <w:t>2lrx</w:t>
+      </w:r>
+      <w:r>
+        <w:rPr>
+          <w:rFonts w:ascii="Calibri" w:hAnsi="Calibri" w:cs="Calibri"/>
+          <w:sz w:val="22"/>
+          <w:szCs w:val="22"/>
+        </w:rPr>
+        <w:t xml:space="preserve"> reference, providing structural support to its role in non-specific binding to double-stranded DNA as a transcriptional repressor</w:t>
+      </w:r>
+      <w:r>
+        <w:rPr>
+          <w:rFonts w:ascii="Calibri" w:hAnsi="Calibri" w:cs="Calibri"/>
+          <w:sz w:val="22"/>
+          <w:szCs w:val="22"/>
+        </w:rPr>
+        <w:t xml:space="preserve"> (Zuo et al., 2019)</w:t>
+      </w:r>
+      <w:r>
+        <w:rPr>
+          <w:rFonts w:ascii="Calibri" w:hAnsi="Calibri" w:cs="Calibri"/>
+          <w:sz w:val="22"/>
+          <w:szCs w:val="22"/>
+        </w:rPr>
+        <w:t xml:space="preserve">. The right domain </w:t>
       </w:r>
       <w:r>
         <w:rPr>
@@ -6738,7 +6873,7 @@
           <w:szCs w:val="22"/>
         </w:rPr>
         <w:drawing>
-          <wp:inline distT="0" distB="0" distL="0" distR="0" wp14:anchorId="2580CE7C" wp14:editId="0E9FF98C">
+          <wp:inline distT="0" distB="0" distL="0" distR="0" wp14:anchorId="2580CE7C" wp14:editId="30305DB0">
             <wp:extent cx="2057400" cy="1574800"/>
             <wp:effectExtent l="0" t="0" r="0" b="6350"/>
             <wp:docPr id="464707823" name="Picture 14"/>
@@ -6886,7 +7021,23 @@
           <w:sz w:val="22"/>
           <w:szCs w:val="22"/>
         </w:rPr>
-        <w:t xml:space="preserve"> the catalytic pocket (coloured in orange) with cysteines (coloured in yellow) where reduction of toxic arsenate occurs, proving the gene function of detoxification and providing a mechanistic explanation for its upregulation in part 2 analysis, confirming a coordinated resistance response. Lastly, the nikA model (Figure 16) also demonstrate</w:t>
+        <w:t xml:space="preserve"> the catalytic pocket (coloured in orange) with cysteines (coloured in yellow) where reduction of toxic arsenate occurs, proving the gene function of detoxification and providing a mechanistic explanation for its upregulation in part 2 analysis, confirming a coordinated resistance response</w:t>
+      </w:r>
+      <w:r>
+        <w:rPr>
+          <w:rFonts w:ascii="Calibri" w:hAnsi="Calibri" w:cs="Calibri"/>
+          <w:sz w:val="22"/>
+          <w:szCs w:val="22"/>
+        </w:rPr>
+        <w:t xml:space="preserve"> (Martin et al., 2001)</w:t>
+      </w:r>
+      <w:r>
+        <w:rPr>
+          <w:rFonts w:ascii="Calibri" w:hAnsi="Calibri" w:cs="Calibri"/>
+          <w:sz w:val="22"/>
+          <w:szCs w:val="22"/>
+        </w:rPr>
+        <w:t>. Lastly, the nikA model (Figure 16) also demonstrate</w:t>
       </w:r>
       <w:r>
         <w:rPr>
@@ -6918,7 +7069,23 @@
           <w:sz w:val="22"/>
           <w:szCs w:val="22"/>
         </w:rPr>
-        <w:t>green), indicating MppA-type nickel-binding property of this gene. Its strong up-regulation further prove</w:t>
+        <w:t>green), indicating MppA-type nickel-binding property of this gene</w:t>
+      </w:r>
+      <w:r>
+        <w:rPr>
+          <w:rFonts w:ascii="Calibri" w:hAnsi="Calibri" w:cs="Calibri"/>
+          <w:sz w:val="22"/>
+          <w:szCs w:val="22"/>
+        </w:rPr>
+        <w:t xml:space="preserve"> (Addy et al., 2007)</w:t>
+      </w:r>
+      <w:r>
+        <w:rPr>
+          <w:rFonts w:ascii="Calibri" w:hAnsi="Calibri" w:cs="Calibri"/>
+          <w:sz w:val="22"/>
+          <w:szCs w:val="22"/>
+        </w:rPr>
+        <w:t>. Its strong up-regulation further prove</w:t>
       </w:r>
       <w:r>
         <w:rPr>
@@ -6987,6 +7154,7 @@
     </w:p>
     <w:p>
       <w:pPr>
+        <w:spacing w:after="0"/>
         <w:jc w:val="center"/>
         <w:rPr>
           <w:rFonts w:ascii="Calibri" w:hAnsi="Calibri" w:cs="Calibri"/>
@@ -7002,8 +7170,8 @@
           <w:szCs w:val="22"/>
         </w:rPr>
         <w:drawing>
-          <wp:inline distT="0" distB="0" distL="0" distR="0" wp14:anchorId="5AB2BAD2" wp14:editId="15B5DE36">
-            <wp:extent cx="1936750" cy="1401053"/>
+          <wp:inline distT="0" distB="0" distL="0" distR="0" wp14:anchorId="5AB2BAD2" wp14:editId="19670D95">
+            <wp:extent cx="1936750" cy="1400810"/>
             <wp:effectExtent l="0" t="0" r="6350" b="8890"/>
             <wp:docPr id="1231483571" name="Picture 11"/>
             <wp:cNvGraphicFramePr>
@@ -7034,7 +7202,7 @@
                   <pic:spPr bwMode="auto">
                     <a:xfrm>
                       <a:off x="0" y="0"/>
-                      <a:ext cx="1941968" cy="1404828"/>
+                      <a:ext cx="1936750" cy="1400810"/>
                     </a:xfrm>
                     <a:prstGeom prst="rect">
                       <a:avLst/>
@@ -7076,6 +7244,7 @@
     </w:p>
     <w:p>
       <w:pPr>
+        <w:spacing w:after="0"/>
         <w:jc w:val="center"/>
         <w:rPr>
           <w:rFonts w:ascii="Calibri" w:hAnsi="Calibri" w:cs="Calibri"/>
@@ -7280,139 +7449,7 @@
           <w:sz w:val="22"/>
           <w:szCs w:val="22"/>
         </w:rPr>
-        <w:t>Bankevich, A., Nurk, S., Antipov, D., Gurevich, A.A., Dvorkin, M., Kulikov, A.S., Lesin, V.M., Nikolenko, S.I., Pham, S., Prjibelski, A.D., Pyshkin, A.V., Sirotkin, A.V., Vyahhi, N., Tesler, G., Alekseyev, M.A. and Pevzner, P.A. (2012) 'SPAdes: A new genome assembly algorithm and its applications to single-cell sequencing', Journal of Computational Biology, 19(5), pp. 455–477. https://doi.org/10.1089/cmb.2012.0021</w:t>
-      </w:r>
-      <w:r>
-        <w:rPr>
-          <w:rFonts w:ascii="Calibri" w:hAnsi="Calibri" w:cs="Calibri"/>
-          <w:sz w:val="22"/>
-          <w:szCs w:val="22"/>
-        </w:rPr>
-        <w:t>.</w:t>
-      </w:r>
-    </w:p>
-    <w:p>
-      <w:pPr>
-        <w:ind w:left="720" w:hanging="720"/>
-        <w:rPr>
-          <w:rFonts w:ascii="Calibri" w:hAnsi="Calibri" w:cs="Calibri"/>
-          <w:sz w:val="22"/>
-          <w:szCs w:val="22"/>
-        </w:rPr>
-      </w:pPr>
-      <w:r>
-        <w:rPr>
-          <w:rFonts w:ascii="Calibri" w:hAnsi="Calibri" w:cs="Calibri"/>
-          <w:sz w:val="22"/>
-          <w:szCs w:val="22"/>
-        </w:rPr>
-        <w:t>Blighe, K., Rana, S. and Lewis, M. (2018) EnhancedVolcano: Publication-ready variance stabilizing transformation and gene ranking. R package version 1.20.0.</w:t>
-      </w:r>
-    </w:p>
-    <w:p>
-      <w:pPr>
-        <w:ind w:left="720" w:hanging="720"/>
-        <w:rPr>
-          <w:rFonts w:ascii="Calibri" w:hAnsi="Calibri" w:cs="Calibri"/>
-          <w:sz w:val="22"/>
-          <w:szCs w:val="22"/>
-        </w:rPr>
-      </w:pPr>
-      <w:r>
-        <w:rPr>
-          <w:rFonts w:ascii="Calibri" w:hAnsi="Calibri" w:cs="Calibri"/>
-          <w:sz w:val="22"/>
-          <w:szCs w:val="22"/>
-        </w:rPr>
-        <w:t>Brown, M.P.S., Grundy, W.N., Lin, D., Cristianini, N., Sugnet, C.W., Furey, T.S., Ares, M. and Haussler, D. (2000) 'Knowledge-based analysis of microarray gene expression data by using support vector machines', Proceedings of the National Academy of Sciences, 97(1), pp. 262–267. https://doi.org/10.1073/pnas.97.1.262</w:t>
-      </w:r>
-      <w:r>
-        <w:rPr>
-          <w:rFonts w:ascii="Calibri" w:hAnsi="Calibri" w:cs="Calibri"/>
-          <w:sz w:val="22"/>
-          <w:szCs w:val="22"/>
-        </w:rPr>
-        <w:t>.</w:t>
-      </w:r>
-    </w:p>
-    <w:p>
-      <w:pPr>
-        <w:ind w:left="720" w:hanging="720"/>
-        <w:rPr>
-          <w:rFonts w:ascii="Calibri" w:hAnsi="Calibri" w:cs="Calibri"/>
-          <w:sz w:val="22"/>
-          <w:szCs w:val="22"/>
-        </w:rPr>
-      </w:pPr>
-      <w:r>
-        <w:rPr>
-          <w:rFonts w:ascii="Calibri" w:hAnsi="Calibri" w:cs="Calibri"/>
-          <w:sz w:val="22"/>
-          <w:szCs w:val="22"/>
-        </w:rPr>
-        <w:t>DeMel, S., Shi, J., Martin, P., Rosen, B.P. and Edwards, B.F.P. (2004) 'Arginine 60 in the ArsC arsenate reductase of E. coli plasmid R773 determines the chemical nature of the bound As(III) product', Protein Science, 13(9), pp. 2330–2340. https://doi.org/10.1110/ps.04787204</w:t>
-      </w:r>
-    </w:p>
-    <w:p>
-      <w:pPr>
-        <w:ind w:left="720" w:hanging="720"/>
-        <w:rPr>
-          <w:rFonts w:ascii="Calibri" w:hAnsi="Calibri" w:cs="Calibri"/>
-          <w:sz w:val="22"/>
-          <w:szCs w:val="22"/>
-        </w:rPr>
-      </w:pPr>
-      <w:r>
-        <w:rPr>
-          <w:rFonts w:ascii="Calibri" w:hAnsi="Calibri" w:cs="Calibri"/>
-          <w:sz w:val="22"/>
-          <w:szCs w:val="22"/>
-        </w:rPr>
-        <w:t>Gurevich, A., Saveliev, V., Vyahhi, N. and Tesler, G. (2013) 'QUAST: quality assessment tool for genome assemblies', Bioinformatics, 29(8), pp. 1072–1075.</w:t>
-      </w:r>
-    </w:p>
-    <w:p>
-      <w:pPr>
-        <w:ind w:left="720" w:hanging="720"/>
-        <w:rPr>
-          <w:rFonts w:ascii="Calibri" w:hAnsi="Calibri" w:cs="Calibri"/>
-          <w:sz w:val="22"/>
-          <w:szCs w:val="22"/>
-        </w:rPr>
-      </w:pPr>
-      <w:r>
-        <w:rPr>
-          <w:rFonts w:ascii="Calibri" w:hAnsi="Calibri" w:cs="Calibri"/>
-          <w:sz w:val="22"/>
-          <w:szCs w:val="22"/>
-        </w:rPr>
-        <w:t>Iyer, R.V., Williams, C.A. and Miller, C.J. (2003) 'Arginine-agmatine antiporter in extreme acid resistance in Escherichia coli', Journal of Bacteriology, 185(22), pp. 6556–6561. https://doi.org/10.1128/jb.185.22.6556-6561.2003</w:t>
-      </w:r>
-      <w:r>
-        <w:rPr>
-          <w:rFonts w:ascii="Calibri" w:hAnsi="Calibri" w:cs="Calibri"/>
-          <w:sz w:val="22"/>
-          <w:szCs w:val="22"/>
-        </w:rPr>
-        <w:t>.</w:t>
-      </w:r>
-    </w:p>
-    <w:p>
-      <w:pPr>
-        <w:ind w:left="720" w:hanging="720"/>
-        <w:rPr>
-          <w:rFonts w:ascii="Calibri" w:hAnsi="Calibri" w:cs="Calibri"/>
-          <w:sz w:val="22"/>
-          <w:szCs w:val="22"/>
-        </w:rPr>
-      </w:pPr>
-      <w:r>
-        <w:rPr>
-          <w:rFonts w:ascii="Calibri" w:hAnsi="Calibri" w:cs="Calibri"/>
-          <w:sz w:val="22"/>
-          <w:szCs w:val="22"/>
-        </w:rPr>
-        <w:t xml:space="preserve">Jumper, J., Evans, R., Pritzel, A., Green, T., Figurnov, M., Ronneberger, O., Tunyasuvunakool, K., Bates, R., Žídek, A., Potapenko, A., Bridgland, A., Meyer, C., Kohl, S.A.A., Ballard, A.J., Cowie, A., Romera-Paredes, B., Nikolov, S., Jain, R., Adler, J. and Back, T. (2021). Highly Accurate Protein Structure Prediction with Alphafold. </w:t>
+        <w:t>Addy, C., Ohara, M., Kawai, F., Kidera, A., Ikeguchi, M., Fuchigami, S., Osawa, M., Shimada, I., Park, S.-Y., Tame, J.R.H. and Heddle, J.G. (2007). Nickel binding to NikA: an additional binding site reconciles spectroscopy, calorimetry and crystallography. </w:t>
       </w:r>
       <w:r>
         <w:rPr>
@@ -7422,15 +7459,15 @@
           <w:sz w:val="22"/>
           <w:szCs w:val="22"/>
         </w:rPr>
-        <w:t>Nature</w:t>
-      </w:r>
-      <w:r>
-        <w:rPr>
-          <w:rFonts w:ascii="Calibri" w:hAnsi="Calibri" w:cs="Calibri"/>
-          <w:sz w:val="22"/>
-          <w:szCs w:val="22"/>
-        </w:rPr>
-        <w:t>, [online] 596(7873), pp.583–589. doi:https://doi.org/10.1038/s41586-021-03819-2.</w:t>
+        <w:t>Acta crystallographica. Section D, Biological crystallography</w:t>
+      </w:r>
+      <w:r>
+        <w:rPr>
+          <w:rFonts w:ascii="Calibri" w:hAnsi="Calibri" w:cs="Calibri"/>
+          <w:sz w:val="22"/>
+          <w:szCs w:val="22"/>
+        </w:rPr>
+        <w:t>, [online] 63(Pt 2), pp.221–9. doi:https://doi.org/10.1107/S0907444906048712.</w:t>
       </w:r>
     </w:p>
     <w:p>
@@ -7448,7 +7485,7 @@
           <w:sz w:val="22"/>
           <w:szCs w:val="22"/>
         </w:rPr>
-        <w:t xml:space="preserve">Jurrus, E., Engel, D., Star, K., Monson, K., Brandi, J., Felberg, L.E., Brookes, D.H., Wilson, L., Chen, J., Liles, K., Chun, M., Li, P., Gohara, D.W., Dolinsky, T., Konecny, R., Koes, D.R., Nielsen, J.E., Head-Gordon, T., Geng, W. and Krasny, R. (2017). Improvements to the APBS biomolecular solvation software suite. </w:t>
+        <w:t>Aljghami, M.E., Marim Barghash, Majaesic, E., Bhandari, V. and Walid Houry (2022). Cellular functions of the ClpP protease impacting bacterial virulence. </w:t>
       </w:r>
       <w:r>
         <w:rPr>
@@ -7458,15 +7495,15 @@
           <w:sz w:val="22"/>
           <w:szCs w:val="22"/>
         </w:rPr>
-        <w:t>Protein Science</w:t>
-      </w:r>
-      <w:r>
-        <w:rPr>
-          <w:rFonts w:ascii="Calibri" w:hAnsi="Calibri" w:cs="Calibri"/>
-          <w:sz w:val="22"/>
-          <w:szCs w:val="22"/>
-        </w:rPr>
-        <w:t>, 27(1), pp.112–128. doi:https://doi.org/10.1002/pro.3280.</w:t>
+        <w:t>Frontiers in Molecular Biosciences</w:t>
+      </w:r>
+      <w:r>
+        <w:rPr>
+          <w:rFonts w:ascii="Calibri" w:hAnsi="Calibri" w:cs="Calibri"/>
+          <w:sz w:val="22"/>
+          <w:szCs w:val="22"/>
+        </w:rPr>
+        <w:t>, 9. doi:https://doi.org/10.3389/fmolb.2022.1054408.</w:t>
       </w:r>
     </w:p>
     <w:p>
@@ -7484,210 +7521,7 @@
           <w:sz w:val="22"/>
           <w:szCs w:val="22"/>
         </w:rPr>
-        <w:t>Keseler, I.M., Gama-Castro, S., Mackie, A., Billington, R., Bonavides-Martínez, C., Caspi, R., Kothari, A., Krummenacker, M., Midford, P.E., Muñiz-Rascado, L., Ong, W.K., Paley, S., Santos-Zavaleta, A., Subhraveti, P., Tierrafría, V.H., Wolfe, A.J., Collado-Vides, J., Paulsen, I.T. and Karp, P.D. (2021) 'The EcoCyc Database in 2021', Frontiers in Microbiology, 12. https://doi.org/10.3389/fmicb.2021.711077</w:t>
-      </w:r>
-      <w:r>
-        <w:rPr>
-          <w:rFonts w:ascii="Calibri" w:hAnsi="Calibri" w:cs="Calibri"/>
-          <w:sz w:val="22"/>
-          <w:szCs w:val="22"/>
-        </w:rPr>
-        <w:t>.</w:t>
-      </w:r>
-    </w:p>
-    <w:p>
-      <w:pPr>
-        <w:ind w:left="720" w:hanging="720"/>
-        <w:rPr>
-          <w:rFonts w:ascii="Calibri" w:hAnsi="Calibri" w:cs="Calibri"/>
-          <w:sz w:val="22"/>
-          <w:szCs w:val="22"/>
-        </w:rPr>
-      </w:pPr>
-      <w:r>
-        <w:rPr>
-          <w:rFonts w:ascii="Calibri" w:hAnsi="Calibri" w:cs="Calibri"/>
-          <w:sz w:val="22"/>
-          <w:szCs w:val="22"/>
-        </w:rPr>
-        <w:t>Kolde, R. (2019) pheatmap: Pretty Heatmaps. R package version 1.0.12.</w:t>
-      </w:r>
-    </w:p>
-    <w:p>
-      <w:pPr>
-        <w:ind w:left="720" w:hanging="720"/>
-        <w:rPr>
-          <w:rFonts w:ascii="Calibri" w:hAnsi="Calibri" w:cs="Calibri"/>
-          <w:sz w:val="22"/>
-          <w:szCs w:val="22"/>
-        </w:rPr>
-      </w:pPr>
-    </w:p>
-    <w:p>
-      <w:pPr>
-        <w:ind w:left="720" w:hanging="720"/>
-        <w:rPr>
-          <w:rFonts w:ascii="Calibri" w:hAnsi="Calibri" w:cs="Calibri"/>
-          <w:sz w:val="22"/>
-          <w:szCs w:val="22"/>
-        </w:rPr>
-      </w:pPr>
-      <w:r>
-        <w:rPr>
-          <w:rFonts w:ascii="Calibri" w:hAnsi="Calibri" w:cs="Calibri"/>
-          <w:sz w:val="22"/>
-          <w:szCs w:val="22"/>
-        </w:rPr>
-        <w:lastRenderedPageBreak/>
-        <w:t>Kolmogorov, M., Yuan, J., Pevzner, P.A. and Tang, H. (2019) 'Assembly of long error-prone reads using repeat graphs', Nature Communications, 10(1), p. 3373. https://doi.org/10.1038/s41467-019-11270-2</w:t>
-      </w:r>
-      <w:r>
-        <w:rPr>
-          <w:rFonts w:ascii="Calibri" w:hAnsi="Calibri" w:cs="Calibri"/>
-          <w:sz w:val="22"/>
-          <w:szCs w:val="22"/>
-        </w:rPr>
-        <w:t>.</w:t>
-      </w:r>
-    </w:p>
-    <w:p>
-      <w:pPr>
-        <w:ind w:left="720" w:hanging="720"/>
-        <w:rPr>
-          <w:rFonts w:ascii="Calibri" w:hAnsi="Calibri" w:cs="Calibri"/>
-          <w:sz w:val="22"/>
-          <w:szCs w:val="22"/>
-        </w:rPr>
-      </w:pPr>
-      <w:r>
-        <w:rPr>
-          <w:rFonts w:ascii="Calibri" w:hAnsi="Calibri" w:cs="Calibri"/>
-          <w:sz w:val="22"/>
-          <w:szCs w:val="22"/>
-        </w:rPr>
-        <w:t>Kroner, G.M., Wolfe, M.B. and Freddolino, P.L. (2018) 'Escherichia coli Lrp regulates one-third of the genome via direct, cooperative, and indirect routes', Journal of Bacteriology, 201(3). https://doi.org/10.1128/jb.00411-18</w:t>
-      </w:r>
-      <w:r>
-        <w:rPr>
-          <w:rFonts w:ascii="Calibri" w:hAnsi="Calibri" w:cs="Calibri"/>
-          <w:sz w:val="22"/>
-          <w:szCs w:val="22"/>
-        </w:rPr>
-        <w:t>.</w:t>
-      </w:r>
-    </w:p>
-    <w:p>
-      <w:pPr>
-        <w:ind w:left="720" w:hanging="720"/>
-        <w:rPr>
-          <w:rFonts w:ascii="Calibri" w:hAnsi="Calibri" w:cs="Calibri"/>
-          <w:sz w:val="22"/>
-          <w:szCs w:val="22"/>
-        </w:rPr>
-      </w:pPr>
-      <w:r>
-        <w:rPr>
-          <w:rFonts w:ascii="Calibri" w:hAnsi="Calibri" w:cs="Calibri"/>
-          <w:sz w:val="22"/>
-          <w:szCs w:val="22"/>
-        </w:rPr>
-        <w:t>Kuhn, M. (2008) 'Building predictive models in R using the caret package', Journal of Statistical Software, 28(5), pp. 1–26. https://doi.org/10.18637/jss.v028.i05</w:t>
-      </w:r>
-      <w:r>
-        <w:rPr>
-          <w:rFonts w:ascii="Calibri" w:hAnsi="Calibri" w:cs="Calibri"/>
-          <w:sz w:val="22"/>
-          <w:szCs w:val="22"/>
-        </w:rPr>
-        <w:t>.</w:t>
-      </w:r>
-    </w:p>
-    <w:p>
-      <w:pPr>
-        <w:ind w:left="720" w:hanging="720"/>
-        <w:rPr>
-          <w:rFonts w:ascii="Calibri" w:hAnsi="Calibri" w:cs="Calibri"/>
-          <w:sz w:val="22"/>
-          <w:szCs w:val="22"/>
-        </w:rPr>
-      </w:pPr>
-      <w:r>
-        <w:rPr>
-          <w:rFonts w:ascii="Calibri" w:hAnsi="Calibri" w:cs="Calibri"/>
-          <w:sz w:val="22"/>
-          <w:szCs w:val="22"/>
-        </w:rPr>
-        <w:t>Love, M.I., Huber, W. and Anders, S. (2014) 'Moderated estimation of fold change and dispersion for RNA-seq data with DESeq2', Genome Biology, 15(12), p. 550. https://doi.org/10.1186/s13059-014-0550-8</w:t>
-      </w:r>
-      <w:r>
-        <w:rPr>
-          <w:rFonts w:ascii="Calibri" w:hAnsi="Calibri" w:cs="Calibri"/>
-          <w:sz w:val="22"/>
-          <w:szCs w:val="22"/>
-        </w:rPr>
-        <w:t>.</w:t>
-      </w:r>
-    </w:p>
-    <w:p>
-      <w:pPr>
-        <w:ind w:left="720" w:hanging="720"/>
-        <w:rPr>
-          <w:rFonts w:ascii="Calibri" w:hAnsi="Calibri" w:cs="Calibri"/>
-          <w:sz w:val="22"/>
-          <w:szCs w:val="22"/>
-        </w:rPr>
-      </w:pPr>
-      <w:r>
-        <w:rPr>
-          <w:rFonts w:ascii="Calibri" w:hAnsi="Calibri" w:cs="Calibri"/>
-          <w:sz w:val="22"/>
-          <w:szCs w:val="22"/>
-        </w:rPr>
-        <w:t>Maeda, M., Shimada, T. and Ishihama, A. (2015) 'Strength and regulation of seven rRNA promoters in Escherichia coli', PLOS ONE, 10(12), p. e0144697. https://doi.org/10.1371/journal.pone.0144697</w:t>
-      </w:r>
-      <w:r>
-        <w:rPr>
-          <w:rFonts w:ascii="Calibri" w:hAnsi="Calibri" w:cs="Calibri"/>
-          <w:sz w:val="22"/>
-          <w:szCs w:val="22"/>
-        </w:rPr>
-        <w:t>.</w:t>
-      </w:r>
-    </w:p>
-    <w:p>
-      <w:pPr>
-        <w:ind w:left="720" w:hanging="720"/>
-        <w:rPr>
-          <w:rFonts w:ascii="Calibri" w:hAnsi="Calibri" w:cs="Calibri"/>
-          <w:sz w:val="22"/>
-          <w:szCs w:val="22"/>
-        </w:rPr>
-      </w:pPr>
-      <w:r>
-        <w:rPr>
-          <w:rFonts w:ascii="Calibri" w:hAnsi="Calibri" w:cs="Calibri"/>
-          <w:sz w:val="22"/>
-          <w:szCs w:val="22"/>
-        </w:rPr>
-        <w:t>Meyer, D., Dimitriadou, E., Hornik, K., Weingessel, A., &amp; Leisch, F. (2023) e1071: Misc Functions of the Department of Statistics, Probability Theory Group. R package version 1.7-13.</w:t>
-      </w:r>
-    </w:p>
-    <w:p>
-      <w:pPr>
-        <w:ind w:left="720" w:hanging="720"/>
-        <w:rPr>
-          <w:rFonts w:ascii="Calibri" w:hAnsi="Calibri" w:cs="Calibri"/>
-          <w:sz w:val="22"/>
-          <w:szCs w:val="22"/>
-        </w:rPr>
-      </w:pPr>
-      <w:r>
-        <w:rPr>
-          <w:rFonts w:ascii="Calibri" w:hAnsi="Calibri" w:cs="Calibri"/>
-          <w:sz w:val="22"/>
-          <w:szCs w:val="22"/>
-        </w:rPr>
-        <w:t xml:space="preserve">Michel van Kempen, Kim, S., Tumescheit, C., Milot Mirdita, Lee, J., Cameron, Johannes Söding and Steinegger, M. (2023). Fast and accurate protein structure search with Foldseek. </w:t>
+        <w:t>Anashkina, A.A. (2023). Protein-DNA recognition mechanisms and specificity. </w:t>
       </w:r>
       <w:r>
         <w:rPr>
@@ -7697,15 +7531,15 @@
           <w:sz w:val="22"/>
           <w:szCs w:val="22"/>
         </w:rPr>
-        <w:t>Nature Biotechnology</w:t>
-      </w:r>
-      <w:r>
-        <w:rPr>
-          <w:rFonts w:ascii="Calibri" w:hAnsi="Calibri" w:cs="Calibri"/>
-          <w:sz w:val="22"/>
-          <w:szCs w:val="22"/>
-        </w:rPr>
-        <w:t>, 42. doi:https://doi.org/10.1038/s41587-023-01773-0.</w:t>
+        <w:t>Biophysical Reviews</w:t>
+      </w:r>
+      <w:r>
+        <w:rPr>
+          <w:rFonts w:ascii="Calibri" w:hAnsi="Calibri" w:cs="Calibri"/>
+          <w:sz w:val="22"/>
+          <w:szCs w:val="22"/>
+        </w:rPr>
+        <w:t>, 15(5), pp.1007–1014. doi:https://doi.org/10.1007/s12551-023-01137-7.</w:t>
       </w:r>
     </w:p>
     <w:p>
@@ -7723,7 +7557,51 @@
           <w:sz w:val="22"/>
           <w:szCs w:val="22"/>
         </w:rPr>
-        <w:t xml:space="preserve">Mirdita, M., Schütze, K., Moriwaki, Y., Heo, L., Ovchinnikov, S. and Steinegger, M. (2022). ColabFold: making protein folding accessible to all. </w:t>
+        <w:t>Bankevich, A., Nurk, S., Antipov, D., Gurevich, A.A., Dvorkin, M., Kulikov, A.S., Lesin, V.M., Nikolenko, S.I., Pham, S., Prjibelski, A.D., Pyshkin, A.V., Sirotkin, A.V., Vyahhi, N., Tesler, G., Alekseyev, M.A. and Pevzner, P.A. (2012) 'SPAdes: A new genome assembly algorithm and its applications to single-cell sequencing', Journal of Computational Biology, 19(5), pp. 455–477. https://doi.org/10.1089/cmb.2012.0021</w:t>
+      </w:r>
+      <w:r>
+        <w:rPr>
+          <w:rFonts w:ascii="Calibri" w:hAnsi="Calibri" w:cs="Calibri"/>
+          <w:sz w:val="22"/>
+          <w:szCs w:val="22"/>
+        </w:rPr>
+        <w:t>.</w:t>
+      </w:r>
+    </w:p>
+    <w:p>
+      <w:pPr>
+        <w:ind w:left="720" w:hanging="720"/>
+        <w:rPr>
+          <w:rFonts w:ascii="Calibri" w:hAnsi="Calibri" w:cs="Calibri"/>
+          <w:sz w:val="22"/>
+          <w:szCs w:val="22"/>
+        </w:rPr>
+      </w:pPr>
+      <w:r>
+        <w:rPr>
+          <w:rFonts w:ascii="Calibri" w:hAnsi="Calibri" w:cs="Calibri"/>
+          <w:sz w:val="22"/>
+          <w:szCs w:val="22"/>
+        </w:rPr>
+        <w:t>Blighe, K., Rana, S. and Lewis, M. (2018) EnhancedVolcano: Publication-ready variance stabilizing transformation and gene ranking. R package version 1.20.0.</w:t>
+      </w:r>
+    </w:p>
+    <w:p>
+      <w:pPr>
+        <w:ind w:left="720" w:hanging="720"/>
+        <w:rPr>
+          <w:rFonts w:ascii="Calibri" w:hAnsi="Calibri" w:cs="Calibri"/>
+          <w:sz w:val="22"/>
+          <w:szCs w:val="22"/>
+        </w:rPr>
+      </w:pPr>
+      <w:r>
+        <w:rPr>
+          <w:rFonts w:ascii="Calibri" w:hAnsi="Calibri" w:cs="Calibri"/>
+          <w:sz w:val="22"/>
+          <w:szCs w:val="22"/>
+        </w:rPr>
+        <w:t>Bottomley, A.L., Peterson, E., Iosifidis, G., Mei, A., Hartley-Tassell, L.E., Ansari, S., McKenzie, C., Burke, C., Duggin, I.G., Kline, K.A. and Harry, E.J. (2020). The novel E. coli cell division protein, YtfB, plays a role in eukaryotic cell adhesion. </w:t>
       </w:r>
       <w:r>
         <w:rPr>
@@ -7733,15 +7611,15 @@
           <w:sz w:val="22"/>
           <w:szCs w:val="22"/>
         </w:rPr>
-        <w:t>Nature Methods</w:t>
-      </w:r>
-      <w:r>
-        <w:rPr>
-          <w:rFonts w:ascii="Calibri" w:hAnsi="Calibri" w:cs="Calibri"/>
-          <w:sz w:val="22"/>
-          <w:szCs w:val="22"/>
-        </w:rPr>
-        <w:t>, [online] 19(6), pp.1–4. doi:https://doi.org/10.1038/s41592-022-01488-1.</w:t>
+        <w:t>Scientific Reports</w:t>
+      </w:r>
+      <w:r>
+        <w:rPr>
+          <w:rFonts w:ascii="Calibri" w:hAnsi="Calibri" w:cs="Calibri"/>
+          <w:sz w:val="22"/>
+          <w:szCs w:val="22"/>
+        </w:rPr>
+        <w:t>, [online] 10(1). doi:https://doi.org/10.1038/s41598-020-63729-7.</w:t>
       </w:r>
     </w:p>
     <w:p>
@@ -7759,7 +7637,15 @@
           <w:sz w:val="22"/>
           <w:szCs w:val="22"/>
         </w:rPr>
-        <w:t>Olsen, L.R. (2022) groupdata2: Creating Groups and Folds for Data Analysis. R package version 2.0.2.</w:t>
+        <w:t>Brown, M.P.S., Grundy, W.N., Lin, D., Cristianini, N., Sugnet, C.W., Furey, T.S., Ares, M. and Haussler, D. (2000) 'Knowledge-based analysis of microarray gene expression data by using support vector machines', Proceedings of the National Academy of Sciences, 97(1), pp. 262–267. https://doi.org/10.1073/pnas.97.1.262</w:t>
+      </w:r>
+      <w:r>
+        <w:rPr>
+          <w:rFonts w:ascii="Calibri" w:hAnsi="Calibri" w:cs="Calibri"/>
+          <w:sz w:val="22"/>
+          <w:szCs w:val="22"/>
+        </w:rPr>
+        <w:t>.</w:t>
       </w:r>
     </w:p>
     <w:p>
@@ -7777,7 +7663,78 @@
           <w:sz w:val="22"/>
           <w:szCs w:val="22"/>
         </w:rPr>
-        <w:t xml:space="preserve">Paysan-Lafosse, T., Blum, M., Chuguransky, S., Grego, T., Pinto, B.L., Salazar, G., Bileschi, M., Bork, P., Bridge, A., Colwell, L., Gough, J., Haft, D., Letunić, I., Marchler-Bauer, A., Mi, H., Natale, D., Orengo, C., Pandurangan, A., Rivoire, C. and Sigrist, C.J.A. (2022). InterPro in 2022. </w:t>
+        <w:t>DeMel, S., Shi, J., Martin, P., Rosen, B.P. and Edwards, B.F.P. (2004) 'Arginine 60 in the ArsC arsenate reductase of E. coli plasmid R773 determines the chemical nature of the bound As(III) product', Protein Science, 13(9), pp. 2330–2340. https://doi.org/10.1110/ps.04787204</w:t>
+      </w:r>
+    </w:p>
+    <w:p>
+      <w:pPr>
+        <w:ind w:left="720" w:hanging="720"/>
+        <w:rPr>
+          <w:rFonts w:ascii="Calibri" w:hAnsi="Calibri" w:cs="Calibri"/>
+          <w:sz w:val="22"/>
+          <w:szCs w:val="22"/>
+        </w:rPr>
+      </w:pPr>
+      <w:r>
+        <w:rPr>
+          <w:rFonts w:ascii="Calibri" w:hAnsi="Calibri" w:cs="Calibri"/>
+          <w:sz w:val="22"/>
+          <w:szCs w:val="22"/>
+        </w:rPr>
+        <w:t>Gurevich, A., Saveliev, V., Vyahhi, N. and Tesler, G. (2013) 'QUAST: quality assessment tool for genome assemblies', Bioinformatics, 29(8), pp. 1072–1075.</w:t>
+      </w:r>
+    </w:p>
+    <w:p>
+      <w:pPr>
+        <w:ind w:left="720" w:hanging="720"/>
+        <w:rPr>
+          <w:rFonts w:ascii="Calibri" w:hAnsi="Calibri" w:cs="Calibri"/>
+          <w:sz w:val="22"/>
+          <w:szCs w:val="22"/>
+        </w:rPr>
+      </w:pPr>
+      <w:r>
+        <w:rPr>
+          <w:rFonts w:ascii="Calibri" w:hAnsi="Calibri" w:cs="Calibri"/>
+          <w:sz w:val="22"/>
+          <w:szCs w:val="22"/>
+        </w:rPr>
+        <w:t>Iyer, R.V., Williams, C.A. and Miller, C.J. (2003) 'Arginine-agmatine antiporter in extreme acid resistance in Escherichia coli', Journal of Bacteriology, 185(22), pp. 6556–6561. https://doi.org/10.1128/jb.185.22.6556-6561.2003</w:t>
+      </w:r>
+      <w:r>
+        <w:rPr>
+          <w:rFonts w:ascii="Calibri" w:hAnsi="Calibri" w:cs="Calibri"/>
+          <w:sz w:val="22"/>
+          <w:szCs w:val="22"/>
+        </w:rPr>
+        <w:t>.</w:t>
+      </w:r>
+    </w:p>
+    <w:p>
+      <w:pPr>
+        <w:ind w:left="720" w:hanging="720"/>
+        <w:rPr>
+          <w:rFonts w:ascii="Calibri" w:hAnsi="Calibri" w:cs="Calibri"/>
+          <w:sz w:val="22"/>
+          <w:szCs w:val="22"/>
+        </w:rPr>
+      </w:pPr>
+      <w:r>
+        <w:rPr>
+          <w:rFonts w:ascii="Calibri" w:hAnsi="Calibri" w:cs="Calibri"/>
+          <w:sz w:val="22"/>
+          <w:szCs w:val="22"/>
+        </w:rPr>
+        <w:t xml:space="preserve">Jumper, J., Evans, R., Pritzel, A., Green, T., Figurnov, M., Ronneberger, O., Tunyasuvunakool, K., Bates, R., Žídek, A., Potapenko, A., Bridgland, A., Meyer, C., Kohl, S.A.A., Ballard, A.J., Cowie, A., Romera-Paredes, B., Nikolov, S., Jain, R., Adler, J. and Back, T. (2021). </w:t>
+      </w:r>
+      <w:r>
+        <w:rPr>
+          <w:rFonts w:ascii="Calibri" w:hAnsi="Calibri" w:cs="Calibri"/>
+          <w:sz w:val="22"/>
+          <w:szCs w:val="22"/>
+        </w:rPr>
+        <w:lastRenderedPageBreak/>
+        <w:t xml:space="preserve">Highly Accurate Protein Structure Prediction with Alphafold. </w:t>
       </w:r>
       <w:r>
         <w:rPr>
@@ -7787,15 +7744,15 @@
           <w:sz w:val="22"/>
           <w:szCs w:val="22"/>
         </w:rPr>
-        <w:t>Nucleic Acids Research</w:t>
-      </w:r>
-      <w:r>
-        <w:rPr>
-          <w:rFonts w:ascii="Calibri" w:hAnsi="Calibri" w:cs="Calibri"/>
-          <w:sz w:val="22"/>
-          <w:szCs w:val="22"/>
-        </w:rPr>
-        <w:t>, 51(D1).</w:t>
+        <w:t>Nature</w:t>
+      </w:r>
+      <w:r>
+        <w:rPr>
+          <w:rFonts w:ascii="Calibri" w:hAnsi="Calibri" w:cs="Calibri"/>
+          <w:sz w:val="22"/>
+          <w:szCs w:val="22"/>
+        </w:rPr>
+        <w:t>, [online] 596(7873), pp.583–589. doi:https://doi.org/10.1038/s41586-021-03819-2.</w:t>
       </w:r>
     </w:p>
     <w:p>
@@ -7813,112 +7770,7 @@
           <w:sz w:val="22"/>
           <w:szCs w:val="22"/>
         </w:rPr>
-        <w:t>Phillippy, A.M., Schatz, M.C. and Pop, M. (2008) 'Genome assembly forensics: finding the elusive mis-assembly', Genome Biology, 9(3), p. R55. https://doi.org/10.1186/gb-2008-9-3-r55</w:t>
-      </w:r>
-      <w:r>
-        <w:rPr>
-          <w:rFonts w:ascii="Calibri" w:hAnsi="Calibri" w:cs="Calibri"/>
-          <w:sz w:val="22"/>
-          <w:szCs w:val="22"/>
-        </w:rPr>
-        <w:t>.</w:t>
-      </w:r>
-    </w:p>
-    <w:p>
-      <w:pPr>
-        <w:ind w:left="720" w:hanging="720"/>
-        <w:rPr>
-          <w:rFonts w:ascii="Calibri" w:hAnsi="Calibri" w:cs="Calibri"/>
-          <w:sz w:val="22"/>
-          <w:szCs w:val="22"/>
-        </w:rPr>
-      </w:pPr>
-      <w:r>
-        <w:rPr>
-          <w:rFonts w:ascii="Calibri" w:hAnsi="Calibri" w:cs="Calibri"/>
-          <w:sz w:val="22"/>
-          <w:szCs w:val="22"/>
-        </w:rPr>
-        <w:t>Schrödinger, LLC (2025) The PyMOL Molecular Graphics System, Version 3.1. Available at: https://www.pymol.org/ (Accessed: 3 April 2026).</w:t>
-      </w:r>
-    </w:p>
-    <w:p>
-      <w:pPr>
-        <w:ind w:left="720" w:hanging="720"/>
-        <w:rPr>
-          <w:rFonts w:ascii="Calibri" w:hAnsi="Calibri" w:cs="Calibri"/>
-          <w:sz w:val="22"/>
-          <w:szCs w:val="22"/>
-        </w:rPr>
-      </w:pPr>
-      <w:r>
-        <w:rPr>
-          <w:rFonts w:ascii="Calibri" w:hAnsi="Calibri" w:cs="Calibri"/>
-          <w:sz w:val="22"/>
-          <w:szCs w:val="22"/>
-        </w:rPr>
-        <w:t xml:space="preserve">Schwengers, O., Jelonek, L., Dieckmann, M.A., Beyvers, S., Blom, J. and Goesmann, A. (2021) 'Bakta: rapid and standardized annotation of bacterial genomes via alignment-free </w:t>
-      </w:r>
-      <w:r>
-        <w:rPr>
-          <w:rFonts w:ascii="Calibri" w:hAnsi="Calibri" w:cs="Calibri"/>
-          <w:sz w:val="22"/>
-          <w:szCs w:val="22"/>
-        </w:rPr>
-        <w:lastRenderedPageBreak/>
-        <w:t>sequence identification', Microbial Genomics, 7(11), p. 000685. https://doi.org/10.1099/mgen.0.000685</w:t>
-      </w:r>
-      <w:r>
-        <w:rPr>
-          <w:rFonts w:ascii="Calibri" w:hAnsi="Calibri" w:cs="Calibri"/>
-          <w:sz w:val="22"/>
-          <w:szCs w:val="22"/>
-        </w:rPr>
-        <w:t>.</w:t>
-      </w:r>
-    </w:p>
-    <w:p>
-      <w:pPr>
-        <w:ind w:left="720" w:hanging="720"/>
-        <w:rPr>
-          <w:rFonts w:ascii="Calibri" w:hAnsi="Calibri" w:cs="Calibri"/>
-          <w:sz w:val="22"/>
-          <w:szCs w:val="22"/>
-        </w:rPr>
-      </w:pPr>
-      <w:r>
-        <w:rPr>
-          <w:rFonts w:ascii="Calibri" w:hAnsi="Calibri" w:cs="Calibri"/>
-          <w:sz w:val="22"/>
-          <w:szCs w:val="22"/>
-        </w:rPr>
-        <w:t>Seemann, T. (2014) 'Prokka: rapid prokaryotic genome annotation', Bioinformatics, 30(14), pp. 2068–2069. https://doi.org/10.1093/bioinformatics/btu153</w:t>
-      </w:r>
-      <w:r>
-        <w:rPr>
-          <w:rFonts w:ascii="Calibri" w:hAnsi="Calibri" w:cs="Calibri"/>
-          <w:sz w:val="22"/>
-          <w:szCs w:val="22"/>
-        </w:rPr>
-        <w:t>.</w:t>
-      </w:r>
-    </w:p>
-    <w:p>
-      <w:pPr>
-        <w:ind w:left="720" w:hanging="720"/>
-        <w:rPr>
-          <w:rFonts w:ascii="Calibri" w:hAnsi="Calibri" w:cs="Calibri"/>
-          <w:sz w:val="22"/>
-          <w:szCs w:val="22"/>
-        </w:rPr>
-      </w:pPr>
-      <w:r>
-        <w:rPr>
-          <w:rFonts w:ascii="Calibri" w:hAnsi="Calibri" w:cs="Calibri"/>
-          <w:sz w:val="22"/>
-          <w:szCs w:val="22"/>
-        </w:rPr>
-        <w:t xml:space="preserve">Varadi, M., Anyango, S., Deshpande, M., Nair, S., Natassia, C., Yordanova, G., Yuan, D., Stroe, O., Wood, G., Laydon, A., Žídek, A., Green, T., Tunyasuvunakool, K., Petersen, S., Jumper, J., Clancy, E., Green, R., Vora, A., Lutfi, M. and Figurnov, M. (2021). AlphaFold Protein Structure Database: massively expanding the structural coverage of protein-sequence space with high-accuracy models. </w:t>
+        <w:t xml:space="preserve">Jurrus, E., Engel, D., Star, K., Monson, K., Brandi, J., Felberg, L.E., Brookes, D.H., Wilson, L., Chen, J., Liles, K., Chun, M., Li, P., Gohara, D.W., Dolinsky, T., Konecny, R., Koes, D.R., Nielsen, J.E., Head-Gordon, T., Geng, W. and Krasny, R. (2017). Improvements to the APBS biomolecular solvation software suite. </w:t>
       </w:r>
       <w:r>
         <w:rPr>
@@ -7928,15 +7780,15 @@
           <w:sz w:val="22"/>
           <w:szCs w:val="22"/>
         </w:rPr>
-        <w:t>Nucleic Acids Research</w:t>
-      </w:r>
-      <w:r>
-        <w:rPr>
-          <w:rFonts w:ascii="Calibri" w:hAnsi="Calibri" w:cs="Calibri"/>
-          <w:sz w:val="22"/>
-          <w:szCs w:val="22"/>
-        </w:rPr>
-        <w:t>, 50(D1).</w:t>
+        <w:t>Protein Science</w:t>
+      </w:r>
+      <w:r>
+        <w:rPr>
+          <w:rFonts w:ascii="Calibri" w:hAnsi="Calibri" w:cs="Calibri"/>
+          <w:sz w:val="22"/>
+          <w:szCs w:val="22"/>
+        </w:rPr>
+        <w:t>, 27(1), pp.112–128. doi:https://doi.org/10.1002/pro.3280.</w:t>
       </w:r>
     </w:p>
     <w:p>
@@ -7954,7 +7806,15 @@
           <w:sz w:val="22"/>
           <w:szCs w:val="22"/>
         </w:rPr>
-        <w:t>Venables, W.N. and Ripley, B.D. (2002) Modern Applied Statistics with S. 4th edn. New York: Springer.</w:t>
+        <w:t>Keseler, I.M., Gama-Castro, S., Mackie, A., Billington, R., Bonavides-Martínez, C., Caspi, R., Kothari, A., Krummenacker, M., Midford, P.E., Muñiz-Rascado, L., Ong, W.K., Paley, S., Santos-Zavaleta, A., Subhraveti, P., Tierrafría, V.H., Wolfe, A.J., Collado-Vides, J., Paulsen, I.T. and Karp, P.D. (2021) 'The EcoCyc Database in 2021', Frontiers in Microbiology, 12. https://doi.org/10.3389/fmicb.2021.711077</w:t>
+      </w:r>
+      <w:r>
+        <w:rPr>
+          <w:rFonts w:ascii="Calibri" w:hAnsi="Calibri" w:cs="Calibri"/>
+          <w:sz w:val="22"/>
+          <w:szCs w:val="22"/>
+        </w:rPr>
+        <w:t>.</w:t>
       </w:r>
     </w:p>
     <w:p>
@@ -7972,7 +7832,7 @@
           <w:sz w:val="22"/>
           <w:szCs w:val="22"/>
         </w:rPr>
-        <w:t>Wickham, H. (2016) ggplot2: Elegant Graphics for Data Analysis. New York: Springer-Verlag.</w:t>
+        <w:t>Kolde, R. (2019) pheatmap: Pretty Heatmaps. R package version 1.0.12.</w:t>
       </w:r>
     </w:p>
     <w:p>
@@ -7990,7 +7850,148 @@
           <w:sz w:val="22"/>
           <w:szCs w:val="22"/>
         </w:rPr>
-        <w:t xml:space="preserve">Zhang, A., Rimsky, S., Reaban, M.E., Buc, H. and Belfort, M. (1996b). Escherichia coli protein analogs StpA and H-NS: regulatory loops, similar and disparate effects on nucleic acid dynamics. </w:t>
+        <w:t>Kolmogorov, M., Yuan, J., Pevzner, P.A. and Tang, H. (2019) 'Assembly of long error-prone reads using repeat graphs', Nature Communications, 10(1), p. 3373. https://doi.org/10.1038/s41467-019-11270-2</w:t>
+      </w:r>
+      <w:r>
+        <w:rPr>
+          <w:rFonts w:ascii="Calibri" w:hAnsi="Calibri" w:cs="Calibri"/>
+          <w:sz w:val="22"/>
+          <w:szCs w:val="22"/>
+        </w:rPr>
+        <w:t>.</w:t>
+      </w:r>
+    </w:p>
+    <w:p>
+      <w:pPr>
+        <w:ind w:left="720" w:hanging="720"/>
+        <w:rPr>
+          <w:rFonts w:ascii="Calibri" w:hAnsi="Calibri" w:cs="Calibri"/>
+          <w:sz w:val="22"/>
+          <w:szCs w:val="22"/>
+        </w:rPr>
+      </w:pPr>
+      <w:r>
+        <w:rPr>
+          <w:rFonts w:ascii="Calibri" w:hAnsi="Calibri" w:cs="Calibri"/>
+          <w:sz w:val="22"/>
+          <w:szCs w:val="22"/>
+        </w:rPr>
+        <w:t>Kroner, G.M., Wolfe, M.B. and Freddolino, P.L. (2018) 'Escherichia coli Lrp regulates one-third of the genome via direct, cooperative, and indirect routes', Journal of Bacteriology, 201(3). https://doi.org/10.1128/jb.00411-18</w:t>
+      </w:r>
+      <w:r>
+        <w:rPr>
+          <w:rFonts w:ascii="Calibri" w:hAnsi="Calibri" w:cs="Calibri"/>
+          <w:sz w:val="22"/>
+          <w:szCs w:val="22"/>
+        </w:rPr>
+        <w:t>.</w:t>
+      </w:r>
+    </w:p>
+    <w:p>
+      <w:pPr>
+        <w:ind w:left="720" w:hanging="720"/>
+        <w:rPr>
+          <w:rFonts w:ascii="Calibri" w:hAnsi="Calibri" w:cs="Calibri"/>
+          <w:sz w:val="22"/>
+          <w:szCs w:val="22"/>
+        </w:rPr>
+      </w:pPr>
+      <w:r>
+        <w:rPr>
+          <w:rFonts w:ascii="Calibri" w:hAnsi="Calibri" w:cs="Calibri"/>
+          <w:sz w:val="22"/>
+          <w:szCs w:val="22"/>
+        </w:rPr>
+        <w:t>Kuhn, M. (2008) 'Building predictive models in R using the caret package', Journal of Statistical Software, 28(5), pp. 1–26. https://doi.org/10.18637/jss.v028.i05</w:t>
+      </w:r>
+      <w:r>
+        <w:rPr>
+          <w:rFonts w:ascii="Calibri" w:hAnsi="Calibri" w:cs="Calibri"/>
+          <w:sz w:val="22"/>
+          <w:szCs w:val="22"/>
+        </w:rPr>
+        <w:t>.</w:t>
+      </w:r>
+    </w:p>
+    <w:p>
+      <w:pPr>
+        <w:ind w:left="720" w:hanging="720"/>
+        <w:rPr>
+          <w:rFonts w:ascii="Calibri" w:hAnsi="Calibri" w:cs="Calibri"/>
+          <w:sz w:val="22"/>
+          <w:szCs w:val="22"/>
+        </w:rPr>
+      </w:pPr>
+      <w:r>
+        <w:rPr>
+          <w:rFonts w:ascii="Calibri" w:hAnsi="Calibri" w:cs="Calibri"/>
+          <w:sz w:val="22"/>
+          <w:szCs w:val="22"/>
+        </w:rPr>
+        <w:t>Love, M.I., Huber, W. and Anders, S. (2014) 'Moderated estimation of fold change and dispersion for RNA-seq data with DESeq2', Genome Biology, 15(12), p. 550. https://doi.org/10.1186/s13059-014-0550-8</w:t>
+      </w:r>
+      <w:r>
+        <w:rPr>
+          <w:rFonts w:ascii="Calibri" w:hAnsi="Calibri" w:cs="Calibri"/>
+          <w:sz w:val="22"/>
+          <w:szCs w:val="22"/>
+        </w:rPr>
+        <w:t>.</w:t>
+      </w:r>
+    </w:p>
+    <w:p>
+      <w:pPr>
+        <w:ind w:left="720" w:hanging="720"/>
+        <w:rPr>
+          <w:rFonts w:ascii="Calibri" w:hAnsi="Calibri" w:cs="Calibri"/>
+          <w:sz w:val="22"/>
+          <w:szCs w:val="22"/>
+        </w:rPr>
+      </w:pPr>
+      <w:r>
+        <w:rPr>
+          <w:rFonts w:ascii="Calibri" w:hAnsi="Calibri" w:cs="Calibri"/>
+          <w:sz w:val="22"/>
+          <w:szCs w:val="22"/>
+        </w:rPr>
+        <w:t xml:space="preserve">Maeda, M., Shimada, T. and Ishihama, A. (2015) 'Strength and regulation of seven rRNA promoters in Escherichia coli', PLOS ONE, 10(12), p. e0144697. </w:t>
+      </w:r>
+      <w:hyperlink r:id="rId23" w:history="1">
+        <w:r>
+          <w:rPr>
+            <w:rStyle w:val="Hyperlink"/>
+            <w:rFonts w:ascii="Calibri" w:hAnsi="Calibri" w:cs="Calibri"/>
+            <w:sz w:val="22"/>
+            <w:szCs w:val="22"/>
+          </w:rPr>
+          <w:t>https://doi.org/10.1371/journal.pone.0144697</w:t>
+        </w:r>
+      </w:hyperlink>
+      <w:r>
+        <w:rPr>
+          <w:rFonts w:ascii="Calibri" w:hAnsi="Calibri" w:cs="Calibri"/>
+          <w:sz w:val="22"/>
+          <w:szCs w:val="22"/>
+        </w:rPr>
+        <w:t>.</w:t>
+      </w:r>
+    </w:p>
+    <w:p>
+      <w:pPr>
+        <w:ind w:left="720" w:hanging="720"/>
+        <w:rPr>
+          <w:rFonts w:ascii="Calibri" w:hAnsi="Calibri" w:cs="Calibri"/>
+          <w:sz w:val="22"/>
+          <w:szCs w:val="22"/>
+        </w:rPr>
+      </w:pPr>
+      <w:r>
+        <w:rPr>
+          <w:rFonts w:ascii="Calibri" w:hAnsi="Calibri" w:cs="Calibri"/>
+          <w:sz w:val="22"/>
+          <w:szCs w:val="22"/>
+        </w:rPr>
+        <w:t>Martin, P., DeMel, S., Shi, J., Gladysheva, T., Gatti, D.L., Rosen, B.P. and Edwards, B.F.P. (2001). Insights into the Structure, Solvation, and Mechanism of ArsC Arsenate Reductase, a Novel Arsenic Detoxification Enzyme. </w:t>
       </w:r>
       <w:r>
         <w:rPr>
@@ -8000,6 +8001,438 @@
           <w:sz w:val="22"/>
           <w:szCs w:val="22"/>
         </w:rPr>
+        <w:t>Structure</w:t>
+      </w:r>
+      <w:r>
+        <w:rPr>
+          <w:rFonts w:ascii="Calibri" w:hAnsi="Calibri" w:cs="Calibri"/>
+          <w:sz w:val="22"/>
+          <w:szCs w:val="22"/>
+        </w:rPr>
+        <w:t>, 9(11), pp.1071–1081. doi:https://doi.org/10.1016/s0969-2126(01)00672-4.</w:t>
+      </w:r>
+    </w:p>
+    <w:p>
+      <w:pPr>
+        <w:ind w:left="720" w:hanging="720"/>
+        <w:rPr>
+          <w:rFonts w:ascii="Calibri" w:hAnsi="Calibri" w:cs="Calibri"/>
+          <w:sz w:val="22"/>
+          <w:szCs w:val="22"/>
+        </w:rPr>
+      </w:pPr>
+      <w:r>
+        <w:rPr>
+          <w:rFonts w:ascii="Calibri" w:hAnsi="Calibri" w:cs="Calibri"/>
+          <w:sz w:val="22"/>
+          <w:szCs w:val="22"/>
+        </w:rPr>
+        <w:t>Meyer, D., Dimitriadou, E., Hornik, K., Weingessel, A., &amp; Leisch, F. (2023) e1071: Misc Functions of the Department of Statistics, Probability Theory Group. R package version 1.7-13.</w:t>
+      </w:r>
+    </w:p>
+    <w:p>
+      <w:pPr>
+        <w:ind w:left="720" w:hanging="720"/>
+        <w:rPr>
+          <w:rFonts w:ascii="Calibri" w:hAnsi="Calibri" w:cs="Calibri"/>
+          <w:sz w:val="22"/>
+          <w:szCs w:val="22"/>
+        </w:rPr>
+      </w:pPr>
+      <w:r>
+        <w:rPr>
+          <w:rFonts w:ascii="Calibri" w:hAnsi="Calibri" w:cs="Calibri"/>
+          <w:sz w:val="22"/>
+          <w:szCs w:val="22"/>
+        </w:rPr>
+        <w:t xml:space="preserve">Michel van Kempen, Kim, S., Tumescheit, C., Milot Mirdita, Lee, J., Cameron, Johannes Söding and Steinegger, M. (2023). Fast and accurate protein structure search with Foldseek. </w:t>
+      </w:r>
+      <w:r>
+        <w:rPr>
+          <w:rFonts w:ascii="Calibri" w:hAnsi="Calibri" w:cs="Calibri"/>
+          <w:i/>
+          <w:iCs/>
+          <w:sz w:val="22"/>
+          <w:szCs w:val="22"/>
+        </w:rPr>
+        <w:t>Nature Biotechnology</w:t>
+      </w:r>
+      <w:r>
+        <w:rPr>
+          <w:rFonts w:ascii="Calibri" w:hAnsi="Calibri" w:cs="Calibri"/>
+          <w:sz w:val="22"/>
+          <w:szCs w:val="22"/>
+        </w:rPr>
+        <w:t>, 42. doi:https://doi.org/10.1038/s41587-023-01773-0.</w:t>
+      </w:r>
+    </w:p>
+    <w:p>
+      <w:pPr>
+        <w:ind w:left="720" w:hanging="720"/>
+        <w:rPr>
+          <w:rFonts w:ascii="Calibri" w:hAnsi="Calibri" w:cs="Calibri"/>
+          <w:sz w:val="22"/>
+          <w:szCs w:val="22"/>
+        </w:rPr>
+      </w:pPr>
+      <w:r>
+        <w:rPr>
+          <w:rFonts w:ascii="Calibri" w:hAnsi="Calibri" w:cs="Calibri"/>
+          <w:sz w:val="22"/>
+          <w:szCs w:val="22"/>
+        </w:rPr>
+        <w:lastRenderedPageBreak/>
+        <w:t xml:space="preserve">Mirdita, M., Schütze, K., Moriwaki, Y., Heo, L., Ovchinnikov, S. and Steinegger, M. (2022). ColabFold: making protein folding accessible to all. </w:t>
+      </w:r>
+      <w:r>
+        <w:rPr>
+          <w:rFonts w:ascii="Calibri" w:hAnsi="Calibri" w:cs="Calibri"/>
+          <w:i/>
+          <w:iCs/>
+          <w:sz w:val="22"/>
+          <w:szCs w:val="22"/>
+        </w:rPr>
+        <w:t>Nature Methods</w:t>
+      </w:r>
+      <w:r>
+        <w:rPr>
+          <w:rFonts w:ascii="Calibri" w:hAnsi="Calibri" w:cs="Calibri"/>
+          <w:sz w:val="22"/>
+          <w:szCs w:val="22"/>
+        </w:rPr>
+        <w:t>, [online] 19(6), pp.1–4. doi:https://doi.org/10.1038/s41592-022-01488-1.</w:t>
+      </w:r>
+    </w:p>
+    <w:p>
+      <w:pPr>
+        <w:ind w:left="720" w:hanging="720"/>
+        <w:rPr>
+          <w:rFonts w:ascii="Calibri" w:hAnsi="Calibri" w:cs="Calibri"/>
+          <w:sz w:val="22"/>
+          <w:szCs w:val="22"/>
+        </w:rPr>
+      </w:pPr>
+      <w:r>
+        <w:rPr>
+          <w:rFonts w:ascii="Calibri" w:hAnsi="Calibri" w:cs="Calibri"/>
+          <w:sz w:val="22"/>
+          <w:szCs w:val="22"/>
+        </w:rPr>
+        <w:t>Olsen, L.R. (2022) groupdata2: Creating Groups and Folds for Data Analysis. R package version 2.0.2.</w:t>
+      </w:r>
+    </w:p>
+    <w:p>
+      <w:pPr>
+        <w:ind w:left="720" w:hanging="720"/>
+        <w:rPr>
+          <w:rFonts w:ascii="Calibri" w:hAnsi="Calibri" w:cs="Calibri"/>
+          <w:sz w:val="22"/>
+          <w:szCs w:val="22"/>
+        </w:rPr>
+      </w:pPr>
+      <w:r>
+        <w:rPr>
+          <w:rFonts w:ascii="Calibri" w:hAnsi="Calibri" w:cs="Calibri"/>
+          <w:sz w:val="22"/>
+          <w:szCs w:val="22"/>
+        </w:rPr>
+        <w:t xml:space="preserve">Paysan-Lafosse, T., Blum, M., Chuguransky, S., Grego, T., Pinto, B.L., Salazar, G., Bileschi, M., Bork, P., Bridge, A., Colwell, L., Gough, J., Haft, D., Letunić, I., Marchler-Bauer, A., Mi, H., Natale, D., Orengo, C., Pandurangan, A., Rivoire, C. and Sigrist, C.J.A. (2022). InterPro in 2022. </w:t>
+      </w:r>
+      <w:r>
+        <w:rPr>
+          <w:rFonts w:ascii="Calibri" w:hAnsi="Calibri" w:cs="Calibri"/>
+          <w:i/>
+          <w:iCs/>
+          <w:sz w:val="22"/>
+          <w:szCs w:val="22"/>
+        </w:rPr>
+        <w:t>Nucleic Acids Research</w:t>
+      </w:r>
+      <w:r>
+        <w:rPr>
+          <w:rFonts w:ascii="Calibri" w:hAnsi="Calibri" w:cs="Calibri"/>
+          <w:sz w:val="22"/>
+          <w:szCs w:val="22"/>
+        </w:rPr>
+        <w:t>, 51(D1).</w:t>
+      </w:r>
+    </w:p>
+    <w:p>
+      <w:pPr>
+        <w:ind w:left="720" w:hanging="720"/>
+        <w:rPr>
+          <w:rFonts w:ascii="Calibri" w:hAnsi="Calibri" w:cs="Calibri"/>
+          <w:sz w:val="22"/>
+          <w:szCs w:val="22"/>
+        </w:rPr>
+      </w:pPr>
+      <w:r>
+        <w:rPr>
+          <w:rFonts w:ascii="Calibri" w:hAnsi="Calibri" w:cs="Calibri"/>
+          <w:sz w:val="22"/>
+          <w:szCs w:val="22"/>
+        </w:rPr>
+        <w:t>Phillippy, A.M., Schatz, M.C. and Pop, M. (2008) 'Genome assembly forensics: finding the elusive mis-assembly', Genome Biology, 9(3), p. R55. https://doi.org/10.1186/gb-2008-9-3-r55</w:t>
+      </w:r>
+      <w:r>
+        <w:rPr>
+          <w:rFonts w:ascii="Calibri" w:hAnsi="Calibri" w:cs="Calibri"/>
+          <w:sz w:val="22"/>
+          <w:szCs w:val="22"/>
+        </w:rPr>
+        <w:t>.</w:t>
+      </w:r>
+    </w:p>
+    <w:p>
+      <w:pPr>
+        <w:ind w:left="720" w:hanging="720"/>
+        <w:rPr>
+          <w:rFonts w:ascii="Calibri" w:hAnsi="Calibri" w:cs="Calibri"/>
+          <w:sz w:val="22"/>
+          <w:szCs w:val="22"/>
+        </w:rPr>
+      </w:pPr>
+      <w:r>
+        <w:rPr>
+          <w:rFonts w:ascii="Calibri" w:hAnsi="Calibri" w:cs="Calibri"/>
+          <w:sz w:val="22"/>
+          <w:szCs w:val="22"/>
+        </w:rPr>
+        <w:t>Schrödinger, LLC (2025) The PyMOL Molecular Graphics System, Version 3.1. Available at: https://www.pymol.org/ (Accessed: 3 April 2026).</w:t>
+      </w:r>
+    </w:p>
+    <w:p>
+      <w:pPr>
+        <w:ind w:left="720" w:hanging="720"/>
+        <w:rPr>
+          <w:rFonts w:ascii="Calibri" w:hAnsi="Calibri" w:cs="Calibri"/>
+          <w:sz w:val="22"/>
+          <w:szCs w:val="22"/>
+        </w:rPr>
+      </w:pPr>
+      <w:r>
+        <w:rPr>
+          <w:rFonts w:ascii="Calibri" w:hAnsi="Calibri" w:cs="Calibri"/>
+          <w:sz w:val="22"/>
+          <w:szCs w:val="22"/>
+        </w:rPr>
+        <w:t>Schwengers, O., Jelonek, L., Dieckmann, M.A., Beyvers, S., Blom, J. and Goesmann, A. (2021) 'Bakta: rapid and standardized annotation of bacterial genomes via alignment-free sequence identification', Microbial Genomics, 7(11), p. 000685. https://doi.org/10.1099/mgen.0.000685</w:t>
+      </w:r>
+      <w:r>
+        <w:rPr>
+          <w:rFonts w:ascii="Calibri" w:hAnsi="Calibri" w:cs="Calibri"/>
+          <w:sz w:val="22"/>
+          <w:szCs w:val="22"/>
+        </w:rPr>
+        <w:t>.</w:t>
+      </w:r>
+    </w:p>
+    <w:p>
+      <w:pPr>
+        <w:ind w:left="720" w:hanging="720"/>
+        <w:rPr>
+          <w:rFonts w:ascii="Calibri" w:hAnsi="Calibri" w:cs="Calibri"/>
+          <w:sz w:val="22"/>
+          <w:szCs w:val="22"/>
+        </w:rPr>
+      </w:pPr>
+      <w:r>
+        <w:rPr>
+          <w:rFonts w:ascii="Calibri" w:hAnsi="Calibri" w:cs="Calibri"/>
+          <w:sz w:val="22"/>
+          <w:szCs w:val="22"/>
+        </w:rPr>
+        <w:t xml:space="preserve">Seemann, T. (2014) 'Prokka: rapid prokaryotic genome annotation', Bioinformatics, 30(14), pp. 2068–2069. </w:t>
+      </w:r>
+      <w:hyperlink r:id="rId24" w:history="1">
+        <w:r>
+          <w:rPr>
+            <w:rStyle w:val="Hyperlink"/>
+            <w:rFonts w:ascii="Calibri" w:hAnsi="Calibri" w:cs="Calibri"/>
+            <w:sz w:val="22"/>
+            <w:szCs w:val="22"/>
+          </w:rPr>
+          <w:t>https://doi.org/10.1093/bioinformatics/btu153</w:t>
+        </w:r>
+      </w:hyperlink>
+      <w:r>
+        <w:rPr>
+          <w:rFonts w:ascii="Calibri" w:hAnsi="Calibri" w:cs="Calibri"/>
+          <w:sz w:val="22"/>
+          <w:szCs w:val="22"/>
+        </w:rPr>
+        <w:t>.</w:t>
+      </w:r>
+    </w:p>
+    <w:p>
+      <w:pPr>
+        <w:ind w:left="720" w:hanging="720"/>
+        <w:rPr>
+          <w:rFonts w:ascii="Calibri" w:hAnsi="Calibri" w:cs="Calibri"/>
+          <w:sz w:val="22"/>
+          <w:szCs w:val="22"/>
+        </w:rPr>
+      </w:pPr>
+      <w:r>
+        <w:rPr>
+          <w:rFonts w:ascii="Calibri" w:hAnsi="Calibri" w:cs="Calibri"/>
+          <w:sz w:val="22"/>
+          <w:szCs w:val="22"/>
+        </w:rPr>
+        <w:t>Silva, L.E., Souza, T.B., Silva, N.P. and Scaletsky, I.C. (2014). Detection and genetic analysis of the enteroaggregative Escherichia coli heat-stable enterotoxin (EAST1) gene in clinical isolates of enteropathogenic Escherichia coli (EPEC) strains. </w:t>
+      </w:r>
+      <w:r>
+        <w:rPr>
+          <w:rFonts w:ascii="Calibri" w:hAnsi="Calibri" w:cs="Calibri"/>
+          <w:i/>
+          <w:iCs/>
+          <w:sz w:val="22"/>
+          <w:szCs w:val="22"/>
+        </w:rPr>
+        <w:t>BMC Microbiology</w:t>
+      </w:r>
+      <w:r>
+        <w:rPr>
+          <w:rFonts w:ascii="Calibri" w:hAnsi="Calibri" w:cs="Calibri"/>
+          <w:sz w:val="22"/>
+          <w:szCs w:val="22"/>
+        </w:rPr>
+        <w:t>, 14(1), p.135. doi:https://doi.org/10.1186/1471-2180-14-135.</w:t>
+      </w:r>
+    </w:p>
+    <w:p>
+      <w:pPr>
+        <w:ind w:left="720" w:hanging="720"/>
+        <w:rPr>
+          <w:rFonts w:ascii="Calibri" w:hAnsi="Calibri" w:cs="Calibri"/>
+          <w:sz w:val="22"/>
+          <w:szCs w:val="22"/>
+        </w:rPr>
+      </w:pPr>
+      <w:r>
+        <w:rPr>
+          <w:rFonts w:ascii="Calibri" w:hAnsi="Calibri" w:cs="Calibri"/>
+          <w:sz w:val="22"/>
+          <w:szCs w:val="22"/>
+        </w:rPr>
+        <w:t>Stevens, A.O. and He, Y. (2022). Benchmarking the Accuracy of AlphaFold 2 in Loop Structure Prediction. </w:t>
+      </w:r>
+      <w:r>
+        <w:rPr>
+          <w:rFonts w:ascii="Calibri" w:hAnsi="Calibri" w:cs="Calibri"/>
+          <w:i/>
+          <w:iCs/>
+          <w:sz w:val="22"/>
+          <w:szCs w:val="22"/>
+        </w:rPr>
+        <w:t>Biomolecules</w:t>
+      </w:r>
+      <w:r>
+        <w:rPr>
+          <w:rFonts w:ascii="Calibri" w:hAnsi="Calibri" w:cs="Calibri"/>
+          <w:sz w:val="22"/>
+          <w:szCs w:val="22"/>
+        </w:rPr>
+        <w:t>, 12(7), p.985. doi:https://doi.org/10.3390/biom12070985.</w:t>
+      </w:r>
+    </w:p>
+    <w:p>
+      <w:pPr>
+        <w:ind w:left="720" w:hanging="720"/>
+        <w:rPr>
+          <w:rFonts w:ascii="Calibri" w:hAnsi="Calibri" w:cs="Calibri"/>
+          <w:sz w:val="22"/>
+          <w:szCs w:val="22"/>
+        </w:rPr>
+      </w:pPr>
+      <w:r>
+        <w:rPr>
+          <w:rFonts w:ascii="Calibri" w:hAnsi="Calibri" w:cs="Calibri"/>
+          <w:sz w:val="22"/>
+          <w:szCs w:val="22"/>
+        </w:rPr>
+        <w:t xml:space="preserve">Varadi, M., Anyango, S., Deshpande, M., Nair, S., Natassia, C., Yordanova, G., Yuan, D., Stroe, O., Wood, G., Laydon, A., Žídek, A., Green, T., Tunyasuvunakool, K., Petersen, S., Jumper, J., Clancy, E., Green, R., Vora, A., Lutfi, M. and Figurnov, M. (2021). AlphaFold Protein Structure Database: massively expanding the structural coverage of protein-sequence space with high-accuracy models. </w:t>
+      </w:r>
+      <w:r>
+        <w:rPr>
+          <w:rFonts w:ascii="Calibri" w:hAnsi="Calibri" w:cs="Calibri"/>
+          <w:i/>
+          <w:iCs/>
+          <w:sz w:val="22"/>
+          <w:szCs w:val="22"/>
+        </w:rPr>
+        <w:t>Nucleic Acids Research</w:t>
+      </w:r>
+      <w:r>
+        <w:rPr>
+          <w:rFonts w:ascii="Calibri" w:hAnsi="Calibri" w:cs="Calibri"/>
+          <w:sz w:val="22"/>
+          <w:szCs w:val="22"/>
+        </w:rPr>
+        <w:t>, 50(D1).</w:t>
+      </w:r>
+    </w:p>
+    <w:p>
+      <w:pPr>
+        <w:ind w:left="720" w:hanging="720"/>
+        <w:rPr>
+          <w:rFonts w:ascii="Calibri" w:hAnsi="Calibri" w:cs="Calibri"/>
+          <w:sz w:val="22"/>
+          <w:szCs w:val="22"/>
+        </w:rPr>
+      </w:pPr>
+      <w:r>
+        <w:rPr>
+          <w:rFonts w:ascii="Calibri" w:hAnsi="Calibri" w:cs="Calibri"/>
+          <w:sz w:val="22"/>
+          <w:szCs w:val="22"/>
+        </w:rPr>
+        <w:t>Venables, W.N. and Ripley, B.D. (2002) Modern Applied Statistics with S. 4th edn. New York: Springer.</w:t>
+      </w:r>
+    </w:p>
+    <w:p>
+      <w:pPr>
+        <w:ind w:left="720" w:hanging="720"/>
+        <w:rPr>
+          <w:rFonts w:ascii="Calibri" w:hAnsi="Calibri" w:cs="Calibri"/>
+          <w:sz w:val="22"/>
+          <w:szCs w:val="22"/>
+        </w:rPr>
+      </w:pPr>
+      <w:r>
+        <w:rPr>
+          <w:rFonts w:ascii="Calibri" w:hAnsi="Calibri" w:cs="Calibri"/>
+          <w:sz w:val="22"/>
+          <w:szCs w:val="22"/>
+        </w:rPr>
+        <w:t>Wickham, H. (2016) ggplot2: Elegant Graphics for Data Analysis. New York: Springer-Verlag.</w:t>
+      </w:r>
+    </w:p>
+    <w:p>
+      <w:pPr>
+        <w:ind w:left="720" w:hanging="720"/>
+        <w:rPr>
+          <w:rFonts w:ascii="Calibri" w:hAnsi="Calibri" w:cs="Calibri"/>
+          <w:sz w:val="22"/>
+          <w:szCs w:val="22"/>
+        </w:rPr>
+      </w:pPr>
+      <w:r>
+        <w:rPr>
+          <w:rFonts w:ascii="Calibri" w:hAnsi="Calibri" w:cs="Calibri"/>
+          <w:sz w:val="22"/>
+          <w:szCs w:val="22"/>
+        </w:rPr>
+        <w:t xml:space="preserve">Zhang, A., Rimsky, S., Reaban, M.E., Buc, H. and Belfort, M. (1996b). Escherichia coli protein analogs StpA and H-NS: regulatory loops, similar and disparate effects on nucleic acid dynamics. </w:t>
+      </w:r>
+      <w:r>
+        <w:rPr>
+          <w:rFonts w:ascii="Calibri" w:hAnsi="Calibri" w:cs="Calibri"/>
+          <w:i/>
+          <w:iCs/>
+          <w:sz w:val="22"/>
+          <w:szCs w:val="22"/>
+        </w:rPr>
         <w:t>The EMBO Journal</w:t>
       </w:r>
       <w:r>
@@ -8008,8 +8441,156 @@
           <w:sz w:val="22"/>
           <w:szCs w:val="22"/>
         </w:rPr>
-        <w:t>, [online] 15(6), p.1340. Available at: https://pmc.ncbi.nlm.nih.gov/articles/PMC450038/.</w:t>
-      </w:r>
+        <w:t xml:space="preserve">, [online] 15(6), p.1340. Available at: </w:t>
+      </w:r>
+      <w:hyperlink r:id="rId25" w:history="1">
+        <w:r>
+          <w:rPr>
+            <w:rStyle w:val="Hyperlink"/>
+            <w:rFonts w:ascii="Calibri" w:hAnsi="Calibri" w:cs="Calibri"/>
+            <w:sz w:val="22"/>
+            <w:szCs w:val="22"/>
+          </w:rPr>
+          <w:t>https://pmc.ncbi.nlm.nih.gov/articles/PMC450038/</w:t>
+        </w:r>
+      </w:hyperlink>
+      <w:r>
+        <w:rPr>
+          <w:rFonts w:ascii="Calibri" w:hAnsi="Calibri" w:cs="Calibri"/>
+          <w:sz w:val="22"/>
+          <w:szCs w:val="22"/>
+        </w:rPr>
+        <w:t>.</w:t>
+      </w:r>
+    </w:p>
+    <w:p>
+      <w:pPr>
+        <w:ind w:left="720" w:hanging="720"/>
+        <w:rPr>
+          <w:rFonts w:ascii="Calibri" w:hAnsi="Calibri" w:cs="Calibri"/>
+          <w:sz w:val="22"/>
+          <w:szCs w:val="22"/>
+        </w:rPr>
+      </w:pPr>
+      <w:r>
+        <w:rPr>
+          <w:rFonts w:ascii="Calibri" w:hAnsi="Calibri" w:cs="Calibri"/>
+          <w:sz w:val="22"/>
+          <w:szCs w:val="22"/>
+        </w:rPr>
+        <w:lastRenderedPageBreak/>
+        <w:t>Zhou, Z., White, K.N., Polissi, A., Georgopoulos, C. and Christian (1998). Function of Escherichia coli MsbA, an Essential ABC Family Transporter, in Lipid A and Phospholipid Biosynthesis. </w:t>
+      </w:r>
+      <w:r>
+        <w:rPr>
+          <w:rFonts w:ascii="Calibri" w:hAnsi="Calibri" w:cs="Calibri"/>
+          <w:i/>
+          <w:iCs/>
+          <w:sz w:val="22"/>
+          <w:szCs w:val="22"/>
+        </w:rPr>
+        <w:t>Journal of Biological Chemistry</w:t>
+      </w:r>
+      <w:r>
+        <w:rPr>
+          <w:rFonts w:ascii="Calibri" w:hAnsi="Calibri" w:cs="Calibri"/>
+          <w:sz w:val="22"/>
+          <w:szCs w:val="22"/>
+        </w:rPr>
+        <w:t>, 273(20), pp.12466–12475. doi:https://doi.org/10.1074/jbc.273.20.12466.</w:t>
+      </w:r>
+    </w:p>
+    <w:p>
+      <w:pPr>
+        <w:ind w:left="720" w:hanging="720"/>
+        <w:rPr>
+          <w:rFonts w:ascii="Calibri" w:hAnsi="Calibri" w:cs="Calibri"/>
+          <w:sz w:val="22"/>
+          <w:szCs w:val="22"/>
+        </w:rPr>
+      </w:pPr>
+      <w:r>
+        <w:rPr>
+          <w:rFonts w:ascii="Calibri" w:hAnsi="Calibri" w:cs="Calibri"/>
+          <w:sz w:val="22"/>
+          <w:szCs w:val="22"/>
+        </w:rPr>
+        <w:t>Zuo, J., Yin, H., Hu, J., Miao, J., Chen, Z., Qi, K., Wang, Z., Gong, J., Phouthapane, V., Jiang, W., Mi, R., huang, Y., Wang, C. and Han, X. (2019). Lsr operon is associated with AI-2 transfer and pathogenicity in avian pathogenic Escherichia coli. </w:t>
+      </w:r>
+      <w:r>
+        <w:rPr>
+          <w:rFonts w:ascii="Calibri" w:hAnsi="Calibri" w:cs="Calibri"/>
+          <w:i/>
+          <w:iCs/>
+          <w:sz w:val="22"/>
+          <w:szCs w:val="22"/>
+        </w:rPr>
+        <w:t>Veterinary Research</w:t>
+      </w:r>
+      <w:r>
+        <w:rPr>
+          <w:rFonts w:ascii="Calibri" w:hAnsi="Calibri" w:cs="Calibri"/>
+          <w:sz w:val="22"/>
+          <w:szCs w:val="22"/>
+        </w:rPr>
+        <w:t>, 50(1). doi:https://doi.org/10.1186/s13567-019-0725-0.</w:t>
+      </w:r>
+    </w:p>
+    <w:p>
+      <w:pPr>
+        <w:ind w:left="720" w:hanging="720"/>
+        <w:rPr>
+          <w:rFonts w:ascii="Calibri" w:hAnsi="Calibri" w:cs="Calibri"/>
+          <w:sz w:val="22"/>
+          <w:szCs w:val="22"/>
+        </w:rPr>
+      </w:pPr>
+      <w:r>
+        <w:rPr>
+          <w:rFonts w:ascii="Calibri" w:hAnsi="Calibri" w:cs="Calibri"/>
+          <w:sz w:val="22"/>
+          <w:szCs w:val="22"/>
+        </w:rPr>
+        <w:t>‌</w:t>
+      </w:r>
+    </w:p>
+    <w:p>
+      <w:pPr>
+        <w:ind w:left="720" w:hanging="720"/>
+        <w:rPr>
+          <w:rFonts w:ascii="Calibri" w:hAnsi="Calibri" w:cs="Calibri"/>
+          <w:sz w:val="22"/>
+          <w:szCs w:val="22"/>
+        </w:rPr>
+      </w:pPr>
+    </w:p>
+    <w:p>
+      <w:pPr>
+        <w:ind w:left="720" w:hanging="720"/>
+        <w:rPr>
+          <w:rFonts w:ascii="Calibri" w:hAnsi="Calibri" w:cs="Calibri"/>
+          <w:sz w:val="22"/>
+          <w:szCs w:val="22"/>
+        </w:rPr>
+      </w:pPr>
+      <w:r>
+        <w:rPr>
+          <w:rFonts w:ascii="Calibri" w:hAnsi="Calibri" w:cs="Calibri"/>
+          <w:sz w:val="22"/>
+          <w:szCs w:val="22"/>
+        </w:rPr>
+        <w:t>‌</w:t>
+      </w:r>
+    </w:p>
+    <w:p>
+      <w:pPr>
+        <w:ind w:left="720" w:hanging="720"/>
+        <w:rPr>
+          <w:rFonts w:ascii="Calibri" w:hAnsi="Calibri" w:cs="Calibri"/>
+          <w:sz w:val="22"/>
+          <w:szCs w:val="22"/>
+        </w:rPr>
+      </w:pPr>
     </w:p>
     <w:p>
       <w:pPr>
@@ -8065,7 +8646,7 @@
         </w:rPr>
         <w:t xml:space="preserve">All codes and outputs are available on the public GitHub repository accessible via </w:t>
       </w:r>
-      <w:hyperlink r:id="rId23" w:history="1">
+      <w:hyperlink r:id="rId26" w:history="1">
         <w:r>
           <w:rPr>
             <w:rStyle w:val="Hyperlink"/>
@@ -8141,9 +8722,9 @@
           <w:szCs w:val="22"/>
         </w:rPr>
         <w:drawing>
-          <wp:inline distT="0" distB="0" distL="0" distR="0" wp14:anchorId="6B9AB860" wp14:editId="29A01E4E">
-            <wp:extent cx="3962400" cy="2235200"/>
-            <wp:effectExtent l="0" t="0" r="0" b="0"/>
+          <wp:inline distT="0" distB="0" distL="0" distR="0" wp14:anchorId="6B9AB860" wp14:editId="350F1A95">
+            <wp:extent cx="4108739" cy="2317750"/>
+            <wp:effectExtent l="0" t="0" r="6350" b="6350"/>
             <wp:docPr id="1445865387" name="Picture 25"/>
             <wp:cNvGraphicFramePr>
               <a:graphicFrameLocks xmlns:a="http://schemas.openxmlformats.org/drawingml/2006/main" noChangeAspect="1"/>
@@ -8173,7 +8754,7 @@
                   <pic:spPr bwMode="auto">
                     <a:xfrm>
                       <a:off x="0" y="0"/>
-                      <a:ext cx="3962400" cy="2235200"/>
+                      <a:ext cx="4117012" cy="2322417"/>
                     </a:xfrm>
                     <a:prstGeom prst="rect">
                       <a:avLst/>
@@ -8404,7 +8985,6 @@
           <w:szCs w:val="22"/>
           <w:bdr w:val="none" w:sz="0" w:space="0" w:color="auto" w:frame="1"/>
         </w:rPr>
-        <w:lastRenderedPageBreak/>
         <w:drawing>
           <wp:inline distT="0" distB="0" distL="0" distR="0" wp14:anchorId="1776A5C0" wp14:editId="5794C502">
             <wp:extent cx="4174886" cy="2381693"/>
@@ -8423,7 +9003,7 @@
                     </pic:cNvPicPr>
                   </pic:nvPicPr>
                   <pic:blipFill>
-                    <a:blip r:embed="rId24">
+                    <a:blip r:embed="rId27">
                       <a:extLst>
                         <a:ext uri="{28A0092B-C50C-407E-A947-70E740481C1C}">
                           <a14:useLocalDpi xmlns:a14="http://schemas.microsoft.com/office/drawing/2010/main" val="0"/>
@@ -8482,16 +9062,6 @@
           <w:szCs w:val="22"/>
         </w:rPr>
       </w:pPr>
-    </w:p>
-    <w:p>
-      <w:pPr>
-        <w:jc w:val="center"/>
-        <w:rPr>
-          <w:rFonts w:ascii="Calibri" w:hAnsi="Calibri" w:cs="Calibri"/>
-          <w:sz w:val="22"/>
-          <w:szCs w:val="22"/>
-        </w:rPr>
-      </w:pPr>
       <w:r>
         <w:rPr>
           <w:rFonts w:ascii="Calibri" w:hAnsi="Calibri" w:cs="Calibri"/>
@@ -8519,7 +9089,7 @@
                     </pic:cNvPicPr>
                   </pic:nvPicPr>
                   <pic:blipFill>
-                    <a:blip r:embed="rId25">
+                    <a:blip r:embed="rId28">
                       <a:extLst>
                         <a:ext uri="{28A0092B-C50C-407E-A947-70E740481C1C}">
                           <a14:useLocalDpi xmlns:a14="http://schemas.microsoft.com/office/drawing/2010/main" val="0"/>
@@ -8742,7 +9312,7 @@
                 <w:szCs w:val="22"/>
               </w:rPr>
               <w:drawing>
-                <wp:inline distT="0" distB="0" distL="0" distR="0" wp14:anchorId="46ACBBEE" wp14:editId="17A42158">
+                <wp:inline distT="0" distB="0" distL="0" distR="0" wp14:anchorId="46ACBBEE" wp14:editId="1F44DF1F">
                   <wp:extent cx="1854200" cy="1016000"/>
                   <wp:effectExtent l="0" t="0" r="0" b="0"/>
                   <wp:docPr id="805917642" name="Picture 15"/>
@@ -8759,7 +9329,7 @@
                           </pic:cNvPicPr>
                         </pic:nvPicPr>
                         <pic:blipFill rotWithShape="1">
-                          <a:blip r:embed="rId26" cstate="print">
+                          <a:blip r:embed="rId29" cstate="print">
                             <a:extLst>
                               <a:ext uri="{28A0092B-C50C-407E-A947-70E740481C1C}">
                                 <a14:useLocalDpi xmlns:a14="http://schemas.microsoft.com/office/drawing/2010/main" val="0"/>
@@ -8838,7 +9408,7 @@
                 <w:szCs w:val="22"/>
               </w:rPr>
               <w:drawing>
-                <wp:inline distT="0" distB="0" distL="0" distR="0" wp14:anchorId="3A5F873A" wp14:editId="29BECBFB">
+                <wp:inline distT="0" distB="0" distL="0" distR="0" wp14:anchorId="3A5F873A" wp14:editId="19B065FA">
                   <wp:extent cx="2222500" cy="1686560"/>
                   <wp:effectExtent l="0" t="0" r="6350" b="8890"/>
                   <wp:docPr id="1621839792" name="Picture 16"/>
@@ -8855,7 +9425,7 @@
                           </pic:cNvPicPr>
                         </pic:nvPicPr>
                         <pic:blipFill rotWithShape="1">
-                          <a:blip r:embed="rId27" cstate="print">
+                          <a:blip r:embed="rId30" cstate="print">
                             <a:extLst>
                               <a:ext uri="{28A0092B-C50C-407E-A947-70E740481C1C}">
                                 <a14:useLocalDpi xmlns:a14="http://schemas.microsoft.com/office/drawing/2010/main" val="0"/>
@@ -8942,7 +9512,7 @@
                 <w:szCs w:val="22"/>
               </w:rPr>
               <w:drawing>
-                <wp:inline distT="0" distB="0" distL="0" distR="0" wp14:anchorId="3A6CCED5" wp14:editId="7549C2B0">
+                <wp:inline distT="0" distB="0" distL="0" distR="0" wp14:anchorId="3A6CCED5" wp14:editId="0C970BE7">
                   <wp:extent cx="2228850" cy="1498600"/>
                   <wp:effectExtent l="0" t="0" r="0" b="6350"/>
                   <wp:docPr id="1540233185" name="Picture 19"/>
@@ -8959,7 +9529,7 @@
                           </pic:cNvPicPr>
                         </pic:nvPicPr>
                         <pic:blipFill rotWithShape="1">
-                          <a:blip r:embed="rId28" cstate="print">
+                          <a:blip r:embed="rId31" cstate="print">
                             <a:extLst>
                               <a:ext uri="{28A0092B-C50C-407E-A947-70E740481C1C}">
                                 <a14:useLocalDpi xmlns:a14="http://schemas.microsoft.com/office/drawing/2010/main" val="0"/>
@@ -9018,7 +9588,7 @@
                 <w:szCs w:val="22"/>
               </w:rPr>
               <w:drawing>
-                <wp:inline distT="0" distB="0" distL="0" distR="0" wp14:anchorId="04E1079B" wp14:editId="49CDBFF4">
+                <wp:inline distT="0" distB="0" distL="0" distR="0" wp14:anchorId="04E1079B" wp14:editId="5AB27DF5">
                   <wp:extent cx="2451100" cy="1764030"/>
                   <wp:effectExtent l="0" t="0" r="6350" b="7620"/>
                   <wp:docPr id="945638046" name="Picture 17"/>
@@ -9035,7 +9605,7 @@
                           </pic:cNvPicPr>
                         </pic:nvPicPr>
                         <pic:blipFill rotWithShape="1">
-                          <a:blip r:embed="rId29" cstate="print">
+                          <a:blip r:embed="rId32" cstate="print">
                             <a:extLst>
                               <a:ext uri="{28A0092B-C50C-407E-A947-70E740481C1C}">
                                 <a14:useLocalDpi xmlns:a14="http://schemas.microsoft.com/office/drawing/2010/main" val="0"/>
@@ -10484,7 +11054,7 @@
           <w:szCs w:val="22"/>
         </w:rPr>
       </w:pPr>
-      <w:hyperlink r:id="rId30" w:tgtFrame="_blank" w:history="1">
+      <w:hyperlink r:id="rId33" w:tgtFrame="_blank" w:history="1">
         <w:r>
           <w:rPr>
             <w:rStyle w:val="Hyperlink"/>
@@ -14142,7 +14712,6 @@
   <w:style w:type="character" w:default="1" w:styleId="DefaultParagraphFont">
     <w:name w:val="Default Paragraph Font"/>
     <w:uiPriority w:val="1"/>
-    <w:semiHidden/>
     <w:unhideWhenUsed/>
   </w:style>
   <w:style w:type="table" w:default="1" w:styleId="TableNormal">
